--- a/Projektarbeit_DBWE_Scooter_Andreas_20260321.docx
+++ b/Projektarbeit_DBWE_Scooter_Andreas_20260321.docx
@@ -1296,7 +1296,6 @@
               <w:pPr>
                 <w:pStyle w:val="Verzeichnis1"/>
                 <w:tabs>
-                  <w:tab w:val="left" w:pos="440"/>
                   <w:tab w:val="right" w:leader="dot" w:pos="9060"/>
                 </w:tabs>
                 <w:rPr>
@@ -1326,33 +1325,14 @@
                 </w:rPr>
                 <w:fldChar w:fldCharType="separate"/>
               </w:r>
-              <w:hyperlink w:anchor="_Toc225035020" w:history="1">
+              <w:hyperlink w:anchor="_Toc225105937" w:history="1">
                 <w:r>
                   <w:rPr>
                     <w:rStyle w:val="Hyperlink"/>
                     <w:rFonts w:ascii="Arial" w:hAnsi="Arial" w:cs="Arial"/>
                     <w:noProof/>
                   </w:rPr>
-                  <w:t>1.</w:t>
-                </w:r>
-                <w:r>
-                  <w:rPr>
-                    <w:rFonts w:eastAsiaTheme="minorEastAsia"/>
-                    <w:noProof/>
-                    <w:sz w:val="24"/>
-                    <w:szCs w:val="24"/>
-                    <w:lang w:eastAsia="de-CH"/>
-                    <w14:ligatures w14:val="standardContextual"/>
-                  </w:rPr>
-                  <w:tab/>
-                </w:r>
-                <w:r>
-                  <w:rPr>
-                    <w:rStyle w:val="Hyperlink"/>
-                    <w:rFonts w:ascii="Arial" w:hAnsi="Arial" w:cs="Arial"/>
-                    <w:noProof/>
-                  </w:rPr>
-                  <w:t>Ausgangslage</w:t>
+                  <w:t>1. Ausgangslage</w:t>
                 </w:r>
                 <w:r>
                   <w:rPr>
@@ -1373,7 +1353,7 @@
                     <w:noProof/>
                     <w:webHidden/>
                   </w:rPr>
-                  <w:instrText xml:space="preserve"> PAGEREF _Toc225035020 \h </w:instrText>
+                  <w:instrText xml:space="preserve"> PAGEREF _Toc225105937 \h </w:instrText>
                 </w:r>
                 <w:r>
                   <w:rPr>
@@ -1408,7 +1388,6 @@
               <w:pPr>
                 <w:pStyle w:val="Verzeichnis1"/>
                 <w:tabs>
-                  <w:tab w:val="left" w:pos="440"/>
                   <w:tab w:val="right" w:leader="dot" w:pos="9060"/>
                 </w:tabs>
                 <w:rPr>
@@ -1420,33 +1399,14 @@
                   <w14:ligatures w14:val="standardContextual"/>
                 </w:rPr>
               </w:pPr>
-              <w:hyperlink w:anchor="_Toc225035021" w:history="1">
+              <w:hyperlink w:anchor="_Toc225105938" w:history="1">
                 <w:r>
                   <w:rPr>
                     <w:rStyle w:val="Hyperlink"/>
                     <w:rFonts w:ascii="Arial" w:hAnsi="Arial" w:cs="Arial"/>
                     <w:noProof/>
                   </w:rPr>
-                  <w:t>2.</w:t>
-                </w:r>
-                <w:r>
-                  <w:rPr>
-                    <w:rFonts w:eastAsiaTheme="minorEastAsia"/>
-                    <w:noProof/>
-                    <w:sz w:val="24"/>
-                    <w:szCs w:val="24"/>
-                    <w:lang w:eastAsia="de-CH"/>
-                    <w14:ligatures w14:val="standardContextual"/>
-                  </w:rPr>
-                  <w:tab/>
-                </w:r>
-                <w:r>
-                  <w:rPr>
-                    <w:rStyle w:val="Hyperlink"/>
-                    <w:rFonts w:ascii="Arial" w:hAnsi="Arial" w:cs="Arial"/>
-                    <w:noProof/>
-                  </w:rPr>
-                  <w:t>Management Summary</w:t>
+                  <w:t>2. Management Summary</w:t>
                 </w:r>
                 <w:r>
                   <w:rPr>
@@ -1467,7 +1427,7 @@
                     <w:noProof/>
                     <w:webHidden/>
                   </w:rPr>
-                  <w:instrText xml:space="preserve"> PAGEREF _Toc225035021 \h </w:instrText>
+                  <w:instrText xml:space="preserve"> PAGEREF _Toc225105938 \h </w:instrText>
                 </w:r>
                 <w:r>
                   <w:rPr>
@@ -1502,7 +1462,6 @@
               <w:pPr>
                 <w:pStyle w:val="Verzeichnis1"/>
                 <w:tabs>
-                  <w:tab w:val="left" w:pos="440"/>
                   <w:tab w:val="right" w:leader="dot" w:pos="9060"/>
                 </w:tabs>
                 <w:rPr>
@@ -1514,33 +1473,14 @@
                   <w14:ligatures w14:val="standardContextual"/>
                 </w:rPr>
               </w:pPr>
-              <w:hyperlink w:anchor="_Toc225035022" w:history="1">
+              <w:hyperlink w:anchor="_Toc225105939" w:history="1">
                 <w:r>
                   <w:rPr>
                     <w:rStyle w:val="Hyperlink"/>
                     <w:rFonts w:ascii="Arial" w:hAnsi="Arial" w:cs="Arial"/>
                     <w:noProof/>
                   </w:rPr>
-                  <w:t>3.</w:t>
-                </w:r>
-                <w:r>
-                  <w:rPr>
-                    <w:rFonts w:eastAsiaTheme="minorEastAsia"/>
-                    <w:noProof/>
-                    <w:sz w:val="24"/>
-                    <w:szCs w:val="24"/>
-                    <w:lang w:eastAsia="de-CH"/>
-                    <w14:ligatures w14:val="standardContextual"/>
-                  </w:rPr>
-                  <w:tab/>
-                </w:r>
-                <w:r>
-                  <w:rPr>
-                    <w:rStyle w:val="Hyperlink"/>
-                    <w:rFonts w:ascii="Arial" w:hAnsi="Arial" w:cs="Arial"/>
-                    <w:noProof/>
-                  </w:rPr>
-                  <w:t>Zielsetzung</w:t>
+                  <w:t>3. Zielsetzung</w:t>
                 </w:r>
                 <w:r>
                   <w:rPr>
@@ -1561,7 +1501,7 @@
                     <w:noProof/>
                     <w:webHidden/>
                   </w:rPr>
-                  <w:instrText xml:space="preserve"> PAGEREF _Toc225035022 \h </w:instrText>
+                  <w:instrText xml:space="preserve"> PAGEREF _Toc225105939 \h </w:instrText>
                 </w:r>
                 <w:r>
                   <w:rPr>
@@ -1596,7 +1536,6 @@
               <w:pPr>
                 <w:pStyle w:val="Verzeichnis1"/>
                 <w:tabs>
-                  <w:tab w:val="left" w:pos="440"/>
                   <w:tab w:val="right" w:leader="dot" w:pos="9060"/>
                 </w:tabs>
                 <w:rPr>
@@ -1608,33 +1547,14 @@
                   <w14:ligatures w14:val="standardContextual"/>
                 </w:rPr>
               </w:pPr>
-              <w:hyperlink w:anchor="_Toc225035023" w:history="1">
+              <w:hyperlink w:anchor="_Toc225105940" w:history="1">
                 <w:r>
                   <w:rPr>
                     <w:rStyle w:val="Hyperlink"/>
                     <w:rFonts w:ascii="Arial" w:hAnsi="Arial" w:cs="Arial"/>
                     <w:noProof/>
                   </w:rPr>
-                  <w:t>4.</w:t>
-                </w:r>
-                <w:r>
-                  <w:rPr>
-                    <w:rFonts w:eastAsiaTheme="minorEastAsia"/>
-                    <w:noProof/>
-                    <w:sz w:val="24"/>
-                    <w:szCs w:val="24"/>
-                    <w:lang w:eastAsia="de-CH"/>
-                    <w14:ligatures w14:val="standardContextual"/>
-                  </w:rPr>
-                  <w:tab/>
-                </w:r>
-                <w:r>
-                  <w:rPr>
-                    <w:rStyle w:val="Hyperlink"/>
-                    <w:rFonts w:ascii="Arial" w:hAnsi="Arial" w:cs="Arial"/>
-                    <w:noProof/>
-                  </w:rPr>
-                  <w:t>Funktionale Anforderungen</w:t>
+                  <w:t>4. Funktionale Anforderungen</w:t>
                 </w:r>
                 <w:r>
                   <w:rPr>
@@ -1655,7 +1575,7 @@
                     <w:noProof/>
                     <w:webHidden/>
                   </w:rPr>
-                  <w:instrText xml:space="preserve"> PAGEREF _Toc225035023 \h </w:instrText>
+                  <w:instrText xml:space="preserve"> PAGEREF _Toc225105940 \h </w:instrText>
                 </w:r>
                 <w:r>
                   <w:rPr>
@@ -1690,7 +1610,6 @@
               <w:pPr>
                 <w:pStyle w:val="Verzeichnis1"/>
                 <w:tabs>
-                  <w:tab w:val="left" w:pos="440"/>
                   <w:tab w:val="right" w:leader="dot" w:pos="9060"/>
                 </w:tabs>
                 <w:rPr>
@@ -1702,33 +1621,14 @@
                   <w14:ligatures w14:val="standardContextual"/>
                 </w:rPr>
               </w:pPr>
-              <w:hyperlink w:anchor="_Toc225035024" w:history="1">
+              <w:hyperlink w:anchor="_Toc225105941" w:history="1">
                 <w:r>
                   <w:rPr>
                     <w:rStyle w:val="Hyperlink"/>
                     <w:rFonts w:ascii="Arial" w:hAnsi="Arial" w:cs="Arial"/>
                     <w:noProof/>
                   </w:rPr>
-                  <w:t>5.</w:t>
-                </w:r>
-                <w:r>
-                  <w:rPr>
-                    <w:rFonts w:eastAsiaTheme="minorEastAsia"/>
-                    <w:noProof/>
-                    <w:sz w:val="24"/>
-                    <w:szCs w:val="24"/>
-                    <w:lang w:eastAsia="de-CH"/>
-                    <w14:ligatures w14:val="standardContextual"/>
-                  </w:rPr>
-                  <w:tab/>
-                </w:r>
-                <w:r>
-                  <w:rPr>
-                    <w:rStyle w:val="Hyperlink"/>
-                    <w:rFonts w:ascii="Arial" w:hAnsi="Arial" w:cs="Arial"/>
-                    <w:noProof/>
-                  </w:rPr>
-                  <w:t>Nicht-funktionale Anforderungen</w:t>
+                  <w:t>5. Nicht-funktionale Anforderungen</w:t>
                 </w:r>
                 <w:r>
                   <w:rPr>
@@ -1749,7 +1649,7 @@
                     <w:noProof/>
                     <w:webHidden/>
                   </w:rPr>
-                  <w:instrText xml:space="preserve"> PAGEREF _Toc225035024 \h </w:instrText>
+                  <w:instrText xml:space="preserve"> PAGEREF _Toc225105941 \h </w:instrText>
                 </w:r>
                 <w:r>
                   <w:rPr>
@@ -1784,7 +1684,6 @@
               <w:pPr>
                 <w:pStyle w:val="Verzeichnis1"/>
                 <w:tabs>
-                  <w:tab w:val="left" w:pos="440"/>
                   <w:tab w:val="right" w:leader="dot" w:pos="9060"/>
                 </w:tabs>
                 <w:rPr>
@@ -1796,33 +1695,14 @@
                   <w14:ligatures w14:val="standardContextual"/>
                 </w:rPr>
               </w:pPr>
-              <w:hyperlink w:anchor="_Toc225035025" w:history="1">
+              <w:hyperlink w:anchor="_Toc225105942" w:history="1">
                 <w:r>
                   <w:rPr>
                     <w:rStyle w:val="Hyperlink"/>
                     <w:rFonts w:ascii="Arial" w:hAnsi="Arial" w:cs="Arial"/>
                     <w:noProof/>
                   </w:rPr>
-                  <w:t>6.</w:t>
-                </w:r>
-                <w:r>
-                  <w:rPr>
-                    <w:rFonts w:eastAsiaTheme="minorEastAsia"/>
-                    <w:noProof/>
-                    <w:sz w:val="24"/>
-                    <w:szCs w:val="24"/>
-                    <w:lang w:eastAsia="de-CH"/>
-                    <w14:ligatures w14:val="standardContextual"/>
-                  </w:rPr>
-                  <w:tab/>
-                </w:r>
-                <w:r>
-                  <w:rPr>
-                    <w:rStyle w:val="Hyperlink"/>
-                    <w:rFonts w:ascii="Arial" w:hAnsi="Arial" w:cs="Arial"/>
-                    <w:noProof/>
-                  </w:rPr>
-                  <w:t>Datenbankmodell (ERD)</w:t>
+                  <w:t>6. Datenbankmodell (ERD)</w:t>
                 </w:r>
                 <w:r>
                   <w:rPr>
@@ -1843,7 +1723,7 @@
                     <w:noProof/>
                     <w:webHidden/>
                   </w:rPr>
-                  <w:instrText xml:space="preserve"> PAGEREF _Toc225035025 \h </w:instrText>
+                  <w:instrText xml:space="preserve"> PAGEREF _Toc225105942 \h </w:instrText>
                 </w:r>
                 <w:r>
                   <w:rPr>
@@ -1878,7 +1758,6 @@
               <w:pPr>
                 <w:pStyle w:val="Verzeichnis1"/>
                 <w:tabs>
-                  <w:tab w:val="left" w:pos="440"/>
                   <w:tab w:val="right" w:leader="dot" w:pos="9060"/>
                 </w:tabs>
                 <w:rPr>
@@ -1890,33 +1769,14 @@
                   <w14:ligatures w14:val="standardContextual"/>
                 </w:rPr>
               </w:pPr>
-              <w:hyperlink w:anchor="_Toc225035026" w:history="1">
+              <w:hyperlink w:anchor="_Toc225105943" w:history="1">
                 <w:r>
                   <w:rPr>
                     <w:rStyle w:val="Hyperlink"/>
                     <w:rFonts w:ascii="Arial" w:hAnsi="Arial" w:cs="Arial"/>
                     <w:noProof/>
                   </w:rPr>
-                  <w:t>7.</w:t>
-                </w:r>
-                <w:r>
-                  <w:rPr>
-                    <w:rFonts w:eastAsiaTheme="minorEastAsia"/>
-                    <w:noProof/>
-                    <w:sz w:val="24"/>
-                    <w:szCs w:val="24"/>
-                    <w:lang w:eastAsia="de-CH"/>
-                    <w14:ligatures w14:val="standardContextual"/>
-                  </w:rPr>
-                  <w:tab/>
-                </w:r>
-                <w:r>
-                  <w:rPr>
-                    <w:rStyle w:val="Hyperlink"/>
-                    <w:rFonts w:ascii="Arial" w:hAnsi="Arial" w:cs="Arial"/>
-                    <w:noProof/>
-                  </w:rPr>
-                  <w:t>Abgrenzungen</w:t>
+                  <w:t>7. Abgrenzungen</w:t>
                 </w:r>
                 <w:r>
                   <w:rPr>
@@ -1937,7 +1797,7 @@
                     <w:noProof/>
                     <w:webHidden/>
                   </w:rPr>
-                  <w:instrText xml:space="preserve"> PAGEREF _Toc225035026 \h </w:instrText>
+                  <w:instrText xml:space="preserve"> PAGEREF _Toc225105943 \h </w:instrText>
                 </w:r>
                 <w:r>
                   <w:rPr>
@@ -1972,7 +1832,6 @@
               <w:pPr>
                 <w:pStyle w:val="Verzeichnis1"/>
                 <w:tabs>
-                  <w:tab w:val="left" w:pos="440"/>
                   <w:tab w:val="right" w:leader="dot" w:pos="9060"/>
                 </w:tabs>
                 <w:rPr>
@@ -1984,33 +1843,14 @@
                   <w14:ligatures w14:val="standardContextual"/>
                 </w:rPr>
               </w:pPr>
-              <w:hyperlink w:anchor="_Toc225035027" w:history="1">
+              <w:hyperlink w:anchor="_Toc225105944" w:history="1">
                 <w:r>
                   <w:rPr>
                     <w:rStyle w:val="Hyperlink"/>
                     <w:rFonts w:ascii="Arial" w:hAnsi="Arial" w:cs="Arial"/>
                     <w:noProof/>
                   </w:rPr>
-                  <w:t>8.</w:t>
-                </w:r>
-                <w:r>
-                  <w:rPr>
-                    <w:rFonts w:eastAsiaTheme="minorEastAsia"/>
-                    <w:noProof/>
-                    <w:sz w:val="24"/>
-                    <w:szCs w:val="24"/>
-                    <w:lang w:eastAsia="de-CH"/>
-                    <w14:ligatures w14:val="standardContextual"/>
-                  </w:rPr>
-                  <w:tab/>
-                </w:r>
-                <w:r>
-                  <w:rPr>
-                    <w:rStyle w:val="Hyperlink"/>
-                    <w:rFonts w:ascii="Arial" w:hAnsi="Arial" w:cs="Arial"/>
-                    <w:noProof/>
-                  </w:rPr>
-                  <w:t>Architektur (Model-View-Controller)</w:t>
+                  <w:t>8. Architektur (Model-View-Controller)</w:t>
                 </w:r>
                 <w:r>
                   <w:rPr>
@@ -2031,7 +1871,7 @@
                     <w:noProof/>
                     <w:webHidden/>
                   </w:rPr>
-                  <w:instrText xml:space="preserve"> PAGEREF _Toc225035027 \h </w:instrText>
+                  <w:instrText xml:space="preserve"> PAGEREF _Toc225105944 \h </w:instrText>
                 </w:r>
                 <w:r>
                   <w:rPr>
@@ -2066,7 +1906,6 @@
               <w:pPr>
                 <w:pStyle w:val="Verzeichnis1"/>
                 <w:tabs>
-                  <w:tab w:val="left" w:pos="440"/>
                   <w:tab w:val="right" w:leader="dot" w:pos="9060"/>
                 </w:tabs>
                 <w:rPr>
@@ -2078,33 +1917,14 @@
                   <w14:ligatures w14:val="standardContextual"/>
                 </w:rPr>
               </w:pPr>
-              <w:hyperlink w:anchor="_Toc225035028" w:history="1">
+              <w:hyperlink w:anchor="_Toc225105945" w:history="1">
                 <w:r>
                   <w:rPr>
                     <w:rStyle w:val="Hyperlink"/>
                     <w:rFonts w:ascii="Arial" w:hAnsi="Arial" w:cs="Arial"/>
                     <w:noProof/>
                   </w:rPr>
-                  <w:t>9.</w:t>
-                </w:r>
-                <w:r>
-                  <w:rPr>
-                    <w:rFonts w:eastAsiaTheme="minorEastAsia"/>
-                    <w:noProof/>
-                    <w:sz w:val="24"/>
-                    <w:szCs w:val="24"/>
-                    <w:lang w:eastAsia="de-CH"/>
-                    <w14:ligatures w14:val="standardContextual"/>
-                  </w:rPr>
-                  <w:tab/>
-                </w:r>
-                <w:r>
-                  <w:rPr>
-                    <w:rStyle w:val="Hyperlink"/>
-                    <w:rFonts w:ascii="Arial" w:hAnsi="Arial" w:cs="Arial"/>
-                    <w:noProof/>
-                  </w:rPr>
-                  <w:t>Prozess / Workflow</w:t>
+                  <w:t>9. Prozess / Workflow</w:t>
                 </w:r>
                 <w:r>
                   <w:rPr>
@@ -2125,7 +1945,7 @@
                     <w:noProof/>
                     <w:webHidden/>
                   </w:rPr>
-                  <w:instrText xml:space="preserve"> PAGEREF _Toc225035028 \h </w:instrText>
+                  <w:instrText xml:space="preserve"> PAGEREF _Toc225105945 \h </w:instrText>
                 </w:r>
                 <w:r>
                   <w:rPr>
@@ -2171,14 +1991,14 @@
                   <w14:ligatures w14:val="standardContextual"/>
                 </w:rPr>
               </w:pPr>
-              <w:hyperlink w:anchor="_Toc225035029" w:history="1">
+              <w:hyperlink w:anchor="_Toc225105946" w:history="1">
                 <w:r>
                   <w:rPr>
                     <w:rStyle w:val="Hyperlink"/>
                     <w:rFonts w:ascii="Arial" w:hAnsi="Arial" w:cs="Arial"/>
                     <w:noProof/>
                   </w:rPr>
-                  <w:t>10. Fazit</w:t>
+                  <w:t>10. API-Konzept</w:t>
                 </w:r>
                 <w:r>
                   <w:rPr>
@@ -2199,7 +2019,7 @@
                     <w:noProof/>
                     <w:webHidden/>
                   </w:rPr>
-                  <w:instrText xml:space="preserve"> PAGEREF _Toc225035029 \h </w:instrText>
+                  <w:instrText xml:space="preserve"> PAGEREF _Toc225105946 \h </w:instrText>
                 </w:r>
                 <w:r>
                   <w:rPr>
@@ -2220,6 +2040,376 @@
                     <w:webHidden/>
                   </w:rPr>
                   <w:t>16</w:t>
+                </w:r>
+                <w:r>
+                  <w:rPr>
+                    <w:noProof/>
+                    <w:webHidden/>
+                  </w:rPr>
+                  <w:fldChar w:fldCharType="end"/>
+                </w:r>
+              </w:hyperlink>
+            </w:p>
+            <w:p>
+              <w:pPr>
+                <w:pStyle w:val="Verzeichnis1"/>
+                <w:tabs>
+                  <w:tab w:val="right" w:leader="dot" w:pos="9060"/>
+                </w:tabs>
+                <w:rPr>
+                  <w:rFonts w:eastAsiaTheme="minorEastAsia"/>
+                  <w:noProof/>
+                  <w:sz w:val="24"/>
+                  <w:szCs w:val="24"/>
+                  <w:lang w:eastAsia="de-CH"/>
+                  <w14:ligatures w14:val="standardContextual"/>
+                </w:rPr>
+              </w:pPr>
+              <w:hyperlink w:anchor="_Toc225105947" w:history="1">
+                <w:r>
+                  <w:rPr>
+                    <w:rStyle w:val="Hyperlink"/>
+                    <w:rFonts w:ascii="Arial" w:hAnsi="Arial" w:cs="Arial"/>
+                    <w:noProof/>
+                  </w:rPr>
+                  <w:t>11. Bereitstellung der Anwendung (Deployment)</w:t>
+                </w:r>
+                <w:r>
+                  <w:rPr>
+                    <w:noProof/>
+                    <w:webHidden/>
+                  </w:rPr>
+                  <w:tab/>
+                </w:r>
+                <w:r>
+                  <w:rPr>
+                    <w:noProof/>
+                    <w:webHidden/>
+                  </w:rPr>
+                  <w:fldChar w:fldCharType="begin"/>
+                </w:r>
+                <w:r>
+                  <w:rPr>
+                    <w:noProof/>
+                    <w:webHidden/>
+                  </w:rPr>
+                  <w:instrText xml:space="preserve"> PAGEREF _Toc225105947 \h </w:instrText>
+                </w:r>
+                <w:r>
+                  <w:rPr>
+                    <w:noProof/>
+                    <w:webHidden/>
+                  </w:rPr>
+                </w:r>
+                <w:r>
+                  <w:rPr>
+                    <w:noProof/>
+                    <w:webHidden/>
+                  </w:rPr>
+                  <w:fldChar w:fldCharType="separate"/>
+                </w:r>
+                <w:r>
+                  <w:rPr>
+                    <w:noProof/>
+                    <w:webHidden/>
+                  </w:rPr>
+                  <w:t>18</w:t>
+                </w:r>
+                <w:r>
+                  <w:rPr>
+                    <w:noProof/>
+                    <w:webHidden/>
+                  </w:rPr>
+                  <w:fldChar w:fldCharType="end"/>
+                </w:r>
+              </w:hyperlink>
+            </w:p>
+            <w:p>
+              <w:pPr>
+                <w:pStyle w:val="Verzeichnis1"/>
+                <w:tabs>
+                  <w:tab w:val="right" w:leader="dot" w:pos="9060"/>
+                </w:tabs>
+                <w:rPr>
+                  <w:rFonts w:eastAsiaTheme="minorEastAsia"/>
+                  <w:noProof/>
+                  <w:sz w:val="24"/>
+                  <w:szCs w:val="24"/>
+                  <w:lang w:eastAsia="de-CH"/>
+                  <w14:ligatures w14:val="standardContextual"/>
+                </w:rPr>
+              </w:pPr>
+              <w:hyperlink w:anchor="_Toc225105948" w:history="1">
+                <w:r>
+                  <w:rPr>
+                    <w:rStyle w:val="Hyperlink"/>
+                    <w:rFonts w:ascii="Arial" w:hAnsi="Arial" w:cs="Arial"/>
+                    <w:noProof/>
+                  </w:rPr>
+                  <w:t>12. Realisierung</w:t>
+                </w:r>
+                <w:r>
+                  <w:rPr>
+                    <w:noProof/>
+                    <w:webHidden/>
+                  </w:rPr>
+                  <w:tab/>
+                </w:r>
+                <w:r>
+                  <w:rPr>
+                    <w:noProof/>
+                    <w:webHidden/>
+                  </w:rPr>
+                  <w:fldChar w:fldCharType="begin"/>
+                </w:r>
+                <w:r>
+                  <w:rPr>
+                    <w:noProof/>
+                    <w:webHidden/>
+                  </w:rPr>
+                  <w:instrText xml:space="preserve"> PAGEREF _Toc225105948 \h </w:instrText>
+                </w:r>
+                <w:r>
+                  <w:rPr>
+                    <w:noProof/>
+                    <w:webHidden/>
+                  </w:rPr>
+                </w:r>
+                <w:r>
+                  <w:rPr>
+                    <w:noProof/>
+                    <w:webHidden/>
+                  </w:rPr>
+                  <w:fldChar w:fldCharType="separate"/>
+                </w:r>
+                <w:r>
+                  <w:rPr>
+                    <w:noProof/>
+                    <w:webHidden/>
+                  </w:rPr>
+                  <w:t>20</w:t>
+                </w:r>
+                <w:r>
+                  <w:rPr>
+                    <w:noProof/>
+                    <w:webHidden/>
+                  </w:rPr>
+                  <w:fldChar w:fldCharType="end"/>
+                </w:r>
+              </w:hyperlink>
+            </w:p>
+            <w:p>
+              <w:pPr>
+                <w:pStyle w:val="Verzeichnis2"/>
+                <w:tabs>
+                  <w:tab w:val="right" w:leader="dot" w:pos="9060"/>
+                </w:tabs>
+                <w:rPr>
+                  <w:rFonts w:eastAsiaTheme="minorEastAsia"/>
+                  <w:noProof/>
+                  <w:sz w:val="24"/>
+                  <w:szCs w:val="24"/>
+                  <w:lang w:eastAsia="de-CH"/>
+                  <w14:ligatures w14:val="standardContextual"/>
+                </w:rPr>
+              </w:pPr>
+              <w:hyperlink w:anchor="_Toc225105949" w:history="1">
+                <w:r>
+                  <w:rPr>
+                    <w:rStyle w:val="Hyperlink"/>
+                    <w:rFonts w:ascii="Arial" w:hAnsi="Arial" w:cs="Arial"/>
+                    <w:noProof/>
+                  </w:rPr>
+                  <w:t>12.1 Technischer Aufbau und Grundlagen</w:t>
+                </w:r>
+                <w:r>
+                  <w:rPr>
+                    <w:noProof/>
+                    <w:webHidden/>
+                  </w:rPr>
+                  <w:tab/>
+                </w:r>
+                <w:r>
+                  <w:rPr>
+                    <w:noProof/>
+                    <w:webHidden/>
+                  </w:rPr>
+                  <w:fldChar w:fldCharType="begin"/>
+                </w:r>
+                <w:r>
+                  <w:rPr>
+                    <w:noProof/>
+                    <w:webHidden/>
+                  </w:rPr>
+                  <w:instrText xml:space="preserve"> PAGEREF _Toc225105949 \h </w:instrText>
+                </w:r>
+                <w:r>
+                  <w:rPr>
+                    <w:noProof/>
+                    <w:webHidden/>
+                  </w:rPr>
+                </w:r>
+                <w:r>
+                  <w:rPr>
+                    <w:noProof/>
+                    <w:webHidden/>
+                  </w:rPr>
+                  <w:fldChar w:fldCharType="separate"/>
+                </w:r>
+                <w:r>
+                  <w:rPr>
+                    <w:noProof/>
+                    <w:webHidden/>
+                  </w:rPr>
+                  <w:t>20</w:t>
+                </w:r>
+                <w:r>
+                  <w:rPr>
+                    <w:noProof/>
+                    <w:webHidden/>
+                  </w:rPr>
+                  <w:fldChar w:fldCharType="end"/>
+                </w:r>
+              </w:hyperlink>
+            </w:p>
+            <w:p>
+              <w:pPr>
+                <w:pStyle w:val="Verzeichnis2"/>
+                <w:tabs>
+                  <w:tab w:val="right" w:leader="dot" w:pos="9060"/>
+                </w:tabs>
+                <w:rPr>
+                  <w:rFonts w:eastAsiaTheme="minorEastAsia"/>
+                  <w:noProof/>
+                  <w:sz w:val="24"/>
+                  <w:szCs w:val="24"/>
+                  <w:lang w:eastAsia="de-CH"/>
+                  <w14:ligatures w14:val="standardContextual"/>
+                </w:rPr>
+              </w:pPr>
+              <w:hyperlink w:anchor="_Toc225105950" w:history="1">
+                <w:r>
+                  <w:rPr>
+                    <w:rStyle w:val="Hyperlink"/>
+                    <w:rFonts w:ascii="Arial" w:hAnsi="Arial" w:cs="Arial"/>
+                    <w:noProof/>
+                  </w:rPr>
+                  <w:t>12.2 Implementierung der Funktionalitäten</w:t>
+                </w:r>
+                <w:r>
+                  <w:rPr>
+                    <w:noProof/>
+                    <w:webHidden/>
+                  </w:rPr>
+                  <w:tab/>
+                </w:r>
+                <w:r>
+                  <w:rPr>
+                    <w:noProof/>
+                    <w:webHidden/>
+                  </w:rPr>
+                  <w:fldChar w:fldCharType="begin"/>
+                </w:r>
+                <w:r>
+                  <w:rPr>
+                    <w:noProof/>
+                    <w:webHidden/>
+                  </w:rPr>
+                  <w:instrText xml:space="preserve"> PAGEREF _Toc225105950 \h </w:instrText>
+                </w:r>
+                <w:r>
+                  <w:rPr>
+                    <w:noProof/>
+                    <w:webHidden/>
+                  </w:rPr>
+                </w:r>
+                <w:r>
+                  <w:rPr>
+                    <w:noProof/>
+                    <w:webHidden/>
+                  </w:rPr>
+                  <w:fldChar w:fldCharType="separate"/>
+                </w:r>
+                <w:r>
+                  <w:rPr>
+                    <w:noProof/>
+                    <w:webHidden/>
+                  </w:rPr>
+                  <w:t>23</w:t>
+                </w:r>
+                <w:r>
+                  <w:rPr>
+                    <w:noProof/>
+                    <w:webHidden/>
+                  </w:rPr>
+                  <w:fldChar w:fldCharType="end"/>
+                </w:r>
+              </w:hyperlink>
+            </w:p>
+            <w:p>
+              <w:pPr>
+                <w:pStyle w:val="Verzeichnis1"/>
+                <w:tabs>
+                  <w:tab w:val="right" w:leader="dot" w:pos="9060"/>
+                </w:tabs>
+                <w:rPr>
+                  <w:rFonts w:eastAsiaTheme="minorEastAsia"/>
+                  <w:noProof/>
+                  <w:sz w:val="24"/>
+                  <w:szCs w:val="24"/>
+                  <w:lang w:eastAsia="de-CH"/>
+                  <w14:ligatures w14:val="standardContextual"/>
+                </w:rPr>
+              </w:pPr>
+              <w:hyperlink w:anchor="_Toc225105951" w:history="1">
+                <w:r>
+                  <w:rPr>
+                    <w:rStyle w:val="Hyperlink"/>
+                    <w:rFonts w:ascii="Arial" w:hAnsi="Arial" w:cs="Arial"/>
+                    <w:noProof/>
+                  </w:rPr>
+                  <w:t>13. Testprotokoll</w:t>
+                </w:r>
+                <w:r>
+                  <w:rPr>
+                    <w:noProof/>
+                    <w:webHidden/>
+                  </w:rPr>
+                  <w:tab/>
+                </w:r>
+                <w:r>
+                  <w:rPr>
+                    <w:noProof/>
+                    <w:webHidden/>
+                  </w:rPr>
+                  <w:fldChar w:fldCharType="begin"/>
+                </w:r>
+                <w:r>
+                  <w:rPr>
+                    <w:noProof/>
+                    <w:webHidden/>
+                  </w:rPr>
+                  <w:instrText xml:space="preserve"> PAGEREF _Toc225105951 \h </w:instrText>
+                </w:r>
+                <w:r>
+                  <w:rPr>
+                    <w:noProof/>
+                    <w:webHidden/>
+                  </w:rPr>
+                </w:r>
+                <w:r>
+                  <w:rPr>
+                    <w:noProof/>
+                    <w:webHidden/>
+                  </w:rPr>
+                  <w:fldChar w:fldCharType="separate"/>
+                </w:r>
+                <w:r>
+                  <w:rPr>
+                    <w:noProof/>
+                    <w:webHidden/>
+                  </w:rPr>
+                  <w:t>27</w:t>
                 </w:r>
                 <w:r>
                   <w:rPr>
@@ -2286,7 +2476,7 @@
           <w:szCs w:val="36"/>
         </w:rPr>
       </w:pPr>
-      <w:bookmarkStart w:id="0" w:name="_Toc225035020"/>
+      <w:bookmarkStart w:id="0" w:name="_Toc225105937"/>
       <w:r>
         <w:rPr>
           <w:rFonts w:ascii="Arial" w:hAnsi="Arial" w:cs="Arial"/>
@@ -2415,7 +2605,7 @@
           <w:szCs w:val="36"/>
         </w:rPr>
       </w:pPr>
-      <w:bookmarkStart w:id="1" w:name="_Toc225035021"/>
+      <w:bookmarkStart w:id="1" w:name="_Toc225105938"/>
       <w:r>
         <w:rPr>
           <w:rFonts w:ascii="Arial" w:hAnsi="Arial" w:cs="Arial"/>
@@ -2504,7 +2694,7 @@
           <w:szCs w:val="36"/>
         </w:rPr>
       </w:pPr>
-      <w:bookmarkStart w:id="2" w:name="_Toc225035022"/>
+      <w:bookmarkStart w:id="2" w:name="_Toc225105939"/>
       <w:r>
         <w:rPr>
           <w:rFonts w:ascii="Arial" w:hAnsi="Arial" w:cs="Arial"/>
@@ -2684,7 +2874,7 @@
           <w:szCs w:val="36"/>
         </w:rPr>
       </w:pPr>
-      <w:bookmarkStart w:id="3" w:name="_Toc225035023"/>
+      <w:bookmarkStart w:id="3" w:name="_Toc225105940"/>
       <w:r>
         <w:rPr>
           <w:rFonts w:ascii="Arial" w:hAnsi="Arial" w:cs="Arial"/>
@@ -3461,7 +3651,7 @@
           <w:szCs w:val="36"/>
         </w:rPr>
       </w:pPr>
-      <w:bookmarkStart w:id="4" w:name="_Toc225035024"/>
+      <w:bookmarkStart w:id="4" w:name="_Toc225105941"/>
       <w:r>
         <w:rPr>
           <w:rFonts w:ascii="Arial" w:hAnsi="Arial" w:cs="Arial"/>
@@ -4216,7 +4406,7 @@
           <w:szCs w:val="36"/>
         </w:rPr>
       </w:pPr>
-      <w:bookmarkStart w:id="5" w:name="_Toc225035025"/>
+      <w:bookmarkStart w:id="5" w:name="_Toc225105942"/>
       <w:r>
         <w:rPr>
           <w:rFonts w:ascii="Arial" w:hAnsi="Arial" w:cs="Arial"/>
@@ -4369,7 +4559,7 @@
           <w:szCs w:val="36"/>
         </w:rPr>
       </w:pPr>
-      <w:bookmarkStart w:id="6" w:name="_Toc225035026"/>
+      <w:bookmarkStart w:id="6" w:name="_Toc225105943"/>
       <w:r>
         <w:rPr>
           <w:rFonts w:ascii="Arial" w:hAnsi="Arial" w:cs="Arial"/>
@@ -4485,7 +4675,7 @@
         </w:rPr>
       </w:pPr>
       <w:bookmarkStart w:id="7" w:name="_Toc193544456"/>
-      <w:bookmarkStart w:id="8" w:name="_Toc225035027"/>
+      <w:bookmarkStart w:id="8" w:name="_Toc225105944"/>
       <w:r>
         <w:rPr>
           <w:rFonts w:ascii="Arial" w:hAnsi="Arial" w:cs="Arial"/>
@@ -5003,7 +5193,7 @@
           <w:szCs w:val="36"/>
         </w:rPr>
       </w:pPr>
-      <w:bookmarkStart w:id="10" w:name="_Toc225035028"/>
+      <w:bookmarkStart w:id="10" w:name="_Toc225105945"/>
       <w:r>
         <w:rPr>
           <w:rFonts w:ascii="Arial" w:hAnsi="Arial" w:cs="Arial"/>
@@ -5283,6 +5473,7 @@
           <w:szCs w:val="36"/>
         </w:rPr>
       </w:pPr>
+      <w:bookmarkStart w:id="11" w:name="_Toc225105946"/>
       <w:r>
         <w:rPr>
           <w:rFonts w:ascii="Arial" w:hAnsi="Arial" w:cs="Arial"/>
@@ -5292,6 +5483,7 @@
         <w:lastRenderedPageBreak/>
         <w:t>API-Konzept</w:t>
       </w:r>
+      <w:bookmarkEnd w:id="11"/>
     </w:p>
     <w:p/>
     <w:p>
@@ -5735,15 +5927,7 @@
           <w:b/>
           <w:bCs/>
         </w:rPr>
-        <w:t>Scooter</w:t>
-      </w:r>
-      <w:r>
-        <w:rPr>
-          <w:rFonts w:ascii="Arial" w:hAnsi="Arial" w:cs="Arial"/>
-          <w:b/>
-          <w:bCs/>
-        </w:rPr>
-        <w:t>:</w:t>
+        <w:t>Scooter:</w:t>
       </w:r>
     </w:p>
     <w:tbl>
@@ -5919,15 +6103,7 @@
           <w:bCs/>
         </w:rPr>
         <w:lastRenderedPageBreak/>
-        <w:t>Buchungen</w:t>
-      </w:r>
-      <w:r>
-        <w:rPr>
-          <w:rFonts w:ascii="Arial" w:hAnsi="Arial" w:cs="Arial"/>
-          <w:b/>
-          <w:bCs/>
-        </w:rPr>
-        <w:t>:</w:t>
+        <w:t>Buchungen:</w:t>
       </w:r>
     </w:p>
     <w:tbl>
@@ -6362,23 +6538,7 @@
                 <w:rFonts w:ascii="Cascadia Code" w:eastAsiaTheme="majorEastAsia" w:hAnsi="Cascadia Code" w:cs="Arial"/>
                 <w:color w:val="2F5496" w:themeColor="accent1" w:themeShade="BF"/>
               </w:rPr>
-              <w:t xml:space="preserve">    "</w:t>
-            </w:r>
-            <w:proofErr w:type="spellStart"/>
-            <w:r>
-              <w:rPr>
-                <w:rFonts w:ascii="Cascadia Code" w:eastAsiaTheme="majorEastAsia" w:hAnsi="Cascadia Code" w:cs="Arial"/>
-                <w:color w:val="2F5496" w:themeColor="accent1" w:themeShade="BF"/>
-              </w:rPr>
-              <w:t>battery</w:t>
-            </w:r>
-            <w:proofErr w:type="spellEnd"/>
-            <w:r>
-              <w:rPr>
-                <w:rFonts w:ascii="Cascadia Code" w:eastAsiaTheme="majorEastAsia" w:hAnsi="Cascadia Code" w:cs="Arial"/>
-                <w:color w:val="2F5496" w:themeColor="accent1" w:themeShade="BF"/>
-              </w:rPr>
-              <w:t>": 85,</w:t>
+              <w:t xml:space="preserve">    "battery": 85,</w:t>
             </w:r>
           </w:p>
           <w:p>
@@ -6393,23 +6553,7 @@
                 <w:rFonts w:ascii="Cascadia Code" w:eastAsiaTheme="majorEastAsia" w:hAnsi="Cascadia Code" w:cs="Arial"/>
                 <w:color w:val="2F5496" w:themeColor="accent1" w:themeShade="BF"/>
               </w:rPr>
-              <w:t xml:space="preserve">    "</w:t>
-            </w:r>
-            <w:proofErr w:type="spellStart"/>
-            <w:r>
-              <w:rPr>
-                <w:rFonts w:ascii="Cascadia Code" w:eastAsiaTheme="majorEastAsia" w:hAnsi="Cascadia Code" w:cs="Arial"/>
-                <w:color w:val="2F5496" w:themeColor="accent1" w:themeShade="BF"/>
-              </w:rPr>
-              <w:t>status</w:t>
-            </w:r>
-            <w:proofErr w:type="spellEnd"/>
-            <w:r>
-              <w:rPr>
-                <w:rFonts w:ascii="Cascadia Code" w:eastAsiaTheme="majorEastAsia" w:hAnsi="Cascadia Code" w:cs="Arial"/>
-                <w:color w:val="2F5496" w:themeColor="accent1" w:themeShade="BF"/>
-              </w:rPr>
-              <w:t>": "verfügbar",</w:t>
+              <w:t xml:space="preserve">    "status": "verfügbar",</w:t>
             </w:r>
           </w:p>
           <w:p>
@@ -6424,23 +6568,7 @@
                 <w:rFonts w:ascii="Cascadia Code" w:eastAsiaTheme="majorEastAsia" w:hAnsi="Cascadia Code" w:cs="Arial"/>
                 <w:color w:val="2F5496" w:themeColor="accent1" w:themeShade="BF"/>
               </w:rPr>
-              <w:t xml:space="preserve">    "</w:t>
-            </w:r>
-            <w:proofErr w:type="spellStart"/>
-            <w:r>
-              <w:rPr>
-                <w:rFonts w:ascii="Cascadia Code" w:eastAsiaTheme="majorEastAsia" w:hAnsi="Cascadia Code" w:cs="Arial"/>
-                <w:color w:val="2F5496" w:themeColor="accent1" w:themeShade="BF"/>
-              </w:rPr>
-              <w:t>location</w:t>
-            </w:r>
-            <w:proofErr w:type="spellEnd"/>
-            <w:r>
-              <w:rPr>
-                <w:rFonts w:ascii="Cascadia Code" w:eastAsiaTheme="majorEastAsia" w:hAnsi="Cascadia Code" w:cs="Arial"/>
-                <w:color w:val="2F5496" w:themeColor="accent1" w:themeShade="BF"/>
-              </w:rPr>
-              <w:t>": "Bern"</w:t>
+              <w:t xml:space="preserve">    "location": "Bern"</w:t>
             </w:r>
           </w:p>
           <w:p>
@@ -6566,6 +6694,7 @@
           <w:szCs w:val="36"/>
         </w:rPr>
       </w:pPr>
+      <w:bookmarkStart w:id="12" w:name="_Toc225105947"/>
       <w:r>
         <w:rPr>
           <w:rFonts w:ascii="Arial" w:hAnsi="Arial" w:cs="Arial"/>
@@ -6593,6 +6722,7 @@
         </w:rPr>
         <w:t>)</w:t>
       </w:r>
+      <w:bookmarkEnd w:id="12"/>
     </w:p>
     <w:p>
       <w:pPr>
@@ -7265,17 +7395,23 @@
     <w:p>
       <w:pPr>
         <w:pStyle w:val="berschrift1"/>
+        <w:numPr>
+          <w:ilvl w:val="0"/>
+          <w:numId w:val="3"/>
+        </w:numPr>
         <w:tabs>
           <w:tab w:val="left" w:pos="284"/>
         </w:tabs>
-        <w:ind w:left="-142"/>
+        <w:spacing w:after="0"/>
+        <w:ind w:left="-284" w:firstLine="142"/>
         <w:rPr>
           <w:rFonts w:ascii="Arial" w:hAnsi="Arial" w:cs="Arial"/>
           <w:sz w:val="36"/>
           <w:szCs w:val="36"/>
         </w:rPr>
       </w:pPr>
-      <w:bookmarkStart w:id="11" w:name="_Toc225035029"/>
+      <w:bookmarkStart w:id="13" w:name="_Toc225105948"/>
+      <w:bookmarkEnd w:id="9"/>
       <w:r>
         <w:rPr>
           <w:rFonts w:ascii="Arial" w:hAnsi="Arial" w:cs="Arial"/>
@@ -7283,38 +7419,4514 @@
           <w:szCs w:val="36"/>
         </w:rPr>
         <w:lastRenderedPageBreak/>
-        <w:t xml:space="preserve">10. </w:t>
-      </w:r>
-      <w:r>
+        <w:t>Realisierung</w:t>
+      </w:r>
+      <w:bookmarkEnd w:id="13"/>
+    </w:p>
+    <w:p>
+      <w:pPr>
+        <w:spacing w:after="0"/>
+      </w:pPr>
+    </w:p>
+    <w:p>
+      <w:pPr>
+        <w:pStyle w:val="berschrift2"/>
+        <w:spacing w:before="0"/>
+        <w:rPr>
+          <w:rFonts w:ascii="Arial" w:hAnsi="Arial" w:cs="Arial"/>
+        </w:rPr>
+      </w:pPr>
+      <w:bookmarkStart w:id="14" w:name="_Toc225105949"/>
+      <w:r>
+        <w:rPr>
+          <w:rFonts w:ascii="Arial" w:hAnsi="Arial" w:cs="Arial"/>
+        </w:rPr>
+        <w:t xml:space="preserve">12.1 </w:t>
+      </w:r>
+      <w:r>
+        <w:rPr>
+          <w:rFonts w:ascii="Arial" w:hAnsi="Arial" w:cs="Arial"/>
+        </w:rPr>
+        <w:t>Technischer Aufbau und Grundlagen</w:t>
+      </w:r>
+      <w:bookmarkEnd w:id="14"/>
+    </w:p>
+    <w:p>
+      <w:pPr>
+        <w:spacing w:after="0"/>
+        <w:rPr>
+          <w:rFonts w:ascii="Arial" w:hAnsi="Arial" w:cs="Arial"/>
+        </w:rPr>
+      </w:pPr>
+    </w:p>
+    <w:p>
+      <w:pPr>
+        <w:rPr>
+          <w:rFonts w:ascii="Arial" w:hAnsi="Arial" w:cs="Arial"/>
+        </w:rPr>
+      </w:pPr>
+      <w:r>
+        <w:rPr>
+          <w:rFonts w:ascii="Arial" w:hAnsi="Arial" w:cs="Arial"/>
+        </w:rPr>
+        <w:t>In diesem Abschnitt wird die technische Umsetzung der Webapplikation beschrieben. Die Implementierung erfolgt mit Python und dem Web-Framework Flask. Zusätzlich wird eine relationale Datenbank zur Speicherung der Daten verwendet.</w:t>
+      </w:r>
+    </w:p>
+    <w:p>
+      <w:pPr>
+        <w:spacing w:after="0"/>
+        <w:rPr>
+          <w:rFonts w:ascii="Arial" w:hAnsi="Arial" w:cs="Arial"/>
+        </w:rPr>
+      </w:pPr>
+    </w:p>
+    <w:p>
+      <w:pPr>
+        <w:rPr>
+          <w:rFonts w:ascii="Arial" w:hAnsi="Arial" w:cs="Arial"/>
+          <w:b/>
+          <w:bCs/>
+          <w:sz w:val="24"/>
+          <w:szCs w:val="24"/>
+          <w:u w:val="single"/>
+        </w:rPr>
+      </w:pPr>
+      <w:r>
+        <w:rPr>
+          <w:rFonts w:ascii="Arial" w:hAnsi="Arial" w:cs="Arial"/>
+          <w:b/>
+          <w:bCs/>
+          <w:sz w:val="24"/>
+          <w:szCs w:val="24"/>
+          <w:u w:val="single"/>
+        </w:rPr>
+        <w:t>Einrichtung der Entwicklungsumgebung</w:t>
+      </w:r>
+    </w:p>
+    <w:p>
+      <w:pPr>
+        <w:rPr>
+          <w:rFonts w:ascii="Arial" w:hAnsi="Arial" w:cs="Arial"/>
+        </w:rPr>
+      </w:pPr>
+      <w:r>
+        <w:rPr>
+          <w:rFonts w:ascii="Arial" w:hAnsi="Arial" w:cs="Arial"/>
+        </w:rPr>
+        <w:t>Zu Beginn wird die Entwicklungsumgebung vorbereitet. Die Umsetzung erfolgt mit Python sowie verschiedenen benötigten Bibliotheken.</w:t>
+      </w:r>
+    </w:p>
+    <w:p>
+      <w:pPr>
+        <w:rPr>
+          <w:rFonts w:ascii="Arial" w:hAnsi="Arial" w:cs="Arial"/>
+        </w:rPr>
+      </w:pPr>
+      <w:r>
+        <w:rPr>
+          <w:rFonts w:ascii="Arial" w:hAnsi="Arial" w:cs="Arial"/>
+        </w:rPr>
+        <w:t>Installation der benötigten Pakete:</w:t>
+      </w:r>
+    </w:p>
+    <w:p>
+      <w:pPr>
+        <w:spacing w:before="80"/>
+        <w:rPr>
+          <w:rFonts w:ascii="Arial" w:hAnsi="Arial" w:cs="Arial"/>
+        </w:rPr>
+      </w:pPr>
+      <w:r>
+        <w:rPr>
+          <w:rFonts w:ascii="Arial" w:hAnsi="Arial" w:cs="Arial"/>
+        </w:rPr>
+        <w:drawing>
+          <wp:inline distT="0" distB="0" distL="0" distR="0" wp14:anchorId="326F5094" wp14:editId="7373046C">
+            <wp:extent cx="2540131" cy="711237"/>
+            <wp:effectExtent l="0" t="0" r="0" b="0"/>
+            <wp:docPr id="204755494" name="Grafik 1"/>
+            <wp:cNvGraphicFramePr>
+              <a:graphicFrameLocks xmlns:a="http://schemas.openxmlformats.org/drawingml/2006/main" noChangeAspect="1"/>
+            </wp:cNvGraphicFramePr>
+            <a:graphic xmlns:a="http://schemas.openxmlformats.org/drawingml/2006/main">
+              <a:graphicData uri="http://schemas.openxmlformats.org/drawingml/2006/picture">
+                <pic:pic xmlns:pic="http://schemas.openxmlformats.org/drawingml/2006/picture">
+                  <pic:nvPicPr>
+                    <pic:cNvPr id="204755494" name=""/>
+                    <pic:cNvPicPr/>
+                  </pic:nvPicPr>
+                  <pic:blipFill>
+                    <a:blip r:embed="rId14"/>
+                    <a:stretch>
+                      <a:fillRect/>
+                    </a:stretch>
+                  </pic:blipFill>
+                  <pic:spPr>
+                    <a:xfrm>
+                      <a:off x="0" y="0"/>
+                      <a:ext cx="2540131" cy="711237"/>
+                    </a:xfrm>
+                    <a:prstGeom prst="rect">
+                      <a:avLst/>
+                    </a:prstGeom>
+                  </pic:spPr>
+                </pic:pic>
+              </a:graphicData>
+            </a:graphic>
+          </wp:inline>
+        </w:drawing>
+      </w:r>
+    </w:p>
+    <w:p>
+      <w:pPr>
+        <w:spacing w:before="80"/>
+        <w:rPr>
+          <w:rFonts w:ascii="Arial" w:hAnsi="Arial" w:cs="Arial"/>
+        </w:rPr>
+      </w:pPr>
+      <w:r>
+        <w:rPr>
+          <w:rFonts w:ascii="Arial" w:hAnsi="Arial" w:cs="Arial"/>
+        </w:rPr>
+        <w:t>Aktualisieren einer bestehenden Buchung (z. B. Beenden der Fahrt)</w:t>
+      </w:r>
+    </w:p>
+    <w:p>
+      <w:pPr>
+        <w:spacing w:after="80"/>
+        <w:rPr>
+          <w:rFonts w:ascii="Arial" w:hAnsi="Arial" w:cs="Arial"/>
+        </w:rPr>
+      </w:pPr>
+      <w:r>
+        <w:rPr>
+          <w:rFonts w:ascii="Arial" w:hAnsi="Arial" w:cs="Arial"/>
+        </w:rPr>
+        <w:t>Diese Bibliotheken erfüllen folgende Aufgaben:</w:t>
+      </w:r>
+    </w:p>
+    <w:p>
+      <w:pPr>
+        <w:numPr>
+          <w:ilvl w:val="0"/>
+          <w:numId w:val="45"/>
+        </w:numPr>
+        <w:spacing w:after="80"/>
+        <w:rPr>
+          <w:rFonts w:ascii="Arial" w:hAnsi="Arial" w:cs="Arial"/>
+        </w:rPr>
+      </w:pPr>
+      <w:r>
+        <w:rPr>
+          <w:rFonts w:ascii="Arial" w:hAnsi="Arial" w:cs="Arial"/>
+        </w:rPr>
+        <w:t xml:space="preserve">Flask: Web-Framework zur Erstellung der Anwendung </w:t>
+      </w:r>
+    </w:p>
+    <w:p>
+      <w:pPr>
+        <w:numPr>
+          <w:ilvl w:val="0"/>
+          <w:numId w:val="45"/>
+        </w:numPr>
+        <w:spacing w:after="80"/>
+        <w:rPr>
+          <w:rFonts w:ascii="Arial" w:hAnsi="Arial" w:cs="Arial"/>
+        </w:rPr>
+      </w:pPr>
+      <w:proofErr w:type="spellStart"/>
+      <w:r>
+        <w:rPr>
+          <w:rFonts w:ascii="Arial" w:hAnsi="Arial" w:cs="Arial"/>
+        </w:rPr>
+        <w:t>Flask_SQLAlchemy</w:t>
+      </w:r>
+      <w:proofErr w:type="spellEnd"/>
+      <w:r>
+        <w:rPr>
+          <w:rFonts w:ascii="Arial" w:hAnsi="Arial" w:cs="Arial"/>
+        </w:rPr>
+        <w:t xml:space="preserve">: Verbindung zur Datenbank </w:t>
+      </w:r>
+    </w:p>
+    <w:p>
+      <w:pPr>
+        <w:numPr>
+          <w:ilvl w:val="0"/>
+          <w:numId w:val="45"/>
+        </w:numPr>
+        <w:spacing w:after="80"/>
+        <w:rPr>
+          <w:rFonts w:ascii="Arial" w:hAnsi="Arial" w:cs="Arial"/>
+        </w:rPr>
+      </w:pPr>
+      <w:proofErr w:type="spellStart"/>
+      <w:r>
+        <w:rPr>
+          <w:rFonts w:ascii="Arial" w:hAnsi="Arial" w:cs="Arial"/>
+        </w:rPr>
+        <w:t>Flask_Login</w:t>
+      </w:r>
+      <w:proofErr w:type="spellEnd"/>
+      <w:r>
+        <w:rPr>
+          <w:rFonts w:ascii="Arial" w:hAnsi="Arial" w:cs="Arial"/>
+        </w:rPr>
+        <w:t xml:space="preserve">: Verwaltung von Benutzer-Authentifizierung </w:t>
+      </w:r>
+    </w:p>
+    <w:p>
+      <w:pPr>
+        <w:numPr>
+          <w:ilvl w:val="0"/>
+          <w:numId w:val="45"/>
+        </w:numPr>
+        <w:spacing w:after="80"/>
+        <w:rPr>
+          <w:rFonts w:ascii="Arial" w:hAnsi="Arial" w:cs="Arial"/>
+        </w:rPr>
+      </w:pPr>
+      <w:proofErr w:type="spellStart"/>
+      <w:r>
+        <w:rPr>
+          <w:rFonts w:ascii="Arial" w:hAnsi="Arial" w:cs="Arial"/>
+        </w:rPr>
+        <w:t>Flask_Migrate</w:t>
+      </w:r>
+      <w:proofErr w:type="spellEnd"/>
+      <w:r>
+        <w:rPr>
+          <w:rFonts w:ascii="Arial" w:hAnsi="Arial" w:cs="Arial"/>
+        </w:rPr>
+        <w:t xml:space="preserve">: Datenbank-Migrationen </w:t>
+      </w:r>
+    </w:p>
+    <w:p>
+      <w:pPr>
+        <w:spacing w:after="0"/>
+        <w:rPr>
+          <w:rFonts w:ascii="Arial" w:hAnsi="Arial" w:cs="Arial"/>
+        </w:rPr>
+      </w:pPr>
+    </w:p>
+    <w:p>
+      <w:pPr>
+        <w:rPr>
+          <w:rFonts w:ascii="Arial" w:hAnsi="Arial" w:cs="Arial"/>
+          <w:b/>
+          <w:bCs/>
+          <w:sz w:val="24"/>
+          <w:szCs w:val="24"/>
+          <w:u w:val="single"/>
+        </w:rPr>
+      </w:pPr>
+      <w:r>
+        <w:rPr>
+          <w:rFonts w:ascii="Arial" w:hAnsi="Arial" w:cs="Arial"/>
+          <w:b/>
+          <w:bCs/>
+          <w:sz w:val="24"/>
+          <w:szCs w:val="24"/>
+          <w:u w:val="single"/>
+        </w:rPr>
+        <w:t>Projektstruktur</w:t>
+      </w:r>
+    </w:p>
+    <w:p>
+      <w:pPr>
+        <w:rPr>
+          <w:rFonts w:ascii="Arial" w:hAnsi="Arial" w:cs="Arial"/>
+        </w:rPr>
+      </w:pPr>
+      <w:r>
+        <w:rPr>
+          <w:rFonts w:ascii="Arial" w:hAnsi="Arial" w:cs="Arial"/>
+        </w:rPr>
+        <w:t>Die Anwendung wird in einer klar strukturierten Ordnerstruktur aufgebaut:</w:t>
+      </w:r>
+    </w:p>
+    <w:p>
+      <w:pPr>
+        <w:rPr>
+          <w:rFonts w:ascii="Arial" w:hAnsi="Arial" w:cs="Arial"/>
+        </w:rPr>
+      </w:pPr>
+      <w:r>
+        <w:rPr>
+          <w:rFonts w:ascii="Arial" w:hAnsi="Arial" w:cs="Arial"/>
+        </w:rPr>
+        <w:drawing>
+          <wp:inline distT="0" distB="0" distL="0" distR="0" wp14:anchorId="6FBC13EA" wp14:editId="2279E986">
+            <wp:extent cx="3149762" cy="2902099"/>
+            <wp:effectExtent l="0" t="0" r="0" b="0"/>
+            <wp:docPr id="1235969910" name="Grafik 1"/>
+            <wp:cNvGraphicFramePr>
+              <a:graphicFrameLocks xmlns:a="http://schemas.openxmlformats.org/drawingml/2006/main" noChangeAspect="1"/>
+            </wp:cNvGraphicFramePr>
+            <a:graphic xmlns:a="http://schemas.openxmlformats.org/drawingml/2006/main">
+              <a:graphicData uri="http://schemas.openxmlformats.org/drawingml/2006/picture">
+                <pic:pic xmlns:pic="http://schemas.openxmlformats.org/drawingml/2006/picture">
+                  <pic:nvPicPr>
+                    <pic:cNvPr id="1235969910" name=""/>
+                    <pic:cNvPicPr/>
+                  </pic:nvPicPr>
+                  <pic:blipFill>
+                    <a:blip r:embed="rId15"/>
+                    <a:stretch>
+                      <a:fillRect/>
+                    </a:stretch>
+                  </pic:blipFill>
+                  <pic:spPr>
+                    <a:xfrm>
+                      <a:off x="0" y="0"/>
+                      <a:ext cx="3149762" cy="2902099"/>
+                    </a:xfrm>
+                    <a:prstGeom prst="rect">
+                      <a:avLst/>
+                    </a:prstGeom>
+                  </pic:spPr>
+                </pic:pic>
+              </a:graphicData>
+            </a:graphic>
+          </wp:inline>
+        </w:drawing>
+      </w:r>
+      <w:r>
+        <w:rPr>
+          <w:rFonts w:ascii="Arial" w:hAnsi="Arial" w:cs="Arial"/>
+        </w:rPr>
+        <w:t xml:space="preserve"> </w:t>
+      </w:r>
+    </w:p>
+    <w:p>
+      <w:pPr>
+        <w:rPr>
+          <w:rFonts w:ascii="Arial" w:hAnsi="Arial" w:cs="Arial"/>
+        </w:rPr>
+      </w:pPr>
+      <w:r>
+        <w:rPr>
+          <w:rFonts w:ascii="Arial" w:hAnsi="Arial" w:cs="Arial"/>
+        </w:rPr>
+        <w:t>Diese Struktur ermöglicht eine saubere Trennung der verschiedenen Komponenten der Anwendung.</w:t>
+      </w:r>
+    </w:p>
+    <w:p>
+      <w:pPr>
+        <w:rPr>
+          <w:rFonts w:ascii="Arial" w:hAnsi="Arial" w:cs="Arial"/>
+          <w:b/>
+          <w:bCs/>
+          <w:sz w:val="24"/>
+          <w:szCs w:val="24"/>
+          <w:u w:val="single"/>
+        </w:rPr>
+      </w:pPr>
+      <w:r>
+        <w:rPr>
+          <w:rFonts w:ascii="Arial" w:hAnsi="Arial" w:cs="Arial"/>
+          <w:b/>
+          <w:bCs/>
+          <w:sz w:val="24"/>
+          <w:szCs w:val="24"/>
+          <w:u w:val="single"/>
+        </w:rPr>
+        <w:lastRenderedPageBreak/>
+        <w:t>Erstellung der ersten Flask-Anwendung</w:t>
+      </w:r>
+    </w:p>
+    <w:p>
+      <w:pPr>
+        <w:rPr>
+          <w:rFonts w:ascii="Arial" w:hAnsi="Arial" w:cs="Arial"/>
+        </w:rPr>
+      </w:pPr>
+      <w:r>
+        <w:rPr>
+          <w:rFonts w:ascii="Arial" w:hAnsi="Arial" w:cs="Arial"/>
+        </w:rPr>
+        <w:t>Zunächst wird eine einfache Flask-Anwendung erstellt, um die Funktionsfähigkeit der Umgebung zu überprüfen.</w:t>
+      </w:r>
+    </w:p>
+    <w:p>
+      <w:pPr>
+        <w:rPr>
+          <w:rFonts w:ascii="Arial" w:hAnsi="Arial" w:cs="Arial"/>
+        </w:rPr>
+      </w:pPr>
+      <w:r>
+        <w:rPr>
+          <w:rFonts w:ascii="Arial" w:hAnsi="Arial" w:cs="Arial"/>
+        </w:rPr>
+        <w:drawing>
+          <wp:inline distT="0" distB="0" distL="0" distR="0" wp14:anchorId="0934F884" wp14:editId="502E8DBC">
+            <wp:extent cx="2349621" cy="1835244"/>
+            <wp:effectExtent l="0" t="0" r="0" b="0"/>
+            <wp:docPr id="1460982701" name="Grafik 1"/>
+            <wp:cNvGraphicFramePr>
+              <a:graphicFrameLocks xmlns:a="http://schemas.openxmlformats.org/drawingml/2006/main" noChangeAspect="1"/>
+            </wp:cNvGraphicFramePr>
+            <a:graphic xmlns:a="http://schemas.openxmlformats.org/drawingml/2006/main">
+              <a:graphicData uri="http://schemas.openxmlformats.org/drawingml/2006/picture">
+                <pic:pic xmlns:pic="http://schemas.openxmlformats.org/drawingml/2006/picture">
+                  <pic:nvPicPr>
+                    <pic:cNvPr id="1460982701" name=""/>
+                    <pic:cNvPicPr/>
+                  </pic:nvPicPr>
+                  <pic:blipFill>
+                    <a:blip r:embed="rId16"/>
+                    <a:stretch>
+                      <a:fillRect/>
+                    </a:stretch>
+                  </pic:blipFill>
+                  <pic:spPr>
+                    <a:xfrm>
+                      <a:off x="0" y="0"/>
+                      <a:ext cx="2349621" cy="1835244"/>
+                    </a:xfrm>
+                    <a:prstGeom prst="rect">
+                      <a:avLst/>
+                    </a:prstGeom>
+                  </pic:spPr>
+                </pic:pic>
+              </a:graphicData>
+            </a:graphic>
+          </wp:inline>
+        </w:drawing>
+      </w:r>
+    </w:p>
+    <w:p>
+      <w:pPr>
+        <w:rPr>
+          <w:rFonts w:ascii="Arial" w:hAnsi="Arial" w:cs="Arial"/>
+        </w:rPr>
+      </w:pPr>
+      <w:r>
+        <w:rPr>
+          <w:rFonts w:ascii="Arial" w:hAnsi="Arial" w:cs="Arial"/>
+        </w:rPr>
+        <w:t>Die Anwendung kann mit folgendem Befehl gestartet werden:</w:t>
+      </w:r>
+      <w:r>
+        <w:rPr>
+          <w:rFonts w:ascii="Arial" w:hAnsi="Arial" w:cs="Arial"/>
+        </w:rPr>
+        <w:t xml:space="preserve"> </w:t>
+      </w:r>
+      <w:proofErr w:type="spellStart"/>
+      <w:r>
+        <w:rPr>
+          <w:rFonts w:ascii="Arial" w:hAnsi="Arial" w:cs="Arial"/>
+          <w:i/>
+          <w:iCs/>
+        </w:rPr>
+        <w:t>python</w:t>
+      </w:r>
+      <w:proofErr w:type="spellEnd"/>
+      <w:r>
+        <w:rPr>
+          <w:rFonts w:ascii="Arial" w:hAnsi="Arial" w:cs="Arial"/>
+          <w:i/>
+          <w:iCs/>
+        </w:rPr>
+        <w:t xml:space="preserve"> </w:t>
+      </w:r>
+      <w:r>
+        <w:rPr>
+          <w:rFonts w:ascii="Arial" w:hAnsi="Arial" w:cs="Arial"/>
+          <w:i/>
+          <w:iCs/>
+        </w:rPr>
+        <w:t>test</w:t>
+      </w:r>
+      <w:r>
+        <w:rPr>
+          <w:rFonts w:ascii="Arial" w:hAnsi="Arial" w:cs="Arial"/>
+          <w:i/>
+          <w:iCs/>
+        </w:rPr>
+        <w:t>.py</w:t>
+      </w:r>
+    </w:p>
+    <w:p>
+      <w:pPr>
+        <w:rPr>
+          <w:rFonts w:ascii="Arial" w:hAnsi="Arial" w:cs="Arial"/>
+        </w:rPr>
+      </w:pPr>
+      <w:r>
+        <w:rPr>
+          <w:rFonts w:ascii="Arial" w:hAnsi="Arial" w:cs="Arial"/>
+        </w:rPr>
+        <w:t>Anschliessend ist die Anwendung im Browser unter http://127.0.0.1:5000 erreichbar.</w:t>
+      </w:r>
+    </w:p>
+    <w:p>
+      <w:pPr>
+        <w:spacing w:after="0"/>
+        <w:rPr>
+          <w:rFonts w:ascii="Arial" w:hAnsi="Arial" w:cs="Arial"/>
+        </w:rPr>
+      </w:pPr>
+    </w:p>
+    <w:p>
+      <w:pPr>
+        <w:rPr>
+          <w:rFonts w:ascii="Arial" w:hAnsi="Arial" w:cs="Arial"/>
+          <w:b/>
+          <w:bCs/>
+          <w:sz w:val="24"/>
+          <w:szCs w:val="24"/>
+          <w:u w:val="single"/>
+        </w:rPr>
+      </w:pPr>
+      <w:r>
+        <w:rPr>
+          <w:rFonts w:ascii="Arial" w:hAnsi="Arial" w:cs="Arial"/>
+          <w:b/>
+          <w:bCs/>
+          <w:sz w:val="24"/>
+          <w:szCs w:val="24"/>
+          <w:u w:val="single"/>
+        </w:rPr>
+        <w:t>Integration der Datenbank</w:t>
+      </w:r>
+    </w:p>
+    <w:p>
+      <w:pPr>
+        <w:rPr>
+          <w:rFonts w:ascii="Arial" w:hAnsi="Arial" w:cs="Arial"/>
+        </w:rPr>
+      </w:pPr>
+      <w:r>
+        <w:rPr>
+          <w:rFonts w:ascii="Arial" w:hAnsi="Arial" w:cs="Arial"/>
+        </w:rPr>
+        <w:t xml:space="preserve">Die Verbindung zur Datenbank wird mit </w:t>
+      </w:r>
+      <w:proofErr w:type="spellStart"/>
+      <w:r>
+        <w:rPr>
+          <w:rFonts w:ascii="Arial" w:hAnsi="Arial" w:cs="Arial"/>
+        </w:rPr>
+        <w:t>SQLAlchemy</w:t>
+      </w:r>
+      <w:proofErr w:type="spellEnd"/>
+      <w:r>
+        <w:rPr>
+          <w:rFonts w:ascii="Arial" w:hAnsi="Arial" w:cs="Arial"/>
+        </w:rPr>
+        <w:t xml:space="preserve"> umgesetzt.</w:t>
+      </w:r>
+    </w:p>
+    <w:p>
+      <w:pPr>
+        <w:rPr>
+          <w:rFonts w:ascii="Arial" w:hAnsi="Arial" w:cs="Arial"/>
+        </w:rPr>
+      </w:pPr>
+      <w:r>
+        <w:rPr>
+          <w:rFonts w:ascii="Arial" w:hAnsi="Arial" w:cs="Arial"/>
+        </w:rPr>
+        <w:drawing>
+          <wp:inline distT="0" distB="0" distL="0" distR="0" wp14:anchorId="1FBA5E90" wp14:editId="4BCA8AC9">
+            <wp:extent cx="5105662" cy="3073558"/>
+            <wp:effectExtent l="0" t="0" r="0" b="0"/>
+            <wp:docPr id="644189641" name="Grafik 1"/>
+            <wp:cNvGraphicFramePr>
+              <a:graphicFrameLocks xmlns:a="http://schemas.openxmlformats.org/drawingml/2006/main" noChangeAspect="1"/>
+            </wp:cNvGraphicFramePr>
+            <a:graphic xmlns:a="http://schemas.openxmlformats.org/drawingml/2006/main">
+              <a:graphicData uri="http://schemas.openxmlformats.org/drawingml/2006/picture">
+                <pic:pic xmlns:pic="http://schemas.openxmlformats.org/drawingml/2006/picture">
+                  <pic:nvPicPr>
+                    <pic:cNvPr id="644189641" name=""/>
+                    <pic:cNvPicPr/>
+                  </pic:nvPicPr>
+                  <pic:blipFill>
+                    <a:blip r:embed="rId17"/>
+                    <a:stretch>
+                      <a:fillRect/>
+                    </a:stretch>
+                  </pic:blipFill>
+                  <pic:spPr>
+                    <a:xfrm>
+                      <a:off x="0" y="0"/>
+                      <a:ext cx="5105662" cy="3073558"/>
+                    </a:xfrm>
+                    <a:prstGeom prst="rect">
+                      <a:avLst/>
+                    </a:prstGeom>
+                  </pic:spPr>
+                </pic:pic>
+              </a:graphicData>
+            </a:graphic>
+          </wp:inline>
+        </w:drawing>
+      </w:r>
+    </w:p>
+    <w:p>
+      <w:pPr>
+        <w:rPr>
+          <w:rFonts w:ascii="Arial" w:hAnsi="Arial" w:cs="Arial"/>
+        </w:rPr>
+      </w:pPr>
+      <w:r>
+        <w:rPr>
+          <w:rFonts w:ascii="Arial" w:hAnsi="Arial" w:cs="Arial"/>
+        </w:rPr>
+        <w:t>Damit wird eine lokale SQLite-Datenbank erstellt, welche die Anwendungsdaten speichert.</w:t>
+      </w:r>
+    </w:p>
+    <w:p>
+      <w:pPr>
+        <w:rPr>
+          <w:rFonts w:ascii="Arial" w:hAnsi="Arial" w:cs="Arial"/>
+        </w:rPr>
+      </w:pPr>
+      <w:r>
+        <w:rPr>
+          <w:rFonts w:ascii="Arial" w:hAnsi="Arial" w:cs="Arial"/>
+        </w:rPr>
+        <w:br w:type="page"/>
+      </w:r>
+    </w:p>
+    <w:p>
+      <w:pPr>
+        <w:rPr>
+          <w:rFonts w:ascii="Arial" w:hAnsi="Arial" w:cs="Arial"/>
+          <w:b/>
+          <w:bCs/>
+          <w:sz w:val="24"/>
+          <w:szCs w:val="24"/>
+          <w:u w:val="single"/>
+        </w:rPr>
+      </w:pPr>
+      <w:r>
+        <w:rPr>
+          <w:rFonts w:ascii="Arial" w:hAnsi="Arial" w:cs="Arial"/>
+          <w:b/>
+          <w:bCs/>
+          <w:sz w:val="24"/>
+          <w:szCs w:val="24"/>
+          <w:u w:val="single"/>
+        </w:rPr>
+        <w:lastRenderedPageBreak/>
+        <w:t>Definition der Datenmodelle</w:t>
+      </w:r>
+    </w:p>
+    <w:p>
+      <w:pPr>
+        <w:rPr>
+          <w:rFonts w:ascii="Arial" w:hAnsi="Arial" w:cs="Arial"/>
+        </w:rPr>
+      </w:pPr>
+      <w:r>
+        <w:rPr>
+          <w:rFonts w:ascii="Arial" w:hAnsi="Arial" w:cs="Arial"/>
+        </w:rPr>
+        <w:t>Die Datenbanktabellen werden basierend auf dem zuvor definierten ERD umgesetzt.</w:t>
+      </w:r>
+    </w:p>
+    <w:p>
+      <w:pPr>
+        <w:rPr>
+          <w:rFonts w:ascii="Arial" w:hAnsi="Arial" w:cs="Arial"/>
+        </w:rPr>
+      </w:pPr>
+      <w:r>
+        <w:rPr>
+          <w:rFonts w:ascii="Arial" w:hAnsi="Arial" w:cs="Arial"/>
+        </w:rPr>
+        <w:drawing>
+          <wp:inline distT="0" distB="0" distL="0" distR="0" wp14:anchorId="2E7AEBD2" wp14:editId="3CB59CF9">
+            <wp:extent cx="4178515" cy="1149409"/>
+            <wp:effectExtent l="0" t="0" r="0" b="0"/>
+            <wp:docPr id="1909925024" name="Grafik 1"/>
+            <wp:cNvGraphicFramePr>
+              <a:graphicFrameLocks xmlns:a="http://schemas.openxmlformats.org/drawingml/2006/main" noChangeAspect="1"/>
+            </wp:cNvGraphicFramePr>
+            <a:graphic xmlns:a="http://schemas.openxmlformats.org/drawingml/2006/main">
+              <a:graphicData uri="http://schemas.openxmlformats.org/drawingml/2006/picture">
+                <pic:pic xmlns:pic="http://schemas.openxmlformats.org/drawingml/2006/picture">
+                  <pic:nvPicPr>
+                    <pic:cNvPr id="1909925024" name=""/>
+                    <pic:cNvPicPr/>
+                  </pic:nvPicPr>
+                  <pic:blipFill>
+                    <a:blip r:embed="rId18"/>
+                    <a:stretch>
+                      <a:fillRect/>
+                    </a:stretch>
+                  </pic:blipFill>
+                  <pic:spPr>
+                    <a:xfrm>
+                      <a:off x="0" y="0"/>
+                      <a:ext cx="4178515" cy="1149409"/>
+                    </a:xfrm>
+                    <a:prstGeom prst="rect">
+                      <a:avLst/>
+                    </a:prstGeom>
+                  </pic:spPr>
+                </pic:pic>
+              </a:graphicData>
+            </a:graphic>
+          </wp:inline>
+        </w:drawing>
+      </w:r>
+    </w:p>
+    <w:p>
+      <w:pPr>
+        <w:spacing w:after="0"/>
+        <w:rPr>
+          <w:rFonts w:ascii="Arial" w:hAnsi="Arial" w:cs="Arial"/>
+          <w:b/>
+          <w:bCs/>
+        </w:rPr>
+      </w:pPr>
+    </w:p>
+    <w:p>
+      <w:pPr>
+        <w:rPr>
+          <w:rFonts w:ascii="Arial" w:hAnsi="Arial" w:cs="Arial"/>
+          <w:b/>
+          <w:bCs/>
+          <w:sz w:val="24"/>
+          <w:szCs w:val="24"/>
+          <w:u w:val="single"/>
+        </w:rPr>
+      </w:pPr>
+      <w:r>
+        <w:rPr>
+          <w:rFonts w:ascii="Arial" w:hAnsi="Arial" w:cs="Arial"/>
+          <w:b/>
+          <w:bCs/>
+          <w:sz w:val="24"/>
+          <w:szCs w:val="24"/>
+          <w:u w:val="single"/>
+        </w:rPr>
+        <w:t>Erstellung der Datenbank</w:t>
+      </w:r>
+    </w:p>
+    <w:p>
+      <w:pPr>
+        <w:rPr>
+          <w:rFonts w:ascii="Arial" w:hAnsi="Arial" w:cs="Arial"/>
+        </w:rPr>
+      </w:pPr>
+      <w:r>
+        <w:rPr>
+          <w:rFonts w:ascii="Arial" w:hAnsi="Arial" w:cs="Arial"/>
+        </w:rPr>
+        <w:t>Die Datenbank kann mit folgendem Befehl initialisiert werden:</w:t>
+      </w:r>
+    </w:p>
+    <w:p>
+      <w:pPr>
+        <w:rPr>
+          <w:rFonts w:ascii="Arial" w:hAnsi="Arial" w:cs="Arial"/>
+        </w:rPr>
+      </w:pPr>
+      <w:r>
+        <w:rPr>
+          <w:rFonts w:ascii="Arial" w:hAnsi="Arial" w:cs="Arial"/>
+        </w:rPr>
+        <w:drawing>
+          <wp:inline distT="0" distB="0" distL="0" distR="0" wp14:anchorId="7AB4C7C2" wp14:editId="046052BE">
+            <wp:extent cx="1987652" cy="844593"/>
+            <wp:effectExtent l="0" t="0" r="0" b="0"/>
+            <wp:docPr id="1514008243" name="Grafik 1"/>
+            <wp:cNvGraphicFramePr>
+              <a:graphicFrameLocks xmlns:a="http://schemas.openxmlformats.org/drawingml/2006/main" noChangeAspect="1"/>
+            </wp:cNvGraphicFramePr>
+            <a:graphic xmlns:a="http://schemas.openxmlformats.org/drawingml/2006/main">
+              <a:graphicData uri="http://schemas.openxmlformats.org/drawingml/2006/picture">
+                <pic:pic xmlns:pic="http://schemas.openxmlformats.org/drawingml/2006/picture">
+                  <pic:nvPicPr>
+                    <pic:cNvPr id="1514008243" name=""/>
+                    <pic:cNvPicPr/>
+                  </pic:nvPicPr>
+                  <pic:blipFill>
+                    <a:blip r:embed="rId19"/>
+                    <a:stretch>
+                      <a:fillRect/>
+                    </a:stretch>
+                  </pic:blipFill>
+                  <pic:spPr>
+                    <a:xfrm>
+                      <a:off x="0" y="0"/>
+                      <a:ext cx="1987652" cy="844593"/>
+                    </a:xfrm>
+                    <a:prstGeom prst="rect">
+                      <a:avLst/>
+                    </a:prstGeom>
+                  </pic:spPr>
+                </pic:pic>
+              </a:graphicData>
+            </a:graphic>
+          </wp:inline>
+        </w:drawing>
+      </w:r>
+    </w:p>
+    <w:p>
+      <w:pPr>
+        <w:rPr>
+          <w:rFonts w:ascii="Arial" w:hAnsi="Arial" w:cs="Arial"/>
+          <w:b/>
+          <w:bCs/>
+          <w:sz w:val="24"/>
+          <w:szCs w:val="24"/>
+          <w:u w:val="single"/>
+        </w:rPr>
+      </w:pPr>
+      <w:r>
+        <w:rPr>
+          <w:rFonts w:ascii="Arial" w:hAnsi="Arial" w:cs="Arial"/>
+        </w:rPr>
+        <w:br/>
+      </w:r>
+      <w:r>
+        <w:rPr>
+          <w:rFonts w:ascii="Arial" w:hAnsi="Arial" w:cs="Arial"/>
+          <w:b/>
+          <w:bCs/>
+          <w:sz w:val="24"/>
+          <w:szCs w:val="24"/>
+          <w:u w:val="single"/>
+        </w:rPr>
+        <w:t>Einfügen der Testdaten</w:t>
+      </w:r>
+    </w:p>
+    <w:p>
+      <w:pPr>
+        <w:rPr>
+          <w:rFonts w:ascii="Arial" w:hAnsi="Arial" w:cs="Arial"/>
+        </w:rPr>
+      </w:pPr>
+      <w:r>
+        <w:rPr>
+          <w:rFonts w:ascii="Arial" w:hAnsi="Arial" w:cs="Arial"/>
+        </w:rPr>
+        <w:t>Zur Überprüfung der Funktionalität der Datenbank wurden Testdaten eingefügt. Dabei wird ein Benutzer erstellt und in der Datenbank gespeichert. Dieser Schritt dient dazu, die korrekte Verbindung zwischen Anwendung und Datenbank zu validieren.</w:t>
+      </w:r>
+    </w:p>
+    <w:p>
+      <w:pPr>
+        <w:rPr>
+          <w:rFonts w:ascii="Arial" w:hAnsi="Arial" w:cs="Arial"/>
+        </w:rPr>
+      </w:pPr>
+      <w:r>
+        <w:rPr>
+          <w:rFonts w:ascii="Arial" w:hAnsi="Arial" w:cs="Arial"/>
+        </w:rPr>
+        <w:drawing>
+          <wp:inline distT="0" distB="0" distL="0" distR="0" wp14:anchorId="2B227DF9" wp14:editId="5A680B12">
+            <wp:extent cx="5760720" cy="995045"/>
+            <wp:effectExtent l="0" t="0" r="0" b="0"/>
+            <wp:docPr id="1830483193" name="Grafik 1"/>
+            <wp:cNvGraphicFramePr>
+              <a:graphicFrameLocks xmlns:a="http://schemas.openxmlformats.org/drawingml/2006/main" noChangeAspect="1"/>
+            </wp:cNvGraphicFramePr>
+            <a:graphic xmlns:a="http://schemas.openxmlformats.org/drawingml/2006/main">
+              <a:graphicData uri="http://schemas.openxmlformats.org/drawingml/2006/picture">
+                <pic:pic xmlns:pic="http://schemas.openxmlformats.org/drawingml/2006/picture">
+                  <pic:nvPicPr>
+                    <pic:cNvPr id="1830483193" name=""/>
+                    <pic:cNvPicPr/>
+                  </pic:nvPicPr>
+                  <pic:blipFill>
+                    <a:blip r:embed="rId20"/>
+                    <a:stretch>
+                      <a:fillRect/>
+                    </a:stretch>
+                  </pic:blipFill>
+                  <pic:spPr>
+                    <a:xfrm>
+                      <a:off x="0" y="0"/>
+                      <a:ext cx="5760720" cy="995045"/>
+                    </a:xfrm>
+                    <a:prstGeom prst="rect">
+                      <a:avLst/>
+                    </a:prstGeom>
+                  </pic:spPr>
+                </pic:pic>
+              </a:graphicData>
+            </a:graphic>
+          </wp:inline>
+        </w:drawing>
+      </w:r>
+    </w:p>
+    <w:p>
+      <w:pPr>
+        <w:rPr>
+          <w:rFonts w:ascii="Arial" w:hAnsi="Arial" w:cs="Arial"/>
+        </w:rPr>
+      </w:pPr>
+      <w:r>
+        <w:rPr>
+          <w:rFonts w:ascii="Arial" w:hAnsi="Arial" w:cs="Arial"/>
+        </w:rPr>
+        <w:br w:type="page"/>
+      </w:r>
+    </w:p>
+    <w:p>
+      <w:pPr>
+        <w:pStyle w:val="berschrift2"/>
+        <w:rPr>
+          <w:rFonts w:ascii="Arial" w:hAnsi="Arial" w:cs="Arial"/>
+        </w:rPr>
+      </w:pPr>
+      <w:bookmarkStart w:id="15" w:name="_Toc225105950"/>
+      <w:r>
+        <w:rPr>
+          <w:rFonts w:ascii="Arial" w:hAnsi="Arial" w:cs="Arial"/>
+        </w:rPr>
+        <w:lastRenderedPageBreak/>
+        <w:t>12.</w:t>
+      </w:r>
+      <w:r>
+        <w:rPr>
+          <w:rFonts w:ascii="Arial" w:hAnsi="Arial" w:cs="Arial"/>
+        </w:rPr>
+        <w:t>2</w:t>
+      </w:r>
+      <w:r>
+        <w:rPr>
+          <w:rFonts w:ascii="Arial" w:hAnsi="Arial" w:cs="Arial"/>
+        </w:rPr>
+        <w:t xml:space="preserve"> Implementierung der Funktionalitäten</w:t>
+      </w:r>
+      <w:bookmarkEnd w:id="15"/>
+    </w:p>
+    <w:p>
+      <w:pPr>
+        <w:rPr>
+          <w:rFonts w:ascii="Arial" w:hAnsi="Arial" w:cs="Arial"/>
+        </w:rPr>
+      </w:pPr>
+    </w:p>
+    <w:p>
+      <w:pPr>
+        <w:rPr>
+          <w:rFonts w:ascii="Arial" w:hAnsi="Arial" w:cs="Arial"/>
+          <w:b/>
+          <w:bCs/>
+          <w:sz w:val="24"/>
+          <w:szCs w:val="24"/>
+          <w:u w:val="single"/>
+        </w:rPr>
+      </w:pPr>
+      <w:r>
+        <w:rPr>
+          <w:rFonts w:ascii="Arial" w:hAnsi="Arial" w:cs="Arial"/>
+          <w:b/>
+          <w:bCs/>
+          <w:sz w:val="24"/>
+          <w:szCs w:val="24"/>
+          <w:u w:val="single"/>
+        </w:rPr>
+        <w:t>Einfügen von Scootern</w:t>
+      </w:r>
+    </w:p>
+    <w:p>
+      <w:pPr>
+        <w:rPr>
+          <w:rFonts w:ascii="Arial" w:hAnsi="Arial" w:cs="Arial"/>
+        </w:rPr>
+      </w:pPr>
+      <w:r>
+        <w:rPr>
+          <w:rFonts w:ascii="Arial" w:hAnsi="Arial" w:cs="Arial"/>
+        </w:rPr>
+        <w:t xml:space="preserve">Im Rahmen der Implementierung wird die Möglichkeit geschaffen, neue Scooter in der Datenbank zu speichern. Dieser Schritt dient dazu, </w:t>
+      </w:r>
+      <w:proofErr w:type="gramStart"/>
+      <w:r>
+        <w:rPr>
+          <w:rFonts w:ascii="Arial" w:hAnsi="Arial" w:cs="Arial"/>
+        </w:rPr>
+        <w:t>das</w:t>
+      </w:r>
+      <w:proofErr w:type="gramEnd"/>
+      <w:r>
+        <w:rPr>
+          <w:rFonts w:ascii="Arial" w:hAnsi="Arial" w:cs="Arial"/>
+        </w:rPr>
+        <w:t xml:space="preserve"> zuvor definierte Datenmodell mit konkreten Daten zu befüllen und die Funktionalität der Anwendung zu überprüfen.</w:t>
+      </w:r>
+    </w:p>
+    <w:p>
+      <w:pPr>
+        <w:rPr>
+          <w:rFonts w:ascii="Arial" w:hAnsi="Arial" w:cs="Arial"/>
+        </w:rPr>
+      </w:pPr>
+      <w:r>
+        <w:rPr>
+          <w:rFonts w:ascii="Arial" w:hAnsi="Arial" w:cs="Arial"/>
+        </w:rPr>
+        <w:t xml:space="preserve">Die Umsetzung erfolgt über das ORM-Framework </w:t>
+      </w:r>
+      <w:proofErr w:type="spellStart"/>
+      <w:r>
+        <w:rPr>
+          <w:rFonts w:ascii="Arial" w:hAnsi="Arial" w:cs="Arial"/>
+        </w:rPr>
+        <w:t>SQLAlchemy</w:t>
+      </w:r>
+      <w:proofErr w:type="spellEnd"/>
+      <w:r>
+        <w:rPr>
+          <w:rFonts w:ascii="Arial" w:hAnsi="Arial" w:cs="Arial"/>
+        </w:rPr>
+        <w:t>, welches eine objektorientierte Interaktion mit der relationalen Datenbank ermöglicht. Dabei werden Instanzen der Klasse Scooter erzeugt und anschliessend in der Datenbank persistiert.</w:t>
+      </w:r>
+    </w:p>
+    <w:p>
+      <w:pPr>
+        <w:rPr>
+          <w:rFonts w:ascii="Arial" w:hAnsi="Arial" w:cs="Arial"/>
+          <w:b/>
+          <w:bCs/>
+        </w:rPr>
+      </w:pPr>
+      <w:r>
+        <w:rPr>
+          <w:rFonts w:ascii="Arial" w:hAnsi="Arial" w:cs="Arial"/>
+          <w:b/>
+          <w:bCs/>
+        </w:rPr>
+        <w:t>Erstellung der Scooter-Objekte</w:t>
+      </w:r>
+      <w:r>
+        <w:rPr>
+          <w:rFonts w:ascii="Arial" w:hAnsi="Arial" w:cs="Arial"/>
+          <w:b/>
+          <w:bCs/>
+        </w:rPr>
+        <w:t xml:space="preserve"> (im Python Terminal):</w:t>
+      </w:r>
+    </w:p>
+    <w:tbl>
+      <w:tblPr>
+        <w:tblStyle w:val="Tabellenraster"/>
+        <w:tblW w:w="0" w:type="auto"/>
+        <w:tblBorders>
+          <w:top w:val="none" w:sz="0" w:space="0" w:color="auto"/>
+          <w:left w:val="none" w:sz="0" w:space="0" w:color="auto"/>
+          <w:bottom w:val="none" w:sz="0" w:space="0" w:color="auto"/>
+          <w:right w:val="none" w:sz="0" w:space="0" w:color="auto"/>
+          <w:insideH w:val="none" w:sz="0" w:space="0" w:color="auto"/>
+          <w:insideV w:val="none" w:sz="0" w:space="0" w:color="auto"/>
+        </w:tblBorders>
+        <w:tblLook w:val="04A0" w:firstRow="1" w:lastRow="0" w:firstColumn="1" w:lastColumn="0" w:noHBand="0" w:noVBand="1"/>
+      </w:tblPr>
+      <w:tblGrid>
+        <w:gridCol w:w="2977"/>
+      </w:tblGrid>
+      <w:tr>
+        <w:trPr>
+          <w:trHeight w:val="340"/>
+        </w:trPr>
+        <w:tc>
+          <w:tcPr>
+            <w:tcW w:w="2977" w:type="dxa"/>
+            <w:shd w:val="clear" w:color="auto" w:fill="262626" w:themeFill="text1" w:themeFillTint="D9"/>
+            <w:vAlign w:val="center"/>
+          </w:tcPr>
+          <w:p>
+            <w:pPr>
+              <w:rPr>
+                <w:rFonts w:ascii="Cascadia Code" w:eastAsiaTheme="majorEastAsia" w:hAnsi="Cascadia Code" w:cs="Arial"/>
+                <w:color w:val="FFFFFF" w:themeColor="background1"/>
+              </w:rPr>
+            </w:pPr>
+            <w:r>
+              <w:rPr>
+                <w:rFonts w:ascii="Cascadia Code" w:eastAsiaTheme="majorEastAsia" w:hAnsi="Cascadia Code" w:cs="Arial"/>
+                <w:color w:val="FFFFFF" w:themeColor="background1"/>
+              </w:rPr>
+              <w:t xml:space="preserve">scooter1 = </w:t>
+            </w:r>
+            <w:proofErr w:type="gramStart"/>
+            <w:r>
+              <w:rPr>
+                <w:rFonts w:ascii="Cascadia Code" w:eastAsiaTheme="majorEastAsia" w:hAnsi="Cascadia Code" w:cs="Arial"/>
+                <w:color w:val="FFFFFF" w:themeColor="background1"/>
+              </w:rPr>
+              <w:t>Scooter(</w:t>
+            </w:r>
+            <w:proofErr w:type="gramEnd"/>
+          </w:p>
+          <w:p>
+            <w:pPr>
+              <w:rPr>
+                <w:rFonts w:ascii="Cascadia Code" w:eastAsiaTheme="majorEastAsia" w:hAnsi="Cascadia Code" w:cs="Arial"/>
+                <w:color w:val="FFFFFF" w:themeColor="background1"/>
+              </w:rPr>
+            </w:pPr>
+            <w:r>
+              <w:rPr>
+                <w:rFonts w:ascii="Cascadia Code" w:eastAsiaTheme="majorEastAsia" w:hAnsi="Cascadia Code" w:cs="Arial"/>
+                <w:color w:val="FFFFFF" w:themeColor="background1"/>
+              </w:rPr>
+              <w:t xml:space="preserve">  </w:t>
+            </w:r>
+            <w:r>
+              <w:rPr>
+                <w:rFonts w:ascii="Cascadia Code" w:eastAsiaTheme="majorEastAsia" w:hAnsi="Cascadia Code" w:cs="Arial"/>
+                <w:color w:val="FFFFFF" w:themeColor="background1"/>
+              </w:rPr>
+              <w:t>battery=80,</w:t>
+            </w:r>
+          </w:p>
+          <w:p>
+            <w:pPr>
+              <w:rPr>
+                <w:rFonts w:ascii="Cascadia Code" w:eastAsiaTheme="majorEastAsia" w:hAnsi="Cascadia Code" w:cs="Arial"/>
+                <w:color w:val="FFFFFF" w:themeColor="background1"/>
+              </w:rPr>
+            </w:pPr>
+            <w:r>
+              <w:rPr>
+                <w:rFonts w:ascii="Cascadia Code" w:eastAsiaTheme="majorEastAsia" w:hAnsi="Cascadia Code" w:cs="Arial"/>
+                <w:color w:val="FFFFFF" w:themeColor="background1"/>
+              </w:rPr>
+              <w:t xml:space="preserve">  </w:t>
+            </w:r>
+            <w:r>
+              <w:rPr>
+                <w:rFonts w:ascii="Cascadia Code" w:eastAsiaTheme="majorEastAsia" w:hAnsi="Cascadia Code" w:cs="Arial"/>
+                <w:color w:val="FFFFFF" w:themeColor="background1"/>
+              </w:rPr>
+              <w:t>status="verfügbar",</w:t>
+            </w:r>
+          </w:p>
+          <w:p>
+            <w:pPr>
+              <w:rPr>
+                <w:rFonts w:ascii="Cascadia Code" w:eastAsiaTheme="majorEastAsia" w:hAnsi="Cascadia Code" w:cs="Arial"/>
+                <w:color w:val="FFFFFF" w:themeColor="background1"/>
+              </w:rPr>
+            </w:pPr>
+            <w:r>
+              <w:rPr>
+                <w:rFonts w:ascii="Cascadia Code" w:eastAsiaTheme="majorEastAsia" w:hAnsi="Cascadia Code" w:cs="Arial"/>
+                <w:color w:val="FFFFFF" w:themeColor="background1"/>
+              </w:rPr>
+              <w:t xml:space="preserve">  </w:t>
+            </w:r>
+            <w:r>
+              <w:rPr>
+                <w:rFonts w:ascii="Cascadia Code" w:eastAsiaTheme="majorEastAsia" w:hAnsi="Cascadia Code" w:cs="Arial"/>
+                <w:color w:val="FFFFFF" w:themeColor="background1"/>
+              </w:rPr>
+              <w:t>location="Bern",</w:t>
+            </w:r>
+          </w:p>
+          <w:p>
+            <w:pPr>
+              <w:rPr>
+                <w:rFonts w:ascii="Cascadia Code" w:eastAsiaTheme="majorEastAsia" w:hAnsi="Cascadia Code" w:cs="Arial"/>
+                <w:color w:val="FFFFFF" w:themeColor="background1"/>
+              </w:rPr>
+            </w:pPr>
+            <w:r>
+              <w:rPr>
+                <w:rFonts w:ascii="Cascadia Code" w:eastAsiaTheme="majorEastAsia" w:hAnsi="Cascadia Code" w:cs="Arial"/>
+                <w:color w:val="FFFFFF" w:themeColor="background1"/>
+              </w:rPr>
+              <w:t xml:space="preserve">  </w:t>
+            </w:r>
+            <w:r>
+              <w:rPr>
+                <w:rFonts w:ascii="Cascadia Code" w:eastAsiaTheme="majorEastAsia" w:hAnsi="Cascadia Code" w:cs="Arial"/>
+                <w:color w:val="FFFFFF" w:themeColor="background1"/>
+              </w:rPr>
+              <w:t>owner_id=1</w:t>
+            </w:r>
+          </w:p>
+          <w:p>
+            <w:pPr>
+              <w:rPr>
+                <w:rFonts w:ascii="Cascadia Code" w:eastAsiaTheme="majorEastAsia" w:hAnsi="Cascadia Code" w:cs="Arial"/>
+                <w:color w:val="2F5496" w:themeColor="accent1" w:themeShade="BF"/>
+              </w:rPr>
+            </w:pPr>
+            <w:r>
+              <w:rPr>
+                <w:rFonts w:ascii="Cascadia Code" w:eastAsiaTheme="majorEastAsia" w:hAnsi="Cascadia Code" w:cs="Arial"/>
+                <w:color w:val="FFFFFF" w:themeColor="background1"/>
+              </w:rPr>
+              <w:t>)</w:t>
+            </w:r>
+          </w:p>
+        </w:tc>
+      </w:tr>
+      <w:tr>
+        <w:trPr>
+          <w:trHeight w:val="340"/>
+        </w:trPr>
+        <w:tc>
+          <w:tcPr>
+            <w:tcW w:w="2977" w:type="dxa"/>
+            <w:shd w:val="clear" w:color="auto" w:fill="262626" w:themeFill="text1" w:themeFillTint="D9"/>
+            <w:vAlign w:val="center"/>
+          </w:tcPr>
+          <w:p>
+            <w:pPr>
+              <w:rPr>
+                <w:rFonts w:ascii="Cascadia Code" w:eastAsiaTheme="majorEastAsia" w:hAnsi="Cascadia Code" w:cs="Arial"/>
+                <w:color w:val="FFFFFF" w:themeColor="background1"/>
+                <w:lang w:val="en-GB"/>
+              </w:rPr>
+            </w:pPr>
+          </w:p>
+          <w:p>
+            <w:pPr>
+              <w:rPr>
+                <w:rFonts w:ascii="Cascadia Code" w:eastAsiaTheme="majorEastAsia" w:hAnsi="Cascadia Code" w:cs="Arial"/>
+                <w:color w:val="FFFFFF" w:themeColor="background1"/>
+                <w:lang w:val="en-GB"/>
+              </w:rPr>
+            </w:pPr>
+            <w:r>
+              <w:rPr>
+                <w:rFonts w:ascii="Cascadia Code" w:eastAsiaTheme="majorEastAsia" w:hAnsi="Cascadia Code" w:cs="Arial"/>
+                <w:color w:val="FFFFFF" w:themeColor="background1"/>
+                <w:lang w:val="en-GB"/>
+              </w:rPr>
+              <w:t xml:space="preserve">scooter2 = </w:t>
+            </w:r>
+            <w:proofErr w:type="gramStart"/>
+            <w:r>
+              <w:rPr>
+                <w:rFonts w:ascii="Cascadia Code" w:eastAsiaTheme="majorEastAsia" w:hAnsi="Cascadia Code" w:cs="Arial"/>
+                <w:color w:val="FFFFFF" w:themeColor="background1"/>
+                <w:lang w:val="en-GB"/>
+              </w:rPr>
+              <w:t>Scooter(</w:t>
+            </w:r>
+            <w:proofErr w:type="gramEnd"/>
+          </w:p>
+          <w:p>
+            <w:pPr>
+              <w:rPr>
+                <w:rFonts w:ascii="Cascadia Code" w:eastAsiaTheme="majorEastAsia" w:hAnsi="Cascadia Code" w:cs="Arial"/>
+                <w:color w:val="FFFFFF" w:themeColor="background1"/>
+                <w:lang w:val="en-GB"/>
+              </w:rPr>
+            </w:pPr>
+            <w:r>
+              <w:rPr>
+                <w:rFonts w:ascii="Cascadia Code" w:eastAsiaTheme="majorEastAsia" w:hAnsi="Cascadia Code" w:cs="Arial"/>
+                <w:color w:val="FFFFFF" w:themeColor="background1"/>
+                <w:lang w:val="en-GB"/>
+              </w:rPr>
+              <w:t xml:space="preserve">  </w:t>
+            </w:r>
+            <w:r>
+              <w:rPr>
+                <w:rFonts w:ascii="Cascadia Code" w:eastAsiaTheme="majorEastAsia" w:hAnsi="Cascadia Code" w:cs="Arial"/>
+                <w:color w:val="FFFFFF" w:themeColor="background1"/>
+                <w:lang w:val="en-GB"/>
+              </w:rPr>
+              <w:t>battery=50,</w:t>
+            </w:r>
+          </w:p>
+          <w:p>
+            <w:pPr>
+              <w:rPr>
+                <w:rFonts w:ascii="Cascadia Code" w:eastAsiaTheme="majorEastAsia" w:hAnsi="Cascadia Code" w:cs="Arial"/>
+                <w:color w:val="FFFFFF" w:themeColor="background1"/>
+                <w:lang w:val="en-GB"/>
+              </w:rPr>
+            </w:pPr>
+            <w:r>
+              <w:rPr>
+                <w:rFonts w:ascii="Cascadia Code" w:eastAsiaTheme="majorEastAsia" w:hAnsi="Cascadia Code" w:cs="Arial"/>
+                <w:color w:val="FFFFFF" w:themeColor="background1"/>
+                <w:lang w:val="en-GB"/>
+              </w:rPr>
+              <w:t xml:space="preserve">  </w:t>
+            </w:r>
+            <w:r>
+              <w:rPr>
+                <w:rFonts w:ascii="Cascadia Code" w:eastAsiaTheme="majorEastAsia" w:hAnsi="Cascadia Code" w:cs="Arial"/>
+                <w:color w:val="FFFFFF" w:themeColor="background1"/>
+                <w:lang w:val="en-GB"/>
+              </w:rPr>
+              <w:t>status="verfügbar",</w:t>
+            </w:r>
+          </w:p>
+          <w:p>
+            <w:pPr>
+              <w:rPr>
+                <w:rFonts w:ascii="Cascadia Code" w:eastAsiaTheme="majorEastAsia" w:hAnsi="Cascadia Code" w:cs="Arial"/>
+                <w:color w:val="FFFFFF" w:themeColor="background1"/>
+                <w:lang w:val="en-GB"/>
+              </w:rPr>
+            </w:pPr>
+            <w:r>
+              <w:rPr>
+                <w:rFonts w:ascii="Cascadia Code" w:eastAsiaTheme="majorEastAsia" w:hAnsi="Cascadia Code" w:cs="Arial"/>
+                <w:color w:val="FFFFFF" w:themeColor="background1"/>
+                <w:lang w:val="en-GB"/>
+              </w:rPr>
+              <w:t xml:space="preserve">  </w:t>
+            </w:r>
+            <w:r>
+              <w:rPr>
+                <w:rFonts w:ascii="Cascadia Code" w:eastAsiaTheme="majorEastAsia" w:hAnsi="Cascadia Code" w:cs="Arial"/>
+                <w:color w:val="FFFFFF" w:themeColor="background1"/>
+                <w:lang w:val="en-GB"/>
+              </w:rPr>
+              <w:t>location="Zürich",</w:t>
+            </w:r>
+          </w:p>
+          <w:p>
+            <w:pPr>
+              <w:rPr>
+                <w:rFonts w:ascii="Cascadia Code" w:eastAsiaTheme="majorEastAsia" w:hAnsi="Cascadia Code" w:cs="Arial"/>
+                <w:color w:val="FFFFFF" w:themeColor="background1"/>
+                <w:lang w:val="en-GB"/>
+              </w:rPr>
+            </w:pPr>
+            <w:r>
+              <w:rPr>
+                <w:rFonts w:ascii="Cascadia Code" w:eastAsiaTheme="majorEastAsia" w:hAnsi="Cascadia Code" w:cs="Arial"/>
+                <w:color w:val="FFFFFF" w:themeColor="background1"/>
+                <w:lang w:val="en-GB"/>
+              </w:rPr>
+              <w:t xml:space="preserve">  </w:t>
+            </w:r>
+            <w:r>
+              <w:rPr>
+                <w:rFonts w:ascii="Cascadia Code" w:eastAsiaTheme="majorEastAsia" w:hAnsi="Cascadia Code" w:cs="Arial"/>
+                <w:color w:val="FFFFFF" w:themeColor="background1"/>
+                <w:lang w:val="en-GB"/>
+              </w:rPr>
+              <w:t>owner_id=1</w:t>
+            </w:r>
+          </w:p>
+          <w:p>
+            <w:pPr>
+              <w:rPr>
+                <w:rFonts w:ascii="Cascadia Code" w:eastAsiaTheme="majorEastAsia" w:hAnsi="Cascadia Code" w:cs="Arial"/>
+                <w:color w:val="2F5496" w:themeColor="accent1" w:themeShade="BF"/>
+                <w:lang w:val="en-GB"/>
+              </w:rPr>
+            </w:pPr>
+            <w:r>
+              <w:rPr>
+                <w:rFonts w:ascii="Cascadia Code" w:eastAsiaTheme="majorEastAsia" w:hAnsi="Cascadia Code" w:cs="Arial"/>
+                <w:color w:val="FFFFFF" w:themeColor="background1"/>
+                <w:lang w:val="en-GB"/>
+              </w:rPr>
+              <w:t>)</w:t>
+            </w:r>
+          </w:p>
+        </w:tc>
+      </w:tr>
+    </w:tbl>
+    <w:p>
+      <w:pPr>
+        <w:spacing w:after="0"/>
+        <w:rPr>
+          <w:rFonts w:ascii="Arial" w:hAnsi="Arial" w:cs="Arial"/>
+          <w:lang w:val="en-GB"/>
+        </w:rPr>
+      </w:pPr>
+    </w:p>
+    <w:p>
+      <w:pPr>
+        <w:rPr>
+          <w:rFonts w:ascii="Arial" w:hAnsi="Arial" w:cs="Arial"/>
+        </w:rPr>
+      </w:pPr>
+      <w:r>
+        <w:rPr>
+          <w:rFonts w:ascii="Arial" w:hAnsi="Arial" w:cs="Arial"/>
+        </w:rPr>
+        <w:t xml:space="preserve">In diesem Schritt werden zwei Scooter-Objekte erzeugt. Die Attribute entsprechen den im Datenbankmodell definierten Feldern. Der </w:t>
+      </w:r>
+      <w:r>
+        <w:rPr>
+          <w:rFonts w:ascii="Arial" w:hAnsi="Arial" w:cs="Arial"/>
+          <w:i/>
+          <w:iCs/>
+        </w:rPr>
+        <w:t>owner_id</w:t>
+      </w:r>
+      <w:r>
+        <w:rPr>
+          <w:rFonts w:ascii="Arial" w:hAnsi="Arial" w:cs="Arial"/>
+        </w:rPr>
+        <w:t>-Wert stellt dabei einen Fremdschlüssel dar, welcher auf einen bestehenden Benutzer verweist.</w:t>
+      </w:r>
+    </w:p>
+    <w:p>
+      <w:pPr>
+        <w:spacing w:after="0"/>
+        <w:rPr>
+          <w:rFonts w:ascii="Arial" w:hAnsi="Arial" w:cs="Arial"/>
+        </w:rPr>
+      </w:pPr>
+    </w:p>
+    <w:p>
+      <w:pPr>
+        <w:rPr>
+          <w:rFonts w:ascii="Arial" w:hAnsi="Arial" w:cs="Arial"/>
+          <w:b/>
+          <w:bCs/>
+        </w:rPr>
+      </w:pPr>
+      <w:r>
+        <w:rPr>
+          <w:rFonts w:ascii="Arial" w:hAnsi="Arial" w:cs="Arial"/>
+          <w:b/>
+          <w:bCs/>
+        </w:rPr>
+        <w:t>Speicherung in der Datenbank:</w:t>
+      </w:r>
+    </w:p>
+    <w:tbl>
+      <w:tblPr>
+        <w:tblStyle w:val="Tabellenraster"/>
+        <w:tblW w:w="0" w:type="auto"/>
+        <w:tblBorders>
+          <w:top w:val="none" w:sz="0" w:space="0" w:color="auto"/>
+          <w:left w:val="none" w:sz="0" w:space="0" w:color="auto"/>
+          <w:bottom w:val="none" w:sz="0" w:space="0" w:color="auto"/>
+          <w:right w:val="none" w:sz="0" w:space="0" w:color="auto"/>
+          <w:insideH w:val="none" w:sz="0" w:space="0" w:color="auto"/>
+          <w:insideV w:val="none" w:sz="0" w:space="0" w:color="auto"/>
+        </w:tblBorders>
+        <w:tblLook w:val="04A0" w:firstRow="1" w:lastRow="0" w:firstColumn="1" w:lastColumn="0" w:noHBand="0" w:noVBand="1"/>
+      </w:tblPr>
+      <w:tblGrid>
+        <w:gridCol w:w="3310"/>
+      </w:tblGrid>
+      <w:tr>
+        <w:trPr>
+          <w:trHeight w:val="907"/>
+        </w:trPr>
+        <w:tc>
+          <w:tcPr>
+            <w:tcW w:w="2977" w:type="dxa"/>
+            <w:shd w:val="clear" w:color="auto" w:fill="262626" w:themeFill="text1" w:themeFillTint="D9"/>
+            <w:vAlign w:val="center"/>
+          </w:tcPr>
+          <w:p>
+            <w:pPr>
+              <w:rPr>
+                <w:rFonts w:ascii="Cascadia Code" w:eastAsiaTheme="majorEastAsia" w:hAnsi="Cascadia Code" w:cs="Arial"/>
+                <w:color w:val="FFFFFF" w:themeColor="background1"/>
+                <w:lang w:val="en-GB"/>
+              </w:rPr>
+            </w:pPr>
+            <w:proofErr w:type="spellStart"/>
+            <w:r>
+              <w:rPr>
+                <w:rFonts w:ascii="Cascadia Code" w:eastAsiaTheme="majorEastAsia" w:hAnsi="Cascadia Code" w:cs="Arial"/>
+                <w:color w:val="FFFFFF" w:themeColor="background1"/>
+                <w:lang w:val="en-GB"/>
+              </w:rPr>
+              <w:t>db.session.add</w:t>
+            </w:r>
+            <w:proofErr w:type="spellEnd"/>
+            <w:r>
+              <w:rPr>
+                <w:rFonts w:ascii="Cascadia Code" w:eastAsiaTheme="majorEastAsia" w:hAnsi="Cascadia Code" w:cs="Arial"/>
+                <w:color w:val="FFFFFF" w:themeColor="background1"/>
+                <w:lang w:val="en-GB"/>
+              </w:rPr>
+              <w:t>(scooter1)</w:t>
+            </w:r>
+          </w:p>
+          <w:p>
+            <w:pPr>
+              <w:rPr>
+                <w:rFonts w:ascii="Cascadia Code" w:eastAsiaTheme="majorEastAsia" w:hAnsi="Cascadia Code" w:cs="Arial"/>
+                <w:color w:val="FFFFFF" w:themeColor="background1"/>
+                <w:lang w:val="en-GB"/>
+              </w:rPr>
+            </w:pPr>
+            <w:proofErr w:type="spellStart"/>
+            <w:r>
+              <w:rPr>
+                <w:rFonts w:ascii="Cascadia Code" w:eastAsiaTheme="majorEastAsia" w:hAnsi="Cascadia Code" w:cs="Arial"/>
+                <w:color w:val="FFFFFF" w:themeColor="background1"/>
+                <w:lang w:val="en-GB"/>
+              </w:rPr>
+              <w:t>db.session.add</w:t>
+            </w:r>
+            <w:proofErr w:type="spellEnd"/>
+            <w:r>
+              <w:rPr>
+                <w:rFonts w:ascii="Cascadia Code" w:eastAsiaTheme="majorEastAsia" w:hAnsi="Cascadia Code" w:cs="Arial"/>
+                <w:color w:val="FFFFFF" w:themeColor="background1"/>
+                <w:lang w:val="en-GB"/>
+              </w:rPr>
+              <w:t>(scooter2)</w:t>
+            </w:r>
+          </w:p>
+          <w:p>
+            <w:pPr>
+              <w:rPr>
+                <w:rFonts w:ascii="Cascadia Code" w:eastAsiaTheme="majorEastAsia" w:hAnsi="Cascadia Code" w:cs="Arial"/>
+                <w:color w:val="2F5496" w:themeColor="accent1" w:themeShade="BF"/>
+                <w:lang w:val="en-GB"/>
+              </w:rPr>
+            </w:pPr>
+            <w:proofErr w:type="spellStart"/>
+            <w:proofErr w:type="gramStart"/>
+            <w:r>
+              <w:rPr>
+                <w:rFonts w:ascii="Cascadia Code" w:eastAsiaTheme="majorEastAsia" w:hAnsi="Cascadia Code" w:cs="Arial"/>
+                <w:color w:val="FFFFFF" w:themeColor="background1"/>
+                <w:lang w:val="en-GB"/>
+              </w:rPr>
+              <w:t>db.session</w:t>
+            </w:r>
+            <w:proofErr w:type="gramEnd"/>
+            <w:r>
+              <w:rPr>
+                <w:rFonts w:ascii="Cascadia Code" w:eastAsiaTheme="majorEastAsia" w:hAnsi="Cascadia Code" w:cs="Arial"/>
+                <w:color w:val="FFFFFF" w:themeColor="background1"/>
+                <w:lang w:val="en-GB"/>
+              </w:rPr>
+              <w:t>.</w:t>
+            </w:r>
+            <w:proofErr w:type="gramStart"/>
+            <w:r>
+              <w:rPr>
+                <w:rFonts w:ascii="Cascadia Code" w:eastAsiaTheme="majorEastAsia" w:hAnsi="Cascadia Code" w:cs="Arial"/>
+                <w:color w:val="FFFFFF" w:themeColor="background1"/>
+                <w:lang w:val="en-GB"/>
+              </w:rPr>
+              <w:t>commit</w:t>
+            </w:r>
+            <w:proofErr w:type="spellEnd"/>
+            <w:r>
+              <w:rPr>
+                <w:rFonts w:ascii="Cascadia Code" w:eastAsiaTheme="majorEastAsia" w:hAnsi="Cascadia Code" w:cs="Arial"/>
+                <w:color w:val="FFFFFF" w:themeColor="background1"/>
+                <w:lang w:val="en-GB"/>
+              </w:rPr>
+              <w:t>(</w:t>
+            </w:r>
+            <w:proofErr w:type="gramEnd"/>
+            <w:r>
+              <w:rPr>
+                <w:rFonts w:ascii="Cascadia Code" w:eastAsiaTheme="majorEastAsia" w:hAnsi="Cascadia Code" w:cs="Arial"/>
+                <w:color w:val="FFFFFF" w:themeColor="background1"/>
+                <w:lang w:val="en-GB"/>
+              </w:rPr>
+              <w:t>)</w:t>
+            </w:r>
+          </w:p>
+        </w:tc>
+      </w:tr>
+    </w:tbl>
+    <w:p>
+      <w:pPr>
+        <w:spacing w:after="0"/>
+        <w:rPr>
+          <w:rFonts w:ascii="Arial" w:hAnsi="Arial" w:cs="Arial"/>
+        </w:rPr>
+      </w:pPr>
+    </w:p>
+    <w:p>
+      <w:pPr>
+        <w:rPr>
+          <w:rFonts w:ascii="Arial" w:hAnsi="Arial" w:cs="Arial"/>
+        </w:rPr>
+      </w:pPr>
+      <w:r>
+        <w:rPr>
+          <w:rFonts w:ascii="Arial" w:hAnsi="Arial" w:cs="Arial"/>
+        </w:rPr>
+        <w:t xml:space="preserve">Die erstellten Objekte werden zunächst zur aktuellen Datenbanksession hinzugefügt. Durch den anschliessenden Aufruf von </w:t>
+      </w:r>
+      <w:proofErr w:type="spellStart"/>
+      <w:proofErr w:type="gramStart"/>
+      <w:r>
+        <w:rPr>
+          <w:rFonts w:ascii="Arial" w:hAnsi="Arial" w:cs="Arial"/>
+          <w:i/>
+          <w:iCs/>
+        </w:rPr>
+        <w:t>commit</w:t>
+      </w:r>
+      <w:proofErr w:type="spellEnd"/>
+      <w:r>
+        <w:rPr>
+          <w:rFonts w:ascii="Arial" w:hAnsi="Arial" w:cs="Arial"/>
+          <w:i/>
+          <w:iCs/>
+        </w:rPr>
+        <w:t>(</w:t>
+      </w:r>
+      <w:proofErr w:type="gramEnd"/>
+      <w:r>
+        <w:rPr>
+          <w:rFonts w:ascii="Arial" w:hAnsi="Arial" w:cs="Arial"/>
+          <w:i/>
+          <w:iCs/>
+        </w:rPr>
+        <w:t>)</w:t>
+      </w:r>
+      <w:r>
+        <w:rPr>
+          <w:rFonts w:ascii="Arial" w:hAnsi="Arial" w:cs="Arial"/>
+        </w:rPr>
+        <w:t xml:space="preserve"> wird die Transaktion abgeschlossen und die Daten dauerhaft in der Datenbank gespeichert.</w:t>
+      </w:r>
+    </w:p>
+    <w:p>
+      <w:pPr>
+        <w:rPr>
+          <w:rFonts w:ascii="Arial" w:hAnsi="Arial" w:cs="Arial"/>
+        </w:rPr>
+      </w:pPr>
+      <w:r>
+        <w:rPr>
+          <w:rFonts w:ascii="Arial" w:hAnsi="Arial" w:cs="Arial"/>
+        </w:rPr>
+        <w:t>Dieser Vorgang entspricht einer klassischen Schreiboperation in einem relationalen Datenbanksystem.</w:t>
+      </w:r>
+    </w:p>
+    <w:p>
+      <w:pPr>
+        <w:spacing w:after="0"/>
+        <w:rPr>
+          <w:rFonts w:ascii="Arial" w:hAnsi="Arial" w:cs="Arial"/>
+        </w:rPr>
+      </w:pPr>
+    </w:p>
+    <w:p>
+      <w:pPr>
+        <w:rPr>
+          <w:rFonts w:ascii="Arial" w:hAnsi="Arial" w:cs="Arial"/>
+          <w:b/>
+          <w:bCs/>
+        </w:rPr>
+      </w:pPr>
+      <w:r>
+        <w:rPr>
+          <w:rFonts w:ascii="Arial" w:hAnsi="Arial" w:cs="Arial"/>
+          <w:b/>
+          <w:bCs/>
+        </w:rPr>
+        <w:t>Bedeutung für die Anwendung</w:t>
+      </w:r>
+    </w:p>
+    <w:p>
+      <w:pPr>
+        <w:rPr>
+          <w:rFonts w:ascii="Arial" w:hAnsi="Arial" w:cs="Arial"/>
+        </w:rPr>
+      </w:pPr>
+      <w:r>
+        <w:rPr>
+          <w:rFonts w:ascii="Arial" w:hAnsi="Arial" w:cs="Arial"/>
+        </w:rPr>
+        <w:t>Durch das Einfügen der Scooter-Daten wird die Grundlage für die weiteren Funktionalitäten der Anwendung geschaffen. Insbesondere ermöglicht dieser Schritt die Anzeige von verfügbaren Scootern sowie die Durchführung von Buchungen durch Benutzer.</w:t>
+      </w:r>
+    </w:p>
+    <w:p>
+      <w:pPr>
+        <w:rPr>
+          <w:rFonts w:ascii="Arial" w:hAnsi="Arial" w:cs="Arial"/>
+        </w:rPr>
+      </w:pPr>
+      <w:r>
+        <w:rPr>
+          <w:rFonts w:ascii="Arial" w:hAnsi="Arial" w:cs="Arial"/>
+        </w:rPr>
+        <w:br w:type="page"/>
+      </w:r>
+    </w:p>
+    <w:p>
+      <w:pPr>
+        <w:rPr>
+          <w:rFonts w:ascii="Arial" w:hAnsi="Arial" w:cs="Arial"/>
+          <w:b/>
+          <w:bCs/>
+          <w:sz w:val="24"/>
+          <w:szCs w:val="24"/>
+          <w:u w:val="single"/>
+        </w:rPr>
+      </w:pPr>
+      <w:r>
+        <w:rPr>
+          <w:rFonts w:ascii="Arial" w:hAnsi="Arial" w:cs="Arial"/>
+          <w:b/>
+          <w:bCs/>
+          <w:sz w:val="24"/>
+          <w:szCs w:val="24"/>
+          <w:u w:val="single"/>
+        </w:rPr>
+        <w:lastRenderedPageBreak/>
+        <w:t>Anzeige von Scootern</w:t>
+      </w:r>
+    </w:p>
+    <w:p>
+      <w:pPr>
+        <w:rPr>
+          <w:rFonts w:ascii="Arial" w:hAnsi="Arial" w:cs="Arial"/>
+        </w:rPr>
+      </w:pPr>
+      <w:r>
+        <w:rPr>
+          <w:rFonts w:ascii="Arial" w:hAnsi="Arial" w:cs="Arial"/>
+        </w:rPr>
+        <w:t>Die Anzeige der verfügbaren Scooter erfolgt über eine dedizierte Route innerhalb der Flask-Anwendung. Dabei werden die in der Datenbank gespeicherten Scooter-Daten ausgelesen und an ein HTML-Template übergeben.</w:t>
+      </w:r>
+    </w:p>
+    <w:p>
+      <w:pPr>
+        <w:rPr>
+          <w:rFonts w:ascii="Arial" w:hAnsi="Arial" w:cs="Arial"/>
+          <w:b/>
+          <w:bCs/>
+        </w:rPr>
+      </w:pPr>
+      <w:r>
+        <w:rPr>
+          <w:rFonts w:ascii="Arial" w:hAnsi="Arial" w:cs="Arial"/>
+          <w:b/>
+          <w:bCs/>
+        </w:rPr>
+        <w:t>Datenabfrage aus der Datenbank</w:t>
+      </w:r>
+      <w:r>
+        <w:rPr>
+          <w:rFonts w:ascii="Arial" w:hAnsi="Arial" w:cs="Arial"/>
+          <w:b/>
+          <w:bCs/>
+        </w:rPr>
+        <w:t>:</w:t>
+      </w:r>
+    </w:p>
+    <w:p>
+      <w:pPr>
+        <w:rPr>
+          <w:rFonts w:ascii="Arial" w:hAnsi="Arial" w:cs="Arial"/>
+          <w:b/>
+          <w:bCs/>
+        </w:rPr>
+      </w:pPr>
+      <w:r>
+        <w:rPr>
+          <w:rFonts w:ascii="Arial" w:hAnsi="Arial" w:cs="Arial"/>
+          <w:b/>
+          <w:bCs/>
+        </w:rPr>
+        <w:drawing>
+          <wp:inline distT="0" distB="0" distL="0" distR="0" wp14:anchorId="617A9EA2" wp14:editId="507587D9">
+            <wp:extent cx="2616334" cy="571529"/>
+            <wp:effectExtent l="0" t="0" r="0" b="0"/>
+            <wp:docPr id="2092464601" name="Grafik 1"/>
+            <wp:cNvGraphicFramePr>
+              <a:graphicFrameLocks xmlns:a="http://schemas.openxmlformats.org/drawingml/2006/main" noChangeAspect="1"/>
+            </wp:cNvGraphicFramePr>
+            <a:graphic xmlns:a="http://schemas.openxmlformats.org/drawingml/2006/main">
+              <a:graphicData uri="http://schemas.openxmlformats.org/drawingml/2006/picture">
+                <pic:pic xmlns:pic="http://schemas.openxmlformats.org/drawingml/2006/picture">
+                  <pic:nvPicPr>
+                    <pic:cNvPr id="2092464601" name=""/>
+                    <pic:cNvPicPr/>
+                  </pic:nvPicPr>
+                  <pic:blipFill>
+                    <a:blip r:embed="rId21"/>
+                    <a:stretch>
+                      <a:fillRect/>
+                    </a:stretch>
+                  </pic:blipFill>
+                  <pic:spPr>
+                    <a:xfrm>
+                      <a:off x="0" y="0"/>
+                      <a:ext cx="2616334" cy="571529"/>
+                    </a:xfrm>
+                    <a:prstGeom prst="rect">
+                      <a:avLst/>
+                    </a:prstGeom>
+                  </pic:spPr>
+                </pic:pic>
+              </a:graphicData>
+            </a:graphic>
+          </wp:inline>
+        </w:drawing>
+      </w:r>
+    </w:p>
+    <w:p>
+      <w:pPr>
+        <w:rPr>
+          <w:rFonts w:ascii="Arial" w:hAnsi="Arial" w:cs="Arial"/>
+          <w:b/>
+          <w:bCs/>
+        </w:rPr>
+      </w:pPr>
+      <w:r>
+        <w:rPr>
+          <w:rFonts w:ascii="Arial" w:hAnsi="Arial" w:cs="Arial"/>
+          <w:b/>
+          <w:bCs/>
+        </w:rPr>
+        <w:drawing>
+          <wp:inline distT="0" distB="0" distL="0" distR="0" wp14:anchorId="2A3134B0" wp14:editId="3CBF0D85">
+            <wp:extent cx="2571882" cy="1130358"/>
+            <wp:effectExtent l="0" t="0" r="0" b="0"/>
+            <wp:docPr id="1040124180" name="Grafik 1"/>
+            <wp:cNvGraphicFramePr>
+              <a:graphicFrameLocks xmlns:a="http://schemas.openxmlformats.org/drawingml/2006/main" noChangeAspect="1"/>
+            </wp:cNvGraphicFramePr>
+            <a:graphic xmlns:a="http://schemas.openxmlformats.org/drawingml/2006/main">
+              <a:graphicData uri="http://schemas.openxmlformats.org/drawingml/2006/picture">
+                <pic:pic xmlns:pic="http://schemas.openxmlformats.org/drawingml/2006/picture">
+                  <pic:nvPicPr>
+                    <pic:cNvPr id="1040124180" name=""/>
+                    <pic:cNvPicPr/>
+                  </pic:nvPicPr>
+                  <pic:blipFill>
+                    <a:blip r:embed="rId22"/>
+                    <a:stretch>
+                      <a:fillRect/>
+                    </a:stretch>
+                  </pic:blipFill>
+                  <pic:spPr>
+                    <a:xfrm>
+                      <a:off x="0" y="0"/>
+                      <a:ext cx="2571882" cy="1130358"/>
+                    </a:xfrm>
+                    <a:prstGeom prst="rect">
+                      <a:avLst/>
+                    </a:prstGeom>
+                  </pic:spPr>
+                </pic:pic>
+              </a:graphicData>
+            </a:graphic>
+          </wp:inline>
+        </w:drawing>
+      </w:r>
+    </w:p>
+    <w:p>
+      <w:pPr>
+        <w:rPr>
+          <w:rFonts w:ascii="Arial" w:hAnsi="Arial" w:cs="Arial"/>
+        </w:rPr>
+      </w:pPr>
+      <w:r>
+        <w:rPr>
+          <w:rFonts w:ascii="Arial" w:hAnsi="Arial" w:cs="Arial"/>
+        </w:rPr>
+        <w:t xml:space="preserve">Mit der Methode </w:t>
+      </w:r>
+      <w:proofErr w:type="spellStart"/>
+      <w:proofErr w:type="gramStart"/>
+      <w:r>
+        <w:rPr>
+          <w:rFonts w:ascii="Arial" w:hAnsi="Arial" w:cs="Arial"/>
+          <w:i/>
+          <w:iCs/>
+        </w:rPr>
+        <w:t>query.all</w:t>
+      </w:r>
+      <w:proofErr w:type="spellEnd"/>
+      <w:r>
+        <w:rPr>
+          <w:rFonts w:ascii="Arial" w:hAnsi="Arial" w:cs="Arial"/>
+          <w:i/>
+          <w:iCs/>
+        </w:rPr>
+        <w:t>(</w:t>
+      </w:r>
+      <w:proofErr w:type="gramEnd"/>
+      <w:r>
+        <w:rPr>
+          <w:rFonts w:ascii="Arial" w:hAnsi="Arial" w:cs="Arial"/>
+          <w:i/>
+          <w:iCs/>
+        </w:rPr>
+        <w:t>)</w:t>
+      </w:r>
+      <w:r>
+        <w:rPr>
+          <w:rFonts w:ascii="Arial" w:hAnsi="Arial" w:cs="Arial"/>
+        </w:rPr>
+        <w:t xml:space="preserve"> werden alle vorhandenen Scooter-Objekte aus der Datenbank geladen. Diese werden anschliessend an das Template </w:t>
+      </w:r>
+      <w:r>
+        <w:rPr>
+          <w:rFonts w:ascii="Arial" w:hAnsi="Arial" w:cs="Arial"/>
+          <w:i/>
+          <w:iCs/>
+        </w:rPr>
+        <w:t>scooters.html</w:t>
+      </w:r>
+      <w:r>
+        <w:rPr>
+          <w:rFonts w:ascii="Arial" w:hAnsi="Arial" w:cs="Arial"/>
+        </w:rPr>
+        <w:t xml:space="preserve"> übergeben.</w:t>
+      </w:r>
+    </w:p>
+    <w:p>
+      <w:pPr>
+        <w:rPr>
+          <w:rFonts w:ascii="Arial" w:hAnsi="Arial" w:cs="Arial"/>
+          <w:b/>
+          <w:bCs/>
+        </w:rPr>
+      </w:pPr>
+      <w:r>
+        <w:rPr>
+          <w:rFonts w:ascii="Arial" w:hAnsi="Arial" w:cs="Arial"/>
+          <w:b/>
+          <w:bCs/>
+        </w:rPr>
+        <w:t>Darstellung im Frontend</w:t>
+      </w:r>
+      <w:r>
+        <w:rPr>
+          <w:rFonts w:ascii="Arial" w:hAnsi="Arial" w:cs="Arial"/>
+          <w:b/>
+          <w:bCs/>
+        </w:rPr>
+        <w:t>:</w:t>
+      </w:r>
+    </w:p>
+    <w:p>
+      <w:pPr>
+        <w:rPr>
+          <w:rFonts w:ascii="Arial" w:hAnsi="Arial" w:cs="Arial"/>
+          <w:lang w:val="en-GB"/>
+        </w:rPr>
+      </w:pPr>
+      <w:r>
+        <w:rPr>
+          <w:rFonts w:ascii="Arial" w:hAnsi="Arial" w:cs="Arial"/>
+          <w:lang w:val="en-GB"/>
+        </w:rPr>
+        <w:drawing>
+          <wp:inline distT="0" distB="0" distL="0" distR="0" wp14:anchorId="3FD1DE53" wp14:editId="714AE2CD">
+            <wp:extent cx="4540483" cy="1511378"/>
+            <wp:effectExtent l="0" t="0" r="0" b="0"/>
+            <wp:docPr id="163447915" name="Grafik 1"/>
+            <wp:cNvGraphicFramePr>
+              <a:graphicFrameLocks xmlns:a="http://schemas.openxmlformats.org/drawingml/2006/main" noChangeAspect="1"/>
+            </wp:cNvGraphicFramePr>
+            <a:graphic xmlns:a="http://schemas.openxmlformats.org/drawingml/2006/main">
+              <a:graphicData uri="http://schemas.openxmlformats.org/drawingml/2006/picture">
+                <pic:pic xmlns:pic="http://schemas.openxmlformats.org/drawingml/2006/picture">
+                  <pic:nvPicPr>
+                    <pic:cNvPr id="163447915" name=""/>
+                    <pic:cNvPicPr/>
+                  </pic:nvPicPr>
+                  <pic:blipFill>
+                    <a:blip r:embed="rId23"/>
+                    <a:stretch>
+                      <a:fillRect/>
+                    </a:stretch>
+                  </pic:blipFill>
+                  <pic:spPr>
+                    <a:xfrm>
+                      <a:off x="0" y="0"/>
+                      <a:ext cx="4540483" cy="1511378"/>
+                    </a:xfrm>
+                    <a:prstGeom prst="rect">
+                      <a:avLst/>
+                    </a:prstGeom>
+                  </pic:spPr>
+                </pic:pic>
+              </a:graphicData>
+            </a:graphic>
+          </wp:inline>
+        </w:drawing>
+      </w:r>
+    </w:p>
+    <w:p>
+      <w:pPr>
+        <w:rPr>
+          <w:rFonts w:ascii="Arial" w:hAnsi="Arial" w:cs="Arial"/>
+        </w:rPr>
+      </w:pPr>
+      <w:r>
+        <w:rPr>
+          <w:rFonts w:ascii="Arial" w:hAnsi="Arial" w:cs="Arial"/>
+        </w:rPr>
+        <w:t>Im Template erfolgt die Darstellung mittels einer Schleife über alle Scooter. Die Attribute werden dynamisch eingebunden und im Frontend angezeigt.</w:t>
+      </w:r>
+    </w:p>
+    <w:p>
+      <w:pPr>
+        <w:rPr>
+          <w:rFonts w:ascii="Arial" w:hAnsi="Arial" w:cs="Arial"/>
+        </w:rPr>
+      </w:pPr>
+      <w:r>
+        <w:rPr>
+          <w:rFonts w:ascii="Arial" w:hAnsi="Arial" w:cs="Arial"/>
+        </w:rPr>
+        <w:t>Dieser Mechanismus ermöglicht eine klare Trennung zwischen Datenhaltung (Backend) und Darstellung (Frontend), wie sie im MVC-Konzept vorgesehen ist.</w:t>
+      </w:r>
+    </w:p>
+    <w:p>
+      <w:pPr>
+        <w:spacing w:after="0"/>
+        <w:rPr>
+          <w:rFonts w:ascii="Arial" w:hAnsi="Arial" w:cs="Arial"/>
+        </w:rPr>
+      </w:pPr>
+    </w:p>
+    <w:p>
+      <w:pPr>
+        <w:rPr>
+          <w:rFonts w:ascii="Arial" w:hAnsi="Arial" w:cs="Arial"/>
+          <w:b/>
+          <w:bCs/>
+          <w:sz w:val="24"/>
+          <w:szCs w:val="24"/>
+          <w:u w:val="single"/>
+        </w:rPr>
+      </w:pPr>
+      <w:r>
+        <w:rPr>
+          <w:rFonts w:ascii="Arial" w:hAnsi="Arial" w:cs="Arial"/>
+          <w:b/>
+          <w:bCs/>
+          <w:sz w:val="24"/>
+          <w:szCs w:val="24"/>
+          <w:u w:val="single"/>
+        </w:rPr>
+        <w:t>Benutzer-Login</w:t>
+      </w:r>
+    </w:p>
+    <w:p>
+      <w:pPr>
+        <w:rPr>
+          <w:rFonts w:ascii="Arial" w:hAnsi="Arial" w:cs="Arial"/>
+        </w:rPr>
+      </w:pPr>
+      <w:r>
+        <w:rPr>
+          <w:rFonts w:ascii="Arial" w:hAnsi="Arial" w:cs="Arial"/>
+        </w:rPr>
+        <w:t>Die Authentifizierung erfolgt durch serverseitige Validierung der eingegebenen Benutzerdaten im Rahmen eines HTTP-POST-</w:t>
+      </w:r>
+      <w:proofErr w:type="spellStart"/>
+      <w:r>
+        <w:rPr>
+          <w:rFonts w:ascii="Arial" w:hAnsi="Arial" w:cs="Arial"/>
+        </w:rPr>
+        <w:t>Requests</w:t>
+      </w:r>
+      <w:proofErr w:type="spellEnd"/>
+      <w:r>
+        <w:rPr>
+          <w:rFonts w:ascii="Arial" w:hAnsi="Arial" w:cs="Arial"/>
+        </w:rPr>
+        <w:t>.</w:t>
+      </w:r>
+      <w:r>
+        <w:rPr>
+          <w:rFonts w:ascii="Arial" w:hAnsi="Arial" w:cs="Arial"/>
+        </w:rPr>
+        <w:t xml:space="preserve"> </w:t>
+      </w:r>
+    </w:p>
+    <w:p>
+      <w:pPr>
+        <w:rPr>
+          <w:rFonts w:ascii="Arial" w:hAnsi="Arial" w:cs="Arial"/>
+        </w:rPr>
+      </w:pPr>
+      <w:r>
+        <w:rPr>
+          <w:rFonts w:ascii="Arial" w:hAnsi="Arial" w:cs="Arial"/>
+        </w:rPr>
+        <w:t>Die eingegebenen Daten werden aus dem Formular gelesen und mit den gespeicherten Werten in der Datenbank verglichen. Wird ein passender Benutzer gefunden, erfolgt die Speicherung der Benutzerinformationen in der Session.</w:t>
+      </w:r>
+    </w:p>
+    <w:p>
+      <w:pPr>
+        <w:rPr>
+          <w:rFonts w:ascii="Arial" w:hAnsi="Arial" w:cs="Arial"/>
+        </w:rPr>
+      </w:pPr>
+      <w:r>
+        <w:rPr>
+          <w:rFonts w:ascii="Arial" w:hAnsi="Arial" w:cs="Arial"/>
+        </w:rPr>
+        <w:br w:type="page"/>
+      </w:r>
+    </w:p>
+    <w:p>
+      <w:pPr>
+        <w:rPr>
+          <w:rFonts w:ascii="Arial" w:hAnsi="Arial" w:cs="Arial"/>
+          <w:b/>
+          <w:bCs/>
+        </w:rPr>
+      </w:pPr>
+      <w:r>
+        <w:rPr>
+          <w:rFonts w:ascii="Arial" w:hAnsi="Arial" w:cs="Arial"/>
+          <w:b/>
+          <w:bCs/>
+        </w:rPr>
+        <w:lastRenderedPageBreak/>
+        <w:t>Verwendung der Session</w:t>
+      </w:r>
+      <w:r>
+        <w:rPr>
+          <w:rFonts w:ascii="Arial" w:hAnsi="Arial" w:cs="Arial"/>
+          <w:b/>
+          <w:bCs/>
+        </w:rPr>
+        <w:t>:</w:t>
+      </w:r>
+    </w:p>
+    <w:p>
+      <w:pPr>
+        <w:rPr>
+          <w:rFonts w:ascii="Arial" w:hAnsi="Arial" w:cs="Arial"/>
+        </w:rPr>
+      </w:pPr>
+      <w:r>
+        <w:rPr>
+          <w:rFonts w:ascii="Arial" w:hAnsi="Arial" w:cs="Arial"/>
+        </w:rPr>
+        <w:drawing>
+          <wp:inline distT="0" distB="0" distL="0" distR="0" wp14:anchorId="4F7241C8" wp14:editId="6D5262E8">
+            <wp:extent cx="2616334" cy="330217"/>
+            <wp:effectExtent l="0" t="0" r="0" b="0"/>
+            <wp:docPr id="161305180" name="Grafik 1"/>
+            <wp:cNvGraphicFramePr>
+              <a:graphicFrameLocks xmlns:a="http://schemas.openxmlformats.org/drawingml/2006/main" noChangeAspect="1"/>
+            </wp:cNvGraphicFramePr>
+            <a:graphic xmlns:a="http://schemas.openxmlformats.org/drawingml/2006/main">
+              <a:graphicData uri="http://schemas.openxmlformats.org/drawingml/2006/picture">
+                <pic:pic xmlns:pic="http://schemas.openxmlformats.org/drawingml/2006/picture">
+                  <pic:nvPicPr>
+                    <pic:cNvPr id="161305180" name=""/>
+                    <pic:cNvPicPr/>
+                  </pic:nvPicPr>
+                  <pic:blipFill>
+                    <a:blip r:embed="rId24"/>
+                    <a:stretch>
+                      <a:fillRect/>
+                    </a:stretch>
+                  </pic:blipFill>
+                  <pic:spPr>
+                    <a:xfrm>
+                      <a:off x="0" y="0"/>
+                      <a:ext cx="2616334" cy="330217"/>
+                    </a:xfrm>
+                    <a:prstGeom prst="rect">
+                      <a:avLst/>
+                    </a:prstGeom>
+                  </pic:spPr>
+                </pic:pic>
+              </a:graphicData>
+            </a:graphic>
+          </wp:inline>
+        </w:drawing>
+      </w:r>
+    </w:p>
+    <w:p>
+      <w:pPr>
+        <w:rPr>
+          <w:rFonts w:ascii="Arial" w:hAnsi="Arial" w:cs="Arial"/>
+        </w:rPr>
+      </w:pPr>
+      <w:r>
+        <w:rPr>
+          <w:rFonts w:ascii="Arial" w:hAnsi="Arial" w:cs="Arial"/>
+        </w:rPr>
+        <w:t>Die Session dient dazu, den eingeloggten Benutzer während der gesamten Nutzung der Anwendung zu identifizieren. Dadurch können nachfolgende Aktionen eindeutig einem Benutzer zugeordnet werden.</w:t>
+      </w:r>
+    </w:p>
+    <w:p>
+      <w:pPr>
+        <w:spacing w:after="0"/>
+        <w:rPr>
+          <w:rFonts w:ascii="Arial" w:hAnsi="Arial" w:cs="Arial"/>
+        </w:rPr>
+      </w:pPr>
+    </w:p>
+    <w:p>
+      <w:pPr>
+        <w:rPr>
+          <w:rFonts w:ascii="Arial" w:hAnsi="Arial" w:cs="Arial"/>
+          <w:b/>
+          <w:bCs/>
+          <w:sz w:val="24"/>
+          <w:szCs w:val="24"/>
+          <w:u w:val="single"/>
+        </w:rPr>
+      </w:pPr>
+      <w:r>
+        <w:rPr>
+          <w:rFonts w:ascii="Arial" w:hAnsi="Arial" w:cs="Arial"/>
+          <w:b/>
+          <w:bCs/>
+          <w:sz w:val="24"/>
+          <w:szCs w:val="24"/>
+          <w:u w:val="single"/>
+        </w:rPr>
+        <w:t>Buchung starten</w:t>
+      </w:r>
+    </w:p>
+    <w:p>
+      <w:pPr>
+        <w:rPr>
+          <w:rFonts w:ascii="Arial" w:hAnsi="Arial" w:cs="Arial"/>
+        </w:rPr>
+      </w:pPr>
+      <w:r>
+        <w:rPr>
+          <w:rFonts w:ascii="Arial" w:hAnsi="Arial" w:cs="Arial"/>
+        </w:rPr>
+        <w:t>Die Buchung eines Scooters wird durch den Benutzer im Frontend ausgelöst und im Backend verarbeitet. Dabei wird ein neuer Eintrag in der Booking-Tabelle erstellt.</w:t>
+      </w:r>
+    </w:p>
+    <w:p>
+      <w:pPr>
+        <w:rPr>
+          <w:rFonts w:ascii="Arial" w:hAnsi="Arial" w:cs="Arial"/>
+        </w:rPr>
+      </w:pPr>
+      <w:r>
+        <w:rPr>
+          <w:rFonts w:ascii="Arial" w:hAnsi="Arial" w:cs="Arial"/>
+        </w:rPr>
+        <w:drawing>
+          <wp:inline distT="0" distB="0" distL="0" distR="0" wp14:anchorId="4EC32D35" wp14:editId="30AA2DE9">
+            <wp:extent cx="2781443" cy="1828894"/>
+            <wp:effectExtent l="0" t="0" r="0" b="0"/>
+            <wp:docPr id="1780150604" name="Grafik 1"/>
+            <wp:cNvGraphicFramePr>
+              <a:graphicFrameLocks xmlns:a="http://schemas.openxmlformats.org/drawingml/2006/main" noChangeAspect="1"/>
+            </wp:cNvGraphicFramePr>
+            <a:graphic xmlns:a="http://schemas.openxmlformats.org/drawingml/2006/main">
+              <a:graphicData uri="http://schemas.openxmlformats.org/drawingml/2006/picture">
+                <pic:pic xmlns:pic="http://schemas.openxmlformats.org/drawingml/2006/picture">
+                  <pic:nvPicPr>
+                    <pic:cNvPr id="1780150604" name=""/>
+                    <pic:cNvPicPr/>
+                  </pic:nvPicPr>
+                  <pic:blipFill>
+                    <a:blip r:embed="rId25"/>
+                    <a:stretch>
+                      <a:fillRect/>
+                    </a:stretch>
+                  </pic:blipFill>
+                  <pic:spPr>
+                    <a:xfrm>
+                      <a:off x="0" y="0"/>
+                      <a:ext cx="2781443" cy="1828894"/>
+                    </a:xfrm>
+                    <a:prstGeom prst="rect">
+                      <a:avLst/>
+                    </a:prstGeom>
+                  </pic:spPr>
+                </pic:pic>
+              </a:graphicData>
+            </a:graphic>
+          </wp:inline>
+        </w:drawing>
+      </w:r>
+    </w:p>
+    <w:p>
+      <w:pPr>
+        <w:rPr>
+          <w:rFonts w:ascii="Arial" w:hAnsi="Arial" w:cs="Arial"/>
+        </w:rPr>
+      </w:pPr>
+      <w:r>
+        <w:rPr>
+          <w:rFonts w:ascii="Arial" w:hAnsi="Arial" w:cs="Arial"/>
+        </w:rPr>
+        <w:t xml:space="preserve">Beim Start einer Fahrt wird ein neues </w:t>
+      </w:r>
+      <w:r>
+        <w:rPr>
+          <w:rFonts w:ascii="Arial" w:hAnsi="Arial" w:cs="Arial"/>
+          <w:i/>
+          <w:iCs/>
+        </w:rPr>
+        <w:t>Booking</w:t>
+      </w:r>
+      <w:r>
+        <w:rPr>
+          <w:rFonts w:ascii="Arial" w:hAnsi="Arial" w:cs="Arial"/>
+        </w:rPr>
+        <w:t>-Objekt erzeugt. Die Attribute umfassen den Benutzer, den gewählten Scooter sowie den Startzeitpunkt.</w:t>
+      </w:r>
+    </w:p>
+    <w:p>
+      <w:pPr>
+        <w:rPr>
+          <w:rFonts w:ascii="Arial" w:hAnsi="Arial" w:cs="Arial"/>
+          <w:b/>
+          <w:bCs/>
+        </w:rPr>
+      </w:pPr>
+      <w:r>
+        <w:rPr>
+          <w:rFonts w:ascii="Arial" w:hAnsi="Arial" w:cs="Arial"/>
+          <w:b/>
+          <w:bCs/>
+        </w:rPr>
+        <w:t>Speicherung der Buchung</w:t>
+      </w:r>
+      <w:r>
+        <w:rPr>
+          <w:rFonts w:ascii="Arial" w:hAnsi="Arial" w:cs="Arial"/>
+          <w:b/>
+          <w:bCs/>
+        </w:rPr>
+        <w:t>:</w:t>
+      </w:r>
+    </w:p>
+    <w:p>
+      <w:pPr>
+        <w:rPr>
+          <w:rFonts w:ascii="Arial" w:hAnsi="Arial" w:cs="Arial"/>
+          <w:b/>
+          <w:bCs/>
+        </w:rPr>
+      </w:pPr>
+      <w:r>
+        <w:rPr>
+          <w:rFonts w:ascii="Arial" w:hAnsi="Arial" w:cs="Arial"/>
+          <w:b/>
+          <w:bCs/>
+        </w:rPr>
+        <w:drawing>
+          <wp:inline distT="0" distB="0" distL="0" distR="0" wp14:anchorId="4802DB42" wp14:editId="30A250CA">
+            <wp:extent cx="1835244" cy="406421"/>
+            <wp:effectExtent l="0" t="0" r="0" b="0"/>
+            <wp:docPr id="284367088" name="Grafik 1"/>
+            <wp:cNvGraphicFramePr>
+              <a:graphicFrameLocks xmlns:a="http://schemas.openxmlformats.org/drawingml/2006/main" noChangeAspect="1"/>
+            </wp:cNvGraphicFramePr>
+            <a:graphic xmlns:a="http://schemas.openxmlformats.org/drawingml/2006/main">
+              <a:graphicData uri="http://schemas.openxmlformats.org/drawingml/2006/picture">
+                <pic:pic xmlns:pic="http://schemas.openxmlformats.org/drawingml/2006/picture">
+                  <pic:nvPicPr>
+                    <pic:cNvPr id="284367088" name=""/>
+                    <pic:cNvPicPr/>
+                  </pic:nvPicPr>
+                  <pic:blipFill>
+                    <a:blip r:embed="rId26"/>
+                    <a:stretch>
+                      <a:fillRect/>
+                    </a:stretch>
+                  </pic:blipFill>
+                  <pic:spPr>
+                    <a:xfrm>
+                      <a:off x="0" y="0"/>
+                      <a:ext cx="1835244" cy="406421"/>
+                    </a:xfrm>
+                    <a:prstGeom prst="rect">
+                      <a:avLst/>
+                    </a:prstGeom>
+                  </pic:spPr>
+                </pic:pic>
+              </a:graphicData>
+            </a:graphic>
+          </wp:inline>
+        </w:drawing>
+      </w:r>
+    </w:p>
+    <w:p>
+      <w:pPr>
+        <w:rPr>
+          <w:rFonts w:ascii="Arial" w:hAnsi="Arial" w:cs="Arial"/>
+        </w:rPr>
+      </w:pPr>
+      <w:r>
+        <w:rPr>
+          <w:rFonts w:ascii="Arial" w:hAnsi="Arial" w:cs="Arial"/>
+        </w:rPr>
+        <w:t>Das Objekt wird der Datenbanksession hinzugefügt und anschliessend persistent gespeichert. Damit wird die Buchung dauerhaft in der Datenbank abgelegt.</w:t>
+      </w:r>
+    </w:p>
+    <w:p>
+      <w:pPr>
+        <w:spacing w:after="0"/>
+        <w:rPr>
+          <w:rFonts w:ascii="Arial" w:hAnsi="Arial" w:cs="Arial"/>
+        </w:rPr>
+      </w:pPr>
+    </w:p>
+    <w:p>
+      <w:pPr>
+        <w:rPr>
+          <w:rFonts w:ascii="Arial" w:hAnsi="Arial" w:cs="Arial"/>
+          <w:b/>
+          <w:bCs/>
+          <w:sz w:val="24"/>
+          <w:szCs w:val="24"/>
+          <w:u w:val="single"/>
+        </w:rPr>
+      </w:pPr>
+      <w:r>
+        <w:rPr>
+          <w:rFonts w:ascii="Arial" w:hAnsi="Arial" w:cs="Arial"/>
+          <w:b/>
+          <w:bCs/>
+          <w:sz w:val="24"/>
+          <w:szCs w:val="24"/>
+          <w:u w:val="single"/>
+        </w:rPr>
+        <w:t>Buchung beenden und Preisberechnung</w:t>
+      </w:r>
+    </w:p>
+    <w:p>
+      <w:pPr>
+        <w:rPr>
+          <w:rFonts w:ascii="Arial" w:hAnsi="Arial" w:cs="Arial"/>
+        </w:rPr>
+      </w:pPr>
+      <w:r>
+        <w:rPr>
+          <w:rFonts w:ascii="Arial" w:hAnsi="Arial" w:cs="Arial"/>
+        </w:rPr>
+        <w:t>Beim Beenden einer Fahrt wird die bestehende Buchung aktualisiert. Zusätzlich erfolgt die Berechnung des Preises basierend auf der Fahrtdauer.</w:t>
+      </w:r>
+    </w:p>
+    <w:p>
+      <w:pPr>
+        <w:rPr>
+          <w:rFonts w:ascii="Arial" w:hAnsi="Arial" w:cs="Arial"/>
+        </w:rPr>
+      </w:pPr>
+      <w:r>
+        <w:rPr>
+          <w:rFonts w:ascii="Arial" w:hAnsi="Arial" w:cs="Arial"/>
+        </w:rPr>
+        <w:drawing>
+          <wp:inline distT="0" distB="0" distL="0" distR="0" wp14:anchorId="0C983397" wp14:editId="45FFDDF4">
+            <wp:extent cx="3206915" cy="933498"/>
+            <wp:effectExtent l="0" t="0" r="0" b="0"/>
+            <wp:docPr id="71626337" name="Grafik 1"/>
+            <wp:cNvGraphicFramePr>
+              <a:graphicFrameLocks xmlns:a="http://schemas.openxmlformats.org/drawingml/2006/main" noChangeAspect="1"/>
+            </wp:cNvGraphicFramePr>
+            <a:graphic xmlns:a="http://schemas.openxmlformats.org/drawingml/2006/main">
+              <a:graphicData uri="http://schemas.openxmlformats.org/drawingml/2006/picture">
+                <pic:pic xmlns:pic="http://schemas.openxmlformats.org/drawingml/2006/picture">
+                  <pic:nvPicPr>
+                    <pic:cNvPr id="71626337" name=""/>
+                    <pic:cNvPicPr/>
+                  </pic:nvPicPr>
+                  <pic:blipFill>
+                    <a:blip r:embed="rId27"/>
+                    <a:stretch>
+                      <a:fillRect/>
+                    </a:stretch>
+                  </pic:blipFill>
+                  <pic:spPr>
+                    <a:xfrm>
+                      <a:off x="0" y="0"/>
+                      <a:ext cx="3206915" cy="933498"/>
+                    </a:xfrm>
+                    <a:prstGeom prst="rect">
+                      <a:avLst/>
+                    </a:prstGeom>
+                  </pic:spPr>
+                </pic:pic>
+              </a:graphicData>
+            </a:graphic>
+          </wp:inline>
+        </w:drawing>
+      </w:r>
+    </w:p>
+    <w:p>
+      <w:pPr>
+        <w:rPr>
+          <w:rFonts w:ascii="Arial" w:hAnsi="Arial" w:cs="Arial"/>
+        </w:rPr>
+      </w:pPr>
+      <w:r>
+        <w:rPr>
+          <w:rFonts w:ascii="Arial" w:hAnsi="Arial" w:cs="Arial"/>
+        </w:rPr>
+        <w:t>Zunächst wird die entsprechende Buchung anhand ihrer ID geladen und der Endzeitpunkt gesetzt.</w:t>
+      </w:r>
+    </w:p>
+    <w:p>
+      <w:pPr>
+        <w:rPr>
+          <w:rFonts w:ascii="Arial" w:hAnsi="Arial" w:cs="Arial"/>
+        </w:rPr>
+      </w:pPr>
+      <w:r>
+        <w:rPr>
+          <w:rFonts w:ascii="Arial" w:hAnsi="Arial" w:cs="Arial"/>
+        </w:rPr>
+        <w:br w:type="page"/>
+      </w:r>
+    </w:p>
+    <w:p>
+      <w:pPr>
+        <w:rPr>
+          <w:rFonts w:ascii="Arial" w:hAnsi="Arial" w:cs="Arial"/>
+          <w:b/>
+          <w:bCs/>
+        </w:rPr>
+      </w:pPr>
+      <w:r>
+        <w:rPr>
+          <w:rFonts w:ascii="Arial" w:hAnsi="Arial" w:cs="Arial"/>
+          <w:b/>
+          <w:bCs/>
+        </w:rPr>
+        <w:lastRenderedPageBreak/>
+        <w:t>Berechnung der Fahrtdauer</w:t>
+      </w:r>
+      <w:r>
+        <w:rPr>
+          <w:rFonts w:ascii="Arial" w:hAnsi="Arial" w:cs="Arial"/>
+          <w:b/>
+          <w:bCs/>
+        </w:rPr>
+        <w:t>:</w:t>
+      </w:r>
+    </w:p>
+    <w:p>
+      <w:pPr>
+        <w:rPr>
+          <w:rFonts w:ascii="Arial" w:hAnsi="Arial" w:cs="Arial"/>
+        </w:rPr>
+      </w:pPr>
+      <w:r>
+        <w:rPr>
+          <w:rFonts w:ascii="Arial" w:hAnsi="Arial" w:cs="Arial"/>
+        </w:rPr>
+        <w:drawing>
+          <wp:inline distT="0" distB="0" distL="0" distR="0" wp14:anchorId="0D2B5939" wp14:editId="530AA624">
+            <wp:extent cx="5283472" cy="228612"/>
+            <wp:effectExtent l="0" t="0" r="0" b="0"/>
+            <wp:docPr id="2035311510" name="Grafik 1"/>
+            <wp:cNvGraphicFramePr>
+              <a:graphicFrameLocks xmlns:a="http://schemas.openxmlformats.org/drawingml/2006/main" noChangeAspect="1"/>
+            </wp:cNvGraphicFramePr>
+            <a:graphic xmlns:a="http://schemas.openxmlformats.org/drawingml/2006/main">
+              <a:graphicData uri="http://schemas.openxmlformats.org/drawingml/2006/picture">
+                <pic:pic xmlns:pic="http://schemas.openxmlformats.org/drawingml/2006/picture">
+                  <pic:nvPicPr>
+                    <pic:cNvPr id="2035311510" name=""/>
+                    <pic:cNvPicPr/>
+                  </pic:nvPicPr>
+                  <pic:blipFill>
+                    <a:blip r:embed="rId28"/>
+                    <a:stretch>
+                      <a:fillRect/>
+                    </a:stretch>
+                  </pic:blipFill>
+                  <pic:spPr>
+                    <a:xfrm>
+                      <a:off x="0" y="0"/>
+                      <a:ext cx="5283472" cy="228612"/>
+                    </a:xfrm>
+                    <a:prstGeom prst="rect">
+                      <a:avLst/>
+                    </a:prstGeom>
+                  </pic:spPr>
+                </pic:pic>
+              </a:graphicData>
+            </a:graphic>
+          </wp:inline>
+        </w:drawing>
+      </w:r>
+    </w:p>
+    <w:p>
+      <w:pPr>
+        <w:rPr>
+          <w:rFonts w:ascii="Arial" w:hAnsi="Arial" w:cs="Arial"/>
+        </w:rPr>
+      </w:pPr>
+      <w:r>
+        <w:rPr>
+          <w:rFonts w:ascii="Arial" w:hAnsi="Arial" w:cs="Arial"/>
+        </w:rPr>
+        <w:t>Die Dauer der Fahrt wird in Minuten berechnet. Dazu wird die Differenz zwischen Start- und Endzeit bestimmt.</w:t>
+      </w:r>
+    </w:p>
+    <w:p>
+      <w:pPr>
+        <w:rPr>
+          <w:rFonts w:ascii="Arial" w:hAnsi="Arial" w:cs="Arial"/>
+          <w:b/>
+          <w:bCs/>
+        </w:rPr>
+      </w:pPr>
+      <w:r>
+        <w:rPr>
+          <w:rFonts w:ascii="Arial" w:hAnsi="Arial" w:cs="Arial"/>
+          <w:b/>
+          <w:bCs/>
+        </w:rPr>
+        <w:t>Preisberechnung</w:t>
+      </w:r>
+      <w:r>
+        <w:rPr>
+          <w:rFonts w:ascii="Arial" w:hAnsi="Arial" w:cs="Arial"/>
+          <w:b/>
+          <w:bCs/>
+        </w:rPr>
+        <w:t>:</w:t>
+      </w:r>
+    </w:p>
+    <w:p>
+      <w:pPr>
+        <w:rPr>
+          <w:rFonts w:ascii="Arial" w:hAnsi="Arial" w:cs="Arial"/>
+          <w:b/>
+          <w:bCs/>
+        </w:rPr>
+      </w:pPr>
+      <w:r>
+        <w:rPr>
+          <w:rFonts w:ascii="Arial" w:hAnsi="Arial" w:cs="Arial"/>
+          <w:b/>
+          <w:bCs/>
+        </w:rPr>
+        <w:drawing>
+          <wp:inline distT="0" distB="0" distL="0" distR="0" wp14:anchorId="053EB81E" wp14:editId="522A0EA5">
+            <wp:extent cx="3029106" cy="234962"/>
+            <wp:effectExtent l="0" t="0" r="0" b="0"/>
+            <wp:docPr id="1068971020" name="Grafik 1"/>
+            <wp:cNvGraphicFramePr>
+              <a:graphicFrameLocks xmlns:a="http://schemas.openxmlformats.org/drawingml/2006/main" noChangeAspect="1"/>
+            </wp:cNvGraphicFramePr>
+            <a:graphic xmlns:a="http://schemas.openxmlformats.org/drawingml/2006/main">
+              <a:graphicData uri="http://schemas.openxmlformats.org/drawingml/2006/picture">
+                <pic:pic xmlns:pic="http://schemas.openxmlformats.org/drawingml/2006/picture">
+                  <pic:nvPicPr>
+                    <pic:cNvPr id="1068971020" name=""/>
+                    <pic:cNvPicPr/>
+                  </pic:nvPicPr>
+                  <pic:blipFill>
+                    <a:blip r:embed="rId29"/>
+                    <a:stretch>
+                      <a:fillRect/>
+                    </a:stretch>
+                  </pic:blipFill>
+                  <pic:spPr>
+                    <a:xfrm>
+                      <a:off x="0" y="0"/>
+                      <a:ext cx="3029106" cy="234962"/>
+                    </a:xfrm>
+                    <a:prstGeom prst="rect">
+                      <a:avLst/>
+                    </a:prstGeom>
+                  </pic:spPr>
+                </pic:pic>
+              </a:graphicData>
+            </a:graphic>
+          </wp:inline>
+        </w:drawing>
+      </w:r>
+    </w:p>
+    <w:p>
+      <w:pPr>
+        <w:rPr>
+          <w:rFonts w:ascii="Arial" w:hAnsi="Arial" w:cs="Arial"/>
+        </w:rPr>
+      </w:pPr>
+      <w:r>
+        <w:rPr>
+          <w:rFonts w:ascii="Arial" w:hAnsi="Arial" w:cs="Arial"/>
+        </w:rPr>
+        <w:t>Der Preis wird dynamisch auf Basis der Fahrtdauer berechnet. In diesem Fall wird ein Tarif von 0.20 CHF pro Minute verwendet. Das Ergebnis wird auf zwei Dezimalstellen gerundet.</w:t>
+      </w:r>
+    </w:p>
+    <w:p>
+      <w:pPr>
+        <w:rPr>
+          <w:rFonts w:ascii="Arial" w:hAnsi="Arial" w:cs="Arial"/>
+          <w:b/>
+          <w:bCs/>
+        </w:rPr>
+      </w:pPr>
+      <w:r>
+        <w:rPr>
+          <w:rFonts w:ascii="Arial" w:hAnsi="Arial" w:cs="Arial"/>
+          <w:b/>
+          <w:bCs/>
+        </w:rPr>
+        <w:t>Speicherung der Änderungen</w:t>
+      </w:r>
+      <w:r>
+        <w:rPr>
+          <w:rFonts w:ascii="Arial" w:hAnsi="Arial" w:cs="Arial"/>
+          <w:b/>
+          <w:bCs/>
+        </w:rPr>
+        <w:t>:</w:t>
+      </w:r>
+    </w:p>
+    <w:p>
+      <w:pPr>
+        <w:rPr>
+          <w:rFonts w:ascii="Arial" w:hAnsi="Arial" w:cs="Arial"/>
+        </w:rPr>
+      </w:pPr>
+      <w:r>
+        <w:rPr>
+          <w:rFonts w:ascii="Arial" w:hAnsi="Arial" w:cs="Arial"/>
+        </w:rPr>
+        <w:drawing>
+          <wp:inline distT="0" distB="0" distL="0" distR="0" wp14:anchorId="36A134AC" wp14:editId="616E6DEB">
+            <wp:extent cx="1485976" cy="234962"/>
+            <wp:effectExtent l="0" t="0" r="0" b="0"/>
+            <wp:docPr id="960590938" name="Grafik 1"/>
+            <wp:cNvGraphicFramePr>
+              <a:graphicFrameLocks xmlns:a="http://schemas.openxmlformats.org/drawingml/2006/main" noChangeAspect="1"/>
+            </wp:cNvGraphicFramePr>
+            <a:graphic xmlns:a="http://schemas.openxmlformats.org/drawingml/2006/main">
+              <a:graphicData uri="http://schemas.openxmlformats.org/drawingml/2006/picture">
+                <pic:pic xmlns:pic="http://schemas.openxmlformats.org/drawingml/2006/picture">
+                  <pic:nvPicPr>
+                    <pic:cNvPr id="960590938" name=""/>
+                    <pic:cNvPicPr/>
+                  </pic:nvPicPr>
+                  <pic:blipFill>
+                    <a:blip r:embed="rId30"/>
+                    <a:stretch>
+                      <a:fillRect/>
+                    </a:stretch>
+                  </pic:blipFill>
+                  <pic:spPr>
+                    <a:xfrm>
+                      <a:off x="0" y="0"/>
+                      <a:ext cx="1485976" cy="234962"/>
+                    </a:xfrm>
+                    <a:prstGeom prst="rect">
+                      <a:avLst/>
+                    </a:prstGeom>
+                  </pic:spPr>
+                </pic:pic>
+              </a:graphicData>
+            </a:graphic>
+          </wp:inline>
+        </w:drawing>
+      </w:r>
+    </w:p>
+    <w:p>
+      <w:pPr>
+        <w:rPr>
+          <w:rFonts w:ascii="Arial" w:hAnsi="Arial" w:cs="Arial"/>
+        </w:rPr>
+      </w:pPr>
+      <w:r>
+        <w:rPr>
+          <w:rFonts w:ascii="Arial" w:hAnsi="Arial" w:cs="Arial"/>
+        </w:rPr>
+        <w:t>Durch den Commit werden die Änderungen dauerhaft in der Datenbank gespeichert. Dieser Schritt entspricht einer Update-Operation im relationalen Datenbanksystem.</w:t>
+      </w:r>
+    </w:p>
+    <w:p>
+      <w:pPr>
+        <w:rPr>
+          <w:rFonts w:ascii="Arial" w:hAnsi="Arial" w:cs="Arial"/>
+        </w:rPr>
+      </w:pPr>
+    </w:p>
+    <w:p>
+      <w:pPr>
+        <w:rPr>
+          <w:rFonts w:ascii="Arial" w:hAnsi="Arial" w:cs="Arial"/>
+        </w:rPr>
+      </w:pPr>
+      <w:r>
+        <w:rPr>
+          <w:rFonts w:ascii="Arial" w:hAnsi="Arial" w:cs="Arial"/>
+        </w:rPr>
+        <w:br w:type="page"/>
+      </w:r>
+    </w:p>
+    <w:p>
+      <w:pPr>
+        <w:rPr>
+          <w:rFonts w:ascii="Arial" w:hAnsi="Arial" w:cs="Arial"/>
+        </w:rPr>
+        <w:sectPr>
+          <w:pgSz w:w="11906" w:h="16838"/>
+          <w:pgMar w:top="1417" w:right="1417" w:bottom="1134" w:left="1417" w:header="709" w:footer="567" w:gutter="0"/>
+          <w:cols w:space="708"/>
+          <w:titlePg/>
+          <w:docGrid w:linePitch="360"/>
+        </w:sectPr>
+      </w:pPr>
+    </w:p>
+    <w:p>
+      <w:pPr>
+        <w:pStyle w:val="berschrift1"/>
+        <w:numPr>
+          <w:ilvl w:val="0"/>
+          <w:numId w:val="3"/>
+        </w:numPr>
+        <w:tabs>
+          <w:tab w:val="left" w:pos="284"/>
+        </w:tabs>
+        <w:ind w:left="-284" w:firstLine="142"/>
         <w:rPr>
           <w:rFonts w:ascii="Arial" w:hAnsi="Arial" w:cs="Arial"/>
           <w:sz w:val="36"/>
           <w:szCs w:val="36"/>
         </w:rPr>
-        <w:t>Fazit</w:t>
-      </w:r>
-      <w:bookmarkEnd w:id="9"/>
-      <w:bookmarkEnd w:id="11"/>
-    </w:p>
-    <w:p>
-      <w:pPr>
-        <w:rPr>
-          <w:rFonts w:ascii="Arial" w:hAnsi="Arial" w:cs="Arial"/>
-        </w:rPr>
-      </w:pPr>
-    </w:p>
-    <w:p>
-      <w:pPr>
-        <w:rPr>
-          <w:rFonts w:ascii="Arial" w:hAnsi="Arial" w:cs="Arial"/>
-        </w:rPr>
-      </w:pPr>
-      <w:r>
-        <w:rPr>
-          <w:rFonts w:ascii="Arial" w:hAnsi="Arial" w:cs="Arial"/>
-        </w:rPr>
-        <w:br/>
-      </w:r>
+      </w:pPr>
+      <w:bookmarkStart w:id="16" w:name="_Toc225105951"/>
+      <w:r>
+        <w:rPr>
+          <w:rFonts w:ascii="Arial" w:hAnsi="Arial" w:cs="Arial"/>
+          <w:sz w:val="36"/>
+          <w:szCs w:val="36"/>
+        </w:rPr>
+        <w:lastRenderedPageBreak/>
+        <w:t>Testprotokoll</w:t>
+      </w:r>
+      <w:bookmarkEnd w:id="16"/>
+    </w:p>
+    <w:p>
+      <w:pPr>
+        <w:pStyle w:val="Listenabsatz"/>
+        <w:ind w:left="360" w:hanging="218"/>
+        <w:rPr>
+          <w:rFonts w:ascii="Arial" w:eastAsiaTheme="majorEastAsia" w:hAnsi="Arial" w:cs="Arial"/>
+          <w:b/>
+          <w:bCs/>
+          <w:color w:val="000000" w:themeColor="text1"/>
+          <w:sz w:val="24"/>
+          <w:szCs w:val="24"/>
+        </w:rPr>
+      </w:pPr>
+    </w:p>
+    <w:p>
+      <w:pPr>
+        <w:pStyle w:val="Listenabsatz"/>
+        <w:ind w:left="142"/>
+        <w:rPr>
+          <w:rFonts w:ascii="Arial" w:eastAsiaTheme="majorEastAsia" w:hAnsi="Arial" w:cs="Arial"/>
+          <w:color w:val="000000" w:themeColor="text1"/>
+          <w:sz w:val="24"/>
+          <w:szCs w:val="24"/>
+        </w:rPr>
+      </w:pPr>
+      <w:r>
+        <w:rPr>
+          <w:rFonts w:ascii="Arial" w:eastAsiaTheme="majorEastAsia" w:hAnsi="Arial" w:cs="Arial"/>
+          <w:color w:val="000000" w:themeColor="text1"/>
+          <w:sz w:val="24"/>
+          <w:szCs w:val="24"/>
+        </w:rPr>
+        <w:t>Im folgenden Testprotokoll werden die durchgeführten Tests zur Überprüfung der Funktionalität der Webapplikation dokumentiert. Jeder Testfall enthält eine Kurzbeschreibung, das erwartete Ergebnis sowie das tatsächlich erzielte Resultat.</w:t>
+      </w:r>
+    </w:p>
+    <w:tbl>
+      <w:tblPr>
+        <w:tblStyle w:val="MittlereListe2-Akzent1"/>
+        <w:tblW w:w="5000" w:type="pct"/>
+        <w:tblInd w:w="132" w:type="dxa"/>
+        <w:tblLayout w:type="fixed"/>
+        <w:tblLook w:val="04A0" w:firstRow="1" w:lastRow="0" w:firstColumn="1" w:lastColumn="0" w:noHBand="0" w:noVBand="1"/>
+      </w:tblPr>
+      <w:tblGrid>
+        <w:gridCol w:w="1129"/>
+        <w:gridCol w:w="1417"/>
+        <w:gridCol w:w="1274"/>
+        <w:gridCol w:w="3687"/>
+        <w:gridCol w:w="3829"/>
+        <w:gridCol w:w="2920"/>
+      </w:tblGrid>
+      <w:tr>
+        <w:trPr>
+          <w:cnfStyle w:val="100000000000" w:firstRow="1" w:lastRow="0" w:firstColumn="0" w:lastColumn="0" w:oddVBand="0" w:evenVBand="0" w:oddHBand="0" w:evenHBand="0" w:firstRowFirstColumn="0" w:firstRowLastColumn="0" w:lastRowFirstColumn="0" w:lastRowLastColumn="0"/>
+          <w:trHeight w:val="567"/>
+        </w:trPr>
+        <w:tc>
+          <w:tcPr>
+            <w:cnfStyle w:val="001000000100" w:firstRow="0" w:lastRow="0" w:firstColumn="1" w:lastColumn="0" w:oddVBand="0" w:evenVBand="0" w:oddHBand="0" w:evenHBand="0" w:firstRowFirstColumn="1" w:firstRowLastColumn="0" w:lastRowFirstColumn="0" w:lastRowLastColumn="0"/>
+            <w:tcW w:w="396" w:type="pct"/>
+            <w:tcBorders>
+              <w:top w:val="single" w:sz="12" w:space="0" w:color="auto"/>
+              <w:left w:val="single" w:sz="12" w:space="0" w:color="auto"/>
+              <w:bottom w:val="single" w:sz="12" w:space="0" w:color="auto"/>
+              <w:right w:val="single" w:sz="8" w:space="0" w:color="auto"/>
+            </w:tcBorders>
+            <w:shd w:val="clear" w:color="auto" w:fill="D9D9D9" w:themeFill="background1" w:themeFillShade="D9"/>
+            <w:noWrap/>
+            <w:vAlign w:val="center"/>
+          </w:tcPr>
+          <w:p>
+            <w:pPr>
+              <w:jc w:val="center"/>
+              <w:rPr>
+                <w:rFonts w:ascii="Arial" w:eastAsiaTheme="minorEastAsia" w:hAnsi="Arial" w:cs="Arial"/>
+                <w:bCs/>
+              </w:rPr>
+            </w:pPr>
+            <w:r>
+              <w:rPr>
+                <w:rFonts w:ascii="Arial" w:eastAsiaTheme="minorEastAsia" w:hAnsi="Arial" w:cs="Arial"/>
+                <w:bCs/>
+              </w:rPr>
+              <w:t>Testfall-Nr.</w:t>
+            </w:r>
+          </w:p>
+        </w:tc>
+        <w:tc>
+          <w:tcPr>
+            <w:tcW w:w="497" w:type="pct"/>
+            <w:tcBorders>
+              <w:top w:val="single" w:sz="12" w:space="0" w:color="auto"/>
+              <w:left w:val="single" w:sz="8" w:space="0" w:color="auto"/>
+              <w:bottom w:val="single" w:sz="12" w:space="0" w:color="auto"/>
+              <w:right w:val="single" w:sz="8" w:space="0" w:color="auto"/>
+            </w:tcBorders>
+            <w:shd w:val="clear" w:color="auto" w:fill="D9D9D9" w:themeFill="background1" w:themeFillShade="D9"/>
+            <w:vAlign w:val="center"/>
+          </w:tcPr>
+          <w:p>
+            <w:pPr>
+              <w:jc w:val="center"/>
+              <w:cnfStyle w:val="100000000000" w:firstRow="1" w:lastRow="0" w:firstColumn="0" w:lastColumn="0" w:oddVBand="0" w:evenVBand="0" w:oddHBand="0" w:evenHBand="0" w:firstRowFirstColumn="0" w:firstRowLastColumn="0" w:lastRowFirstColumn="0" w:lastRowLastColumn="0"/>
+              <w:rPr>
+                <w:rFonts w:ascii="Arial" w:eastAsiaTheme="minorEastAsia" w:hAnsi="Arial" w:cs="Arial"/>
+                <w:bCs/>
+              </w:rPr>
+            </w:pPr>
+            <w:r>
+              <w:rPr>
+                <w:rFonts w:ascii="Arial" w:eastAsiaTheme="minorEastAsia" w:hAnsi="Arial" w:cs="Arial"/>
+                <w:bCs/>
+              </w:rPr>
+              <w:t>Datum</w:t>
+            </w:r>
+          </w:p>
+        </w:tc>
+        <w:tc>
+          <w:tcPr>
+            <w:tcW w:w="447" w:type="pct"/>
+            <w:tcBorders>
+              <w:top w:val="single" w:sz="12" w:space="0" w:color="auto"/>
+              <w:left w:val="single" w:sz="8" w:space="0" w:color="auto"/>
+              <w:bottom w:val="single" w:sz="12" w:space="0" w:color="auto"/>
+              <w:right w:val="single" w:sz="8" w:space="0" w:color="auto"/>
+            </w:tcBorders>
+            <w:shd w:val="clear" w:color="auto" w:fill="D9D9D9" w:themeFill="background1" w:themeFillShade="D9"/>
+            <w:vAlign w:val="center"/>
+          </w:tcPr>
+          <w:p>
+            <w:pPr>
+              <w:jc w:val="center"/>
+              <w:cnfStyle w:val="100000000000" w:firstRow="1" w:lastRow="0" w:firstColumn="0" w:lastColumn="0" w:oddVBand="0" w:evenVBand="0" w:oddHBand="0" w:evenHBand="0" w:firstRowFirstColumn="0" w:firstRowLastColumn="0" w:lastRowFirstColumn="0" w:lastRowLastColumn="0"/>
+              <w:rPr>
+                <w:rFonts w:ascii="Arial" w:eastAsiaTheme="minorEastAsia" w:hAnsi="Arial" w:cs="Arial"/>
+                <w:bCs/>
+              </w:rPr>
+            </w:pPr>
+            <w:r>
+              <w:rPr>
+                <w:rFonts w:ascii="Arial" w:eastAsiaTheme="minorEastAsia" w:hAnsi="Arial" w:cs="Arial"/>
+                <w:bCs/>
+              </w:rPr>
+              <w:t>Tester</w:t>
+            </w:r>
+          </w:p>
+        </w:tc>
+        <w:tc>
+          <w:tcPr>
+            <w:tcW w:w="1293" w:type="pct"/>
+            <w:tcBorders>
+              <w:top w:val="single" w:sz="12" w:space="0" w:color="auto"/>
+              <w:left w:val="single" w:sz="8" w:space="0" w:color="auto"/>
+              <w:bottom w:val="single" w:sz="12" w:space="0" w:color="auto"/>
+              <w:right w:val="single" w:sz="8" w:space="0" w:color="auto"/>
+            </w:tcBorders>
+            <w:shd w:val="clear" w:color="auto" w:fill="D9D9D9" w:themeFill="background1" w:themeFillShade="D9"/>
+            <w:vAlign w:val="center"/>
+          </w:tcPr>
+          <w:p>
+            <w:pPr>
+              <w:jc w:val="center"/>
+              <w:cnfStyle w:val="100000000000" w:firstRow="1" w:lastRow="0" w:firstColumn="0" w:lastColumn="0" w:oddVBand="0" w:evenVBand="0" w:oddHBand="0" w:evenHBand="0" w:firstRowFirstColumn="0" w:firstRowLastColumn="0" w:lastRowFirstColumn="0" w:lastRowLastColumn="0"/>
+              <w:rPr>
+                <w:rFonts w:ascii="Arial" w:eastAsiaTheme="minorEastAsia" w:hAnsi="Arial" w:cs="Arial"/>
+                <w:bCs/>
+              </w:rPr>
+            </w:pPr>
+            <w:r>
+              <w:rPr>
+                <w:rFonts w:ascii="Arial" w:eastAsiaTheme="minorEastAsia" w:hAnsi="Arial" w:cs="Arial"/>
+                <w:bCs/>
+              </w:rPr>
+              <w:t>Beschreibung</w:t>
+            </w:r>
+          </w:p>
+        </w:tc>
+        <w:tc>
+          <w:tcPr>
+            <w:tcW w:w="1343" w:type="pct"/>
+            <w:tcBorders>
+              <w:top w:val="single" w:sz="12" w:space="0" w:color="auto"/>
+              <w:left w:val="single" w:sz="8" w:space="0" w:color="auto"/>
+              <w:bottom w:val="single" w:sz="12" w:space="0" w:color="auto"/>
+              <w:right w:val="single" w:sz="8" w:space="0" w:color="auto"/>
+            </w:tcBorders>
+            <w:shd w:val="clear" w:color="auto" w:fill="D9D9D9" w:themeFill="background1" w:themeFillShade="D9"/>
+            <w:vAlign w:val="center"/>
+          </w:tcPr>
+          <w:p>
+            <w:pPr>
+              <w:jc w:val="center"/>
+              <w:cnfStyle w:val="100000000000" w:firstRow="1" w:lastRow="0" w:firstColumn="0" w:lastColumn="0" w:oddVBand="0" w:evenVBand="0" w:oddHBand="0" w:evenHBand="0" w:firstRowFirstColumn="0" w:firstRowLastColumn="0" w:lastRowFirstColumn="0" w:lastRowLastColumn="0"/>
+              <w:rPr>
+                <w:rFonts w:ascii="Arial" w:eastAsiaTheme="minorEastAsia" w:hAnsi="Arial" w:cs="Arial"/>
+                <w:bCs/>
+              </w:rPr>
+            </w:pPr>
+            <w:r>
+              <w:rPr>
+                <w:rFonts w:ascii="Arial" w:eastAsiaTheme="minorEastAsia" w:hAnsi="Arial" w:cs="Arial"/>
+                <w:bCs/>
+              </w:rPr>
+              <w:t>Erwartetes Ergebnis</w:t>
+            </w:r>
+          </w:p>
+        </w:tc>
+        <w:tc>
+          <w:tcPr>
+            <w:tcW w:w="1024" w:type="pct"/>
+            <w:tcBorders>
+              <w:top w:val="single" w:sz="12" w:space="0" w:color="auto"/>
+              <w:left w:val="single" w:sz="8" w:space="0" w:color="auto"/>
+              <w:bottom w:val="single" w:sz="12" w:space="0" w:color="auto"/>
+              <w:right w:val="single" w:sz="12" w:space="0" w:color="auto"/>
+            </w:tcBorders>
+            <w:shd w:val="clear" w:color="auto" w:fill="D9D9D9" w:themeFill="background1" w:themeFillShade="D9"/>
+            <w:vAlign w:val="center"/>
+          </w:tcPr>
+          <w:p>
+            <w:pPr>
+              <w:jc w:val="center"/>
+              <w:cnfStyle w:val="100000000000" w:firstRow="1" w:lastRow="0" w:firstColumn="0" w:lastColumn="0" w:oddVBand="0" w:evenVBand="0" w:oddHBand="0" w:evenHBand="0" w:firstRowFirstColumn="0" w:firstRowLastColumn="0" w:lastRowFirstColumn="0" w:lastRowLastColumn="0"/>
+              <w:rPr>
+                <w:rFonts w:ascii="Arial" w:eastAsiaTheme="minorEastAsia" w:hAnsi="Arial" w:cs="Arial"/>
+                <w:bCs/>
+              </w:rPr>
+            </w:pPr>
+            <w:r>
+              <w:rPr>
+                <w:rFonts w:ascii="Arial" w:eastAsiaTheme="minorEastAsia" w:hAnsi="Arial" w:cs="Arial"/>
+                <w:bCs/>
+              </w:rPr>
+              <w:t>Tatsächliches Ergebnis</w:t>
+            </w:r>
+          </w:p>
+        </w:tc>
+      </w:tr>
+      <w:tr>
+        <w:trPr>
+          <w:cnfStyle w:val="000000100000" w:firstRow="0" w:lastRow="0" w:firstColumn="0" w:lastColumn="0" w:oddVBand="0" w:evenVBand="0" w:oddHBand="1" w:evenHBand="0" w:firstRowFirstColumn="0" w:firstRowLastColumn="0" w:lastRowFirstColumn="0" w:lastRowLastColumn="0"/>
+          <w:trHeight w:val="567"/>
+        </w:trPr>
+        <w:tc>
+          <w:tcPr>
+            <w:cnfStyle w:val="001000000000" w:firstRow="0" w:lastRow="0" w:firstColumn="1" w:lastColumn="0" w:oddVBand="0" w:evenVBand="0" w:oddHBand="0" w:evenHBand="0" w:firstRowFirstColumn="0" w:firstRowLastColumn="0" w:lastRowFirstColumn="0" w:lastRowLastColumn="0"/>
+            <w:tcW w:w="396" w:type="pct"/>
+            <w:tcBorders>
+              <w:top w:val="single" w:sz="12" w:space="0" w:color="auto"/>
+              <w:left w:val="single" w:sz="12" w:space="0" w:color="auto"/>
+              <w:bottom w:val="single" w:sz="8" w:space="0" w:color="auto"/>
+              <w:right w:val="single" w:sz="8" w:space="0" w:color="auto"/>
+            </w:tcBorders>
+            <w:noWrap/>
+            <w:vAlign w:val="center"/>
+          </w:tcPr>
+          <w:p>
+            <w:pPr>
+              <w:jc w:val="center"/>
+              <w:rPr>
+                <w:rFonts w:ascii="Arial" w:eastAsiaTheme="minorEastAsia" w:hAnsi="Arial" w:cs="Arial"/>
+              </w:rPr>
+            </w:pPr>
+            <w:r>
+              <w:rPr>
+                <w:rFonts w:ascii="Arial" w:eastAsiaTheme="minorEastAsia" w:hAnsi="Arial" w:cs="Arial"/>
+              </w:rPr>
+              <w:t>1</w:t>
+            </w:r>
+          </w:p>
+        </w:tc>
+        <w:tc>
+          <w:tcPr>
+            <w:tcW w:w="497" w:type="pct"/>
+            <w:tcBorders>
+              <w:top w:val="single" w:sz="12" w:space="0" w:color="auto"/>
+              <w:left w:val="single" w:sz="8" w:space="0" w:color="auto"/>
+              <w:bottom w:val="single" w:sz="8" w:space="0" w:color="auto"/>
+              <w:right w:val="single" w:sz="8" w:space="0" w:color="auto"/>
+            </w:tcBorders>
+            <w:shd w:val="clear" w:color="auto" w:fill="D9E2F3" w:themeFill="accent1" w:themeFillTint="33"/>
+            <w:vAlign w:val="center"/>
+          </w:tcPr>
+          <w:p>
+            <w:pPr>
+              <w:cnfStyle w:val="000000100000" w:firstRow="0" w:lastRow="0" w:firstColumn="0" w:lastColumn="0" w:oddVBand="0" w:evenVBand="0" w:oddHBand="1" w:evenHBand="0" w:firstRowFirstColumn="0" w:firstRowLastColumn="0" w:lastRowFirstColumn="0" w:lastRowLastColumn="0"/>
+              <w:rPr>
+                <w:rFonts w:ascii="Arial" w:eastAsiaTheme="minorEastAsia" w:hAnsi="Arial" w:cs="Arial"/>
+              </w:rPr>
+            </w:pPr>
+            <w:r>
+              <w:rPr>
+                <w:rFonts w:ascii="Arial" w:eastAsiaTheme="minorEastAsia" w:hAnsi="Arial" w:cs="Arial"/>
+              </w:rPr>
+              <w:t>10</w:t>
+            </w:r>
+            <w:r>
+              <w:rPr>
+                <w:rFonts w:ascii="Arial" w:eastAsiaTheme="minorEastAsia" w:hAnsi="Arial" w:cs="Arial"/>
+              </w:rPr>
+              <w:t>.0</w:t>
+            </w:r>
+            <w:r>
+              <w:rPr>
+                <w:rFonts w:ascii="Arial" w:eastAsiaTheme="minorEastAsia" w:hAnsi="Arial" w:cs="Arial"/>
+              </w:rPr>
+              <w:t>2</w:t>
+            </w:r>
+            <w:r>
+              <w:rPr>
+                <w:rFonts w:ascii="Arial" w:eastAsiaTheme="minorEastAsia" w:hAnsi="Arial" w:cs="Arial"/>
+              </w:rPr>
+              <w:t>.202</w:t>
+            </w:r>
+            <w:r>
+              <w:rPr>
+                <w:rFonts w:ascii="Arial" w:eastAsiaTheme="minorEastAsia" w:hAnsi="Arial" w:cs="Arial"/>
+              </w:rPr>
+              <w:t>6</w:t>
+            </w:r>
+          </w:p>
+        </w:tc>
+        <w:tc>
+          <w:tcPr>
+            <w:tcW w:w="447" w:type="pct"/>
+            <w:tcBorders>
+              <w:top w:val="single" w:sz="12" w:space="0" w:color="auto"/>
+              <w:left w:val="single" w:sz="8" w:space="0" w:color="auto"/>
+              <w:bottom w:val="single" w:sz="8" w:space="0" w:color="auto"/>
+              <w:right w:val="single" w:sz="8" w:space="0" w:color="auto"/>
+            </w:tcBorders>
+            <w:shd w:val="clear" w:color="auto" w:fill="D9E2F3" w:themeFill="accent1" w:themeFillTint="33"/>
+            <w:vAlign w:val="center"/>
+          </w:tcPr>
+          <w:p>
+            <w:pPr>
+              <w:cnfStyle w:val="000000100000" w:firstRow="0" w:lastRow="0" w:firstColumn="0" w:lastColumn="0" w:oddVBand="0" w:evenVBand="0" w:oddHBand="1" w:evenHBand="0" w:firstRowFirstColumn="0" w:firstRowLastColumn="0" w:lastRowFirstColumn="0" w:lastRowLastColumn="0"/>
+              <w:rPr>
+                <w:rFonts w:ascii="Arial" w:eastAsiaTheme="minorEastAsia" w:hAnsi="Arial" w:cs="Arial"/>
+              </w:rPr>
+            </w:pPr>
+            <w:r>
+              <w:rPr>
+                <w:rFonts w:ascii="Arial" w:eastAsiaTheme="minorEastAsia" w:hAnsi="Arial" w:cs="Arial"/>
+              </w:rPr>
+              <w:t>A. Geiger</w:t>
+            </w:r>
+          </w:p>
+        </w:tc>
+        <w:tc>
+          <w:tcPr>
+            <w:tcW w:w="1293" w:type="pct"/>
+            <w:tcBorders>
+              <w:top w:val="single" w:sz="12" w:space="0" w:color="auto"/>
+              <w:left w:val="single" w:sz="8" w:space="0" w:color="auto"/>
+              <w:bottom w:val="single" w:sz="8" w:space="0" w:color="auto"/>
+              <w:right w:val="single" w:sz="8" w:space="0" w:color="auto"/>
+            </w:tcBorders>
+            <w:shd w:val="clear" w:color="auto" w:fill="D9E2F3" w:themeFill="accent1" w:themeFillTint="33"/>
+            <w:vAlign w:val="center"/>
+          </w:tcPr>
+          <w:p>
+            <w:pPr>
+              <w:jc w:val="center"/>
+              <w:cnfStyle w:val="000000100000" w:firstRow="0" w:lastRow="0" w:firstColumn="0" w:lastColumn="0" w:oddVBand="0" w:evenVBand="0" w:oddHBand="1" w:evenHBand="0" w:firstRowFirstColumn="0" w:firstRowLastColumn="0" w:lastRowFirstColumn="0" w:lastRowLastColumn="0"/>
+              <w:rPr>
+                <w:rFonts w:ascii="Arial" w:eastAsiaTheme="minorEastAsia" w:hAnsi="Arial" w:cs="Arial"/>
+              </w:rPr>
+            </w:pPr>
+            <w:r>
+              <w:rPr>
+                <w:rFonts w:ascii="Arial" w:eastAsiaTheme="minorEastAsia" w:hAnsi="Arial" w:cs="Arial"/>
+              </w:rPr>
+              <w:t>Benutzer-Login mit korrekten Daten</w:t>
+            </w:r>
+          </w:p>
+        </w:tc>
+        <w:tc>
+          <w:tcPr>
+            <w:tcW w:w="1343" w:type="pct"/>
+            <w:tcBorders>
+              <w:top w:val="single" w:sz="12" w:space="0" w:color="auto"/>
+              <w:left w:val="single" w:sz="8" w:space="0" w:color="auto"/>
+              <w:bottom w:val="single" w:sz="8" w:space="0" w:color="auto"/>
+              <w:right w:val="single" w:sz="8" w:space="0" w:color="auto"/>
+            </w:tcBorders>
+            <w:shd w:val="clear" w:color="auto" w:fill="D9E2F3" w:themeFill="accent1" w:themeFillTint="33"/>
+            <w:vAlign w:val="center"/>
+          </w:tcPr>
+          <w:p>
+            <w:pPr>
+              <w:jc w:val="center"/>
+              <w:cnfStyle w:val="000000100000" w:firstRow="0" w:lastRow="0" w:firstColumn="0" w:lastColumn="0" w:oddVBand="0" w:evenVBand="0" w:oddHBand="1" w:evenHBand="0" w:firstRowFirstColumn="0" w:firstRowLastColumn="0" w:lastRowFirstColumn="0" w:lastRowLastColumn="0"/>
+              <w:rPr>
+                <w:rFonts w:ascii="Arial" w:eastAsiaTheme="minorEastAsia" w:hAnsi="Arial" w:cs="Arial"/>
+              </w:rPr>
+            </w:pPr>
+            <w:r>
+              <w:rPr>
+                <w:rFonts w:ascii="Arial" w:eastAsiaTheme="minorEastAsia" w:hAnsi="Arial" w:cs="Arial"/>
+              </w:rPr>
+              <w:t>Benutzer wird erfolgreich eingeloggt und auf die Scooter-Übersicht weitergeleitet</w:t>
+            </w:r>
+          </w:p>
+        </w:tc>
+        <w:tc>
+          <w:tcPr>
+            <w:tcW w:w="1024" w:type="pct"/>
+            <w:tcBorders>
+              <w:top w:val="single" w:sz="12" w:space="0" w:color="auto"/>
+              <w:left w:val="single" w:sz="8" w:space="0" w:color="auto"/>
+              <w:bottom w:val="single" w:sz="8" w:space="0" w:color="auto"/>
+              <w:right w:val="single" w:sz="12" w:space="0" w:color="auto"/>
+            </w:tcBorders>
+            <w:shd w:val="clear" w:color="auto" w:fill="D9E2F3" w:themeFill="accent1" w:themeFillTint="33"/>
+            <w:vAlign w:val="center"/>
+          </w:tcPr>
+          <w:p>
+            <w:pPr>
+              <w:jc w:val="center"/>
+              <w:cnfStyle w:val="000000100000" w:firstRow="0" w:lastRow="0" w:firstColumn="0" w:lastColumn="0" w:oddVBand="0" w:evenVBand="0" w:oddHBand="1" w:evenHBand="0" w:firstRowFirstColumn="0" w:firstRowLastColumn="0" w:lastRowFirstColumn="0" w:lastRowLastColumn="0"/>
+              <w:rPr>
+                <w:rFonts w:ascii="Arial" w:eastAsiaTheme="minorEastAsia" w:hAnsi="Arial" w:cs="Arial"/>
+              </w:rPr>
+            </w:pPr>
+            <w:r>
+              <w:rPr>
+                <w:rFonts w:ascii="Arial" w:eastAsiaTheme="minorEastAsia" w:hAnsi="Arial" w:cs="Arial"/>
+              </w:rPr>
+              <w:t>Erfüllt</w:t>
+            </w:r>
+          </w:p>
+        </w:tc>
+      </w:tr>
+      <w:tr>
+        <w:trPr>
+          <w:trHeight w:val="567"/>
+        </w:trPr>
+        <w:tc>
+          <w:tcPr>
+            <w:cnfStyle w:val="001000000000" w:firstRow="0" w:lastRow="0" w:firstColumn="1" w:lastColumn="0" w:oddVBand="0" w:evenVBand="0" w:oddHBand="0" w:evenHBand="0" w:firstRowFirstColumn="0" w:firstRowLastColumn="0" w:lastRowFirstColumn="0" w:lastRowLastColumn="0"/>
+            <w:tcW w:w="396" w:type="pct"/>
+            <w:tcBorders>
+              <w:top w:val="single" w:sz="8" w:space="0" w:color="auto"/>
+              <w:left w:val="single" w:sz="12" w:space="0" w:color="auto"/>
+              <w:bottom w:val="single" w:sz="8" w:space="0" w:color="auto"/>
+              <w:right w:val="single" w:sz="8" w:space="0" w:color="auto"/>
+            </w:tcBorders>
+            <w:noWrap/>
+            <w:vAlign w:val="center"/>
+          </w:tcPr>
+          <w:p>
+            <w:pPr>
+              <w:jc w:val="center"/>
+              <w:rPr>
+                <w:rFonts w:ascii="Arial" w:eastAsiaTheme="minorEastAsia" w:hAnsi="Arial" w:cs="Arial"/>
+              </w:rPr>
+            </w:pPr>
+            <w:r>
+              <w:rPr>
+                <w:rFonts w:ascii="Arial" w:eastAsiaTheme="minorEastAsia" w:hAnsi="Arial" w:cs="Arial"/>
+              </w:rPr>
+              <w:t>2</w:t>
+            </w:r>
+          </w:p>
+        </w:tc>
+        <w:tc>
+          <w:tcPr>
+            <w:tcW w:w="497" w:type="pct"/>
+            <w:tcBorders>
+              <w:top w:val="single" w:sz="8" w:space="0" w:color="auto"/>
+              <w:left w:val="single" w:sz="8" w:space="0" w:color="auto"/>
+              <w:bottom w:val="single" w:sz="8" w:space="0" w:color="auto"/>
+              <w:right w:val="single" w:sz="8" w:space="0" w:color="auto"/>
+            </w:tcBorders>
+            <w:vAlign w:val="center"/>
+          </w:tcPr>
+          <w:p>
+            <w:pPr>
+              <w:cnfStyle w:val="000000000000" w:firstRow="0" w:lastRow="0" w:firstColumn="0" w:lastColumn="0" w:oddVBand="0" w:evenVBand="0" w:oddHBand="0" w:evenHBand="0" w:firstRowFirstColumn="0" w:firstRowLastColumn="0" w:lastRowFirstColumn="0" w:lastRowLastColumn="0"/>
+              <w:rPr>
+                <w:rFonts w:ascii="Arial" w:eastAsiaTheme="minorEastAsia" w:hAnsi="Arial" w:cs="Arial"/>
+              </w:rPr>
+            </w:pPr>
+            <w:r>
+              <w:rPr>
+                <w:rFonts w:ascii="Arial" w:eastAsiaTheme="minorEastAsia" w:hAnsi="Arial" w:cs="Arial"/>
+              </w:rPr>
+              <w:t>10</w:t>
+            </w:r>
+            <w:r>
+              <w:rPr>
+                <w:rFonts w:ascii="Arial" w:eastAsiaTheme="minorEastAsia" w:hAnsi="Arial" w:cs="Arial"/>
+              </w:rPr>
+              <w:t>.0</w:t>
+            </w:r>
+            <w:r>
+              <w:rPr>
+                <w:rFonts w:ascii="Arial" w:eastAsiaTheme="minorEastAsia" w:hAnsi="Arial" w:cs="Arial"/>
+              </w:rPr>
+              <w:t>2</w:t>
+            </w:r>
+            <w:r>
+              <w:rPr>
+                <w:rFonts w:ascii="Arial" w:eastAsiaTheme="minorEastAsia" w:hAnsi="Arial" w:cs="Arial"/>
+              </w:rPr>
+              <w:t>.202</w:t>
+            </w:r>
+            <w:r>
+              <w:rPr>
+                <w:rFonts w:ascii="Arial" w:eastAsiaTheme="minorEastAsia" w:hAnsi="Arial" w:cs="Arial"/>
+              </w:rPr>
+              <w:t>6</w:t>
+            </w:r>
+          </w:p>
+        </w:tc>
+        <w:tc>
+          <w:tcPr>
+            <w:tcW w:w="447" w:type="pct"/>
+            <w:tcBorders>
+              <w:top w:val="single" w:sz="8" w:space="0" w:color="auto"/>
+              <w:left w:val="single" w:sz="8" w:space="0" w:color="auto"/>
+              <w:bottom w:val="single" w:sz="8" w:space="0" w:color="auto"/>
+              <w:right w:val="single" w:sz="8" w:space="0" w:color="auto"/>
+            </w:tcBorders>
+            <w:vAlign w:val="center"/>
+          </w:tcPr>
+          <w:p>
+            <w:pPr>
+              <w:cnfStyle w:val="000000000000" w:firstRow="0" w:lastRow="0" w:firstColumn="0" w:lastColumn="0" w:oddVBand="0" w:evenVBand="0" w:oddHBand="0" w:evenHBand="0" w:firstRowFirstColumn="0" w:firstRowLastColumn="0" w:lastRowFirstColumn="0" w:lastRowLastColumn="0"/>
+              <w:rPr>
+                <w:rFonts w:ascii="Arial" w:eastAsiaTheme="minorEastAsia" w:hAnsi="Arial" w:cs="Arial"/>
+              </w:rPr>
+            </w:pPr>
+            <w:r>
+              <w:rPr>
+                <w:rFonts w:ascii="Arial" w:eastAsiaTheme="minorEastAsia" w:hAnsi="Arial" w:cs="Arial"/>
+              </w:rPr>
+              <w:t>A. Geiger</w:t>
+            </w:r>
+          </w:p>
+        </w:tc>
+        <w:tc>
+          <w:tcPr>
+            <w:tcW w:w="1293" w:type="pct"/>
+            <w:tcBorders>
+              <w:top w:val="single" w:sz="8" w:space="0" w:color="auto"/>
+              <w:left w:val="single" w:sz="8" w:space="0" w:color="auto"/>
+              <w:bottom w:val="single" w:sz="8" w:space="0" w:color="auto"/>
+              <w:right w:val="single" w:sz="8" w:space="0" w:color="auto"/>
+            </w:tcBorders>
+            <w:vAlign w:val="center"/>
+          </w:tcPr>
+          <w:p>
+            <w:pPr>
+              <w:jc w:val="center"/>
+              <w:cnfStyle w:val="000000000000" w:firstRow="0" w:lastRow="0" w:firstColumn="0" w:lastColumn="0" w:oddVBand="0" w:evenVBand="0" w:oddHBand="0" w:evenHBand="0" w:firstRowFirstColumn="0" w:firstRowLastColumn="0" w:lastRowFirstColumn="0" w:lastRowLastColumn="0"/>
+              <w:rPr>
+                <w:rFonts w:ascii="Arial" w:eastAsiaTheme="minorEastAsia" w:hAnsi="Arial" w:cs="Arial"/>
+              </w:rPr>
+            </w:pPr>
+            <w:r>
+              <w:rPr>
+                <w:rFonts w:ascii="Arial" w:eastAsiaTheme="minorEastAsia" w:hAnsi="Arial" w:cs="Arial"/>
+              </w:rPr>
+              <w:t>Benutzer-Login mit falschen Zugangsdaten</w:t>
+            </w:r>
+          </w:p>
+        </w:tc>
+        <w:tc>
+          <w:tcPr>
+            <w:tcW w:w="1343" w:type="pct"/>
+            <w:tcBorders>
+              <w:top w:val="single" w:sz="8" w:space="0" w:color="auto"/>
+              <w:left w:val="single" w:sz="8" w:space="0" w:color="auto"/>
+              <w:bottom w:val="single" w:sz="8" w:space="0" w:color="auto"/>
+              <w:right w:val="single" w:sz="8" w:space="0" w:color="auto"/>
+            </w:tcBorders>
+            <w:vAlign w:val="center"/>
+          </w:tcPr>
+          <w:p>
+            <w:pPr>
+              <w:jc w:val="center"/>
+              <w:cnfStyle w:val="000000000000" w:firstRow="0" w:lastRow="0" w:firstColumn="0" w:lastColumn="0" w:oddVBand="0" w:evenVBand="0" w:oddHBand="0" w:evenHBand="0" w:firstRowFirstColumn="0" w:firstRowLastColumn="0" w:lastRowFirstColumn="0" w:lastRowLastColumn="0"/>
+              <w:rPr>
+                <w:rFonts w:ascii="Arial" w:eastAsiaTheme="minorEastAsia" w:hAnsi="Arial" w:cs="Arial"/>
+              </w:rPr>
+            </w:pPr>
+            <w:r>
+              <w:rPr>
+                <w:rFonts w:ascii="Arial" w:eastAsiaTheme="minorEastAsia" w:hAnsi="Arial" w:cs="Arial"/>
+              </w:rPr>
+              <w:t>Fehlermeldung wird angezeigt, Login wird verweigert</w:t>
+            </w:r>
+          </w:p>
+        </w:tc>
+        <w:tc>
+          <w:tcPr>
+            <w:tcW w:w="1024" w:type="pct"/>
+            <w:tcBorders>
+              <w:top w:val="single" w:sz="8" w:space="0" w:color="auto"/>
+              <w:left w:val="single" w:sz="8" w:space="0" w:color="auto"/>
+              <w:bottom w:val="single" w:sz="8" w:space="0" w:color="auto"/>
+              <w:right w:val="single" w:sz="12" w:space="0" w:color="auto"/>
+            </w:tcBorders>
+            <w:vAlign w:val="center"/>
+          </w:tcPr>
+          <w:p>
+            <w:pPr>
+              <w:jc w:val="center"/>
+              <w:cnfStyle w:val="000000000000" w:firstRow="0" w:lastRow="0" w:firstColumn="0" w:lastColumn="0" w:oddVBand="0" w:evenVBand="0" w:oddHBand="0" w:evenHBand="0" w:firstRowFirstColumn="0" w:firstRowLastColumn="0" w:lastRowFirstColumn="0" w:lastRowLastColumn="0"/>
+              <w:rPr>
+                <w:rFonts w:ascii="Arial" w:eastAsiaTheme="minorEastAsia" w:hAnsi="Arial" w:cs="Arial"/>
+              </w:rPr>
+            </w:pPr>
+            <w:r>
+              <w:rPr>
+                <w:rFonts w:ascii="Arial" w:eastAsiaTheme="minorEastAsia" w:hAnsi="Arial" w:cs="Arial"/>
+              </w:rPr>
+              <w:t>Erfüllt</w:t>
+            </w:r>
+          </w:p>
+        </w:tc>
+      </w:tr>
+      <w:tr>
+        <w:trPr>
+          <w:cnfStyle w:val="000000100000" w:firstRow="0" w:lastRow="0" w:firstColumn="0" w:lastColumn="0" w:oddVBand="0" w:evenVBand="0" w:oddHBand="1" w:evenHBand="0" w:firstRowFirstColumn="0" w:firstRowLastColumn="0" w:lastRowFirstColumn="0" w:lastRowLastColumn="0"/>
+          <w:trHeight w:val="567"/>
+        </w:trPr>
+        <w:tc>
+          <w:tcPr>
+            <w:cnfStyle w:val="001000000000" w:firstRow="0" w:lastRow="0" w:firstColumn="1" w:lastColumn="0" w:oddVBand="0" w:evenVBand="0" w:oddHBand="0" w:evenHBand="0" w:firstRowFirstColumn="0" w:firstRowLastColumn="0" w:lastRowFirstColumn="0" w:lastRowLastColumn="0"/>
+            <w:tcW w:w="396" w:type="pct"/>
+            <w:tcBorders>
+              <w:top w:val="single" w:sz="8" w:space="0" w:color="auto"/>
+              <w:left w:val="single" w:sz="12" w:space="0" w:color="auto"/>
+              <w:bottom w:val="single" w:sz="8" w:space="0" w:color="auto"/>
+              <w:right w:val="single" w:sz="8" w:space="0" w:color="auto"/>
+            </w:tcBorders>
+            <w:noWrap/>
+            <w:vAlign w:val="center"/>
+          </w:tcPr>
+          <w:p>
+            <w:pPr>
+              <w:jc w:val="center"/>
+              <w:rPr>
+                <w:rFonts w:ascii="Arial" w:eastAsiaTheme="minorEastAsia" w:hAnsi="Arial" w:cs="Arial"/>
+              </w:rPr>
+            </w:pPr>
+            <w:r>
+              <w:rPr>
+                <w:rFonts w:ascii="Arial" w:eastAsiaTheme="minorEastAsia" w:hAnsi="Arial" w:cs="Arial"/>
+              </w:rPr>
+              <w:t>3</w:t>
+            </w:r>
+          </w:p>
+        </w:tc>
+        <w:tc>
+          <w:tcPr>
+            <w:tcW w:w="497" w:type="pct"/>
+            <w:tcBorders>
+              <w:top w:val="single" w:sz="8" w:space="0" w:color="auto"/>
+              <w:left w:val="single" w:sz="8" w:space="0" w:color="auto"/>
+              <w:bottom w:val="single" w:sz="8" w:space="0" w:color="auto"/>
+              <w:right w:val="single" w:sz="8" w:space="0" w:color="auto"/>
+            </w:tcBorders>
+            <w:shd w:val="clear" w:color="auto" w:fill="D9E2F3" w:themeFill="accent1" w:themeFillTint="33"/>
+            <w:vAlign w:val="center"/>
+          </w:tcPr>
+          <w:p>
+            <w:pPr>
+              <w:cnfStyle w:val="000000100000" w:firstRow="0" w:lastRow="0" w:firstColumn="0" w:lastColumn="0" w:oddVBand="0" w:evenVBand="0" w:oddHBand="1" w:evenHBand="0" w:firstRowFirstColumn="0" w:firstRowLastColumn="0" w:lastRowFirstColumn="0" w:lastRowLastColumn="0"/>
+              <w:rPr>
+                <w:rFonts w:ascii="Arial" w:eastAsiaTheme="minorEastAsia" w:hAnsi="Arial" w:cs="Arial"/>
+              </w:rPr>
+            </w:pPr>
+            <w:r>
+              <w:rPr>
+                <w:rFonts w:ascii="Arial" w:eastAsiaTheme="minorEastAsia" w:hAnsi="Arial" w:cs="Arial"/>
+              </w:rPr>
+              <w:t>17</w:t>
+            </w:r>
+            <w:r>
+              <w:rPr>
+                <w:rFonts w:ascii="Arial" w:eastAsiaTheme="minorEastAsia" w:hAnsi="Arial" w:cs="Arial"/>
+              </w:rPr>
+              <w:t>.0</w:t>
+            </w:r>
+            <w:r>
+              <w:rPr>
+                <w:rFonts w:ascii="Arial" w:eastAsiaTheme="minorEastAsia" w:hAnsi="Arial" w:cs="Arial"/>
+              </w:rPr>
+              <w:t>2</w:t>
+            </w:r>
+            <w:r>
+              <w:rPr>
+                <w:rFonts w:ascii="Arial" w:eastAsiaTheme="minorEastAsia" w:hAnsi="Arial" w:cs="Arial"/>
+              </w:rPr>
+              <w:t>.202</w:t>
+            </w:r>
+            <w:r>
+              <w:rPr>
+                <w:rFonts w:ascii="Arial" w:eastAsiaTheme="minorEastAsia" w:hAnsi="Arial" w:cs="Arial"/>
+              </w:rPr>
+              <w:t>6</w:t>
+            </w:r>
+          </w:p>
+        </w:tc>
+        <w:tc>
+          <w:tcPr>
+            <w:tcW w:w="447" w:type="pct"/>
+            <w:tcBorders>
+              <w:top w:val="single" w:sz="8" w:space="0" w:color="auto"/>
+              <w:left w:val="single" w:sz="8" w:space="0" w:color="auto"/>
+              <w:bottom w:val="single" w:sz="8" w:space="0" w:color="auto"/>
+              <w:right w:val="single" w:sz="8" w:space="0" w:color="auto"/>
+            </w:tcBorders>
+            <w:shd w:val="clear" w:color="auto" w:fill="D9E2F3" w:themeFill="accent1" w:themeFillTint="33"/>
+            <w:vAlign w:val="center"/>
+          </w:tcPr>
+          <w:p>
+            <w:pPr>
+              <w:cnfStyle w:val="000000100000" w:firstRow="0" w:lastRow="0" w:firstColumn="0" w:lastColumn="0" w:oddVBand="0" w:evenVBand="0" w:oddHBand="1" w:evenHBand="0" w:firstRowFirstColumn="0" w:firstRowLastColumn="0" w:lastRowFirstColumn="0" w:lastRowLastColumn="0"/>
+              <w:rPr>
+                <w:rFonts w:ascii="Arial" w:eastAsiaTheme="minorEastAsia" w:hAnsi="Arial" w:cs="Arial"/>
+              </w:rPr>
+            </w:pPr>
+            <w:r>
+              <w:rPr>
+                <w:rFonts w:ascii="Arial" w:eastAsiaTheme="minorEastAsia" w:hAnsi="Arial" w:cs="Arial"/>
+              </w:rPr>
+              <w:t>A. Geiger</w:t>
+            </w:r>
+          </w:p>
+        </w:tc>
+        <w:tc>
+          <w:tcPr>
+            <w:tcW w:w="1293" w:type="pct"/>
+            <w:tcBorders>
+              <w:top w:val="single" w:sz="8" w:space="0" w:color="auto"/>
+              <w:left w:val="single" w:sz="8" w:space="0" w:color="auto"/>
+              <w:bottom w:val="single" w:sz="8" w:space="0" w:color="auto"/>
+              <w:right w:val="single" w:sz="8" w:space="0" w:color="auto"/>
+            </w:tcBorders>
+            <w:shd w:val="clear" w:color="auto" w:fill="D9E2F3" w:themeFill="accent1" w:themeFillTint="33"/>
+            <w:vAlign w:val="center"/>
+          </w:tcPr>
+          <w:p>
+            <w:pPr>
+              <w:jc w:val="center"/>
+              <w:cnfStyle w:val="000000100000" w:firstRow="0" w:lastRow="0" w:firstColumn="0" w:lastColumn="0" w:oddVBand="0" w:evenVBand="0" w:oddHBand="1" w:evenHBand="0" w:firstRowFirstColumn="0" w:firstRowLastColumn="0" w:lastRowFirstColumn="0" w:lastRowLastColumn="0"/>
+              <w:rPr>
+                <w:rFonts w:ascii="Arial" w:eastAsiaTheme="minorEastAsia" w:hAnsi="Arial" w:cs="Arial"/>
+              </w:rPr>
+            </w:pPr>
+            <w:r>
+              <w:rPr>
+                <w:rFonts w:ascii="Arial" w:eastAsiaTheme="minorEastAsia" w:hAnsi="Arial" w:cs="Arial"/>
+              </w:rPr>
+              <w:t>Anzeige der Scooter-Liste</w:t>
+            </w:r>
+          </w:p>
+        </w:tc>
+        <w:tc>
+          <w:tcPr>
+            <w:tcW w:w="1343" w:type="pct"/>
+            <w:tcBorders>
+              <w:top w:val="single" w:sz="8" w:space="0" w:color="auto"/>
+              <w:left w:val="single" w:sz="8" w:space="0" w:color="auto"/>
+              <w:bottom w:val="single" w:sz="8" w:space="0" w:color="auto"/>
+              <w:right w:val="single" w:sz="8" w:space="0" w:color="auto"/>
+            </w:tcBorders>
+            <w:shd w:val="clear" w:color="auto" w:fill="D9E2F3" w:themeFill="accent1" w:themeFillTint="33"/>
+            <w:vAlign w:val="center"/>
+          </w:tcPr>
+          <w:p>
+            <w:pPr>
+              <w:jc w:val="center"/>
+              <w:cnfStyle w:val="000000100000" w:firstRow="0" w:lastRow="0" w:firstColumn="0" w:lastColumn="0" w:oddVBand="0" w:evenVBand="0" w:oddHBand="1" w:evenHBand="0" w:firstRowFirstColumn="0" w:firstRowLastColumn="0" w:lastRowFirstColumn="0" w:lastRowLastColumn="0"/>
+              <w:rPr>
+                <w:rFonts w:ascii="Arial" w:eastAsiaTheme="minorEastAsia" w:hAnsi="Arial" w:cs="Arial"/>
+              </w:rPr>
+            </w:pPr>
+            <w:r>
+              <w:rPr>
+                <w:rFonts w:ascii="Arial" w:eastAsiaTheme="minorEastAsia" w:hAnsi="Arial" w:cs="Arial"/>
+              </w:rPr>
+              <w:t>Alle in der Datenbank gespeicherten Scooter werden korrekt angezeigt</w:t>
+            </w:r>
+          </w:p>
+        </w:tc>
+        <w:tc>
+          <w:tcPr>
+            <w:tcW w:w="1024" w:type="pct"/>
+            <w:tcBorders>
+              <w:top w:val="single" w:sz="8" w:space="0" w:color="auto"/>
+              <w:left w:val="single" w:sz="8" w:space="0" w:color="auto"/>
+              <w:bottom w:val="single" w:sz="8" w:space="0" w:color="auto"/>
+              <w:right w:val="single" w:sz="12" w:space="0" w:color="auto"/>
+            </w:tcBorders>
+            <w:shd w:val="clear" w:color="auto" w:fill="D9E2F3" w:themeFill="accent1" w:themeFillTint="33"/>
+            <w:vAlign w:val="center"/>
+          </w:tcPr>
+          <w:p>
+            <w:pPr>
+              <w:jc w:val="center"/>
+              <w:cnfStyle w:val="000000100000" w:firstRow="0" w:lastRow="0" w:firstColumn="0" w:lastColumn="0" w:oddVBand="0" w:evenVBand="0" w:oddHBand="1" w:evenHBand="0" w:firstRowFirstColumn="0" w:firstRowLastColumn="0" w:lastRowFirstColumn="0" w:lastRowLastColumn="0"/>
+              <w:rPr>
+                <w:rFonts w:ascii="Arial" w:eastAsiaTheme="minorEastAsia" w:hAnsi="Arial" w:cs="Arial"/>
+              </w:rPr>
+            </w:pPr>
+            <w:r>
+              <w:rPr>
+                <w:rFonts w:ascii="Arial" w:eastAsiaTheme="minorEastAsia" w:hAnsi="Arial" w:cs="Arial"/>
+              </w:rPr>
+              <w:t>Erfüllt</w:t>
+            </w:r>
+          </w:p>
+        </w:tc>
+      </w:tr>
+      <w:tr>
+        <w:trPr>
+          <w:trHeight w:val="567"/>
+        </w:trPr>
+        <w:tc>
+          <w:tcPr>
+            <w:cnfStyle w:val="001000000000" w:firstRow="0" w:lastRow="0" w:firstColumn="1" w:lastColumn="0" w:oddVBand="0" w:evenVBand="0" w:oddHBand="0" w:evenHBand="0" w:firstRowFirstColumn="0" w:firstRowLastColumn="0" w:lastRowFirstColumn="0" w:lastRowLastColumn="0"/>
+            <w:tcW w:w="396" w:type="pct"/>
+            <w:tcBorders>
+              <w:top w:val="single" w:sz="8" w:space="0" w:color="auto"/>
+              <w:left w:val="single" w:sz="12" w:space="0" w:color="auto"/>
+              <w:bottom w:val="single" w:sz="8" w:space="0" w:color="auto"/>
+              <w:right w:val="single" w:sz="8" w:space="0" w:color="auto"/>
+            </w:tcBorders>
+            <w:noWrap/>
+            <w:vAlign w:val="center"/>
+          </w:tcPr>
+          <w:p>
+            <w:pPr>
+              <w:jc w:val="center"/>
+              <w:rPr>
+                <w:rFonts w:ascii="Arial" w:eastAsiaTheme="minorEastAsia" w:hAnsi="Arial" w:cs="Arial"/>
+              </w:rPr>
+            </w:pPr>
+            <w:r>
+              <w:rPr>
+                <w:rFonts w:ascii="Arial" w:eastAsiaTheme="minorEastAsia" w:hAnsi="Arial" w:cs="Arial"/>
+              </w:rPr>
+              <w:t>4</w:t>
+            </w:r>
+          </w:p>
+        </w:tc>
+        <w:tc>
+          <w:tcPr>
+            <w:tcW w:w="497" w:type="pct"/>
+            <w:tcBorders>
+              <w:top w:val="single" w:sz="8" w:space="0" w:color="auto"/>
+              <w:left w:val="single" w:sz="8" w:space="0" w:color="auto"/>
+              <w:bottom w:val="single" w:sz="8" w:space="0" w:color="auto"/>
+              <w:right w:val="single" w:sz="8" w:space="0" w:color="auto"/>
+            </w:tcBorders>
+            <w:vAlign w:val="center"/>
+          </w:tcPr>
+          <w:p>
+            <w:pPr>
+              <w:cnfStyle w:val="000000000000" w:firstRow="0" w:lastRow="0" w:firstColumn="0" w:lastColumn="0" w:oddVBand="0" w:evenVBand="0" w:oddHBand="0" w:evenHBand="0" w:firstRowFirstColumn="0" w:firstRowLastColumn="0" w:lastRowFirstColumn="0" w:lastRowLastColumn="0"/>
+              <w:rPr>
+                <w:rFonts w:ascii="Arial" w:eastAsiaTheme="minorEastAsia" w:hAnsi="Arial" w:cs="Arial"/>
+              </w:rPr>
+            </w:pPr>
+            <w:r>
+              <w:rPr>
+                <w:rFonts w:ascii="Arial" w:eastAsiaTheme="minorEastAsia" w:hAnsi="Arial" w:cs="Arial"/>
+              </w:rPr>
+              <w:t>16</w:t>
+            </w:r>
+            <w:r>
+              <w:rPr>
+                <w:rFonts w:ascii="Arial" w:eastAsiaTheme="minorEastAsia" w:hAnsi="Arial" w:cs="Arial"/>
+              </w:rPr>
+              <w:t>.0</w:t>
+            </w:r>
+            <w:r>
+              <w:rPr>
+                <w:rFonts w:ascii="Arial" w:eastAsiaTheme="minorEastAsia" w:hAnsi="Arial" w:cs="Arial"/>
+              </w:rPr>
+              <w:t>3</w:t>
+            </w:r>
+            <w:r>
+              <w:rPr>
+                <w:rFonts w:ascii="Arial" w:eastAsiaTheme="minorEastAsia" w:hAnsi="Arial" w:cs="Arial"/>
+              </w:rPr>
+              <w:t>.202</w:t>
+            </w:r>
+            <w:r>
+              <w:rPr>
+                <w:rFonts w:ascii="Arial" w:eastAsiaTheme="minorEastAsia" w:hAnsi="Arial" w:cs="Arial"/>
+              </w:rPr>
+              <w:t>6</w:t>
+            </w:r>
+          </w:p>
+        </w:tc>
+        <w:tc>
+          <w:tcPr>
+            <w:tcW w:w="447" w:type="pct"/>
+            <w:tcBorders>
+              <w:top w:val="single" w:sz="8" w:space="0" w:color="auto"/>
+              <w:left w:val="single" w:sz="8" w:space="0" w:color="auto"/>
+              <w:bottom w:val="single" w:sz="8" w:space="0" w:color="auto"/>
+              <w:right w:val="single" w:sz="8" w:space="0" w:color="auto"/>
+            </w:tcBorders>
+            <w:vAlign w:val="center"/>
+          </w:tcPr>
+          <w:p>
+            <w:pPr>
+              <w:cnfStyle w:val="000000000000" w:firstRow="0" w:lastRow="0" w:firstColumn="0" w:lastColumn="0" w:oddVBand="0" w:evenVBand="0" w:oddHBand="0" w:evenHBand="0" w:firstRowFirstColumn="0" w:firstRowLastColumn="0" w:lastRowFirstColumn="0" w:lastRowLastColumn="0"/>
+              <w:rPr>
+                <w:rFonts w:ascii="Arial" w:eastAsiaTheme="minorEastAsia" w:hAnsi="Arial" w:cs="Arial"/>
+              </w:rPr>
+            </w:pPr>
+            <w:r>
+              <w:rPr>
+                <w:rFonts w:ascii="Arial" w:eastAsiaTheme="minorEastAsia" w:hAnsi="Arial" w:cs="Arial"/>
+              </w:rPr>
+              <w:t>A. Geiger</w:t>
+            </w:r>
+          </w:p>
+        </w:tc>
+        <w:tc>
+          <w:tcPr>
+            <w:tcW w:w="1293" w:type="pct"/>
+            <w:tcBorders>
+              <w:top w:val="single" w:sz="8" w:space="0" w:color="auto"/>
+              <w:left w:val="single" w:sz="8" w:space="0" w:color="auto"/>
+              <w:bottom w:val="single" w:sz="8" w:space="0" w:color="auto"/>
+              <w:right w:val="single" w:sz="8" w:space="0" w:color="auto"/>
+            </w:tcBorders>
+            <w:vAlign w:val="center"/>
+          </w:tcPr>
+          <w:p>
+            <w:pPr>
+              <w:jc w:val="center"/>
+              <w:cnfStyle w:val="000000000000" w:firstRow="0" w:lastRow="0" w:firstColumn="0" w:lastColumn="0" w:oddVBand="0" w:evenVBand="0" w:oddHBand="0" w:evenHBand="0" w:firstRowFirstColumn="0" w:firstRowLastColumn="0" w:lastRowFirstColumn="0" w:lastRowLastColumn="0"/>
+              <w:rPr>
+                <w:rFonts w:ascii="Arial" w:eastAsiaTheme="minorEastAsia" w:hAnsi="Arial" w:cs="Arial"/>
+              </w:rPr>
+            </w:pPr>
+            <w:r>
+              <w:rPr>
+                <w:rFonts w:ascii="Arial" w:eastAsiaTheme="minorEastAsia" w:hAnsi="Arial" w:cs="Arial"/>
+              </w:rPr>
+              <w:t>Start einer Fahrt (Booking)</w:t>
+            </w:r>
+          </w:p>
+        </w:tc>
+        <w:tc>
+          <w:tcPr>
+            <w:tcW w:w="1343" w:type="pct"/>
+            <w:tcBorders>
+              <w:top w:val="single" w:sz="8" w:space="0" w:color="auto"/>
+              <w:left w:val="single" w:sz="8" w:space="0" w:color="auto"/>
+              <w:bottom w:val="single" w:sz="8" w:space="0" w:color="auto"/>
+              <w:right w:val="single" w:sz="8" w:space="0" w:color="auto"/>
+            </w:tcBorders>
+            <w:vAlign w:val="center"/>
+          </w:tcPr>
+          <w:p>
+            <w:pPr>
+              <w:jc w:val="center"/>
+              <w:cnfStyle w:val="000000000000" w:firstRow="0" w:lastRow="0" w:firstColumn="0" w:lastColumn="0" w:oddVBand="0" w:evenVBand="0" w:oddHBand="0" w:evenHBand="0" w:firstRowFirstColumn="0" w:firstRowLastColumn="0" w:lastRowFirstColumn="0" w:lastRowLastColumn="0"/>
+              <w:rPr>
+                <w:rFonts w:ascii="Arial" w:eastAsiaTheme="minorEastAsia" w:hAnsi="Arial" w:cs="Arial"/>
+              </w:rPr>
+            </w:pPr>
+            <w:r>
+              <w:rPr>
+                <w:rFonts w:ascii="Arial" w:eastAsiaTheme="minorEastAsia" w:hAnsi="Arial" w:cs="Arial"/>
+              </w:rPr>
+              <w:t>Neue Buchung wird erstellt und Startzeit gespeichert</w:t>
+            </w:r>
+          </w:p>
+        </w:tc>
+        <w:tc>
+          <w:tcPr>
+            <w:tcW w:w="1024" w:type="pct"/>
+            <w:tcBorders>
+              <w:top w:val="single" w:sz="8" w:space="0" w:color="auto"/>
+              <w:left w:val="single" w:sz="8" w:space="0" w:color="auto"/>
+              <w:bottom w:val="single" w:sz="8" w:space="0" w:color="auto"/>
+              <w:right w:val="single" w:sz="12" w:space="0" w:color="auto"/>
+            </w:tcBorders>
+            <w:vAlign w:val="center"/>
+          </w:tcPr>
+          <w:p>
+            <w:pPr>
+              <w:jc w:val="center"/>
+              <w:cnfStyle w:val="000000000000" w:firstRow="0" w:lastRow="0" w:firstColumn="0" w:lastColumn="0" w:oddVBand="0" w:evenVBand="0" w:oddHBand="0" w:evenHBand="0" w:firstRowFirstColumn="0" w:firstRowLastColumn="0" w:lastRowFirstColumn="0" w:lastRowLastColumn="0"/>
+              <w:rPr>
+                <w:rFonts w:ascii="Arial" w:eastAsiaTheme="minorEastAsia" w:hAnsi="Arial" w:cs="Arial"/>
+              </w:rPr>
+            </w:pPr>
+            <w:r>
+              <w:rPr>
+                <w:rFonts w:ascii="Arial" w:eastAsiaTheme="minorEastAsia" w:hAnsi="Arial" w:cs="Arial"/>
+              </w:rPr>
+              <w:t>Erfüllt</w:t>
+            </w:r>
+          </w:p>
+        </w:tc>
+      </w:tr>
+      <w:tr>
+        <w:trPr>
+          <w:cnfStyle w:val="000000100000" w:firstRow="0" w:lastRow="0" w:firstColumn="0" w:lastColumn="0" w:oddVBand="0" w:evenVBand="0" w:oddHBand="1" w:evenHBand="0" w:firstRowFirstColumn="0" w:firstRowLastColumn="0" w:lastRowFirstColumn="0" w:lastRowLastColumn="0"/>
+          <w:trHeight w:val="567"/>
+        </w:trPr>
+        <w:tc>
+          <w:tcPr>
+            <w:cnfStyle w:val="001000000000" w:firstRow="0" w:lastRow="0" w:firstColumn="1" w:lastColumn="0" w:oddVBand="0" w:evenVBand="0" w:oddHBand="0" w:evenHBand="0" w:firstRowFirstColumn="0" w:firstRowLastColumn="0" w:lastRowFirstColumn="0" w:lastRowLastColumn="0"/>
+            <w:tcW w:w="396" w:type="pct"/>
+            <w:tcBorders>
+              <w:top w:val="single" w:sz="8" w:space="0" w:color="auto"/>
+              <w:left w:val="single" w:sz="12" w:space="0" w:color="auto"/>
+              <w:bottom w:val="single" w:sz="8" w:space="0" w:color="auto"/>
+              <w:right w:val="single" w:sz="8" w:space="0" w:color="auto"/>
+            </w:tcBorders>
+            <w:noWrap/>
+            <w:vAlign w:val="center"/>
+          </w:tcPr>
+          <w:p>
+            <w:pPr>
+              <w:jc w:val="center"/>
+              <w:rPr>
+                <w:rFonts w:ascii="Arial" w:eastAsiaTheme="minorEastAsia" w:hAnsi="Arial" w:cs="Arial"/>
+              </w:rPr>
+            </w:pPr>
+            <w:r>
+              <w:rPr>
+                <w:rFonts w:ascii="Arial" w:eastAsiaTheme="minorEastAsia" w:hAnsi="Arial" w:cs="Arial"/>
+              </w:rPr>
+              <w:t>5</w:t>
+            </w:r>
+          </w:p>
+        </w:tc>
+        <w:tc>
+          <w:tcPr>
+            <w:tcW w:w="497" w:type="pct"/>
+            <w:tcBorders>
+              <w:top w:val="single" w:sz="8" w:space="0" w:color="auto"/>
+              <w:left w:val="single" w:sz="8" w:space="0" w:color="auto"/>
+              <w:bottom w:val="single" w:sz="8" w:space="0" w:color="auto"/>
+              <w:right w:val="single" w:sz="8" w:space="0" w:color="auto"/>
+            </w:tcBorders>
+            <w:shd w:val="clear" w:color="auto" w:fill="D9E2F3" w:themeFill="accent1" w:themeFillTint="33"/>
+            <w:vAlign w:val="center"/>
+          </w:tcPr>
+          <w:p>
+            <w:pPr>
+              <w:cnfStyle w:val="000000100000" w:firstRow="0" w:lastRow="0" w:firstColumn="0" w:lastColumn="0" w:oddVBand="0" w:evenVBand="0" w:oddHBand="1" w:evenHBand="0" w:firstRowFirstColumn="0" w:firstRowLastColumn="0" w:lastRowFirstColumn="0" w:lastRowLastColumn="0"/>
+              <w:rPr>
+                <w:rFonts w:ascii="Arial" w:eastAsiaTheme="minorEastAsia" w:hAnsi="Arial" w:cs="Arial"/>
+              </w:rPr>
+            </w:pPr>
+            <w:r>
+              <w:rPr>
+                <w:rFonts w:ascii="Arial" w:eastAsiaTheme="minorEastAsia" w:hAnsi="Arial" w:cs="Arial"/>
+              </w:rPr>
+              <w:t>16</w:t>
+            </w:r>
+            <w:r>
+              <w:rPr>
+                <w:rFonts w:ascii="Arial" w:eastAsiaTheme="minorEastAsia" w:hAnsi="Arial" w:cs="Arial"/>
+              </w:rPr>
+              <w:t>.0</w:t>
+            </w:r>
+            <w:r>
+              <w:rPr>
+                <w:rFonts w:ascii="Arial" w:eastAsiaTheme="minorEastAsia" w:hAnsi="Arial" w:cs="Arial"/>
+              </w:rPr>
+              <w:t>3</w:t>
+            </w:r>
+            <w:r>
+              <w:rPr>
+                <w:rFonts w:ascii="Arial" w:eastAsiaTheme="minorEastAsia" w:hAnsi="Arial" w:cs="Arial"/>
+              </w:rPr>
+              <w:t>.202</w:t>
+            </w:r>
+            <w:r>
+              <w:rPr>
+                <w:rFonts w:ascii="Arial" w:eastAsiaTheme="minorEastAsia" w:hAnsi="Arial" w:cs="Arial"/>
+              </w:rPr>
+              <w:t>6</w:t>
+            </w:r>
+          </w:p>
+        </w:tc>
+        <w:tc>
+          <w:tcPr>
+            <w:tcW w:w="447" w:type="pct"/>
+            <w:tcBorders>
+              <w:top w:val="single" w:sz="8" w:space="0" w:color="auto"/>
+              <w:left w:val="single" w:sz="8" w:space="0" w:color="auto"/>
+              <w:bottom w:val="single" w:sz="8" w:space="0" w:color="auto"/>
+              <w:right w:val="single" w:sz="8" w:space="0" w:color="auto"/>
+            </w:tcBorders>
+            <w:shd w:val="clear" w:color="auto" w:fill="D9E2F3" w:themeFill="accent1" w:themeFillTint="33"/>
+            <w:vAlign w:val="center"/>
+          </w:tcPr>
+          <w:p>
+            <w:pPr>
+              <w:cnfStyle w:val="000000100000" w:firstRow="0" w:lastRow="0" w:firstColumn="0" w:lastColumn="0" w:oddVBand="0" w:evenVBand="0" w:oddHBand="1" w:evenHBand="0" w:firstRowFirstColumn="0" w:firstRowLastColumn="0" w:lastRowFirstColumn="0" w:lastRowLastColumn="0"/>
+              <w:rPr>
+                <w:rFonts w:ascii="Arial" w:eastAsiaTheme="minorEastAsia" w:hAnsi="Arial" w:cs="Arial"/>
+              </w:rPr>
+            </w:pPr>
+            <w:r>
+              <w:rPr>
+                <w:rFonts w:ascii="Arial" w:eastAsiaTheme="minorEastAsia" w:hAnsi="Arial" w:cs="Arial"/>
+              </w:rPr>
+              <w:t>A. Geiger</w:t>
+            </w:r>
+          </w:p>
+        </w:tc>
+        <w:tc>
+          <w:tcPr>
+            <w:tcW w:w="1293" w:type="pct"/>
+            <w:tcBorders>
+              <w:top w:val="single" w:sz="8" w:space="0" w:color="auto"/>
+              <w:left w:val="single" w:sz="8" w:space="0" w:color="auto"/>
+              <w:bottom w:val="single" w:sz="8" w:space="0" w:color="auto"/>
+              <w:right w:val="single" w:sz="8" w:space="0" w:color="auto"/>
+            </w:tcBorders>
+            <w:shd w:val="clear" w:color="auto" w:fill="D9E2F3" w:themeFill="accent1" w:themeFillTint="33"/>
+            <w:vAlign w:val="center"/>
+          </w:tcPr>
+          <w:p>
+            <w:pPr>
+              <w:jc w:val="center"/>
+              <w:cnfStyle w:val="000000100000" w:firstRow="0" w:lastRow="0" w:firstColumn="0" w:lastColumn="0" w:oddVBand="0" w:evenVBand="0" w:oddHBand="1" w:evenHBand="0" w:firstRowFirstColumn="0" w:firstRowLastColumn="0" w:lastRowFirstColumn="0" w:lastRowLastColumn="0"/>
+              <w:rPr>
+                <w:rFonts w:ascii="Arial" w:eastAsiaTheme="minorEastAsia" w:hAnsi="Arial" w:cs="Arial"/>
+              </w:rPr>
+            </w:pPr>
+            <w:r>
+              <w:rPr>
+                <w:rFonts w:ascii="Arial" w:eastAsiaTheme="minorEastAsia" w:hAnsi="Arial" w:cs="Arial"/>
+              </w:rPr>
+              <w:t>Beenden einer Fahrt (Booking)</w:t>
+            </w:r>
+          </w:p>
+        </w:tc>
+        <w:tc>
+          <w:tcPr>
+            <w:tcW w:w="1343" w:type="pct"/>
+            <w:tcBorders>
+              <w:top w:val="single" w:sz="8" w:space="0" w:color="auto"/>
+              <w:left w:val="single" w:sz="8" w:space="0" w:color="auto"/>
+              <w:bottom w:val="single" w:sz="8" w:space="0" w:color="auto"/>
+              <w:right w:val="single" w:sz="8" w:space="0" w:color="auto"/>
+            </w:tcBorders>
+            <w:shd w:val="clear" w:color="auto" w:fill="D9E2F3" w:themeFill="accent1" w:themeFillTint="33"/>
+            <w:vAlign w:val="center"/>
+          </w:tcPr>
+          <w:p>
+            <w:pPr>
+              <w:jc w:val="center"/>
+              <w:cnfStyle w:val="000000100000" w:firstRow="0" w:lastRow="0" w:firstColumn="0" w:lastColumn="0" w:oddVBand="0" w:evenVBand="0" w:oddHBand="1" w:evenHBand="0" w:firstRowFirstColumn="0" w:firstRowLastColumn="0" w:lastRowFirstColumn="0" w:lastRowLastColumn="0"/>
+              <w:rPr>
+                <w:rFonts w:ascii="Arial" w:eastAsiaTheme="minorEastAsia" w:hAnsi="Arial" w:cs="Arial"/>
+              </w:rPr>
+            </w:pPr>
+            <w:r>
+              <w:rPr>
+                <w:rFonts w:ascii="Arial" w:eastAsiaTheme="minorEastAsia" w:hAnsi="Arial" w:cs="Arial"/>
+              </w:rPr>
+              <w:t>Endzeit wird gesetzt und Preis korrekt berechnet</w:t>
+            </w:r>
+          </w:p>
+        </w:tc>
+        <w:tc>
+          <w:tcPr>
+            <w:tcW w:w="1024" w:type="pct"/>
+            <w:tcBorders>
+              <w:top w:val="single" w:sz="8" w:space="0" w:color="auto"/>
+              <w:left w:val="single" w:sz="8" w:space="0" w:color="auto"/>
+              <w:bottom w:val="single" w:sz="8" w:space="0" w:color="auto"/>
+              <w:right w:val="single" w:sz="12" w:space="0" w:color="auto"/>
+            </w:tcBorders>
+            <w:shd w:val="clear" w:color="auto" w:fill="D9E2F3" w:themeFill="accent1" w:themeFillTint="33"/>
+            <w:vAlign w:val="center"/>
+          </w:tcPr>
+          <w:p>
+            <w:pPr>
+              <w:jc w:val="center"/>
+              <w:cnfStyle w:val="000000100000" w:firstRow="0" w:lastRow="0" w:firstColumn="0" w:lastColumn="0" w:oddVBand="0" w:evenVBand="0" w:oddHBand="1" w:evenHBand="0" w:firstRowFirstColumn="0" w:firstRowLastColumn="0" w:lastRowFirstColumn="0" w:lastRowLastColumn="0"/>
+              <w:rPr>
+                <w:rFonts w:ascii="Arial" w:eastAsiaTheme="minorEastAsia" w:hAnsi="Arial" w:cs="Arial"/>
+              </w:rPr>
+            </w:pPr>
+            <w:r>
+              <w:rPr>
+                <w:rFonts w:ascii="Arial" w:eastAsiaTheme="minorEastAsia" w:hAnsi="Arial" w:cs="Arial"/>
+              </w:rPr>
+              <w:t>Erfüllt</w:t>
+            </w:r>
+          </w:p>
+        </w:tc>
+      </w:tr>
+      <w:tr>
+        <w:trPr>
+          <w:trHeight w:val="567"/>
+        </w:trPr>
+        <w:tc>
+          <w:tcPr>
+            <w:cnfStyle w:val="001000000000" w:firstRow="0" w:lastRow="0" w:firstColumn="1" w:lastColumn="0" w:oddVBand="0" w:evenVBand="0" w:oddHBand="0" w:evenHBand="0" w:firstRowFirstColumn="0" w:firstRowLastColumn="0" w:lastRowFirstColumn="0" w:lastRowLastColumn="0"/>
+            <w:tcW w:w="396" w:type="pct"/>
+            <w:tcBorders>
+              <w:top w:val="single" w:sz="8" w:space="0" w:color="auto"/>
+              <w:left w:val="single" w:sz="12" w:space="0" w:color="auto"/>
+              <w:bottom w:val="single" w:sz="8" w:space="0" w:color="auto"/>
+              <w:right w:val="single" w:sz="8" w:space="0" w:color="auto"/>
+            </w:tcBorders>
+            <w:noWrap/>
+            <w:vAlign w:val="center"/>
+          </w:tcPr>
+          <w:p>
+            <w:pPr>
+              <w:jc w:val="center"/>
+              <w:rPr>
+                <w:rFonts w:ascii="Arial" w:eastAsiaTheme="minorEastAsia" w:hAnsi="Arial" w:cs="Arial"/>
+              </w:rPr>
+            </w:pPr>
+            <w:r>
+              <w:rPr>
+                <w:rFonts w:ascii="Arial" w:eastAsiaTheme="minorEastAsia" w:hAnsi="Arial" w:cs="Arial"/>
+              </w:rPr>
+              <w:t>6</w:t>
+            </w:r>
+          </w:p>
+        </w:tc>
+        <w:tc>
+          <w:tcPr>
+            <w:tcW w:w="497" w:type="pct"/>
+            <w:tcBorders>
+              <w:top w:val="single" w:sz="8" w:space="0" w:color="auto"/>
+              <w:left w:val="single" w:sz="8" w:space="0" w:color="auto"/>
+              <w:bottom w:val="single" w:sz="8" w:space="0" w:color="auto"/>
+              <w:right w:val="single" w:sz="8" w:space="0" w:color="auto"/>
+            </w:tcBorders>
+            <w:vAlign w:val="center"/>
+          </w:tcPr>
+          <w:p>
+            <w:pPr>
+              <w:cnfStyle w:val="000000000000" w:firstRow="0" w:lastRow="0" w:firstColumn="0" w:lastColumn="0" w:oddVBand="0" w:evenVBand="0" w:oddHBand="0" w:evenHBand="0" w:firstRowFirstColumn="0" w:firstRowLastColumn="0" w:lastRowFirstColumn="0" w:lastRowLastColumn="0"/>
+              <w:rPr>
+                <w:rFonts w:ascii="Arial" w:eastAsiaTheme="minorEastAsia" w:hAnsi="Arial" w:cs="Arial"/>
+              </w:rPr>
+            </w:pPr>
+            <w:r>
+              <w:rPr>
+                <w:rFonts w:ascii="Arial" w:eastAsiaTheme="minorEastAsia" w:hAnsi="Arial" w:cs="Arial"/>
+              </w:rPr>
+              <w:t>20</w:t>
+            </w:r>
+            <w:r>
+              <w:rPr>
+                <w:rFonts w:ascii="Arial" w:eastAsiaTheme="minorEastAsia" w:hAnsi="Arial" w:cs="Arial"/>
+              </w:rPr>
+              <w:t>.0</w:t>
+            </w:r>
+            <w:r>
+              <w:rPr>
+                <w:rFonts w:ascii="Arial" w:eastAsiaTheme="minorEastAsia" w:hAnsi="Arial" w:cs="Arial"/>
+              </w:rPr>
+              <w:t>3</w:t>
+            </w:r>
+            <w:r>
+              <w:rPr>
+                <w:rFonts w:ascii="Arial" w:eastAsiaTheme="minorEastAsia" w:hAnsi="Arial" w:cs="Arial"/>
+              </w:rPr>
+              <w:t>.202</w:t>
+            </w:r>
+            <w:r>
+              <w:rPr>
+                <w:rFonts w:ascii="Arial" w:eastAsiaTheme="minorEastAsia" w:hAnsi="Arial" w:cs="Arial"/>
+              </w:rPr>
+              <w:t>6</w:t>
+            </w:r>
+          </w:p>
+        </w:tc>
+        <w:tc>
+          <w:tcPr>
+            <w:tcW w:w="447" w:type="pct"/>
+            <w:tcBorders>
+              <w:top w:val="single" w:sz="8" w:space="0" w:color="auto"/>
+              <w:left w:val="single" w:sz="8" w:space="0" w:color="auto"/>
+              <w:bottom w:val="single" w:sz="8" w:space="0" w:color="auto"/>
+              <w:right w:val="single" w:sz="8" w:space="0" w:color="auto"/>
+            </w:tcBorders>
+            <w:vAlign w:val="center"/>
+          </w:tcPr>
+          <w:p>
+            <w:pPr>
+              <w:cnfStyle w:val="000000000000" w:firstRow="0" w:lastRow="0" w:firstColumn="0" w:lastColumn="0" w:oddVBand="0" w:evenVBand="0" w:oddHBand="0" w:evenHBand="0" w:firstRowFirstColumn="0" w:firstRowLastColumn="0" w:lastRowFirstColumn="0" w:lastRowLastColumn="0"/>
+              <w:rPr>
+                <w:rFonts w:ascii="Arial" w:eastAsiaTheme="minorEastAsia" w:hAnsi="Arial" w:cs="Arial"/>
+              </w:rPr>
+            </w:pPr>
+            <w:r>
+              <w:rPr>
+                <w:rFonts w:ascii="Arial" w:eastAsiaTheme="minorEastAsia" w:hAnsi="Arial" w:cs="Arial"/>
+              </w:rPr>
+              <w:t>A. Geiger</w:t>
+            </w:r>
+          </w:p>
+        </w:tc>
+        <w:tc>
+          <w:tcPr>
+            <w:tcW w:w="1293" w:type="pct"/>
+            <w:tcBorders>
+              <w:top w:val="single" w:sz="8" w:space="0" w:color="auto"/>
+              <w:left w:val="single" w:sz="8" w:space="0" w:color="auto"/>
+              <w:bottom w:val="single" w:sz="8" w:space="0" w:color="auto"/>
+              <w:right w:val="single" w:sz="8" w:space="0" w:color="auto"/>
+            </w:tcBorders>
+            <w:vAlign w:val="center"/>
+          </w:tcPr>
+          <w:p>
+            <w:pPr>
+              <w:jc w:val="center"/>
+              <w:cnfStyle w:val="000000000000" w:firstRow="0" w:lastRow="0" w:firstColumn="0" w:lastColumn="0" w:oddVBand="0" w:evenVBand="0" w:oddHBand="0" w:evenHBand="0" w:firstRowFirstColumn="0" w:firstRowLastColumn="0" w:lastRowFirstColumn="0" w:lastRowLastColumn="0"/>
+              <w:rPr>
+                <w:rFonts w:ascii="Arial" w:eastAsiaTheme="minorEastAsia" w:hAnsi="Arial" w:cs="Arial"/>
+              </w:rPr>
+            </w:pPr>
+            <w:r>
+              <w:rPr>
+                <w:rFonts w:ascii="Arial" w:hAnsi="Arial" w:cs="Arial"/>
+              </w:rPr>
+              <w:t>Anzeige der aktuellen Fahrt</w:t>
+            </w:r>
+          </w:p>
+        </w:tc>
+        <w:tc>
+          <w:tcPr>
+            <w:tcW w:w="1343" w:type="pct"/>
+            <w:tcBorders>
+              <w:top w:val="single" w:sz="8" w:space="0" w:color="auto"/>
+              <w:left w:val="single" w:sz="8" w:space="0" w:color="auto"/>
+              <w:bottom w:val="single" w:sz="8" w:space="0" w:color="auto"/>
+              <w:right w:val="single" w:sz="8" w:space="0" w:color="auto"/>
+            </w:tcBorders>
+            <w:vAlign w:val="center"/>
+          </w:tcPr>
+          <w:p>
+            <w:pPr>
+              <w:jc w:val="center"/>
+              <w:cnfStyle w:val="000000000000" w:firstRow="0" w:lastRow="0" w:firstColumn="0" w:lastColumn="0" w:oddVBand="0" w:evenVBand="0" w:oddHBand="0" w:evenHBand="0" w:firstRowFirstColumn="0" w:firstRowLastColumn="0" w:lastRowFirstColumn="0" w:lastRowLastColumn="0"/>
+              <w:rPr>
+                <w:rFonts w:ascii="Arial" w:eastAsiaTheme="minorEastAsia" w:hAnsi="Arial" w:cs="Arial"/>
+              </w:rPr>
+            </w:pPr>
+            <w:r>
+              <w:rPr>
+                <w:rFonts w:ascii="Arial" w:eastAsiaTheme="minorEastAsia" w:hAnsi="Arial" w:cs="Arial"/>
+              </w:rPr>
+              <w:t>Laufende Fahrt wird angezeigt inkl. Dauer und Stop-Button</w:t>
+            </w:r>
+          </w:p>
+        </w:tc>
+        <w:tc>
+          <w:tcPr>
+            <w:tcW w:w="1024" w:type="pct"/>
+            <w:tcBorders>
+              <w:top w:val="single" w:sz="8" w:space="0" w:color="auto"/>
+              <w:left w:val="single" w:sz="8" w:space="0" w:color="auto"/>
+              <w:bottom w:val="single" w:sz="8" w:space="0" w:color="auto"/>
+              <w:right w:val="single" w:sz="12" w:space="0" w:color="auto"/>
+            </w:tcBorders>
+            <w:vAlign w:val="center"/>
+          </w:tcPr>
+          <w:p>
+            <w:pPr>
+              <w:jc w:val="center"/>
+              <w:cnfStyle w:val="000000000000" w:firstRow="0" w:lastRow="0" w:firstColumn="0" w:lastColumn="0" w:oddVBand="0" w:evenVBand="0" w:oddHBand="0" w:evenHBand="0" w:firstRowFirstColumn="0" w:firstRowLastColumn="0" w:lastRowFirstColumn="0" w:lastRowLastColumn="0"/>
+              <w:rPr>
+                <w:rFonts w:ascii="Arial" w:eastAsiaTheme="minorEastAsia" w:hAnsi="Arial" w:cs="Arial"/>
+              </w:rPr>
+            </w:pPr>
+            <w:r>
+              <w:rPr>
+                <w:rFonts w:ascii="Arial" w:eastAsiaTheme="minorEastAsia" w:hAnsi="Arial" w:cs="Arial"/>
+              </w:rPr>
+              <w:t>Erfüllt</w:t>
+            </w:r>
+          </w:p>
+        </w:tc>
+      </w:tr>
+      <w:tr>
+        <w:trPr>
+          <w:cnfStyle w:val="000000100000" w:firstRow="0" w:lastRow="0" w:firstColumn="0" w:lastColumn="0" w:oddVBand="0" w:evenVBand="0" w:oddHBand="1" w:evenHBand="0" w:firstRowFirstColumn="0" w:firstRowLastColumn="0" w:lastRowFirstColumn="0" w:lastRowLastColumn="0"/>
+          <w:trHeight w:val="567"/>
+        </w:trPr>
+        <w:tc>
+          <w:tcPr>
+            <w:cnfStyle w:val="001000000000" w:firstRow="0" w:lastRow="0" w:firstColumn="1" w:lastColumn="0" w:oddVBand="0" w:evenVBand="0" w:oddHBand="0" w:evenHBand="0" w:firstRowFirstColumn="0" w:firstRowLastColumn="0" w:lastRowFirstColumn="0" w:lastRowLastColumn="0"/>
+            <w:tcW w:w="396" w:type="pct"/>
+            <w:tcBorders>
+              <w:top w:val="single" w:sz="8" w:space="0" w:color="auto"/>
+              <w:left w:val="single" w:sz="12" w:space="0" w:color="auto"/>
+              <w:bottom w:val="single" w:sz="8" w:space="0" w:color="auto"/>
+              <w:right w:val="single" w:sz="8" w:space="0" w:color="auto"/>
+            </w:tcBorders>
+            <w:noWrap/>
+            <w:vAlign w:val="center"/>
+          </w:tcPr>
+          <w:p>
+            <w:pPr>
+              <w:jc w:val="center"/>
+              <w:rPr>
+                <w:rFonts w:ascii="Arial" w:hAnsi="Arial" w:cs="Arial"/>
+              </w:rPr>
+            </w:pPr>
+            <w:r>
+              <w:rPr>
+                <w:rFonts w:ascii="Arial" w:hAnsi="Arial" w:cs="Arial"/>
+              </w:rPr>
+              <w:t>7</w:t>
+            </w:r>
+          </w:p>
+        </w:tc>
+        <w:tc>
+          <w:tcPr>
+            <w:tcW w:w="497" w:type="pct"/>
+            <w:tcBorders>
+              <w:top w:val="single" w:sz="8" w:space="0" w:color="auto"/>
+              <w:left w:val="single" w:sz="8" w:space="0" w:color="auto"/>
+              <w:bottom w:val="single" w:sz="8" w:space="0" w:color="auto"/>
+              <w:right w:val="single" w:sz="8" w:space="0" w:color="auto"/>
+            </w:tcBorders>
+            <w:vAlign w:val="center"/>
+          </w:tcPr>
+          <w:p>
+            <w:pPr>
+              <w:cnfStyle w:val="000000100000" w:firstRow="0" w:lastRow="0" w:firstColumn="0" w:lastColumn="0" w:oddVBand="0" w:evenVBand="0" w:oddHBand="1" w:evenHBand="0" w:firstRowFirstColumn="0" w:firstRowLastColumn="0" w:lastRowFirstColumn="0" w:lastRowLastColumn="0"/>
+              <w:rPr>
+                <w:rFonts w:ascii="Arial" w:hAnsi="Arial" w:cs="Arial"/>
+              </w:rPr>
+            </w:pPr>
+            <w:r>
+              <w:rPr>
+                <w:rFonts w:ascii="Arial" w:eastAsiaTheme="minorEastAsia" w:hAnsi="Arial" w:cs="Arial"/>
+              </w:rPr>
+              <w:t>20</w:t>
+            </w:r>
+            <w:r>
+              <w:rPr>
+                <w:rFonts w:ascii="Arial" w:eastAsiaTheme="minorEastAsia" w:hAnsi="Arial" w:cs="Arial"/>
+              </w:rPr>
+              <w:t>.0</w:t>
+            </w:r>
+            <w:r>
+              <w:rPr>
+                <w:rFonts w:ascii="Arial" w:eastAsiaTheme="minorEastAsia" w:hAnsi="Arial" w:cs="Arial"/>
+              </w:rPr>
+              <w:t>3</w:t>
+            </w:r>
+            <w:r>
+              <w:rPr>
+                <w:rFonts w:ascii="Arial" w:eastAsiaTheme="minorEastAsia" w:hAnsi="Arial" w:cs="Arial"/>
+              </w:rPr>
+              <w:t>.202</w:t>
+            </w:r>
+            <w:r>
+              <w:rPr>
+                <w:rFonts w:ascii="Arial" w:eastAsiaTheme="minorEastAsia" w:hAnsi="Arial" w:cs="Arial"/>
+              </w:rPr>
+              <w:t>6</w:t>
+            </w:r>
+          </w:p>
+        </w:tc>
+        <w:tc>
+          <w:tcPr>
+            <w:tcW w:w="447" w:type="pct"/>
+            <w:tcBorders>
+              <w:top w:val="single" w:sz="8" w:space="0" w:color="auto"/>
+              <w:left w:val="single" w:sz="8" w:space="0" w:color="auto"/>
+              <w:bottom w:val="single" w:sz="8" w:space="0" w:color="auto"/>
+              <w:right w:val="single" w:sz="8" w:space="0" w:color="auto"/>
+            </w:tcBorders>
+            <w:vAlign w:val="center"/>
+          </w:tcPr>
+          <w:p>
+            <w:pPr>
+              <w:cnfStyle w:val="000000100000" w:firstRow="0" w:lastRow="0" w:firstColumn="0" w:lastColumn="0" w:oddVBand="0" w:evenVBand="0" w:oddHBand="1" w:evenHBand="0" w:firstRowFirstColumn="0" w:firstRowLastColumn="0" w:lastRowFirstColumn="0" w:lastRowLastColumn="0"/>
+              <w:rPr>
+                <w:rFonts w:ascii="Arial" w:hAnsi="Arial" w:cs="Arial"/>
+              </w:rPr>
+            </w:pPr>
+            <w:r>
+              <w:rPr>
+                <w:rFonts w:ascii="Arial" w:eastAsiaTheme="minorEastAsia" w:hAnsi="Arial" w:cs="Arial"/>
+              </w:rPr>
+              <w:t>A. Geiger</w:t>
+            </w:r>
+          </w:p>
+        </w:tc>
+        <w:tc>
+          <w:tcPr>
+            <w:tcW w:w="1293" w:type="pct"/>
+            <w:tcBorders>
+              <w:top w:val="single" w:sz="8" w:space="0" w:color="auto"/>
+              <w:left w:val="single" w:sz="8" w:space="0" w:color="auto"/>
+              <w:bottom w:val="single" w:sz="8" w:space="0" w:color="auto"/>
+              <w:right w:val="single" w:sz="8" w:space="0" w:color="auto"/>
+            </w:tcBorders>
+            <w:vAlign w:val="center"/>
+          </w:tcPr>
+          <w:p>
+            <w:pPr>
+              <w:jc w:val="center"/>
+              <w:cnfStyle w:val="000000100000" w:firstRow="0" w:lastRow="0" w:firstColumn="0" w:lastColumn="0" w:oddVBand="0" w:evenVBand="0" w:oddHBand="1" w:evenHBand="0" w:firstRowFirstColumn="0" w:firstRowLastColumn="0" w:lastRowFirstColumn="0" w:lastRowLastColumn="0"/>
+              <w:rPr>
+                <w:rFonts w:ascii="Arial" w:hAnsi="Arial" w:cs="Arial"/>
+              </w:rPr>
+            </w:pPr>
+            <w:r>
+              <w:rPr>
+                <w:rFonts w:ascii="Arial" w:hAnsi="Arial" w:cs="Arial"/>
+              </w:rPr>
+              <w:t>Anzeige des letzten Preises</w:t>
+            </w:r>
+          </w:p>
+        </w:tc>
+        <w:tc>
+          <w:tcPr>
+            <w:tcW w:w="1343" w:type="pct"/>
+            <w:tcBorders>
+              <w:top w:val="single" w:sz="8" w:space="0" w:color="auto"/>
+              <w:left w:val="single" w:sz="8" w:space="0" w:color="auto"/>
+              <w:bottom w:val="single" w:sz="8" w:space="0" w:color="auto"/>
+              <w:right w:val="single" w:sz="8" w:space="0" w:color="auto"/>
+            </w:tcBorders>
+            <w:vAlign w:val="center"/>
+          </w:tcPr>
+          <w:p>
+            <w:pPr>
+              <w:jc w:val="center"/>
+              <w:cnfStyle w:val="000000100000" w:firstRow="0" w:lastRow="0" w:firstColumn="0" w:lastColumn="0" w:oddVBand="0" w:evenVBand="0" w:oddHBand="1" w:evenHBand="0" w:firstRowFirstColumn="0" w:firstRowLastColumn="0" w:lastRowFirstColumn="0" w:lastRowLastColumn="0"/>
+              <w:rPr>
+                <w:rFonts w:ascii="Arial" w:hAnsi="Arial" w:cs="Arial"/>
+              </w:rPr>
+            </w:pPr>
+            <w:r>
+              <w:rPr>
+                <w:rFonts w:ascii="Arial" w:hAnsi="Arial" w:cs="Arial"/>
+              </w:rPr>
+              <w:t>Nach Beenden der Fahrt wird der letzte Preis korrekt angezeigt</w:t>
+            </w:r>
+            <w:r>
+              <w:rPr>
+                <w:rFonts w:ascii="Arial" w:hAnsi="Arial" w:cs="Arial"/>
+              </w:rPr>
+              <w:t xml:space="preserve"> </w:t>
+            </w:r>
+          </w:p>
+        </w:tc>
+        <w:tc>
+          <w:tcPr>
+            <w:tcW w:w="1024" w:type="pct"/>
+            <w:tcBorders>
+              <w:top w:val="single" w:sz="8" w:space="0" w:color="auto"/>
+              <w:left w:val="single" w:sz="8" w:space="0" w:color="auto"/>
+              <w:bottom w:val="single" w:sz="8" w:space="0" w:color="auto"/>
+              <w:right w:val="single" w:sz="12" w:space="0" w:color="auto"/>
+            </w:tcBorders>
+            <w:vAlign w:val="center"/>
+          </w:tcPr>
+          <w:p>
+            <w:pPr>
+              <w:jc w:val="center"/>
+              <w:cnfStyle w:val="000000100000" w:firstRow="0" w:lastRow="0" w:firstColumn="0" w:lastColumn="0" w:oddVBand="0" w:evenVBand="0" w:oddHBand="1" w:evenHBand="0" w:firstRowFirstColumn="0" w:firstRowLastColumn="0" w:lastRowFirstColumn="0" w:lastRowLastColumn="0"/>
+              <w:rPr>
+                <w:rFonts w:ascii="Arial" w:hAnsi="Arial" w:cs="Arial"/>
+              </w:rPr>
+            </w:pPr>
+            <w:r>
+              <w:rPr>
+                <w:rFonts w:ascii="Arial" w:eastAsiaTheme="minorEastAsia" w:hAnsi="Arial" w:cs="Arial"/>
+              </w:rPr>
+              <w:t>Erfüllt</w:t>
+            </w:r>
+          </w:p>
+        </w:tc>
+      </w:tr>
+    </w:tbl>
+    <w:p>
+      <w:pPr>
+        <w:rPr>
+          <w:rFonts w:ascii="Arial" w:hAnsi="Arial" w:cs="Arial"/>
+        </w:rPr>
+        <w:sectPr>
+          <w:pgSz w:w="16838" w:h="11906" w:orient="landscape"/>
+          <w:pgMar w:top="1418" w:right="1418" w:bottom="1418" w:left="1134" w:header="709" w:footer="567" w:gutter="0"/>
+          <w:cols w:space="708"/>
+          <w:titlePg/>
+          <w:docGrid w:linePitch="360"/>
+        </w:sectPr>
+      </w:pPr>
+    </w:p>
+    <w:p>
+      <w:pPr>
+        <w:rPr>
+          <w:rFonts w:ascii="Arial" w:hAnsi="Arial" w:cs="Arial"/>
+        </w:rPr>
+      </w:pPr>
+    </w:p>
+    <w:p>
+      <w:pPr>
+        <w:rPr>
+          <w:rFonts w:ascii="Arial" w:hAnsi="Arial" w:cs="Arial"/>
+        </w:rPr>
+      </w:pPr>
+      <w:proofErr w:type="spellStart"/>
+      <w:r>
+        <w:rPr>
+          <w:rFonts w:ascii="Arial" w:hAnsi="Arial" w:cs="Arial"/>
+        </w:rPr>
+        <w:t>dfsf</w:t>
+      </w:r>
+      <w:proofErr w:type="spellEnd"/>
     </w:p>
     <w:sectPr>
       <w:pgSz w:w="11906" w:h="16838"/>
@@ -7408,7 +12020,7 @@
       <w:jc w:val="right"/>
     </w:pPr>
     <w:r>
-      <w:t>7</w:t>
+      <w:t>1</w:t>
     </w:r>
   </w:p>
   <w:p>
@@ -8995,7 +13607,7 @@
         <w:rFonts w:hint="default"/>
       </w:rPr>
     </w:lvl>
-    <w:lvl w:ilvl="1" w:tplc="08070019" w:tentative="1">
+    <w:lvl w:ilvl="1" w:tplc="08070019">
       <w:start w:val="1"/>
       <w:numFmt w:val="lowerLetter"/>
       <w:lvlText w:val="%2."/>
@@ -11027,6 +15639,155 @@
     </w:lvl>
   </w:abstractNum>
   <w:abstractNum w:abstractNumId="27" w15:restartNumberingAfterBreak="0">
+    <w:nsid w:val="51FA3C94"/>
+    <w:multiLevelType w:val="multilevel"/>
+    <w:tmpl w:val="8E12A95E"/>
+    <w:lvl w:ilvl="0">
+      <w:start w:val="5"/>
+      <w:numFmt w:val="bullet"/>
+      <w:lvlText w:val="-"/>
+      <w:lvlJc w:val="left"/>
+      <w:pPr>
+        <w:tabs>
+          <w:tab w:val="num" w:pos="720"/>
+        </w:tabs>
+        <w:ind w:left="720" w:hanging="360"/>
+      </w:pPr>
+      <w:rPr>
+        <w:rFonts w:ascii="Arial" w:eastAsiaTheme="minorHAnsi" w:hAnsi="Arial" w:cs="Arial" w:hint="default"/>
+        <w:sz w:val="20"/>
+      </w:rPr>
+    </w:lvl>
+    <w:lvl w:ilvl="1" w:tentative="1">
+      <w:start w:val="1"/>
+      <w:numFmt w:val="bullet"/>
+      <w:lvlText w:val="o"/>
+      <w:lvlJc w:val="left"/>
+      <w:pPr>
+        <w:tabs>
+          <w:tab w:val="num" w:pos="1440"/>
+        </w:tabs>
+        <w:ind w:left="1440" w:hanging="360"/>
+      </w:pPr>
+      <w:rPr>
+        <w:rFonts w:ascii="Courier New" w:hAnsi="Courier New" w:hint="default"/>
+        <w:sz w:val="20"/>
+      </w:rPr>
+    </w:lvl>
+    <w:lvl w:ilvl="2" w:tentative="1">
+      <w:start w:val="1"/>
+      <w:numFmt w:val="bullet"/>
+      <w:lvlText w:val=""/>
+      <w:lvlJc w:val="left"/>
+      <w:pPr>
+        <w:tabs>
+          <w:tab w:val="num" w:pos="2160"/>
+        </w:tabs>
+        <w:ind w:left="2160" w:hanging="360"/>
+      </w:pPr>
+      <w:rPr>
+        <w:rFonts w:ascii="Wingdings" w:hAnsi="Wingdings" w:hint="default"/>
+        <w:sz w:val="20"/>
+      </w:rPr>
+    </w:lvl>
+    <w:lvl w:ilvl="3" w:tentative="1">
+      <w:start w:val="1"/>
+      <w:numFmt w:val="bullet"/>
+      <w:lvlText w:val=""/>
+      <w:lvlJc w:val="left"/>
+      <w:pPr>
+        <w:tabs>
+          <w:tab w:val="num" w:pos="2880"/>
+        </w:tabs>
+        <w:ind w:left="2880" w:hanging="360"/>
+      </w:pPr>
+      <w:rPr>
+        <w:rFonts w:ascii="Wingdings" w:hAnsi="Wingdings" w:hint="default"/>
+        <w:sz w:val="20"/>
+      </w:rPr>
+    </w:lvl>
+    <w:lvl w:ilvl="4" w:tentative="1">
+      <w:start w:val="1"/>
+      <w:numFmt w:val="bullet"/>
+      <w:lvlText w:val=""/>
+      <w:lvlJc w:val="left"/>
+      <w:pPr>
+        <w:tabs>
+          <w:tab w:val="num" w:pos="3600"/>
+        </w:tabs>
+        <w:ind w:left="3600" w:hanging="360"/>
+      </w:pPr>
+      <w:rPr>
+        <w:rFonts w:ascii="Wingdings" w:hAnsi="Wingdings" w:hint="default"/>
+        <w:sz w:val="20"/>
+      </w:rPr>
+    </w:lvl>
+    <w:lvl w:ilvl="5" w:tentative="1">
+      <w:start w:val="1"/>
+      <w:numFmt w:val="bullet"/>
+      <w:lvlText w:val=""/>
+      <w:lvlJc w:val="left"/>
+      <w:pPr>
+        <w:tabs>
+          <w:tab w:val="num" w:pos="4320"/>
+        </w:tabs>
+        <w:ind w:left="4320" w:hanging="360"/>
+      </w:pPr>
+      <w:rPr>
+        <w:rFonts w:ascii="Wingdings" w:hAnsi="Wingdings" w:hint="default"/>
+        <w:sz w:val="20"/>
+      </w:rPr>
+    </w:lvl>
+    <w:lvl w:ilvl="6" w:tentative="1">
+      <w:start w:val="1"/>
+      <w:numFmt w:val="bullet"/>
+      <w:lvlText w:val=""/>
+      <w:lvlJc w:val="left"/>
+      <w:pPr>
+        <w:tabs>
+          <w:tab w:val="num" w:pos="5040"/>
+        </w:tabs>
+        <w:ind w:left="5040" w:hanging="360"/>
+      </w:pPr>
+      <w:rPr>
+        <w:rFonts w:ascii="Wingdings" w:hAnsi="Wingdings" w:hint="default"/>
+        <w:sz w:val="20"/>
+      </w:rPr>
+    </w:lvl>
+    <w:lvl w:ilvl="7" w:tentative="1">
+      <w:start w:val="1"/>
+      <w:numFmt w:val="bullet"/>
+      <w:lvlText w:val=""/>
+      <w:lvlJc w:val="left"/>
+      <w:pPr>
+        <w:tabs>
+          <w:tab w:val="num" w:pos="5760"/>
+        </w:tabs>
+        <w:ind w:left="5760" w:hanging="360"/>
+      </w:pPr>
+      <w:rPr>
+        <w:rFonts w:ascii="Wingdings" w:hAnsi="Wingdings" w:hint="default"/>
+        <w:sz w:val="20"/>
+      </w:rPr>
+    </w:lvl>
+    <w:lvl w:ilvl="8" w:tentative="1">
+      <w:start w:val="1"/>
+      <w:numFmt w:val="bullet"/>
+      <w:lvlText w:val=""/>
+      <w:lvlJc w:val="left"/>
+      <w:pPr>
+        <w:tabs>
+          <w:tab w:val="num" w:pos="6480"/>
+        </w:tabs>
+        <w:ind w:left="6480" w:hanging="360"/>
+      </w:pPr>
+      <w:rPr>
+        <w:rFonts w:ascii="Wingdings" w:hAnsi="Wingdings" w:hint="default"/>
+        <w:sz w:val="20"/>
+      </w:rPr>
+    </w:lvl>
+  </w:abstractNum>
+  <w:abstractNum w:abstractNumId="28" w15:restartNumberingAfterBreak="0">
     <w:nsid w:val="53CACCD8"/>
     <w:multiLevelType w:val="hybridMultilevel"/>
     <w:tmpl w:val="FFFFFFFF"/>
@@ -11139,7 +15900,7 @@
       </w:rPr>
     </w:lvl>
   </w:abstractNum>
-  <w:abstractNum w:abstractNumId="28" w15:restartNumberingAfterBreak="0">
+  <w:abstractNum w:abstractNumId="29" w15:restartNumberingAfterBreak="0">
     <w:nsid w:val="5902626B"/>
     <w:multiLevelType w:val="hybridMultilevel"/>
     <w:tmpl w:val="323C814E"/>
@@ -11228,7 +15989,7 @@
       </w:pPr>
     </w:lvl>
   </w:abstractNum>
-  <w:abstractNum w:abstractNumId="29" w15:restartNumberingAfterBreak="0">
+  <w:abstractNum w:abstractNumId="30" w15:restartNumberingAfterBreak="0">
     <w:nsid w:val="5CB110B4"/>
     <w:multiLevelType w:val="hybridMultilevel"/>
     <w:tmpl w:val="29E0D1EE"/>
@@ -11341,7 +16102,7 @@
       </w:rPr>
     </w:lvl>
   </w:abstractNum>
-  <w:abstractNum w:abstractNumId="30" w15:restartNumberingAfterBreak="0">
+  <w:abstractNum w:abstractNumId="31" w15:restartNumberingAfterBreak="0">
     <w:nsid w:val="5D6DF703"/>
     <w:multiLevelType w:val="hybridMultilevel"/>
     <w:tmpl w:val="FFFFFFFF"/>
@@ -11454,7 +16215,7 @@
       </w:rPr>
     </w:lvl>
   </w:abstractNum>
-  <w:abstractNum w:abstractNumId="31" w15:restartNumberingAfterBreak="0">
+  <w:abstractNum w:abstractNumId="32" w15:restartNumberingAfterBreak="0">
     <w:nsid w:val="5F1D364D"/>
     <w:multiLevelType w:val="hybridMultilevel"/>
     <w:tmpl w:val="FFFFFFFF"/>
@@ -11567,7 +16328,7 @@
       </w:rPr>
     </w:lvl>
   </w:abstractNum>
-  <w:abstractNum w:abstractNumId="32" w15:restartNumberingAfterBreak="0">
+  <w:abstractNum w:abstractNumId="33" w15:restartNumberingAfterBreak="0">
     <w:nsid w:val="5FE2785F"/>
     <w:multiLevelType w:val="hybridMultilevel"/>
     <w:tmpl w:val="FFFFFFFF"/>
@@ -11680,7 +16441,7 @@
       </w:rPr>
     </w:lvl>
   </w:abstractNum>
-  <w:abstractNum w:abstractNumId="33" w15:restartNumberingAfterBreak="0">
+  <w:abstractNum w:abstractNumId="34" w15:restartNumberingAfterBreak="0">
     <w:nsid w:val="5FF62173"/>
     <w:multiLevelType w:val="multilevel"/>
     <w:tmpl w:val="C05AC2F2"/>
@@ -11829,7 +16590,7 @@
       </w:rPr>
     </w:lvl>
   </w:abstractNum>
-  <w:abstractNum w:abstractNumId="34" w15:restartNumberingAfterBreak="0">
+  <w:abstractNum w:abstractNumId="35" w15:restartNumberingAfterBreak="0">
     <w:nsid w:val="603928A6"/>
     <w:multiLevelType w:val="multilevel"/>
     <w:tmpl w:val="2D1E48CC"/>
@@ -11978,7 +16739,7 @@
       </w:rPr>
     </w:lvl>
   </w:abstractNum>
-  <w:abstractNum w:abstractNumId="35" w15:restartNumberingAfterBreak="0">
+  <w:abstractNum w:abstractNumId="36" w15:restartNumberingAfterBreak="0">
     <w:nsid w:val="646F49BD"/>
     <w:multiLevelType w:val="multilevel"/>
     <w:tmpl w:val="5024C42A"/>
@@ -12127,7 +16888,7 @@
       </w:rPr>
     </w:lvl>
   </w:abstractNum>
-  <w:abstractNum w:abstractNumId="36" w15:restartNumberingAfterBreak="0">
+  <w:abstractNum w:abstractNumId="37" w15:restartNumberingAfterBreak="0">
     <w:nsid w:val="67D9341E"/>
     <w:multiLevelType w:val="multilevel"/>
     <w:tmpl w:val="640EF2D4"/>
@@ -12244,7 +17005,7 @@
       </w:pPr>
     </w:lvl>
   </w:abstractNum>
-  <w:abstractNum w:abstractNumId="37" w15:restartNumberingAfterBreak="0">
+  <w:abstractNum w:abstractNumId="38" w15:restartNumberingAfterBreak="0">
     <w:nsid w:val="69164A60"/>
     <w:multiLevelType w:val="multilevel"/>
     <w:tmpl w:val="FD8EEBF0"/>
@@ -12393,7 +17154,7 @@
       </w:rPr>
     </w:lvl>
   </w:abstractNum>
-  <w:abstractNum w:abstractNumId="38" w15:restartNumberingAfterBreak="0">
+  <w:abstractNum w:abstractNumId="39" w15:restartNumberingAfterBreak="0">
     <w:nsid w:val="6D465587"/>
     <w:multiLevelType w:val="hybridMultilevel"/>
     <w:tmpl w:val="2AA09452"/>
@@ -12482,7 +17243,7 @@
       </w:pPr>
     </w:lvl>
   </w:abstractNum>
-  <w:abstractNum w:abstractNumId="39" w15:restartNumberingAfterBreak="0">
+  <w:abstractNum w:abstractNumId="40" w15:restartNumberingAfterBreak="0">
     <w:nsid w:val="6F172755"/>
     <w:multiLevelType w:val="multilevel"/>
     <w:tmpl w:val="7FC2B9B2"/>
@@ -12631,7 +17392,7 @@
       </w:rPr>
     </w:lvl>
   </w:abstractNum>
-  <w:abstractNum w:abstractNumId="40" w15:restartNumberingAfterBreak="0">
+  <w:abstractNum w:abstractNumId="41" w15:restartNumberingAfterBreak="0">
     <w:nsid w:val="709251F8"/>
     <w:multiLevelType w:val="multilevel"/>
     <w:tmpl w:val="CB16C368"/>
@@ -12780,7 +17541,7 @@
       </w:rPr>
     </w:lvl>
   </w:abstractNum>
-  <w:abstractNum w:abstractNumId="41" w15:restartNumberingAfterBreak="0">
+  <w:abstractNum w:abstractNumId="42" w15:restartNumberingAfterBreak="0">
     <w:nsid w:val="71D2B87A"/>
     <w:multiLevelType w:val="hybridMultilevel"/>
     <w:tmpl w:val="EBF6ED52"/>
@@ -12893,7 +17654,7 @@
       </w:rPr>
     </w:lvl>
   </w:abstractNum>
-  <w:abstractNum w:abstractNumId="42" w15:restartNumberingAfterBreak="0">
+  <w:abstractNum w:abstractNumId="43" w15:restartNumberingAfterBreak="0">
     <w:nsid w:val="723F3CB9"/>
     <w:multiLevelType w:val="multilevel"/>
     <w:tmpl w:val="9DE60424"/>
@@ -13042,7 +17803,7 @@
       </w:rPr>
     </w:lvl>
   </w:abstractNum>
-  <w:abstractNum w:abstractNumId="43" w15:restartNumberingAfterBreak="0">
+  <w:abstractNum w:abstractNumId="44" w15:restartNumberingAfterBreak="0">
     <w:nsid w:val="7D1B3D2F"/>
     <w:multiLevelType w:val="multilevel"/>
     <w:tmpl w:val="7B04B82A"/>
@@ -13192,7 +17953,7 @@
     </w:lvl>
   </w:abstractNum>
   <w:num w:numId="1" w16cid:durableId="2141612243">
-    <w:abstractNumId w:val="29"/>
+    <w:abstractNumId w:val="30"/>
   </w:num>
   <w:num w:numId="2" w16cid:durableId="981231281">
     <w:abstractNumId w:val="18"/>
@@ -13204,7 +17965,7 @@
     <w:abstractNumId w:val="24"/>
   </w:num>
   <w:num w:numId="5" w16cid:durableId="913011453">
-    <w:abstractNumId w:val="40"/>
+    <w:abstractNumId w:val="41"/>
   </w:num>
   <w:num w:numId="6" w16cid:durableId="257251285">
     <w:abstractNumId w:val="20"/>
@@ -13213,25 +17974,25 @@
     <w:abstractNumId w:val="7"/>
   </w:num>
   <w:num w:numId="8" w16cid:durableId="518815283">
-    <w:abstractNumId w:val="32"/>
+    <w:abstractNumId w:val="33"/>
   </w:num>
   <w:num w:numId="9" w16cid:durableId="1833838222">
-    <w:abstractNumId w:val="31"/>
+    <w:abstractNumId w:val="32"/>
   </w:num>
   <w:num w:numId="10" w16cid:durableId="1500776218">
     <w:abstractNumId w:val="26"/>
   </w:num>
   <w:num w:numId="11" w16cid:durableId="1076905014">
-    <w:abstractNumId w:val="27"/>
+    <w:abstractNumId w:val="28"/>
   </w:num>
   <w:num w:numId="12" w16cid:durableId="1524980490">
-    <w:abstractNumId w:val="30"/>
+    <w:abstractNumId w:val="31"/>
   </w:num>
   <w:num w:numId="13" w16cid:durableId="1444113302">
     <w:abstractNumId w:val="19"/>
   </w:num>
   <w:num w:numId="14" w16cid:durableId="370689248">
-    <w:abstractNumId w:val="41"/>
+    <w:abstractNumId w:val="42"/>
   </w:num>
   <w:num w:numId="15" w16cid:durableId="420567156">
     <w:abstractNumId w:val="16"/>
@@ -13240,7 +18001,7 @@
     <w:abstractNumId w:val="25"/>
   </w:num>
   <w:num w:numId="17" w16cid:durableId="862211627">
-    <w:abstractNumId w:val="28"/>
+    <w:abstractNumId w:val="29"/>
   </w:num>
   <w:num w:numId="18" w16cid:durableId="1542326745">
     <w:abstractNumId w:val="6"/>
@@ -13255,10 +18016,10 @@
     <w:abstractNumId w:val="23"/>
   </w:num>
   <w:num w:numId="22" w16cid:durableId="644355632">
-    <w:abstractNumId w:val="36"/>
+    <w:abstractNumId w:val="37"/>
   </w:num>
   <w:num w:numId="23" w16cid:durableId="68769881">
-    <w:abstractNumId w:val="35"/>
+    <w:abstractNumId w:val="36"/>
   </w:num>
   <w:num w:numId="24" w16cid:durableId="20934381">
     <w:abstractNumId w:val="0"/>
@@ -13270,7 +18031,7 @@
     <w:abstractNumId w:val="1"/>
   </w:num>
   <w:num w:numId="27" w16cid:durableId="1125201193">
-    <w:abstractNumId w:val="38"/>
+    <w:abstractNumId w:val="39"/>
   </w:num>
   <w:num w:numId="28" w16cid:durableId="967711222">
     <w:abstractNumId w:val="14"/>
@@ -13279,7 +18040,7 @@
     <w:abstractNumId w:val="15"/>
   </w:num>
   <w:num w:numId="30" w16cid:durableId="480585010">
-    <w:abstractNumId w:val="43"/>
+    <w:abstractNumId w:val="44"/>
   </w:num>
   <w:num w:numId="31" w16cid:durableId="1327434800">
     <w:abstractNumId w:val="13"/>
@@ -13288,13 +18049,13 @@
     <w:abstractNumId w:val="17"/>
   </w:num>
   <w:num w:numId="33" w16cid:durableId="1535582873">
-    <w:abstractNumId w:val="37"/>
+    <w:abstractNumId w:val="38"/>
   </w:num>
   <w:num w:numId="34" w16cid:durableId="1490366435">
-    <w:abstractNumId w:val="34"/>
+    <w:abstractNumId w:val="35"/>
   </w:num>
   <w:num w:numId="35" w16cid:durableId="2071610613">
-    <w:abstractNumId w:val="33"/>
+    <w:abstractNumId w:val="34"/>
   </w:num>
   <w:num w:numId="36" w16cid:durableId="337391585">
     <w:abstractNumId w:val="8"/>
@@ -13306,7 +18067,7 @@
     <w:abstractNumId w:val="3"/>
   </w:num>
   <w:num w:numId="39" w16cid:durableId="2008626767">
-    <w:abstractNumId w:val="39"/>
+    <w:abstractNumId w:val="40"/>
   </w:num>
   <w:num w:numId="40" w16cid:durableId="1082608399">
     <w:abstractNumId w:val="10"/>
@@ -13321,7 +18082,10 @@
     <w:abstractNumId w:val="9"/>
   </w:num>
   <w:num w:numId="44" w16cid:durableId="882130448">
-    <w:abstractNumId w:val="42"/>
+    <w:abstractNumId w:val="43"/>
+  </w:num>
+  <w:num w:numId="45" w16cid:durableId="217598418">
+    <w:abstractNumId w:val="27"/>
   </w:num>
 </w:numbering>
 </file>
@@ -14462,6 +19226,130 @@
       </w:tblBorders>
     </w:tblPr>
   </w:style>
+  <w:style w:type="table" w:styleId="MittlereListe2-Akzent1">
+    <w:name w:val="Medium List 2 Accent 1"/>
+    <w:basedOn w:val="NormaleTabelle"/>
+    <w:uiPriority w:val="66"/>
+    <w:unhideWhenUsed/>
+    <w:rsid w:val="00F04975"/>
+    <w:pPr>
+      <w:spacing w:after="0" w:line="240" w:lineRule="auto"/>
+    </w:pPr>
+    <w:rPr>
+      <w:rFonts w:asciiTheme="majorHAnsi" w:eastAsiaTheme="majorEastAsia" w:hAnsiTheme="majorHAnsi" w:cstheme="majorBidi"/>
+      <w:color w:val="000000" w:themeColor="text1"/>
+      <w:kern w:val="0"/>
+    </w:rPr>
+    <w:tblPr>
+      <w:tblStyleRowBandSize w:val="1"/>
+      <w:tblStyleColBandSize w:val="1"/>
+      <w:tblInd w:w="0" w:type="nil"/>
+      <w:tblBorders>
+        <w:top w:val="single" w:sz="8" w:space="0" w:color="4472C4" w:themeColor="accent1"/>
+        <w:left w:val="single" w:sz="8" w:space="0" w:color="4472C4" w:themeColor="accent1"/>
+        <w:bottom w:val="single" w:sz="8" w:space="0" w:color="4472C4" w:themeColor="accent1"/>
+        <w:right w:val="single" w:sz="8" w:space="0" w:color="4472C4" w:themeColor="accent1"/>
+      </w:tblBorders>
+    </w:tblPr>
+    <w:tblStylePr w:type="firstRow">
+      <w:rPr>
+        <w:sz w:val="24"/>
+        <w:szCs w:val="24"/>
+      </w:rPr>
+      <w:tblPr/>
+      <w:tcPr>
+        <w:tcBorders>
+          <w:top w:val="nil"/>
+          <w:left w:val="nil"/>
+          <w:bottom w:val="single" w:sz="24" w:space="0" w:color="4472C4" w:themeColor="accent1"/>
+          <w:right w:val="nil"/>
+          <w:insideH w:val="nil"/>
+          <w:insideV w:val="nil"/>
+        </w:tcBorders>
+        <w:shd w:val="clear" w:color="auto" w:fill="FFFFFF" w:themeFill="background1"/>
+      </w:tcPr>
+    </w:tblStylePr>
+    <w:tblStylePr w:type="lastRow">
+      <w:tblPr/>
+      <w:tcPr>
+        <w:tcBorders>
+          <w:top w:val="single" w:sz="8" w:space="0" w:color="4472C4" w:themeColor="accent1"/>
+          <w:left w:val="nil"/>
+          <w:bottom w:val="nil"/>
+          <w:right w:val="nil"/>
+          <w:insideH w:val="nil"/>
+          <w:insideV w:val="nil"/>
+        </w:tcBorders>
+        <w:shd w:val="clear" w:color="auto" w:fill="FFFFFF" w:themeFill="background1"/>
+      </w:tcPr>
+    </w:tblStylePr>
+    <w:tblStylePr w:type="firstCol">
+      <w:tblPr/>
+      <w:tcPr>
+        <w:tcBorders>
+          <w:top w:val="nil"/>
+          <w:left w:val="nil"/>
+          <w:bottom w:val="nil"/>
+          <w:right w:val="single" w:sz="8" w:space="0" w:color="4472C4" w:themeColor="accent1"/>
+          <w:insideH w:val="nil"/>
+          <w:insideV w:val="nil"/>
+        </w:tcBorders>
+        <w:shd w:val="clear" w:color="auto" w:fill="FFFFFF" w:themeFill="background1"/>
+      </w:tcPr>
+    </w:tblStylePr>
+    <w:tblStylePr w:type="lastCol">
+      <w:tblPr/>
+      <w:tcPr>
+        <w:tcBorders>
+          <w:top w:val="nil"/>
+          <w:left w:val="single" w:sz="8" w:space="0" w:color="4472C4" w:themeColor="accent1"/>
+          <w:bottom w:val="nil"/>
+          <w:right w:val="nil"/>
+          <w:insideH w:val="nil"/>
+          <w:insideV w:val="nil"/>
+        </w:tcBorders>
+        <w:shd w:val="clear" w:color="auto" w:fill="FFFFFF" w:themeFill="background1"/>
+      </w:tcPr>
+    </w:tblStylePr>
+    <w:tblStylePr w:type="band1Vert">
+      <w:tblPr/>
+      <w:tcPr>
+        <w:tcBorders>
+          <w:left w:val="nil"/>
+          <w:right w:val="nil"/>
+          <w:insideH w:val="nil"/>
+          <w:insideV w:val="nil"/>
+        </w:tcBorders>
+        <w:shd w:val="clear" w:color="auto" w:fill="D0DBF0" w:themeFill="accent1" w:themeFillTint="3F"/>
+      </w:tcPr>
+    </w:tblStylePr>
+    <w:tblStylePr w:type="band1Horz">
+      <w:tblPr/>
+      <w:tcPr>
+        <w:tcBorders>
+          <w:top w:val="nil"/>
+          <w:bottom w:val="nil"/>
+          <w:insideH w:val="nil"/>
+          <w:insideV w:val="nil"/>
+        </w:tcBorders>
+        <w:shd w:val="clear" w:color="auto" w:fill="D0DBF0" w:themeFill="accent1" w:themeFillTint="3F"/>
+      </w:tcPr>
+    </w:tblStylePr>
+    <w:tblStylePr w:type="nwCell">
+      <w:tblPr/>
+      <w:tcPr>
+        <w:shd w:val="clear" w:color="auto" w:fill="FFFFFF" w:themeFill="background1"/>
+      </w:tcPr>
+    </w:tblStylePr>
+    <w:tblStylePr w:type="swCell">
+      <w:tblPr/>
+      <w:tcPr>
+        <w:tcBorders>
+          <w:top w:val="nil"/>
+        </w:tcBorders>
+      </w:tcPr>
+    </w:tblStylePr>
+  </w:style>
 </w:styles>
 </file>
 

--- a/Projektarbeit_DBWE_Scooter_Andreas_20260321.docx
+++ b/Projektarbeit_DBWE_Scooter_Andreas_20260321.docx
@@ -1296,7 +1296,7 @@
               <w:pPr>
                 <w:pStyle w:val="Verzeichnis1"/>
                 <w:tabs>
-                  <w:tab w:val="right" w:leader="dot" w:pos="9060"/>
+                  <w:tab w:val="right" w:leader="dot" w:pos="9062"/>
                 </w:tabs>
                 <w:rPr>
                   <w:rFonts w:eastAsiaTheme="minorEastAsia"/>
@@ -1325,7 +1325,7 @@
                 </w:rPr>
                 <w:fldChar w:fldCharType="separate"/>
               </w:r>
-              <w:hyperlink w:anchor="_Toc225105937" w:history="1">
+              <w:hyperlink w:anchor="_Toc225109810" w:history="1">
                 <w:r>
                   <w:rPr>
                     <w:rStyle w:val="Hyperlink"/>
@@ -1353,7 +1353,303 @@
                     <w:noProof/>
                     <w:webHidden/>
                   </w:rPr>
-                  <w:instrText xml:space="preserve"> PAGEREF _Toc225105937 \h </w:instrText>
+                  <w:instrText xml:space="preserve"> PAGEREF _Toc225109810 \h </w:instrText>
+                </w:r>
+                <w:r>
+                  <w:rPr>
+                    <w:noProof/>
+                    <w:webHidden/>
+                  </w:rPr>
+                </w:r>
+                <w:r>
+                  <w:rPr>
+                    <w:noProof/>
+                    <w:webHidden/>
+                  </w:rPr>
+                  <w:fldChar w:fldCharType="separate"/>
+                </w:r>
+                <w:r>
+                  <w:rPr>
+                    <w:noProof/>
+                    <w:webHidden/>
+                  </w:rPr>
+                  <w:t>3</w:t>
+                </w:r>
+                <w:r>
+                  <w:rPr>
+                    <w:noProof/>
+                    <w:webHidden/>
+                  </w:rPr>
+                  <w:fldChar w:fldCharType="end"/>
+                </w:r>
+              </w:hyperlink>
+            </w:p>
+            <w:p>
+              <w:pPr>
+                <w:pStyle w:val="Verzeichnis1"/>
+                <w:tabs>
+                  <w:tab w:val="right" w:leader="dot" w:pos="9062"/>
+                </w:tabs>
+                <w:rPr>
+                  <w:rFonts w:eastAsiaTheme="minorEastAsia"/>
+                  <w:noProof/>
+                  <w:sz w:val="24"/>
+                  <w:szCs w:val="24"/>
+                  <w:lang w:eastAsia="de-CH"/>
+                  <w14:ligatures w14:val="standardContextual"/>
+                </w:rPr>
+              </w:pPr>
+              <w:hyperlink w:anchor="_Toc225109811" w:history="1">
+                <w:r>
+                  <w:rPr>
+                    <w:rStyle w:val="Hyperlink"/>
+                    <w:rFonts w:ascii="Arial" w:hAnsi="Arial" w:cs="Arial"/>
+                    <w:noProof/>
+                  </w:rPr>
+                  <w:t>2. Management Summary</w:t>
+                </w:r>
+                <w:r>
+                  <w:rPr>
+                    <w:noProof/>
+                    <w:webHidden/>
+                  </w:rPr>
+                  <w:tab/>
+                </w:r>
+                <w:r>
+                  <w:rPr>
+                    <w:noProof/>
+                    <w:webHidden/>
+                  </w:rPr>
+                  <w:fldChar w:fldCharType="begin"/>
+                </w:r>
+                <w:r>
+                  <w:rPr>
+                    <w:noProof/>
+                    <w:webHidden/>
+                  </w:rPr>
+                  <w:instrText xml:space="preserve"> PAGEREF _Toc225109811 \h </w:instrText>
+                </w:r>
+                <w:r>
+                  <w:rPr>
+                    <w:noProof/>
+                    <w:webHidden/>
+                  </w:rPr>
+                </w:r>
+                <w:r>
+                  <w:rPr>
+                    <w:noProof/>
+                    <w:webHidden/>
+                  </w:rPr>
+                  <w:fldChar w:fldCharType="separate"/>
+                </w:r>
+                <w:r>
+                  <w:rPr>
+                    <w:noProof/>
+                    <w:webHidden/>
+                  </w:rPr>
+                  <w:t>3</w:t>
+                </w:r>
+                <w:r>
+                  <w:rPr>
+                    <w:noProof/>
+                    <w:webHidden/>
+                  </w:rPr>
+                  <w:fldChar w:fldCharType="end"/>
+                </w:r>
+              </w:hyperlink>
+            </w:p>
+            <w:p>
+              <w:pPr>
+                <w:pStyle w:val="Verzeichnis1"/>
+                <w:tabs>
+                  <w:tab w:val="right" w:leader="dot" w:pos="9062"/>
+                </w:tabs>
+                <w:rPr>
+                  <w:rFonts w:eastAsiaTheme="minorEastAsia"/>
+                  <w:noProof/>
+                  <w:sz w:val="24"/>
+                  <w:szCs w:val="24"/>
+                  <w:lang w:eastAsia="de-CH"/>
+                  <w14:ligatures w14:val="standardContextual"/>
+                </w:rPr>
+              </w:pPr>
+              <w:hyperlink w:anchor="_Toc225109812" w:history="1">
+                <w:r>
+                  <w:rPr>
+                    <w:rStyle w:val="Hyperlink"/>
+                    <w:rFonts w:ascii="Arial" w:hAnsi="Arial" w:cs="Arial"/>
+                    <w:noProof/>
+                  </w:rPr>
+                  <w:t>3. Zielsetzung</w:t>
+                </w:r>
+                <w:r>
+                  <w:rPr>
+                    <w:noProof/>
+                    <w:webHidden/>
+                  </w:rPr>
+                  <w:tab/>
+                </w:r>
+                <w:r>
+                  <w:rPr>
+                    <w:noProof/>
+                    <w:webHidden/>
+                  </w:rPr>
+                  <w:fldChar w:fldCharType="begin"/>
+                </w:r>
+                <w:r>
+                  <w:rPr>
+                    <w:noProof/>
+                    <w:webHidden/>
+                  </w:rPr>
+                  <w:instrText xml:space="preserve"> PAGEREF _Toc225109812 \h </w:instrText>
+                </w:r>
+                <w:r>
+                  <w:rPr>
+                    <w:noProof/>
+                    <w:webHidden/>
+                  </w:rPr>
+                </w:r>
+                <w:r>
+                  <w:rPr>
+                    <w:noProof/>
+                    <w:webHidden/>
+                  </w:rPr>
+                  <w:fldChar w:fldCharType="separate"/>
+                </w:r>
+                <w:r>
+                  <w:rPr>
+                    <w:noProof/>
+                    <w:webHidden/>
+                  </w:rPr>
+                  <w:t>4</w:t>
+                </w:r>
+                <w:r>
+                  <w:rPr>
+                    <w:noProof/>
+                    <w:webHidden/>
+                  </w:rPr>
+                  <w:fldChar w:fldCharType="end"/>
+                </w:r>
+              </w:hyperlink>
+            </w:p>
+            <w:p>
+              <w:pPr>
+                <w:pStyle w:val="Verzeichnis1"/>
+                <w:tabs>
+                  <w:tab w:val="right" w:leader="dot" w:pos="9062"/>
+                </w:tabs>
+                <w:rPr>
+                  <w:rFonts w:eastAsiaTheme="minorEastAsia"/>
+                  <w:noProof/>
+                  <w:sz w:val="24"/>
+                  <w:szCs w:val="24"/>
+                  <w:lang w:eastAsia="de-CH"/>
+                  <w14:ligatures w14:val="standardContextual"/>
+                </w:rPr>
+              </w:pPr>
+              <w:hyperlink w:anchor="_Toc225109813" w:history="1">
+                <w:r>
+                  <w:rPr>
+                    <w:rStyle w:val="Hyperlink"/>
+                    <w:rFonts w:ascii="Arial" w:hAnsi="Arial" w:cs="Arial"/>
+                    <w:noProof/>
+                  </w:rPr>
+                  <w:t>4. Funktionale Anforderungen</w:t>
+                </w:r>
+                <w:r>
+                  <w:rPr>
+                    <w:noProof/>
+                    <w:webHidden/>
+                  </w:rPr>
+                  <w:tab/>
+                </w:r>
+                <w:r>
+                  <w:rPr>
+                    <w:noProof/>
+                    <w:webHidden/>
+                  </w:rPr>
+                  <w:fldChar w:fldCharType="begin"/>
+                </w:r>
+                <w:r>
+                  <w:rPr>
+                    <w:noProof/>
+                    <w:webHidden/>
+                  </w:rPr>
+                  <w:instrText xml:space="preserve"> PAGEREF _Toc225109813 \h </w:instrText>
+                </w:r>
+                <w:r>
+                  <w:rPr>
+                    <w:noProof/>
+                    <w:webHidden/>
+                  </w:rPr>
+                </w:r>
+                <w:r>
+                  <w:rPr>
+                    <w:noProof/>
+                    <w:webHidden/>
+                  </w:rPr>
+                  <w:fldChar w:fldCharType="separate"/>
+                </w:r>
+                <w:r>
+                  <w:rPr>
+                    <w:noProof/>
+                    <w:webHidden/>
+                  </w:rPr>
+                  <w:t>5</w:t>
+                </w:r>
+                <w:r>
+                  <w:rPr>
+                    <w:noProof/>
+                    <w:webHidden/>
+                  </w:rPr>
+                  <w:fldChar w:fldCharType="end"/>
+                </w:r>
+              </w:hyperlink>
+            </w:p>
+            <w:p>
+              <w:pPr>
+                <w:pStyle w:val="Verzeichnis1"/>
+                <w:tabs>
+                  <w:tab w:val="right" w:leader="dot" w:pos="9062"/>
+                </w:tabs>
+                <w:rPr>
+                  <w:rFonts w:eastAsiaTheme="minorEastAsia"/>
+                  <w:noProof/>
+                  <w:sz w:val="24"/>
+                  <w:szCs w:val="24"/>
+                  <w:lang w:eastAsia="de-CH"/>
+                  <w14:ligatures w14:val="standardContextual"/>
+                </w:rPr>
+              </w:pPr>
+              <w:hyperlink w:anchor="_Toc225109814" w:history="1">
+                <w:r>
+                  <w:rPr>
+                    <w:rStyle w:val="Hyperlink"/>
+                    <w:rFonts w:ascii="Arial" w:hAnsi="Arial" w:cs="Arial"/>
+                    <w:noProof/>
+                  </w:rPr>
+                  <w:t>5. Nicht-funktionale Anforderungen</w:t>
+                </w:r>
+                <w:r>
+                  <w:rPr>
+                    <w:noProof/>
+                    <w:webHidden/>
+                  </w:rPr>
+                  <w:tab/>
+                </w:r>
+                <w:r>
+                  <w:rPr>
+                    <w:noProof/>
+                    <w:webHidden/>
+                  </w:rPr>
+                  <w:fldChar w:fldCharType="begin"/>
+                </w:r>
+                <w:r>
+                  <w:rPr>
+                    <w:noProof/>
+                    <w:webHidden/>
+                  </w:rPr>
+                  <w:instrText xml:space="preserve"> PAGEREF _Toc225109814 \h </w:instrText>
                 </w:r>
                 <w:r>
                   <w:rPr>
@@ -1388,7 +1684,7 @@
               <w:pPr>
                 <w:pStyle w:val="Verzeichnis1"/>
                 <w:tabs>
-                  <w:tab w:val="right" w:leader="dot" w:pos="9060"/>
+                  <w:tab w:val="right" w:leader="dot" w:pos="9062"/>
                 </w:tabs>
                 <w:rPr>
                   <w:rFonts w:eastAsiaTheme="minorEastAsia"/>
@@ -1399,14 +1695,14 @@
                   <w14:ligatures w14:val="standardContextual"/>
                 </w:rPr>
               </w:pPr>
-              <w:hyperlink w:anchor="_Toc225105938" w:history="1">
+              <w:hyperlink w:anchor="_Toc225109815" w:history="1">
                 <w:r>
                   <w:rPr>
                     <w:rStyle w:val="Hyperlink"/>
                     <w:rFonts w:ascii="Arial" w:hAnsi="Arial" w:cs="Arial"/>
                     <w:noProof/>
                   </w:rPr>
-                  <w:t>2. Management Summary</w:t>
+                  <w:t>6. Lösungsansatz: Wahl der Versionskontrollplattform</w:t>
                 </w:r>
                 <w:r>
                   <w:rPr>
@@ -1427,81 +1723,7 @@
                     <w:noProof/>
                     <w:webHidden/>
                   </w:rPr>
-                  <w:instrText xml:space="preserve"> PAGEREF _Toc225105938 \h </w:instrText>
-                </w:r>
-                <w:r>
-                  <w:rPr>
-                    <w:noProof/>
-                    <w:webHidden/>
-                  </w:rPr>
-                </w:r>
-                <w:r>
-                  <w:rPr>
-                    <w:noProof/>
-                    <w:webHidden/>
-                  </w:rPr>
-                  <w:fldChar w:fldCharType="separate"/>
-                </w:r>
-                <w:r>
-                  <w:rPr>
-                    <w:noProof/>
-                    <w:webHidden/>
-                  </w:rPr>
-                  <w:t>6</w:t>
-                </w:r>
-                <w:r>
-                  <w:rPr>
-                    <w:noProof/>
-                    <w:webHidden/>
-                  </w:rPr>
-                  <w:fldChar w:fldCharType="end"/>
-                </w:r>
-              </w:hyperlink>
-            </w:p>
-            <w:p>
-              <w:pPr>
-                <w:pStyle w:val="Verzeichnis1"/>
-                <w:tabs>
-                  <w:tab w:val="right" w:leader="dot" w:pos="9060"/>
-                </w:tabs>
-                <w:rPr>
-                  <w:rFonts w:eastAsiaTheme="minorEastAsia"/>
-                  <w:noProof/>
-                  <w:sz w:val="24"/>
-                  <w:szCs w:val="24"/>
-                  <w:lang w:eastAsia="de-CH"/>
-                  <w14:ligatures w14:val="standardContextual"/>
-                </w:rPr>
-              </w:pPr>
-              <w:hyperlink w:anchor="_Toc225105939" w:history="1">
-                <w:r>
-                  <w:rPr>
-                    <w:rStyle w:val="Hyperlink"/>
-                    <w:rFonts w:ascii="Arial" w:hAnsi="Arial" w:cs="Arial"/>
-                    <w:noProof/>
-                  </w:rPr>
-                  <w:t>3. Zielsetzung</w:t>
-                </w:r>
-                <w:r>
-                  <w:rPr>
-                    <w:noProof/>
-                    <w:webHidden/>
-                  </w:rPr>
-                  <w:tab/>
-                </w:r>
-                <w:r>
-                  <w:rPr>
-                    <w:noProof/>
-                    <w:webHidden/>
-                  </w:rPr>
-                  <w:fldChar w:fldCharType="begin"/>
-                </w:r>
-                <w:r>
-                  <w:rPr>
-                    <w:noProof/>
-                    <w:webHidden/>
-                  </w:rPr>
-                  <w:instrText xml:space="preserve"> PAGEREF _Toc225105939 \h </w:instrText>
+                  <w:instrText xml:space="preserve"> PAGEREF _Toc225109815 \h </w:instrText>
                 </w:r>
                 <w:r>
                   <w:rPr>
@@ -1536,7 +1758,7 @@
               <w:pPr>
                 <w:pStyle w:val="Verzeichnis1"/>
                 <w:tabs>
-                  <w:tab w:val="right" w:leader="dot" w:pos="9060"/>
+                  <w:tab w:val="right" w:leader="dot" w:pos="9062"/>
                 </w:tabs>
                 <w:rPr>
                   <w:rFonts w:eastAsiaTheme="minorEastAsia"/>
@@ -1547,14 +1769,14 @@
                   <w14:ligatures w14:val="standardContextual"/>
                 </w:rPr>
               </w:pPr>
-              <w:hyperlink w:anchor="_Toc225105940" w:history="1">
+              <w:hyperlink w:anchor="_Toc225109816" w:history="1">
                 <w:r>
                   <w:rPr>
                     <w:rStyle w:val="Hyperlink"/>
                     <w:rFonts w:ascii="Arial" w:hAnsi="Arial" w:cs="Arial"/>
                     <w:noProof/>
                   </w:rPr>
-                  <w:t>4. Funktionale Anforderungen</w:t>
+                  <w:t>7. Abgrenzungen</w:t>
                 </w:r>
                 <w:r>
                   <w:rPr>
@@ -1575,7 +1797,7 @@
                     <w:noProof/>
                     <w:webHidden/>
                   </w:rPr>
-                  <w:instrText xml:space="preserve"> PAGEREF _Toc225105940 \h </w:instrText>
+                  <w:instrText xml:space="preserve"> PAGEREF _Toc225109816 \h </w:instrText>
                 </w:r>
                 <w:r>
                   <w:rPr>
@@ -1610,7 +1832,7 @@
               <w:pPr>
                 <w:pStyle w:val="Verzeichnis1"/>
                 <w:tabs>
-                  <w:tab w:val="right" w:leader="dot" w:pos="9060"/>
+                  <w:tab w:val="right" w:leader="dot" w:pos="9062"/>
                 </w:tabs>
                 <w:rPr>
                   <w:rFonts w:eastAsiaTheme="minorEastAsia"/>
@@ -1621,14 +1843,14 @@
                   <w14:ligatures w14:val="standardContextual"/>
                 </w:rPr>
               </w:pPr>
-              <w:hyperlink w:anchor="_Toc225105941" w:history="1">
+              <w:hyperlink w:anchor="_Toc225109817" w:history="1">
                 <w:r>
                   <w:rPr>
                     <w:rStyle w:val="Hyperlink"/>
                     <w:rFonts w:ascii="Arial" w:hAnsi="Arial" w:cs="Arial"/>
                     <w:noProof/>
                   </w:rPr>
-                  <w:t>5. Nicht-funktionale Anforderungen</w:t>
+                  <w:t>8. Datenbankmodell (ERD)</w:t>
                 </w:r>
                 <w:r>
                   <w:rPr>
@@ -1649,7 +1871,81 @@
                     <w:noProof/>
                     <w:webHidden/>
                   </w:rPr>
-                  <w:instrText xml:space="preserve"> PAGEREF _Toc225105941 \h </w:instrText>
+                  <w:instrText xml:space="preserve"> PAGEREF _Toc225109817 \h </w:instrText>
+                </w:r>
+                <w:r>
+                  <w:rPr>
+                    <w:noProof/>
+                    <w:webHidden/>
+                  </w:rPr>
+                </w:r>
+                <w:r>
+                  <w:rPr>
+                    <w:noProof/>
+                    <w:webHidden/>
+                  </w:rPr>
+                  <w:fldChar w:fldCharType="separate"/>
+                </w:r>
+                <w:r>
+                  <w:rPr>
+                    <w:noProof/>
+                    <w:webHidden/>
+                  </w:rPr>
+                  <w:t>9</w:t>
+                </w:r>
+                <w:r>
+                  <w:rPr>
+                    <w:noProof/>
+                    <w:webHidden/>
+                  </w:rPr>
+                  <w:fldChar w:fldCharType="end"/>
+                </w:r>
+              </w:hyperlink>
+            </w:p>
+            <w:p>
+              <w:pPr>
+                <w:pStyle w:val="Verzeichnis1"/>
+                <w:tabs>
+                  <w:tab w:val="right" w:leader="dot" w:pos="9062"/>
+                </w:tabs>
+                <w:rPr>
+                  <w:rFonts w:eastAsiaTheme="minorEastAsia"/>
+                  <w:noProof/>
+                  <w:sz w:val="24"/>
+                  <w:szCs w:val="24"/>
+                  <w:lang w:eastAsia="de-CH"/>
+                  <w14:ligatures w14:val="standardContextual"/>
+                </w:rPr>
+              </w:pPr>
+              <w:hyperlink w:anchor="_Toc225109818" w:history="1">
+                <w:r>
+                  <w:rPr>
+                    <w:rStyle w:val="Hyperlink"/>
+                    <w:rFonts w:ascii="Arial" w:hAnsi="Arial" w:cs="Arial"/>
+                    <w:noProof/>
+                  </w:rPr>
+                  <w:t>9. Architektur (Model-View-Controller)</w:t>
+                </w:r>
+                <w:r>
+                  <w:rPr>
+                    <w:noProof/>
+                    <w:webHidden/>
+                  </w:rPr>
+                  <w:tab/>
+                </w:r>
+                <w:r>
+                  <w:rPr>
+                    <w:noProof/>
+                    <w:webHidden/>
+                  </w:rPr>
+                  <w:fldChar w:fldCharType="begin"/>
+                </w:r>
+                <w:r>
+                  <w:rPr>
+                    <w:noProof/>
+                    <w:webHidden/>
+                  </w:rPr>
+                  <w:instrText xml:space="preserve"> PAGEREF _Toc225109818 \h </w:instrText>
                 </w:r>
                 <w:r>
                   <w:rPr>
@@ -1684,7 +1980,7 @@
               <w:pPr>
                 <w:pStyle w:val="Verzeichnis1"/>
                 <w:tabs>
-                  <w:tab w:val="right" w:leader="dot" w:pos="9060"/>
+                  <w:tab w:val="right" w:leader="dot" w:pos="9062"/>
                 </w:tabs>
                 <w:rPr>
                   <w:rFonts w:eastAsiaTheme="minorEastAsia"/>
@@ -1695,14 +1991,14 @@
                   <w14:ligatures w14:val="standardContextual"/>
                 </w:rPr>
               </w:pPr>
-              <w:hyperlink w:anchor="_Toc225105942" w:history="1">
+              <w:hyperlink w:anchor="_Toc225109819" w:history="1">
                 <w:r>
                   <w:rPr>
                     <w:rStyle w:val="Hyperlink"/>
                     <w:rFonts w:ascii="Arial" w:hAnsi="Arial" w:cs="Arial"/>
                     <w:noProof/>
                   </w:rPr>
-                  <w:t>6. Datenbankmodell (ERD)</w:t>
+                  <w:t>10. Prozess / Workflow</w:t>
                 </w:r>
                 <w:r>
                   <w:rPr>
@@ -1723,7 +2019,81 @@
                     <w:noProof/>
                     <w:webHidden/>
                   </w:rPr>
-                  <w:instrText xml:space="preserve"> PAGEREF _Toc225105942 \h </w:instrText>
+                  <w:instrText xml:space="preserve"> PAGEREF _Toc225109819 \h </w:instrText>
+                </w:r>
+                <w:r>
+                  <w:rPr>
+                    <w:noProof/>
+                    <w:webHidden/>
+                  </w:rPr>
+                </w:r>
+                <w:r>
+                  <w:rPr>
+                    <w:noProof/>
+                    <w:webHidden/>
+                  </w:rPr>
+                  <w:fldChar w:fldCharType="separate"/>
+                </w:r>
+                <w:r>
+                  <w:rPr>
+                    <w:noProof/>
+                    <w:webHidden/>
+                  </w:rPr>
+                  <w:t>11</w:t>
+                </w:r>
+                <w:r>
+                  <w:rPr>
+                    <w:noProof/>
+                    <w:webHidden/>
+                  </w:rPr>
+                  <w:fldChar w:fldCharType="end"/>
+                </w:r>
+              </w:hyperlink>
+            </w:p>
+            <w:p>
+              <w:pPr>
+                <w:pStyle w:val="Verzeichnis1"/>
+                <w:tabs>
+                  <w:tab w:val="right" w:leader="dot" w:pos="9062"/>
+                </w:tabs>
+                <w:rPr>
+                  <w:rFonts w:eastAsiaTheme="minorEastAsia"/>
+                  <w:noProof/>
+                  <w:sz w:val="24"/>
+                  <w:szCs w:val="24"/>
+                  <w:lang w:eastAsia="de-CH"/>
+                  <w14:ligatures w14:val="standardContextual"/>
+                </w:rPr>
+              </w:pPr>
+              <w:hyperlink w:anchor="_Toc225109820" w:history="1">
+                <w:r>
+                  <w:rPr>
+                    <w:rStyle w:val="Hyperlink"/>
+                    <w:rFonts w:ascii="Arial" w:hAnsi="Arial" w:cs="Arial"/>
+                    <w:noProof/>
+                  </w:rPr>
+                  <w:t>11. API-Konzept</w:t>
+                </w:r>
+                <w:r>
+                  <w:rPr>
+                    <w:noProof/>
+                    <w:webHidden/>
+                  </w:rPr>
+                  <w:tab/>
+                </w:r>
+                <w:r>
+                  <w:rPr>
+                    <w:noProof/>
+                    <w:webHidden/>
+                  </w:rPr>
+                  <w:fldChar w:fldCharType="begin"/>
+                </w:r>
+                <w:r>
+                  <w:rPr>
+                    <w:noProof/>
+                    <w:webHidden/>
+                  </w:rPr>
+                  <w:instrText xml:space="preserve"> PAGEREF _Toc225109820 \h </w:instrText>
                 </w:r>
                 <w:r>
                   <w:rPr>
@@ -1758,7 +2128,7 @@
               <w:pPr>
                 <w:pStyle w:val="Verzeichnis1"/>
                 <w:tabs>
-                  <w:tab w:val="right" w:leader="dot" w:pos="9060"/>
+                  <w:tab w:val="right" w:leader="dot" w:pos="9062"/>
                 </w:tabs>
                 <w:rPr>
                   <w:rFonts w:eastAsiaTheme="minorEastAsia"/>
@@ -1769,14 +2139,14 @@
                   <w14:ligatures w14:val="standardContextual"/>
                 </w:rPr>
               </w:pPr>
-              <w:hyperlink w:anchor="_Toc225105943" w:history="1">
+              <w:hyperlink w:anchor="_Toc225109821" w:history="1">
                 <w:r>
                   <w:rPr>
                     <w:rStyle w:val="Hyperlink"/>
                     <w:rFonts w:ascii="Arial" w:hAnsi="Arial" w:cs="Arial"/>
                     <w:noProof/>
                   </w:rPr>
-                  <w:t>7. Abgrenzungen</w:t>
+                  <w:t>12. Bereitstellung der Anwendung (Deployment)</w:t>
                 </w:r>
                 <w:r>
                   <w:rPr>
@@ -1797,7 +2167,7 @@
                     <w:noProof/>
                     <w:webHidden/>
                   </w:rPr>
-                  <w:instrText xml:space="preserve"> PAGEREF _Toc225105943 \h </w:instrText>
+                  <w:instrText xml:space="preserve"> PAGEREF _Toc225109821 \h </w:instrText>
                 </w:r>
                 <w:r>
                   <w:rPr>
@@ -1832,7 +2202,7 @@
               <w:pPr>
                 <w:pStyle w:val="Verzeichnis1"/>
                 <w:tabs>
-                  <w:tab w:val="right" w:leader="dot" w:pos="9060"/>
+                  <w:tab w:val="right" w:leader="dot" w:pos="9062"/>
                 </w:tabs>
                 <w:rPr>
                   <w:rFonts w:eastAsiaTheme="minorEastAsia"/>
@@ -1843,14 +2213,14 @@
                   <w14:ligatures w14:val="standardContextual"/>
                 </w:rPr>
               </w:pPr>
-              <w:hyperlink w:anchor="_Toc225105944" w:history="1">
+              <w:hyperlink w:anchor="_Toc225109822" w:history="1">
                 <w:r>
                   <w:rPr>
                     <w:rStyle w:val="Hyperlink"/>
                     <w:rFonts w:ascii="Arial" w:hAnsi="Arial" w:cs="Arial"/>
                     <w:noProof/>
                   </w:rPr>
-                  <w:t>8. Architektur (Model-View-Controller)</w:t>
+                  <w:t>13. Realisierung</w:t>
                 </w:r>
                 <w:r>
                   <w:rPr>
@@ -1871,81 +2241,7 @@
                     <w:noProof/>
                     <w:webHidden/>
                   </w:rPr>
-                  <w:instrText xml:space="preserve"> PAGEREF _Toc225105944 \h </w:instrText>
-                </w:r>
-                <w:r>
-                  <w:rPr>
-                    <w:noProof/>
-                    <w:webHidden/>
-                  </w:rPr>
-                </w:r>
-                <w:r>
-                  <w:rPr>
-                    <w:noProof/>
-                    <w:webHidden/>
-                  </w:rPr>
-                  <w:fldChar w:fldCharType="separate"/>
-                </w:r>
-                <w:r>
-                  <w:rPr>
-                    <w:noProof/>
-                    <w:webHidden/>
-                  </w:rPr>
-                  <w:t>14</w:t>
-                </w:r>
-                <w:r>
-                  <w:rPr>
-                    <w:noProof/>
-                    <w:webHidden/>
-                  </w:rPr>
-                  <w:fldChar w:fldCharType="end"/>
-                </w:r>
-              </w:hyperlink>
-            </w:p>
-            <w:p>
-              <w:pPr>
-                <w:pStyle w:val="Verzeichnis1"/>
-                <w:tabs>
-                  <w:tab w:val="right" w:leader="dot" w:pos="9060"/>
-                </w:tabs>
-                <w:rPr>
-                  <w:rFonts w:eastAsiaTheme="minorEastAsia"/>
-                  <w:noProof/>
-                  <w:sz w:val="24"/>
-                  <w:szCs w:val="24"/>
-                  <w:lang w:eastAsia="de-CH"/>
-                  <w14:ligatures w14:val="standardContextual"/>
-                </w:rPr>
-              </w:pPr>
-              <w:hyperlink w:anchor="_Toc225105945" w:history="1">
-                <w:r>
-                  <w:rPr>
-                    <w:rStyle w:val="Hyperlink"/>
-                    <w:rFonts w:ascii="Arial" w:hAnsi="Arial" w:cs="Arial"/>
-                    <w:noProof/>
-                  </w:rPr>
-                  <w:t>9. Prozess / Workflow</w:t>
-                </w:r>
-                <w:r>
-                  <w:rPr>
-                    <w:noProof/>
-                    <w:webHidden/>
-                  </w:rPr>
-                  <w:tab/>
-                </w:r>
-                <w:r>
-                  <w:rPr>
-                    <w:noProof/>
-                    <w:webHidden/>
-                  </w:rPr>
-                  <w:fldChar w:fldCharType="begin"/>
-                </w:r>
-                <w:r>
-                  <w:rPr>
-                    <w:noProof/>
-                    <w:webHidden/>
-                  </w:rPr>
-                  <w:instrText xml:space="preserve"> PAGEREF _Toc225105945 \h </w:instrText>
+                  <w:instrText xml:space="preserve"> PAGEREF _Toc225109822 \h </w:instrText>
                 </w:r>
                 <w:r>
                   <w:rPr>
@@ -1978,9 +2274,9 @@
             </w:p>
             <w:p>
               <w:pPr>
-                <w:pStyle w:val="Verzeichnis1"/>
+                <w:pStyle w:val="Verzeichnis2"/>
                 <w:tabs>
-                  <w:tab w:val="right" w:leader="dot" w:pos="9060"/>
+                  <w:tab w:val="right" w:leader="dot" w:pos="9062"/>
                 </w:tabs>
                 <w:rPr>
                   <w:rFonts w:eastAsiaTheme="minorEastAsia"/>
@@ -1991,14 +2287,14 @@
                   <w14:ligatures w14:val="standardContextual"/>
                 </w:rPr>
               </w:pPr>
-              <w:hyperlink w:anchor="_Toc225105946" w:history="1">
+              <w:hyperlink w:anchor="_Toc225109823" w:history="1">
                 <w:r>
                   <w:rPr>
                     <w:rStyle w:val="Hyperlink"/>
                     <w:rFonts w:ascii="Arial" w:hAnsi="Arial" w:cs="Arial"/>
                     <w:noProof/>
                   </w:rPr>
-                  <w:t>10. API-Konzept</w:t>
+                  <w:t>12.1 Technischer Aufbau und Grundlagen</w:t>
                 </w:r>
                 <w:r>
                   <w:rPr>
@@ -2019,7 +2315,7 @@
                     <w:noProof/>
                     <w:webHidden/>
                   </w:rPr>
-                  <w:instrText xml:space="preserve"> PAGEREF _Toc225105946 \h </w:instrText>
+                  <w:instrText xml:space="preserve"> PAGEREF _Toc225109823 \h </w:instrText>
                 </w:r>
                 <w:r>
                   <w:rPr>
@@ -2039,7 +2335,7 @@
                     <w:noProof/>
                     <w:webHidden/>
                   </w:rPr>
-                  <w:t>16</w:t>
+                  <w:t>15</w:t>
                 </w:r>
                 <w:r>
                   <w:rPr>
@@ -2052,9 +2348,9 @@
             </w:p>
             <w:p>
               <w:pPr>
-                <w:pStyle w:val="Verzeichnis1"/>
+                <w:pStyle w:val="Verzeichnis2"/>
                 <w:tabs>
-                  <w:tab w:val="right" w:leader="dot" w:pos="9060"/>
+                  <w:tab w:val="right" w:leader="dot" w:pos="9062"/>
                 </w:tabs>
                 <w:rPr>
                   <w:rFonts w:eastAsiaTheme="minorEastAsia"/>
@@ -2065,14 +2361,14 @@
                   <w14:ligatures w14:val="standardContextual"/>
                 </w:rPr>
               </w:pPr>
-              <w:hyperlink w:anchor="_Toc225105947" w:history="1">
+              <w:hyperlink w:anchor="_Toc225109824" w:history="1">
                 <w:r>
                   <w:rPr>
                     <w:rStyle w:val="Hyperlink"/>
                     <w:rFonts w:ascii="Arial" w:hAnsi="Arial" w:cs="Arial"/>
                     <w:noProof/>
                   </w:rPr>
-                  <w:t>11. Bereitstellung der Anwendung (Deployment)</w:t>
+                  <w:t>12.2 Implementierung der Funktionalitäten</w:t>
                 </w:r>
                 <w:r>
                   <w:rPr>
@@ -2093,7 +2389,7 @@
                     <w:noProof/>
                     <w:webHidden/>
                   </w:rPr>
-                  <w:instrText xml:space="preserve"> PAGEREF _Toc225105947 \h </w:instrText>
+                  <w:instrText xml:space="preserve"> PAGEREF _Toc225109824 \h </w:instrText>
                 </w:r>
                 <w:r>
                   <w:rPr>
@@ -2128,7 +2424,7 @@
               <w:pPr>
                 <w:pStyle w:val="Verzeichnis1"/>
                 <w:tabs>
-                  <w:tab w:val="right" w:leader="dot" w:pos="9060"/>
+                  <w:tab w:val="right" w:leader="dot" w:pos="9062"/>
                 </w:tabs>
                 <w:rPr>
                   <w:rFonts w:eastAsiaTheme="minorEastAsia"/>
@@ -2139,14 +2435,14 @@
                   <w14:ligatures w14:val="standardContextual"/>
                 </w:rPr>
               </w:pPr>
-              <w:hyperlink w:anchor="_Toc225105948" w:history="1">
+              <w:hyperlink w:anchor="_Toc225109825" w:history="1">
                 <w:r>
                   <w:rPr>
                     <w:rStyle w:val="Hyperlink"/>
                     <w:rFonts w:ascii="Arial" w:hAnsi="Arial" w:cs="Arial"/>
                     <w:noProof/>
                   </w:rPr>
-                  <w:t>12. Realisierung</w:t>
+                  <w:t>14. Testprotokoll</w:t>
                 </w:r>
                 <w:r>
                   <w:rPr>
@@ -2167,7 +2463,7 @@
                     <w:noProof/>
                     <w:webHidden/>
                   </w:rPr>
-                  <w:instrText xml:space="preserve"> PAGEREF _Toc225105948 \h </w:instrText>
+                  <w:instrText xml:space="preserve"> PAGEREF _Toc225109825 \h </w:instrText>
                 </w:r>
                 <w:r>
                   <w:rPr>
@@ -2187,7 +2483,7 @@
                     <w:noProof/>
                     <w:webHidden/>
                   </w:rPr>
-                  <w:t>20</w:t>
+                  <w:t>22</w:t>
                 </w:r>
                 <w:r>
                   <w:rPr>
@@ -2200,9 +2496,9 @@
             </w:p>
             <w:p>
               <w:pPr>
-                <w:pStyle w:val="Verzeichnis2"/>
+                <w:pStyle w:val="Verzeichnis1"/>
                 <w:tabs>
-                  <w:tab w:val="right" w:leader="dot" w:pos="9060"/>
+                  <w:tab w:val="right" w:leader="dot" w:pos="9062"/>
                 </w:tabs>
                 <w:rPr>
                   <w:rFonts w:eastAsiaTheme="minorEastAsia"/>
@@ -2213,14 +2509,14 @@
                   <w14:ligatures w14:val="standardContextual"/>
                 </w:rPr>
               </w:pPr>
-              <w:hyperlink w:anchor="_Toc225105949" w:history="1">
+              <w:hyperlink w:anchor="_Toc225109826" w:history="1">
                 <w:r>
                   <w:rPr>
                     <w:rStyle w:val="Hyperlink"/>
                     <w:rFonts w:ascii="Arial" w:hAnsi="Arial" w:cs="Arial"/>
                     <w:noProof/>
                   </w:rPr>
-                  <w:t>12.1 Technischer Aufbau und Grundlagen</w:t>
+                  <w:t>15. Fazit</w:t>
                 </w:r>
                 <w:r>
                   <w:rPr>
@@ -2241,81 +2537,7 @@
                     <w:noProof/>
                     <w:webHidden/>
                   </w:rPr>
-                  <w:instrText xml:space="preserve"> PAGEREF _Toc225105949 \h </w:instrText>
-                </w:r>
-                <w:r>
-                  <w:rPr>
-                    <w:noProof/>
-                    <w:webHidden/>
-                  </w:rPr>
-                </w:r>
-                <w:r>
-                  <w:rPr>
-                    <w:noProof/>
-                    <w:webHidden/>
-                  </w:rPr>
-                  <w:fldChar w:fldCharType="separate"/>
-                </w:r>
-                <w:r>
-                  <w:rPr>
-                    <w:noProof/>
-                    <w:webHidden/>
-                  </w:rPr>
-                  <w:t>20</w:t>
-                </w:r>
-                <w:r>
-                  <w:rPr>
-                    <w:noProof/>
-                    <w:webHidden/>
-                  </w:rPr>
-                  <w:fldChar w:fldCharType="end"/>
-                </w:r>
-              </w:hyperlink>
-            </w:p>
-            <w:p>
-              <w:pPr>
-                <w:pStyle w:val="Verzeichnis2"/>
-                <w:tabs>
-                  <w:tab w:val="right" w:leader="dot" w:pos="9060"/>
-                </w:tabs>
-                <w:rPr>
-                  <w:rFonts w:eastAsiaTheme="minorEastAsia"/>
-                  <w:noProof/>
-                  <w:sz w:val="24"/>
-                  <w:szCs w:val="24"/>
-                  <w:lang w:eastAsia="de-CH"/>
-                  <w14:ligatures w14:val="standardContextual"/>
-                </w:rPr>
-              </w:pPr>
-              <w:hyperlink w:anchor="_Toc225105950" w:history="1">
-                <w:r>
-                  <w:rPr>
-                    <w:rStyle w:val="Hyperlink"/>
-                    <w:rFonts w:ascii="Arial" w:hAnsi="Arial" w:cs="Arial"/>
-                    <w:noProof/>
-                  </w:rPr>
-                  <w:t>12.2 Implementierung der Funktionalitäten</w:t>
-                </w:r>
-                <w:r>
-                  <w:rPr>
-                    <w:noProof/>
-                    <w:webHidden/>
-                  </w:rPr>
-                  <w:tab/>
-                </w:r>
-                <w:r>
-                  <w:rPr>
-                    <w:noProof/>
-                    <w:webHidden/>
-                  </w:rPr>
-                  <w:fldChar w:fldCharType="begin"/>
-                </w:r>
-                <w:r>
-                  <w:rPr>
-                    <w:noProof/>
-                    <w:webHidden/>
-                  </w:rPr>
-                  <w:instrText xml:space="preserve"> PAGEREF _Toc225105950 \h </w:instrText>
+                  <w:instrText xml:space="preserve"> PAGEREF _Toc225109826 \h </w:instrText>
                 </w:r>
                 <w:r>
                   <w:rPr>
@@ -2350,7 +2572,7 @@
               <w:pPr>
                 <w:pStyle w:val="Verzeichnis1"/>
                 <w:tabs>
-                  <w:tab w:val="right" w:leader="dot" w:pos="9060"/>
+                  <w:tab w:val="right" w:leader="dot" w:pos="9062"/>
                 </w:tabs>
                 <w:rPr>
                   <w:rFonts w:eastAsiaTheme="minorEastAsia"/>
@@ -2361,14 +2583,14 @@
                   <w14:ligatures w14:val="standardContextual"/>
                 </w:rPr>
               </w:pPr>
-              <w:hyperlink w:anchor="_Toc225105951" w:history="1">
+              <w:hyperlink w:anchor="_Toc225109827" w:history="1">
                 <w:r>
                   <w:rPr>
                     <w:rStyle w:val="Hyperlink"/>
                     <w:rFonts w:ascii="Arial" w:hAnsi="Arial" w:cs="Arial"/>
                     <w:noProof/>
                   </w:rPr>
-                  <w:t>13. Testprotokoll</w:t>
+                  <w:t>16. Reflexion</w:t>
                 </w:r>
                 <w:r>
                   <w:rPr>
@@ -2389,7 +2611,7 @@
                     <w:noProof/>
                     <w:webHidden/>
                   </w:rPr>
-                  <w:instrText xml:space="preserve"> PAGEREF _Toc225105951 \h </w:instrText>
+                  <w:instrText xml:space="preserve"> PAGEREF _Toc225109827 \h </w:instrText>
                 </w:r>
                 <w:r>
                   <w:rPr>
@@ -2409,7 +2631,229 @@
                     <w:noProof/>
                     <w:webHidden/>
                   </w:rPr>
-                  <w:t>27</w:t>
+                  <w:t>23</w:t>
+                </w:r>
+                <w:r>
+                  <w:rPr>
+                    <w:noProof/>
+                    <w:webHidden/>
+                  </w:rPr>
+                  <w:fldChar w:fldCharType="end"/>
+                </w:r>
+              </w:hyperlink>
+            </w:p>
+            <w:p>
+              <w:pPr>
+                <w:pStyle w:val="Verzeichnis1"/>
+                <w:tabs>
+                  <w:tab w:val="right" w:leader="dot" w:pos="9062"/>
+                </w:tabs>
+                <w:rPr>
+                  <w:rFonts w:eastAsiaTheme="minorEastAsia"/>
+                  <w:noProof/>
+                  <w:sz w:val="24"/>
+                  <w:szCs w:val="24"/>
+                  <w:lang w:eastAsia="de-CH"/>
+                  <w14:ligatures w14:val="standardContextual"/>
+                </w:rPr>
+              </w:pPr>
+              <w:hyperlink w:anchor="_Toc225109828" w:history="1">
+                <w:r>
+                  <w:rPr>
+                    <w:rStyle w:val="Hyperlink"/>
+                    <w:rFonts w:ascii="Arial" w:hAnsi="Arial" w:cs="Arial"/>
+                    <w:noProof/>
+                  </w:rPr>
+                  <w:t>17. Quellenverzeichnis</w:t>
+                </w:r>
+                <w:r>
+                  <w:rPr>
+                    <w:noProof/>
+                    <w:webHidden/>
+                  </w:rPr>
+                  <w:tab/>
+                </w:r>
+                <w:r>
+                  <w:rPr>
+                    <w:noProof/>
+                    <w:webHidden/>
+                  </w:rPr>
+                  <w:fldChar w:fldCharType="begin"/>
+                </w:r>
+                <w:r>
+                  <w:rPr>
+                    <w:noProof/>
+                    <w:webHidden/>
+                  </w:rPr>
+                  <w:instrText xml:space="preserve"> PAGEREF _Toc225109828 \h </w:instrText>
+                </w:r>
+                <w:r>
+                  <w:rPr>
+                    <w:noProof/>
+                    <w:webHidden/>
+                  </w:rPr>
+                </w:r>
+                <w:r>
+                  <w:rPr>
+                    <w:noProof/>
+                    <w:webHidden/>
+                  </w:rPr>
+                  <w:fldChar w:fldCharType="separate"/>
+                </w:r>
+                <w:r>
+                  <w:rPr>
+                    <w:noProof/>
+                    <w:webHidden/>
+                  </w:rPr>
+                  <w:t>24</w:t>
+                </w:r>
+                <w:r>
+                  <w:rPr>
+                    <w:noProof/>
+                    <w:webHidden/>
+                  </w:rPr>
+                  <w:fldChar w:fldCharType="end"/>
+                </w:r>
+              </w:hyperlink>
+            </w:p>
+            <w:p>
+              <w:pPr>
+                <w:pStyle w:val="Verzeichnis1"/>
+                <w:tabs>
+                  <w:tab w:val="right" w:leader="dot" w:pos="9062"/>
+                </w:tabs>
+                <w:rPr>
+                  <w:rFonts w:eastAsiaTheme="minorEastAsia"/>
+                  <w:noProof/>
+                  <w:sz w:val="24"/>
+                  <w:szCs w:val="24"/>
+                  <w:lang w:eastAsia="de-CH"/>
+                  <w14:ligatures w14:val="standardContextual"/>
+                </w:rPr>
+              </w:pPr>
+              <w:hyperlink w:anchor="_Toc225109829" w:history="1">
+                <w:r>
+                  <w:rPr>
+                    <w:rStyle w:val="Hyperlink"/>
+                    <w:rFonts w:ascii="Arial" w:hAnsi="Arial" w:cs="Arial"/>
+                    <w:noProof/>
+                  </w:rPr>
+                  <w:t>18. Abkürzungsverzeichnis</w:t>
+                </w:r>
+                <w:r>
+                  <w:rPr>
+                    <w:noProof/>
+                    <w:webHidden/>
+                  </w:rPr>
+                  <w:tab/>
+                </w:r>
+                <w:r>
+                  <w:rPr>
+                    <w:noProof/>
+                    <w:webHidden/>
+                  </w:rPr>
+                  <w:fldChar w:fldCharType="begin"/>
+                </w:r>
+                <w:r>
+                  <w:rPr>
+                    <w:noProof/>
+                    <w:webHidden/>
+                  </w:rPr>
+                  <w:instrText xml:space="preserve"> PAGEREF _Toc225109829 \h </w:instrText>
+                </w:r>
+                <w:r>
+                  <w:rPr>
+                    <w:noProof/>
+                    <w:webHidden/>
+                  </w:rPr>
+                </w:r>
+                <w:r>
+                  <w:rPr>
+                    <w:noProof/>
+                    <w:webHidden/>
+                  </w:rPr>
+                  <w:fldChar w:fldCharType="separate"/>
+                </w:r>
+                <w:r>
+                  <w:rPr>
+                    <w:noProof/>
+                    <w:webHidden/>
+                  </w:rPr>
+                  <w:t>24</w:t>
+                </w:r>
+                <w:r>
+                  <w:rPr>
+                    <w:noProof/>
+                    <w:webHidden/>
+                  </w:rPr>
+                  <w:fldChar w:fldCharType="end"/>
+                </w:r>
+              </w:hyperlink>
+            </w:p>
+            <w:p>
+              <w:pPr>
+                <w:pStyle w:val="Verzeichnis1"/>
+                <w:tabs>
+                  <w:tab w:val="right" w:leader="dot" w:pos="9062"/>
+                </w:tabs>
+                <w:rPr>
+                  <w:rFonts w:eastAsiaTheme="minorEastAsia"/>
+                  <w:noProof/>
+                  <w:sz w:val="24"/>
+                  <w:szCs w:val="24"/>
+                  <w:lang w:eastAsia="de-CH"/>
+                  <w14:ligatures w14:val="standardContextual"/>
+                </w:rPr>
+              </w:pPr>
+              <w:hyperlink w:anchor="_Toc225109830" w:history="1">
+                <w:r>
+                  <w:rPr>
+                    <w:rStyle w:val="Hyperlink"/>
+                    <w:rFonts w:ascii="Arial" w:hAnsi="Arial" w:cs="Arial"/>
+                    <w:noProof/>
+                  </w:rPr>
+                  <w:t>19. Glossar</w:t>
+                </w:r>
+                <w:r>
+                  <w:rPr>
+                    <w:noProof/>
+                    <w:webHidden/>
+                  </w:rPr>
+                  <w:tab/>
+                </w:r>
+                <w:r>
+                  <w:rPr>
+                    <w:noProof/>
+                    <w:webHidden/>
+                  </w:rPr>
+                  <w:fldChar w:fldCharType="begin"/>
+                </w:r>
+                <w:r>
+                  <w:rPr>
+                    <w:noProof/>
+                    <w:webHidden/>
+                  </w:rPr>
+                  <w:instrText xml:space="preserve"> PAGEREF _Toc225109830 \h </w:instrText>
+                </w:r>
+                <w:r>
+                  <w:rPr>
+                    <w:noProof/>
+                    <w:webHidden/>
+                  </w:rPr>
+                </w:r>
+                <w:r>
+                  <w:rPr>
+                    <w:noProof/>
+                    <w:webHidden/>
+                  </w:rPr>
+                  <w:fldChar w:fldCharType="separate"/>
+                </w:r>
+                <w:r>
+                  <w:rPr>
+                    <w:noProof/>
+                    <w:webHidden/>
+                  </w:rPr>
+                  <w:t>24</w:t>
                 </w:r>
                 <w:r>
                   <w:rPr>
@@ -2438,15 +2882,6 @@
                 <w:fldChar w:fldCharType="end"/>
               </w:r>
             </w:p>
-            <w:p>
-              <w:r>
-                <w:rPr>
-                  <w:b/>
-                  <w:bCs/>
-                </w:rPr>
-                <w:br w:type="page"/>
-              </w:r>
-            </w:p>
           </w:sdtContent>
         </w:sdt>
         <w:p>
@@ -2461,6 +2896,24 @@
     </w:sdt>
     <w:p>
       <w:pPr>
+        <w:rPr>
+          <w:rFonts w:ascii="Arial" w:eastAsiaTheme="majorEastAsia" w:hAnsi="Arial" w:cs="Arial"/>
+          <w:color w:val="2F5496" w:themeColor="accent1" w:themeShade="BF"/>
+          <w:sz w:val="36"/>
+          <w:szCs w:val="36"/>
+        </w:rPr>
+      </w:pPr>
+      <w:r>
+        <w:rPr>
+          <w:rFonts w:ascii="Arial" w:hAnsi="Arial" w:cs="Arial"/>
+          <w:sz w:val="36"/>
+          <w:szCs w:val="36"/>
+        </w:rPr>
+        <w:br w:type="page"/>
+      </w:r>
+    </w:p>
+    <w:p>
+      <w:pPr>
         <w:pStyle w:val="berschrift1"/>
         <w:numPr>
           <w:ilvl w:val="0"/>
@@ -2476,116 +2929,100 @@
           <w:szCs w:val="36"/>
         </w:rPr>
       </w:pPr>
-      <w:bookmarkStart w:id="0" w:name="_Toc225105937"/>
+      <w:bookmarkStart w:id="0" w:name="_Toc225109810"/>
       <w:r>
         <w:rPr>
           <w:rFonts w:ascii="Arial" w:hAnsi="Arial" w:cs="Arial"/>
           <w:sz w:val="36"/>
           <w:szCs w:val="36"/>
         </w:rPr>
+        <w:lastRenderedPageBreak/>
         <w:t>Ausgangslage</w:t>
       </w:r>
       <w:bookmarkEnd w:id="0"/>
     </w:p>
     <w:p>
       <w:pPr>
-        <w:tabs>
-          <w:tab w:val="left" w:pos="284"/>
-        </w:tabs>
-        <w:rPr>
-          <w:rFonts w:ascii="Arial" w:eastAsiaTheme="minorEastAsia" w:hAnsi="Arial" w:cs="Arial"/>
-        </w:rPr>
-      </w:pPr>
-    </w:p>
-    <w:p>
-      <w:pPr>
-        <w:rPr>
-          <w:rFonts w:ascii="Arial" w:hAnsi="Arial" w:cs="Arial"/>
-        </w:rPr>
-      </w:pPr>
-      <w:r>
-        <w:rPr>
-          <w:rFonts w:ascii="Arial" w:hAnsi="Arial" w:cs="Arial"/>
-        </w:rPr>
-        <w:t xml:space="preserve">Im Zuge der zunehmenden Urbanisierung und des wachsenden Bedürfnisses nach flexibler, nachhaltiger Mobilität gewinnen alternative Verkehrsmittel wie E-Scooter immer mehr an Bedeutung. Insbesondere in Städten stellt der Individualverkehr eine </w:t>
-      </w:r>
-      <w:r>
-        <w:rPr>
-          <w:rFonts w:ascii="Arial" w:hAnsi="Arial" w:cs="Arial"/>
-        </w:rPr>
-        <w:t>He</w:t>
-      </w:r>
-      <w:r>
-        <w:rPr>
-          <w:rFonts w:ascii="Arial" w:hAnsi="Arial" w:cs="Arial"/>
-        </w:rPr>
-        <w:t>rausforderung dar, da er sowohl zu Verkehrsüberlastung als auch zu erhöhten Umweltbelastungen führt. Vor diesem Hintergrund plant eine Stadtverwaltung die Einführung einer digitalen Plattform, welche die Nutzung von E-Scootern effizient und benutzerfreundlich ermöglicht.</w:t>
-      </w:r>
-    </w:p>
-    <w:p>
-      <w:pPr>
-        <w:rPr>
-          <w:rFonts w:ascii="Arial" w:hAnsi="Arial" w:cs="Arial"/>
-        </w:rPr>
-      </w:pPr>
-      <w:r>
-        <w:rPr>
-          <w:rFonts w:ascii="Arial" w:hAnsi="Arial" w:cs="Arial"/>
-        </w:rPr>
-        <w:t>Ziel dieser Plattform ist es, sowohl privaten Nutzern als auch kommerziellen Anbietern eine zentrale Lösung zur Verfügung zu stellen. Anbieter sollen ihre E-Scooter registrieren, verwalten und für die Nutzung bereitstellen können. Gleichzeitig sollen Nutzerinnen und Nutzer die Möglichkeit erhalten, verfügbare Scooter einfach zu finden, zu reservieren, zu nutzen und anschliessend die Nutzung abzurechnen.</w:t>
-      </w:r>
-    </w:p>
-    <w:p>
-      <w:pPr>
-        <w:rPr>
-          <w:rFonts w:ascii="Arial" w:hAnsi="Arial" w:cs="Arial"/>
-        </w:rPr>
-      </w:pPr>
-      <w:r>
-        <w:rPr>
-          <w:rFonts w:ascii="Arial" w:hAnsi="Arial" w:cs="Arial"/>
-        </w:rPr>
-        <w:t>Die geplante Lösung soll als Webapplikation umgesetzt werden, welche über einen Browser zugänglich ist und zusätzlich eine Programmierschnittstelle (API) bereitstellt. Dabei werden moderne Technologien aus den Bereichen Webentwicklung und Datenbanken eingesetzt, insbesondere Python, das Web-Framework Flask sowie ein relationales Datenbanksystem.</w:t>
-      </w:r>
-    </w:p>
-    <w:p>
-      <w:pPr>
-        <w:rPr>
-          <w:rFonts w:ascii="Arial" w:hAnsi="Arial" w:cs="Arial"/>
-        </w:rPr>
-      </w:pPr>
-      <w:r>
-        <w:rPr>
-          <w:rFonts w:ascii="Arial" w:hAnsi="Arial" w:cs="Arial"/>
-        </w:rPr>
-        <w:t>Ein zentraler Aspekt der Anwendung ist die Verwaltung von Benutzerdaten, Scooter-Informationen sowie Nutzungs- und Abrechnungsdaten. Diese Daten müssen strukturiert gespeichert, verarbeitet und bei Bedarf wieder abgerufen werden können. Zudem müssen verschiedene Geschäftsprozesse wie Registrierung, Login, Ausleihe, Rückgabe und Abrechnung korrekt abgebildet werden.</w:t>
-      </w:r>
-    </w:p>
-    <w:p>
-      <w:pPr>
-        <w:rPr>
-          <w:rFonts w:ascii="Arial" w:hAnsi="Arial" w:cs="Arial"/>
-        </w:rPr>
-      </w:pPr>
-      <w:r>
-        <w:rPr>
-          <w:rFonts w:ascii="Arial" w:hAnsi="Arial" w:cs="Arial"/>
-        </w:rPr>
-        <w:t xml:space="preserve">Die vorliegende Praxisarbeit hat zum Ziel, auf Basis dieser Ausgangslage eine strukturierte Analyse sowie ein fundiertes Design für die Webapplikation zu entwickeln. Dabei </w:t>
-      </w:r>
-      <w:proofErr w:type="gramStart"/>
-      <w:r>
-        <w:rPr>
-          <w:rFonts w:ascii="Arial" w:hAnsi="Arial" w:cs="Arial"/>
-        </w:rPr>
-        <w:t>werden</w:t>
-      </w:r>
-      <w:proofErr w:type="gramEnd"/>
-      <w:r>
-        <w:rPr>
-          <w:rFonts w:ascii="Arial" w:hAnsi="Arial" w:cs="Arial"/>
-        </w:rPr>
-        <w:t xml:space="preserve"> insbesondere die Datenmodellierung, die Definition der Systemarchitektur sowie die Beschreibung der zentralen Abläufe im Fokus stehen.</w:t>
+        <w:shd w:val="clear" w:color="auto" w:fill="FFFFFF"/>
+        <w:spacing w:before="240" w:after="100" w:afterAutospacing="1" w:line="240" w:lineRule="auto"/>
+        <w:rPr>
+          <w:rFonts w:ascii="Arial" w:hAnsi="Arial" w:cs="Arial"/>
+        </w:rPr>
+      </w:pPr>
+      <w:r>
+        <w:rPr>
+          <w:rFonts w:ascii="Arial" w:hAnsi="Arial" w:cs="Arial"/>
+        </w:rPr>
+        <w:t>Mit dem Wachstum vieler Städte und dem steigenden Wunsch nach flexibler und umweltfreundlicher Mobilität rücken alternative Verkehrsmittel wie E</w:t>
+      </w:r>
+      <w:r>
+        <w:rPr>
+          <w:rFonts w:ascii="Arial" w:hAnsi="Arial" w:cs="Arial"/>
+        </w:rPr>
+        <w:noBreakHyphen/>
+        <w:t>Scooter immer stärker in den Fokus. Gerade in urbanen Gebieten führt der klassische Individualverkehr zunehmend zu Staus und höheren Emissionen. Um dem entgegenzuwirken, plant die Stadtverwaltung den Aufbau einer digitalen Plattform, die die Nutzung von E</w:t>
+      </w:r>
+      <w:r>
+        <w:rPr>
+          <w:rFonts w:ascii="Arial" w:hAnsi="Arial" w:cs="Arial"/>
+        </w:rPr>
+        <w:noBreakHyphen/>
+        <w:t>Scootern einfacher, effizienter und komfortabler macht.</w:t>
+      </w:r>
+    </w:p>
+    <w:p>
+      <w:pPr>
+        <w:shd w:val="clear" w:color="auto" w:fill="FFFFFF"/>
+        <w:spacing w:before="100" w:beforeAutospacing="1" w:after="100" w:afterAutospacing="1" w:line="240" w:lineRule="auto"/>
+        <w:rPr>
+          <w:rFonts w:ascii="Arial" w:hAnsi="Arial" w:cs="Arial"/>
+        </w:rPr>
+      </w:pPr>
+      <w:r>
+        <w:rPr>
+          <w:rFonts w:ascii="Arial" w:hAnsi="Arial" w:cs="Arial"/>
+        </w:rPr>
+        <w:t>Diese Plattform soll sowohl für private Nutzerinnen und Nutzer als auch für kommerzielle Betreiber attraktiv sein. Verleihanbieter sollen ihre Scooter registrieren, verwalten und für die Nutzung freigeben können. Gleichzeitig soll es Nutzerinnen und Nutzern möglich sein, verfügbare Scooter schnell zu finden, zu reservieren, zu verwenden und am Ende unkompliziert abzurechnen.</w:t>
+      </w:r>
+    </w:p>
+    <w:p>
+      <w:pPr>
+        <w:shd w:val="clear" w:color="auto" w:fill="FFFFFF"/>
+        <w:spacing w:before="100" w:beforeAutospacing="1" w:after="100" w:afterAutospacing="1" w:line="240" w:lineRule="auto"/>
+        <w:rPr>
+          <w:rFonts w:ascii="Arial" w:hAnsi="Arial" w:cs="Arial"/>
+        </w:rPr>
+      </w:pPr>
+      <w:r>
+        <w:rPr>
+          <w:rFonts w:ascii="Arial" w:hAnsi="Arial" w:cs="Arial"/>
+        </w:rPr>
+        <w:t>Die Umsetzung erfolgt als Webapplikation, die über den Browser erreichbar ist und zusätzlich eine Schnittstelle für externe Anwendungen bereitstellt. Dabei werden moderne Technologien aus den Bereichen Webentwicklung und Datenbanken eingesetzt, die eine strukturierte Datenverarbeitung und eine flexible Erweiterbarkeit ermöglichen.</w:t>
+      </w:r>
+    </w:p>
+    <w:p>
+      <w:pPr>
+        <w:rPr>
+          <w:rFonts w:ascii="Arial" w:hAnsi="Arial" w:cs="Arial"/>
+        </w:rPr>
+      </w:pPr>
+      <w:r>
+        <w:rPr>
+          <w:rFonts w:ascii="Arial" w:hAnsi="Arial" w:cs="Arial"/>
+        </w:rPr>
+        <w:t>Ein wesentlicher Bestandteil der Anwendung ist der Umgang mit unterschiedlichen Daten</w:t>
+      </w:r>
+      <w:r>
+        <w:rPr>
+          <w:rFonts w:ascii="Arial" w:hAnsi="Arial" w:cs="Arial"/>
+        </w:rPr>
+        <w:t xml:space="preserve">, wie </w:t>
+      </w:r>
+      <w:r>
+        <w:rPr>
+          <w:rFonts w:ascii="Arial" w:hAnsi="Arial" w:cs="Arial"/>
+        </w:rPr>
+        <w:t>Benutzerkonten, Informationen zu den Scootern sowie Nutzungs- und Abrechnungsdaten. Diese müssen sicher gespeichert, verarbeitet und jederzeit abrufbar sein. Ebenso sollen die zentralen Prozesse Registrierung, Login, Ausleihe, Rückgabe und Abrechnung, zuverlässig und nachvollziehbar abgebildet werden.</w:t>
       </w:r>
     </w:p>
     <w:p>
@@ -2605,7 +3042,7 @@
           <w:szCs w:val="36"/>
         </w:rPr>
       </w:pPr>
-      <w:bookmarkStart w:id="1" w:name="_Toc225105938"/>
+      <w:bookmarkStart w:id="1" w:name="_Toc225109811"/>
       <w:r>
         <w:rPr>
           <w:rFonts w:ascii="Arial" w:hAnsi="Arial" w:cs="Arial"/>
@@ -2616,22 +3053,23 @@
       </w:r>
       <w:bookmarkEnd w:id="1"/>
     </w:p>
-    <w:p/>
-    <w:p>
-      <w:pPr>
-        <w:rPr>
-          <w:rFonts w:ascii="Arial" w:hAnsi="Arial" w:cs="Arial"/>
-        </w:rPr>
-      </w:pPr>
-      <w:r>
-        <w:rPr>
-          <w:rFonts w:ascii="Arial" w:hAnsi="Arial" w:cs="Arial"/>
-        </w:rPr>
-        <w:t>Im Rahmen dieser Praxisarbeit wurde eine Webapplikation zur Verwaltung und Nutzung von E-Scootern konzipiert und umgesetzt. Ziel der Anwendung ist es, die urbane Mobilität zu verbessern, indem Nutzerinnen und Nutzer flexibel auf ein digitales Verleihsystem zugreifen können. Gleichzeitig erhalten Anbieter die Möglichkeit, ihre Scooter effizient zu verwalten und bereitzustellen.</w:t>
-      </w:r>
-    </w:p>
-    <w:p>
-      <w:pPr>
+    <w:p>
+      <w:pPr>
+        <w:spacing w:before="240" w:line="240" w:lineRule="auto"/>
+        <w:rPr>
+          <w:rFonts w:ascii="Arial" w:hAnsi="Arial" w:cs="Arial"/>
+        </w:rPr>
+      </w:pPr>
+      <w:r>
+        <w:rPr>
+          <w:rFonts w:ascii="Arial" w:hAnsi="Arial" w:cs="Arial"/>
+        </w:rPr>
+        <w:t>Im Rahmen des Projekts wurde eine Webapplikation zur Verwaltung und Nutzung von E-Scootern konzipiert und umgesetzt. Die Einführung der Applikation soll die innerstädtische Mobilität verbessern, indem Nutzerinnen und Nutzer flexibel auf ein digitales Verleihsystem zugreifen können. Gleichzeitig erhalten lokale Verleihfirmen die Möglichkeit, ihre Scooter effizient zu verwalten und bereitzustellen.</w:t>
+      </w:r>
+    </w:p>
+    <w:p>
+      <w:pPr>
+        <w:spacing w:line="240" w:lineRule="auto"/>
         <w:rPr>
           <w:rFonts w:ascii="Arial" w:hAnsi="Arial" w:cs="Arial"/>
         </w:rPr>
@@ -2645,36 +3083,100 @@
     </w:p>
     <w:p>
       <w:pPr>
-        <w:rPr>
-          <w:rFonts w:ascii="Arial" w:hAnsi="Arial" w:cs="Arial"/>
-        </w:rPr>
-      </w:pPr>
-    </w:p>
-    <w:p>
-      <w:pPr>
-        <w:rPr>
-          <w:rFonts w:ascii="Arial" w:hAnsi="Arial" w:cs="Arial"/>
-        </w:rPr>
-      </w:pPr>
+        <w:spacing w:line="240" w:lineRule="auto"/>
+        <w:rPr>
+          <w:rFonts w:ascii="Arial" w:hAnsi="Arial" w:cs="Arial"/>
+        </w:rPr>
+      </w:pPr>
+      <w:r>
+        <w:rPr>
+          <w:rFonts w:ascii="Arial" w:hAnsi="Arial" w:cs="Arial"/>
+        </w:rPr>
+        <w:t>Der zentrale Mehrwert der Applikation liegt in der klar strukturierten Architektur, der einfachen Erweiterbarkeit sowie der Möglichkeit, verschiedene Benutzerrollen und Geschäftsprozesse abzubilden. Funktionen wie Registrierung, Authentifizierung, Scooter-Verwaltung sowie Ausleihe und Abrechnung werden integriert und ermöglichen eine realitätsnahe Anwendung.</w:t>
+      </w:r>
+    </w:p>
+    <w:p>
+      <w:pPr>
+        <w:spacing w:line="240" w:lineRule="auto"/>
+        <w:rPr>
+          <w:rFonts w:ascii="Arial" w:hAnsi="Arial" w:cs="Arial"/>
+        </w:rPr>
+      </w:pPr>
+      <w:r>
+        <w:rPr>
+          <w:rFonts w:ascii="Arial" w:hAnsi="Arial" w:cs="Arial"/>
+        </w:rPr>
+        <w:t>Als mögliche Risiken sind insbesondere Aspekte der Sicherheit, der Verfügbarkeit sowie der Skalierbarkeit zu berücksichtigen. So müssen beispielsweise Benutzerdaten geschützt, die Anwendung stabil betrieben und bei steigender Nutzerzahl entsprechend erweitert werden können. Durch den Einsatz bewährter Technologien und einer sauberen Architektur können diese Risiken jedoch gezielt adressiert und reduziert werden.</w:t>
+      </w:r>
+      <w:r>
+        <w:rPr>
+          <w:rFonts w:ascii="Arial" w:hAnsi="Arial" w:cs="Arial"/>
+        </w:rPr>
+        <w:br/>
+      </w:r>
+      <w:r>
+        <w:rPr>
+          <w:rFonts w:ascii="Arial" w:hAnsi="Arial" w:cs="Arial"/>
+        </w:rPr>
+        <w:br/>
+        <w:t>Das Ergebnis ist eine moderne und effiziente Webapplikation, die die Verwaltung und Ausleihe von E</w:t>
+      </w:r>
+      <w:r>
+        <w:rPr>
+          <w:rFonts w:ascii="Cambria Math" w:hAnsi="Cambria Math" w:cs="Cambria Math"/>
+        </w:rPr>
+        <w:t>‑</w:t>
+      </w:r>
+      <w:r>
+        <w:rPr>
+          <w:rFonts w:ascii="Arial" w:hAnsi="Arial" w:cs="Arial"/>
+        </w:rPr>
+        <w:t>Scootern wesentlich vereinfacht.</w:t>
+      </w:r>
+      <w:r>
+        <w:rPr>
+          <w:rFonts w:ascii="Arial" w:hAnsi="Arial" w:cs="Arial"/>
+        </w:rPr>
+        <w:t xml:space="preserve"> </w:t>
+      </w:r>
+      <w:r>
+        <w:rPr>
+          <w:rFonts w:ascii="Arial" w:hAnsi="Arial" w:cs="Arial"/>
+        </w:rPr>
+        <w:br/>
+      </w:r>
       <w:r>
         <w:rPr>
           <w:rFonts w:ascii="Arial" w:hAnsi="Arial" w:cs="Arial"/>
         </w:rPr>
         <w:lastRenderedPageBreak/>
-        <w:t>Der zentrale Mehrwert der Applikation liegt in der klar strukturierten Architektur, der einfachen Erweiterbarkeit sowie der Möglichkeit, verschiedene Benutzerrollen und Geschäftsprozesse abzubilden. Funktionen wie Registrierung, Authentifizierung, Scooter-Verwaltung sowie Ausleihe und Abrechnung werden integriert und ermöglichen eine realitätsnahe Anwendung.</w:t>
-      </w:r>
-    </w:p>
-    <w:p>
-      <w:pPr>
-        <w:rPr>
-          <w:rFonts w:ascii="Arial" w:hAnsi="Arial" w:cs="Arial"/>
-        </w:rPr>
-      </w:pPr>
-      <w:r>
-        <w:rPr>
-          <w:rFonts w:ascii="Arial" w:hAnsi="Arial" w:cs="Arial"/>
-        </w:rPr>
-        <w:t>Als mögliche Risiken sind insbesondere Aspekte der Sicherheit, der Verfügbarkeit sowie der Skalierbarkeit zu berücksichtigen. So müssen beispielsweise Benutzerdaten geschützt, die Anwendung stabil betrieben und bei steigender Nutzerzahl entsprechend erweitert werden können. Durch den Einsatz bewährter Technologien und einer sauberen Architektur können diese Risiken jedoch gezielt adressiert und reduziert werden.</w:t>
+        <w:t>Ausleihunternehmen können ihre gesamte Scooter-Flotte zentral steuern, Fahrzeuge verwalten und wichtige Informationen wie Akkustand und Standort in Echtzeit einsehen. Nutzerinnen und Nutzer profitieren von einer intuitiven Bedienung: Nach der Registrierung lassen sich Scooter bequem ausleihen und wieder zurückgeben, während Fahrtdaten und Kosten automatisch erfasst und abgerechnet werden.</w:t>
+      </w:r>
+    </w:p>
+    <w:p>
+      <w:pPr>
+        <w:spacing w:line="240" w:lineRule="auto"/>
+        <w:rPr>
+          <w:rFonts w:ascii="Arial" w:hAnsi="Arial" w:cs="Arial"/>
+        </w:rPr>
+      </w:pPr>
+      <w:r>
+        <w:rPr>
+          <w:rFonts w:ascii="Arial" w:hAnsi="Arial" w:cs="Arial"/>
+        </w:rPr>
+        <w:t>Als Plattform für die Softwareentwicklung wurde GitHub ausgewählt. GitHub stellt eine zuverlässige, skalierbare und weltweit bewährte Infrastruktur für Versionsverwaltung und kollaborative Entwicklung bereit. Dadurch kann das System auch bei wachsender Projektkomplexität effizient weiterentwickelt werden, etwa wenn künftig zusätzliche Fahrzeugtypen wie E</w:t>
+      </w:r>
+      <w:r>
+        <w:rPr>
+          <w:rFonts w:ascii="Cambria Math" w:hAnsi="Cambria Math" w:cs="Cambria Math"/>
+        </w:rPr>
+        <w:t>‑</w:t>
+      </w:r>
+      <w:r>
+        <w:rPr>
+          <w:rFonts w:ascii="Arial" w:hAnsi="Arial" w:cs="Arial"/>
+        </w:rPr>
+        <w:t>Bikes integriert werden sollen. GitHub unterstützt somit einen flexiblen und nachhaltigen Entwicklungsprozess und bildet eine zukunftssichere Grundlage für den weiteren Ausbau des Mikromobilitätssystems.</w:t>
       </w:r>
     </w:p>
     <w:p>
@@ -2694,7 +3196,7 @@
           <w:szCs w:val="36"/>
         </w:rPr>
       </w:pPr>
-      <w:bookmarkStart w:id="2" w:name="_Toc225105939"/>
+      <w:bookmarkStart w:id="2" w:name="_Toc225109812"/>
       <w:r>
         <w:rPr>
           <w:rFonts w:ascii="Arial" w:hAnsi="Arial" w:cs="Arial"/>
@@ -2707,14 +3209,7 @@
     </w:p>
     <w:p>
       <w:pPr>
-        <w:rPr>
-          <w:rFonts w:ascii="Arial" w:hAnsi="Arial" w:cs="Arial"/>
-        </w:rPr>
-      </w:pPr>
-    </w:p>
-    <w:p>
-      <w:pPr>
-        <w:spacing w:after="0"/>
+        <w:spacing w:before="240" w:line="240" w:lineRule="auto"/>
         <w:contextualSpacing/>
         <w:rPr>
           <w:rFonts w:ascii="Arial" w:eastAsia="Times New Roman" w:hAnsi="Arial" w:cs="Arial"/>
@@ -2724,12 +3219,12 @@
         <w:rPr>
           <w:rFonts w:ascii="Arial" w:eastAsia="Times New Roman" w:hAnsi="Arial" w:cs="Arial"/>
         </w:rPr>
-        <w:t>Ziel dieser Praxisarbeit ist die Konzeption und Entwicklung einer Webapplikation zur Verwaltung und Nutzung eines E-Scooter-Verleihsystems. Die Anwendung soll es Benutzerinnen und Benutzern ermöglichen, sich zu registrieren, einzuloggen sowie verfügbare E-Scooter zu finden, auszuleihen und nach der Nutzung wieder zurückzugeben. Gleichzeitig sollen Anbieter die Möglichkeit erhalten, ihre Scooter-Flotte effizient zu verwalten und deren Status sowie Standort zu aktualisieren.</w:t>
-      </w:r>
-    </w:p>
-    <w:p>
-      <w:pPr>
-        <w:spacing w:after="0"/>
+        <w:t>Ziel des Projekts die Konzeption und Entwicklung einer Webapplikation zur Verwaltung und Nutzung eines E-Scooter-Verleihsystems. Die Anwendung soll es Benutzerinnen und Benutzern ermöglichen, sich zu registrieren, einzuloggen sowie verfügbare E-Scooter zu finden, auszuleihen und nach der Nutzung wieder zurückzugeben. Gleichzeitig sollen Verleihfirmen die Möglichkeit erhalten, ihre Scooter-Flotte effizient zu verwalten und deren Status sowie Standort zu aktualisieren.</w:t>
+      </w:r>
+    </w:p>
+    <w:p>
+      <w:pPr>
+        <w:spacing w:after="0" w:line="240" w:lineRule="auto"/>
         <w:contextualSpacing/>
         <w:rPr>
           <w:rFonts w:ascii="Arial" w:eastAsia="Times New Roman" w:hAnsi="Arial" w:cs="Arial"/>
@@ -2738,7 +3233,7 @@
     </w:p>
     <w:p>
       <w:pPr>
-        <w:spacing w:after="0"/>
+        <w:spacing w:before="240" w:after="0" w:line="240" w:lineRule="auto"/>
         <w:contextualSpacing/>
         <w:rPr>
           <w:rFonts w:ascii="Arial" w:eastAsia="Times New Roman" w:hAnsi="Arial" w:cs="Arial"/>
@@ -2748,12 +3243,12 @@
         <w:rPr>
           <w:rFonts w:ascii="Arial" w:eastAsia="Times New Roman" w:hAnsi="Arial" w:cs="Arial"/>
         </w:rPr>
-        <w:t>Ein wesentliches Ziel besteht darin, die im Unterricht vermittelten Technologien und Konzepte praxisnah anzuwenden. Dazu gehört insbesondere der Einsatz einer relationalen Datenbank zur strukturierten Speicherung der Daten, die Entwicklung der Anwendung mit Python und dem Web-Framework Flask sowie die Umsetzung einer klaren Softwarearchitektur nach dem Model-View-Controller-Prinzip (MVC).</w:t>
-      </w:r>
-    </w:p>
-    <w:p>
-      <w:pPr>
-        <w:spacing w:after="0"/>
+        <w:t>Im Kontext des Projekts sollen moderne Technologien und Konzepte erfolgreich zur Anwendung kommen. Dazu gehört insbesondere der Einsatz einer relationalen Datenbank zur strukturierten Speicherung der Daten, die Entwicklung der Anwendung mit Python und dem Web-Framework Flask sowie die Umsetzung einer klaren Softwarearchitektur nach dem Model-View-Controller-Prinzip (MVC).</w:t>
+      </w:r>
+    </w:p>
+    <w:p>
+      <w:pPr>
+        <w:spacing w:after="0" w:line="240" w:lineRule="auto"/>
         <w:contextualSpacing/>
         <w:rPr>
           <w:rFonts w:ascii="Arial" w:eastAsia="Times New Roman" w:hAnsi="Arial" w:cs="Arial"/>
@@ -2762,7 +3257,7 @@
     </w:p>
     <w:p>
       <w:pPr>
-        <w:spacing w:after="0"/>
+        <w:spacing w:after="0" w:line="240" w:lineRule="auto"/>
         <w:contextualSpacing/>
         <w:rPr>
           <w:rFonts w:ascii="Arial" w:eastAsia="Times New Roman" w:hAnsi="Arial" w:cs="Arial"/>
@@ -2772,24 +3267,48 @@
         <w:rPr>
           <w:rFonts w:ascii="Arial" w:eastAsia="Times New Roman" w:hAnsi="Arial" w:cs="Arial"/>
         </w:rPr>
-        <w:t xml:space="preserve">Darüber hinaus soll die Anwendung neben der klassischen Weboberfläche auch eine REST-basierte Schnittstelle (API) bereitstellen, </w:t>
-      </w:r>
-      <w:r>
+        <w:t>Darüber hinaus soll die Anwendung neben der klassischen Weboberfläche auch eine REST-basierte Schnittstelle (API) bereitstellen, über welche ausgewählten Daten programmgesteuert abgerufen werden können. Dies ermöglicht eine flexible Nutzung der Anwendung und entspricht modernen Anforderungen an Websysteme.</w:t>
+      </w:r>
+    </w:p>
+    <w:p>
+      <w:pPr>
+        <w:spacing w:after="0" w:line="240" w:lineRule="auto"/>
+        <w:contextualSpacing/>
         <w:rPr>
           <w:rFonts w:ascii="Arial" w:eastAsia="Times New Roman" w:hAnsi="Arial" w:cs="Arial"/>
         </w:rPr>
-        <w:t>über welche ausgewählten Daten</w:t>
-      </w:r>
-      <w:r>
+      </w:pPr>
+    </w:p>
+    <w:p>
+      <w:pPr>
+        <w:spacing w:after="0" w:line="240" w:lineRule="auto"/>
+        <w:contextualSpacing/>
         <w:rPr>
           <w:rFonts w:ascii="Arial" w:eastAsia="Times New Roman" w:hAnsi="Arial" w:cs="Arial"/>
         </w:rPr>
-        <w:t xml:space="preserve"> programmgesteuert abgerufen werden können. Dies ermöglicht eine flexible Nutzung der Anwendung und entspricht modernen Anforderungen an Websysteme.</w:t>
-      </w:r>
-    </w:p>
-    <w:p>
-      <w:pPr>
-        <w:spacing w:after="0"/>
+      </w:pPr>
+      <w:r>
+        <w:rPr>
+          <w:rFonts w:ascii="Arial" w:eastAsia="Times New Roman" w:hAnsi="Arial" w:cs="Arial"/>
+        </w:rPr>
+        <w:t xml:space="preserve">Ein weiterer Schwerpunkt liegt auf der sauberen Planung und </w:t>
+      </w:r>
+      <w:r>
+        <w:rPr>
+          <w:rFonts w:ascii="Arial" w:eastAsia="Times New Roman" w:hAnsi="Arial" w:cs="Arial"/>
+        </w:rPr>
+        <w:t>Dokumentation der Lösung, für eine vereinfachte Wartung und Nachvollziehbarkeit. Dazu gehören</w:t>
+      </w:r>
+      <w:r>
+        <w:rPr>
+          <w:rFonts w:ascii="Arial" w:eastAsia="Times New Roman" w:hAnsi="Arial" w:cs="Arial"/>
+        </w:rPr>
+        <w:t xml:space="preserve"> die Modellierung der Datenstruktur, die Beschreibung der Systemarchitektur sowie die Darstellung zentraler Abläufe innerhalb der Anwendung. Es wird angestrebt, eine nachvollziehbare und wartbare Lösung zu entwickeln, welche sich bei Bedarf erweitern lässt, beispielsweise durch zusätzliche Fahrzeugtypen oder neue Funktionen.</w:t>
+      </w:r>
+    </w:p>
+    <w:p>
+      <w:pPr>
+        <w:spacing w:after="0" w:line="240" w:lineRule="auto"/>
         <w:contextualSpacing/>
         <w:rPr>
           <w:rFonts w:ascii="Arial" w:eastAsia="Times New Roman" w:hAnsi="Arial" w:cs="Arial"/>
@@ -2798,8 +3317,6 @@
     </w:p>
     <w:p>
       <w:pPr>
-        <w:spacing w:after="0"/>
-        <w:contextualSpacing/>
         <w:rPr>
           <w:rFonts w:ascii="Arial" w:eastAsia="Times New Roman" w:hAnsi="Arial" w:cs="Arial"/>
         </w:rPr>
@@ -2808,54 +3325,20 @@
         <w:rPr>
           <w:rFonts w:ascii="Arial" w:eastAsia="Times New Roman" w:hAnsi="Arial" w:cs="Arial"/>
         </w:rPr>
-        <w:t>Ein weiterer Schwerpunkt liegt auf der sauberen Planung und Dokumentation der Lösung. Dazu gehören die Modellierung der Datenstruktur, die Beschreibung der Systemarchitektur sowie die Darstellung zentraler Abläufe innerhalb der Anwendung. Ziel ist es, eine nachvollziehbare und wartbare Lösung zu entwickeln, welche sich bei Bedarf erweitern lässt, beispielsweise durch zusätzliche Fahrzeugtypen oder neue Funktionen.</w:t>
-      </w:r>
-    </w:p>
-    <w:p>
-      <w:pPr>
-        <w:spacing w:after="0"/>
-        <w:contextualSpacing/>
+        <w:t xml:space="preserve">Zusammenfassend soll als Endprodukt nicht nur eine funktionierende Webapplikation entstehen, sondern auch ein strukturiertes Gesamtkonzept, das die Anforderungen an eine moderne, skalierbare und erweiterbare Softwarelösung erfüllt. </w:t>
+      </w:r>
+      <w:r>
         <w:rPr>
           <w:rFonts w:ascii="Arial" w:eastAsia="Times New Roman" w:hAnsi="Arial" w:cs="Arial"/>
         </w:rPr>
-      </w:pPr>
-    </w:p>
-    <w:p>
-      <w:pPr>
-        <w:spacing w:after="0"/>
-        <w:contextualSpacing/>
+        <w:br/>
+      </w:r>
+      <w:r>
         <w:rPr>
           <w:rFonts w:ascii="Arial" w:eastAsia="Times New Roman" w:hAnsi="Arial" w:cs="Arial"/>
         </w:rPr>
-      </w:pPr>
-      <w:r>
-        <w:rPr>
-          <w:rFonts w:ascii="Arial" w:eastAsia="Times New Roman" w:hAnsi="Arial" w:cs="Arial"/>
-        </w:rPr>
-        <w:t>Zusammenfassend soll im Rahmen dieser Arbeit nicht nur eine funktionierende Webapplikation entstehen, sondern auch ein strukturiertes Gesamtkonzept, das die Anforderungen an eine moderne, skalierbare und erweiterbare Softwarelösung erfüllt.</w:t>
-      </w:r>
-    </w:p>
-    <w:p>
-      <w:pPr>
-        <w:rPr>
-          <w:rFonts w:ascii="Arial" w:eastAsia="Times New Roman" w:hAnsi="Arial" w:cs="Arial"/>
-        </w:rPr>
-      </w:pPr>
-      <w:r>
-        <w:rPr>
-          <w:rFonts w:ascii="Arial" w:eastAsia="Times New Roman" w:hAnsi="Arial" w:cs="Arial"/>
-        </w:rPr>
         <w:br w:type="page"/>
       </w:r>
-    </w:p>
-    <w:p>
-      <w:pPr>
-        <w:spacing w:after="0"/>
-        <w:contextualSpacing/>
-        <w:rPr>
-          <w:rFonts w:ascii="Arial" w:eastAsia="Times New Roman" w:hAnsi="Arial" w:cs="Arial"/>
-        </w:rPr>
-      </w:pPr>
     </w:p>
     <w:p>
       <w:pPr>
@@ -2874,20 +3357,21 @@
           <w:szCs w:val="36"/>
         </w:rPr>
       </w:pPr>
-      <w:bookmarkStart w:id="3" w:name="_Toc225105940"/>
+      <w:bookmarkStart w:id="3" w:name="_Toc225109813"/>
       <w:r>
         <w:rPr>
           <w:rFonts w:ascii="Arial" w:hAnsi="Arial" w:cs="Arial"/>
           <w:sz w:val="36"/>
           <w:szCs w:val="36"/>
         </w:rPr>
+        <w:lastRenderedPageBreak/>
         <w:t>Funktionale Anforderungen</w:t>
       </w:r>
       <w:bookmarkEnd w:id="3"/>
     </w:p>
-    <w:p/>
-    <w:p>
-      <w:pPr>
+    <w:p>
+      <w:pPr>
+        <w:spacing w:before="240" w:line="240" w:lineRule="auto"/>
         <w:rPr>
           <w:rFonts w:ascii="Arial" w:eastAsia="Times New Roman" w:hAnsi="Arial" w:cs="Arial"/>
         </w:rPr>
@@ -2898,29 +3382,30 @@
         </w:rPr>
         <w:t>Die funktionalen Anforderungen beschreiben die konkreten Funktionen und Möglichkeiten, welche die Webapplikation den Benutzerinnen und Benutzern zur Verfügung stellt. Sie definieren, was das System leisten muss, unabhängig von der technischen Umsetzung.</w:t>
       </w:r>
-    </w:p>
-    <w:p>
-      <w:pPr>
+      <w:r>
         <w:rPr>
           <w:rFonts w:ascii="Arial" w:eastAsia="Times New Roman" w:hAnsi="Arial" w:cs="Arial"/>
         </w:rPr>
-      </w:pPr>
-      <w:r>
+        <w:t xml:space="preserve"> </w:t>
+      </w:r>
+    </w:p>
+    <w:p>
+      <w:pPr>
+        <w:spacing w:line="240" w:lineRule="auto"/>
         <w:rPr>
           <w:rFonts w:ascii="Arial" w:eastAsia="Times New Roman" w:hAnsi="Arial" w:cs="Arial"/>
         </w:rPr>
+      </w:pPr>
+      <w:r>
+        <w:rPr>
+          <w:rFonts w:ascii="Arial" w:eastAsia="Times New Roman" w:hAnsi="Arial" w:cs="Arial"/>
+        </w:rPr>
         <w:t>Die Webapplikation soll folgende funktionale Anforderungen erfüllen:</w:t>
       </w:r>
     </w:p>
     <w:p>
       <w:pPr>
-        <w:rPr>
-          <w:rFonts w:ascii="Arial" w:eastAsia="Times New Roman" w:hAnsi="Arial" w:cs="Arial"/>
-        </w:rPr>
-      </w:pPr>
-    </w:p>
-    <w:p>
-      <w:pPr>
+        <w:spacing w:line="240" w:lineRule="auto"/>
         <w:rPr>
           <w:rFonts w:ascii="Arial" w:eastAsia="Times New Roman" w:hAnsi="Arial" w:cs="Arial"/>
           <w:b/>
@@ -2933,123 +3418,107 @@
           <w:b/>
           <w:bCs/>
         </w:rPr>
-        <w:t>1</w:t>
-      </w:r>
-      <w:r>
+        <w:t>1. Benutzerverwaltung</w:t>
+      </w:r>
+    </w:p>
+    <w:p>
+      <w:pPr>
+        <w:numPr>
+          <w:ilvl w:val="0"/>
+          <w:numId w:val="34"/>
+        </w:numPr>
+        <w:spacing w:after="120" w:line="240" w:lineRule="auto"/>
+        <w:ind w:left="714" w:hanging="357"/>
+        <w:rPr>
+          <w:rFonts w:ascii="Arial" w:eastAsia="Times New Roman" w:hAnsi="Arial" w:cs="Arial"/>
+        </w:rPr>
+      </w:pPr>
+      <w:r>
+        <w:rPr>
+          <w:rFonts w:ascii="Arial" w:eastAsia="Times New Roman" w:hAnsi="Arial" w:cs="Arial"/>
+        </w:rPr>
+        <w:t xml:space="preserve">Benutzerinnen und Benutzer können sich mit einem eindeutigen Benutzernamen sowie einer E-Mail-Adresse registrieren. </w:t>
+      </w:r>
+    </w:p>
+    <w:p>
+      <w:pPr>
+        <w:numPr>
+          <w:ilvl w:val="0"/>
+          <w:numId w:val="34"/>
+        </w:numPr>
+        <w:spacing w:after="120" w:line="240" w:lineRule="auto"/>
+        <w:ind w:left="714" w:hanging="357"/>
+        <w:rPr>
+          <w:rFonts w:ascii="Arial" w:eastAsia="Times New Roman" w:hAnsi="Arial" w:cs="Arial"/>
+        </w:rPr>
+      </w:pPr>
+      <w:r>
+        <w:rPr>
+          <w:rFonts w:ascii="Arial" w:eastAsia="Times New Roman" w:hAnsi="Arial" w:cs="Arial"/>
+        </w:rPr>
+        <w:t xml:space="preserve">Benutzer können sich mit ihren Zugangsdaten (Benutzername und Passwort) anmelden und abmelden. </w:t>
+      </w:r>
+    </w:p>
+    <w:p>
+      <w:pPr>
+        <w:numPr>
+          <w:ilvl w:val="0"/>
+          <w:numId w:val="34"/>
+        </w:numPr>
+        <w:spacing w:after="120" w:line="240" w:lineRule="auto"/>
+        <w:ind w:left="714" w:hanging="357"/>
+        <w:rPr>
+          <w:rFonts w:ascii="Arial" w:eastAsia="Times New Roman" w:hAnsi="Arial" w:cs="Arial"/>
+        </w:rPr>
+      </w:pPr>
+      <w:r>
+        <w:rPr>
+          <w:rFonts w:ascii="Arial" w:eastAsia="Times New Roman" w:hAnsi="Arial" w:cs="Arial"/>
+        </w:rPr>
+        <w:t xml:space="preserve">Die Anwendung unterscheidet zwischen verschiedenen Benutzerrollen (z. B. Nutzer, Anbieter, Administrator). </w:t>
+      </w:r>
+    </w:p>
+    <w:p>
+      <w:pPr>
+        <w:numPr>
+          <w:ilvl w:val="0"/>
+          <w:numId w:val="34"/>
+        </w:numPr>
+        <w:spacing w:after="120" w:line="240" w:lineRule="auto"/>
+        <w:ind w:left="714" w:hanging="357"/>
+        <w:rPr>
+          <w:rFonts w:ascii="Arial" w:eastAsia="Times New Roman" w:hAnsi="Arial" w:cs="Arial"/>
+        </w:rPr>
+      </w:pPr>
+      <w:r>
+        <w:rPr>
+          <w:rFonts w:ascii="Arial" w:eastAsia="Times New Roman" w:hAnsi="Arial" w:cs="Arial"/>
+        </w:rPr>
+        <w:t xml:space="preserve">Benutzer können ihre persönlichen Daten verwalten und bei Bedarf aktualisieren. </w:t>
+      </w:r>
+      <w:r>
+        <w:rPr>
+          <w:rFonts w:ascii="Arial" w:eastAsia="Times New Roman" w:hAnsi="Arial" w:cs="Arial"/>
+        </w:rPr>
+        <w:br/>
+      </w:r>
+    </w:p>
+    <w:p>
+      <w:pPr>
+        <w:spacing w:line="240" w:lineRule="auto"/>
         <w:rPr>
           <w:rFonts w:ascii="Arial" w:eastAsia="Times New Roman" w:hAnsi="Arial" w:cs="Arial"/>
           <w:b/>
           <w:bCs/>
         </w:rPr>
-        <w:t>.</w:t>
-      </w:r>
+      </w:pPr>
       <w:r>
         <w:rPr>
           <w:rFonts w:ascii="Arial" w:eastAsia="Times New Roman" w:hAnsi="Arial" w:cs="Arial"/>
           <w:b/>
           <w:bCs/>
         </w:rPr>
-        <w:t xml:space="preserve"> Benutzerverwaltung</w:t>
-      </w:r>
-    </w:p>
-    <w:p>
-      <w:pPr>
-        <w:numPr>
-          <w:ilvl w:val="0"/>
-          <w:numId w:val="28"/>
-        </w:numPr>
-        <w:rPr>
-          <w:rFonts w:ascii="Arial" w:eastAsia="Times New Roman" w:hAnsi="Arial" w:cs="Arial"/>
-        </w:rPr>
-      </w:pPr>
-      <w:r>
-        <w:rPr>
-          <w:rFonts w:ascii="Arial" w:eastAsia="Times New Roman" w:hAnsi="Arial" w:cs="Arial"/>
-        </w:rPr>
-        <w:t xml:space="preserve">Benutzerinnen und Benutzer können sich mit einem eindeutigen Benutzernamen sowie einer E-Mail-Adresse registrieren. </w:t>
-      </w:r>
-    </w:p>
-    <w:p>
-      <w:pPr>
-        <w:numPr>
-          <w:ilvl w:val="0"/>
-          <w:numId w:val="28"/>
-        </w:numPr>
-        <w:rPr>
-          <w:rFonts w:ascii="Arial" w:eastAsia="Times New Roman" w:hAnsi="Arial" w:cs="Arial"/>
-        </w:rPr>
-      </w:pPr>
-      <w:r>
-        <w:rPr>
-          <w:rFonts w:ascii="Arial" w:eastAsia="Times New Roman" w:hAnsi="Arial" w:cs="Arial"/>
-        </w:rPr>
-        <w:t xml:space="preserve">Benutzer können sich mit ihren Zugangsdaten (Benutzername und Passwort) anmelden und abmelden. </w:t>
-      </w:r>
-    </w:p>
-    <w:p>
-      <w:pPr>
-        <w:numPr>
-          <w:ilvl w:val="0"/>
-          <w:numId w:val="28"/>
-        </w:numPr>
-        <w:rPr>
-          <w:rFonts w:ascii="Arial" w:eastAsia="Times New Roman" w:hAnsi="Arial" w:cs="Arial"/>
-        </w:rPr>
-      </w:pPr>
-      <w:r>
-        <w:rPr>
-          <w:rFonts w:ascii="Arial" w:eastAsia="Times New Roman" w:hAnsi="Arial" w:cs="Arial"/>
-        </w:rPr>
-        <w:t xml:space="preserve">Die Anwendung unterscheidet zwischen verschiedenen Benutzerrollen (z. B. Nutzer, Anbieter, Administrator). </w:t>
-      </w:r>
-    </w:p>
-    <w:p>
-      <w:pPr>
-        <w:numPr>
-          <w:ilvl w:val="0"/>
-          <w:numId w:val="28"/>
-        </w:numPr>
-        <w:rPr>
-          <w:rFonts w:ascii="Arial" w:eastAsia="Times New Roman" w:hAnsi="Arial" w:cs="Arial"/>
-        </w:rPr>
-      </w:pPr>
-      <w:r>
-        <w:rPr>
-          <w:rFonts w:ascii="Arial" w:eastAsia="Times New Roman" w:hAnsi="Arial" w:cs="Arial"/>
-        </w:rPr>
-        <w:t xml:space="preserve">Benutzer können ihre persönlichen Daten verwalten und bei Bedarf aktualisieren. </w:t>
-      </w:r>
-    </w:p>
-    <w:p>
-      <w:pPr>
-        <w:rPr>
-          <w:rFonts w:ascii="Arial" w:eastAsia="Times New Roman" w:hAnsi="Arial" w:cs="Arial"/>
-        </w:rPr>
-      </w:pPr>
-    </w:p>
-    <w:p>
-      <w:pPr>
-        <w:rPr>
-          <w:rFonts w:ascii="Arial" w:eastAsia="Times New Roman" w:hAnsi="Arial" w:cs="Arial"/>
-          <w:b/>
-          <w:bCs/>
-        </w:rPr>
-      </w:pPr>
-      <w:r>
-        <w:rPr>
-          <w:rFonts w:ascii="Arial" w:eastAsia="Times New Roman" w:hAnsi="Arial" w:cs="Arial"/>
-          <w:b/>
-          <w:bCs/>
-        </w:rPr>
-        <w:t>2.</w:t>
-      </w:r>
-      <w:r>
-        <w:rPr>
-          <w:rFonts w:ascii="Arial" w:eastAsia="Times New Roman" w:hAnsi="Arial" w:cs="Arial"/>
-          <w:b/>
-          <w:bCs/>
-        </w:rPr>
-        <w:t xml:space="preserve"> Scooter-Verwaltung</w:t>
+        <w:t>2. Scooter-Verwaltung</w:t>
       </w:r>
     </w:p>
     <w:p>
@@ -3058,6 +3527,7 @@
           <w:ilvl w:val="0"/>
           <w:numId w:val="29"/>
         </w:numPr>
+        <w:spacing w:line="240" w:lineRule="auto"/>
         <w:rPr>
           <w:rFonts w:ascii="Arial" w:eastAsia="Times New Roman" w:hAnsi="Arial" w:cs="Arial"/>
         </w:rPr>
@@ -3073,8 +3543,10 @@
       <w:pPr>
         <w:numPr>
           <w:ilvl w:val="0"/>
-          <w:numId w:val="29"/>
+          <w:numId w:val="34"/>
         </w:numPr>
+        <w:spacing w:after="120" w:line="240" w:lineRule="auto"/>
+        <w:ind w:left="714" w:hanging="357"/>
         <w:rPr>
           <w:rFonts w:ascii="Arial" w:eastAsia="Times New Roman" w:hAnsi="Arial" w:cs="Arial"/>
         </w:rPr>
@@ -3090,8 +3562,10 @@
       <w:pPr>
         <w:numPr>
           <w:ilvl w:val="0"/>
-          <w:numId w:val="29"/>
+          <w:numId w:val="34"/>
         </w:numPr>
+        <w:spacing w:after="120" w:line="240" w:lineRule="auto"/>
+        <w:ind w:left="714" w:hanging="357"/>
         <w:rPr>
           <w:rFonts w:ascii="Arial" w:eastAsia="Times New Roman" w:hAnsi="Arial" w:cs="Arial"/>
         </w:rPr>
@@ -3107,8 +3581,10 @@
       <w:pPr>
         <w:numPr>
           <w:ilvl w:val="0"/>
-          <w:numId w:val="29"/>
+          <w:numId w:val="34"/>
         </w:numPr>
+        <w:spacing w:after="120" w:line="240" w:lineRule="auto"/>
+        <w:ind w:left="714" w:hanging="357"/>
         <w:rPr>
           <w:rFonts w:ascii="Arial" w:eastAsia="Times New Roman" w:hAnsi="Arial" w:cs="Arial"/>
         </w:rPr>
@@ -3124,8 +3600,10 @@
       <w:pPr>
         <w:numPr>
           <w:ilvl w:val="0"/>
-          <w:numId w:val="29"/>
+          <w:numId w:val="34"/>
         </w:numPr>
+        <w:spacing w:after="120" w:line="240" w:lineRule="auto"/>
+        <w:ind w:left="714" w:hanging="357"/>
         <w:rPr>
           <w:rFonts w:ascii="Arial" w:eastAsia="Times New Roman" w:hAnsi="Arial" w:cs="Arial"/>
         </w:rPr>
@@ -3136,16 +3614,16 @@
         </w:rPr>
         <w:t xml:space="preserve">Der aktuelle Status eines Scooters (verfügbar, reserviert, in Nutzung) wird im System gespeichert und angezeigt. </w:t>
       </w:r>
-    </w:p>
-    <w:p>
-      <w:pPr>
+      <w:r>
         <w:rPr>
           <w:rFonts w:ascii="Arial" w:eastAsia="Times New Roman" w:hAnsi="Arial" w:cs="Arial"/>
         </w:rPr>
-      </w:pPr>
-    </w:p>
-    <w:p>
-      <w:pPr>
+        <w:br/>
+      </w:r>
+    </w:p>
+    <w:p>
+      <w:pPr>
+        <w:spacing w:line="240" w:lineRule="auto"/>
         <w:rPr>
           <w:rFonts w:ascii="Arial" w:eastAsia="Times New Roman" w:hAnsi="Arial" w:cs="Arial"/>
           <w:b/>
@@ -3165,8 +3643,10 @@
       <w:pPr>
         <w:numPr>
           <w:ilvl w:val="0"/>
-          <w:numId w:val="30"/>
+          <w:numId w:val="34"/>
         </w:numPr>
+        <w:spacing w:after="120" w:line="240" w:lineRule="auto"/>
+        <w:ind w:left="714" w:hanging="357"/>
         <w:rPr>
           <w:rFonts w:ascii="Arial" w:eastAsia="Times New Roman" w:hAnsi="Arial" w:cs="Arial"/>
         </w:rPr>
@@ -3182,8 +3662,10 @@
       <w:pPr>
         <w:numPr>
           <w:ilvl w:val="0"/>
-          <w:numId w:val="30"/>
+          <w:numId w:val="34"/>
         </w:numPr>
+        <w:spacing w:after="120" w:line="240" w:lineRule="auto"/>
+        <w:ind w:left="714" w:hanging="357"/>
         <w:rPr>
           <w:rFonts w:ascii="Arial" w:eastAsia="Times New Roman" w:hAnsi="Arial" w:cs="Arial"/>
         </w:rPr>
@@ -3199,8 +3681,10 @@
       <w:pPr>
         <w:numPr>
           <w:ilvl w:val="0"/>
-          <w:numId w:val="30"/>
+          <w:numId w:val="34"/>
         </w:numPr>
+        <w:spacing w:after="120" w:line="240" w:lineRule="auto"/>
+        <w:ind w:left="714" w:hanging="357"/>
         <w:rPr>
           <w:rFonts w:ascii="Arial" w:eastAsia="Times New Roman" w:hAnsi="Arial" w:cs="Arial"/>
         </w:rPr>
@@ -3216,8 +3700,10 @@
       <w:pPr>
         <w:numPr>
           <w:ilvl w:val="0"/>
-          <w:numId w:val="30"/>
+          <w:numId w:val="34"/>
         </w:numPr>
+        <w:spacing w:after="120" w:line="240" w:lineRule="auto"/>
+        <w:ind w:left="714" w:hanging="357"/>
         <w:rPr>
           <w:rFonts w:ascii="Arial" w:eastAsia="Times New Roman" w:hAnsi="Arial" w:cs="Arial"/>
         </w:rPr>
@@ -3233,8 +3719,10 @@
       <w:pPr>
         <w:numPr>
           <w:ilvl w:val="0"/>
-          <w:numId w:val="30"/>
+          <w:numId w:val="34"/>
         </w:numPr>
+        <w:spacing w:after="120" w:line="240" w:lineRule="auto"/>
+        <w:ind w:left="714" w:hanging="357"/>
         <w:rPr>
           <w:rFonts w:ascii="Arial" w:eastAsia="Times New Roman" w:hAnsi="Arial" w:cs="Arial"/>
         </w:rPr>
@@ -3245,30 +3733,16 @@
         </w:rPr>
         <w:t xml:space="preserve">Der Endzeitpunkt sowie relevante Nutzungsdaten (z. B. Dauer oder Strecke) werden gespeichert. </w:t>
       </w:r>
-    </w:p>
-    <w:p>
-      <w:pPr>
+      <w:r>
         <w:rPr>
           <w:rFonts w:ascii="Arial" w:eastAsia="Times New Roman" w:hAnsi="Arial" w:cs="Arial"/>
         </w:rPr>
-      </w:pPr>
-    </w:p>
-    <w:p>
-      <w:pPr>
-        <w:rPr>
-          <w:rFonts w:ascii="Arial" w:eastAsia="Times New Roman" w:hAnsi="Arial" w:cs="Arial"/>
-        </w:rPr>
-      </w:pPr>
-    </w:p>
-    <w:p>
-      <w:pPr>
-        <w:rPr>
-          <w:rFonts w:ascii="Arial" w:eastAsia="Times New Roman" w:hAnsi="Arial" w:cs="Arial"/>
-        </w:rPr>
-      </w:pPr>
-    </w:p>
-    <w:p>
-      <w:pPr>
+        <w:br/>
+      </w:r>
+    </w:p>
+    <w:p>
+      <w:pPr>
+        <w:spacing w:line="240" w:lineRule="auto"/>
         <w:rPr>
           <w:rFonts w:ascii="Arial" w:eastAsia="Times New Roman" w:hAnsi="Arial" w:cs="Arial"/>
           <w:b/>
@@ -3281,207 +3755,218 @@
           <w:b/>
           <w:bCs/>
         </w:rPr>
-        <w:t>4</w:t>
-      </w:r>
-      <w:r>
+        <w:t>4. Abrechnung</w:t>
+      </w:r>
+    </w:p>
+    <w:p>
+      <w:pPr>
+        <w:numPr>
+          <w:ilvl w:val="0"/>
+          <w:numId w:val="34"/>
+        </w:numPr>
+        <w:spacing w:after="120" w:line="240" w:lineRule="auto"/>
+        <w:ind w:left="714" w:hanging="357"/>
+        <w:rPr>
+          <w:rFonts w:ascii="Arial" w:eastAsia="Times New Roman" w:hAnsi="Arial" w:cs="Arial"/>
+        </w:rPr>
+      </w:pPr>
+      <w:r>
+        <w:rPr>
+          <w:rFonts w:ascii="Arial" w:eastAsia="Times New Roman" w:hAnsi="Arial" w:cs="Arial"/>
+        </w:rPr>
+        <w:t xml:space="preserve">Die Nutzung eines Scooters wird auf Basis einer definierten Preisstruktur berechnet (z. B. Grundpreis und Preis pro Minute). </w:t>
+      </w:r>
+    </w:p>
+    <w:p>
+      <w:pPr>
+        <w:numPr>
+          <w:ilvl w:val="0"/>
+          <w:numId w:val="34"/>
+        </w:numPr>
+        <w:spacing w:after="120" w:line="240" w:lineRule="auto"/>
+        <w:ind w:left="714" w:hanging="357"/>
+        <w:rPr>
+          <w:rFonts w:ascii="Arial" w:eastAsia="Times New Roman" w:hAnsi="Arial" w:cs="Arial"/>
+        </w:rPr>
+      </w:pPr>
+      <w:r>
+        <w:rPr>
+          <w:rFonts w:ascii="Arial" w:eastAsia="Times New Roman" w:hAnsi="Arial" w:cs="Arial"/>
+        </w:rPr>
+        <w:t xml:space="preserve">Nach Beendigung der Fahrt wird der </w:t>
+      </w:r>
+      <w:proofErr w:type="gramStart"/>
+      <w:r>
+        <w:rPr>
+          <w:rFonts w:ascii="Arial" w:eastAsia="Times New Roman" w:hAnsi="Arial" w:cs="Arial"/>
+        </w:rPr>
+        <w:t>zu zahlende Betrag</w:t>
+      </w:r>
+      <w:proofErr w:type="gramEnd"/>
+      <w:r>
+        <w:rPr>
+          <w:rFonts w:ascii="Arial" w:eastAsia="Times New Roman" w:hAnsi="Arial" w:cs="Arial"/>
+        </w:rPr>
+        <w:t xml:space="preserve"> automatisch berechnet. </w:t>
+      </w:r>
+    </w:p>
+    <w:p>
+      <w:pPr>
+        <w:numPr>
+          <w:ilvl w:val="0"/>
+          <w:numId w:val="34"/>
+        </w:numPr>
+        <w:spacing w:after="120" w:line="240" w:lineRule="auto"/>
+        <w:ind w:left="714" w:hanging="357"/>
+        <w:rPr>
+          <w:rFonts w:ascii="Arial" w:eastAsia="Times New Roman" w:hAnsi="Arial" w:cs="Arial"/>
+        </w:rPr>
+      </w:pPr>
+      <w:r>
+        <w:rPr>
+          <w:rFonts w:ascii="Arial" w:eastAsia="Times New Roman" w:hAnsi="Arial" w:cs="Arial"/>
+        </w:rPr>
+        <w:t xml:space="preserve">Die Abrechnung wird im System gespeichert und kann vom Benutzer eingesehen werden. </w:t>
+      </w:r>
+    </w:p>
+    <w:p>
+      <w:pPr>
+        <w:numPr>
+          <w:ilvl w:val="0"/>
+          <w:numId w:val="34"/>
+        </w:numPr>
+        <w:spacing w:after="120" w:line="240" w:lineRule="auto"/>
+        <w:ind w:left="714" w:hanging="357"/>
         <w:rPr>
           <w:rFonts w:ascii="Arial" w:eastAsia="Times New Roman" w:hAnsi="Arial" w:cs="Arial"/>
           <w:b/>
           <w:bCs/>
         </w:rPr>
-        <w:t>.</w:t>
-      </w:r>
-      <w:r>
+      </w:pPr>
+      <w:r>
+        <w:rPr>
+          <w:rFonts w:ascii="Arial" w:eastAsia="Times New Roman" w:hAnsi="Arial" w:cs="Arial"/>
+        </w:rPr>
+        <w:t xml:space="preserve">Optional können Zahlungsmittel hinterlegt und Transaktionen verarbeitet werden. </w:t>
+      </w:r>
+      <w:r>
+        <w:rPr>
+          <w:rFonts w:ascii="Arial" w:eastAsia="Times New Roman" w:hAnsi="Arial" w:cs="Arial"/>
+        </w:rPr>
+        <w:br/>
+      </w:r>
+    </w:p>
+    <w:p>
+      <w:pPr>
         <w:rPr>
           <w:rFonts w:ascii="Arial" w:eastAsia="Times New Roman" w:hAnsi="Arial" w:cs="Arial"/>
           <w:b/>
           <w:bCs/>
         </w:rPr>
-        <w:t xml:space="preserve"> Abrechnung</w:t>
-      </w:r>
-    </w:p>
-    <w:p>
-      <w:pPr>
-        <w:numPr>
-          <w:ilvl w:val="0"/>
-          <w:numId w:val="31"/>
-        </w:numPr>
-        <w:rPr>
-          <w:rFonts w:ascii="Arial" w:eastAsia="Times New Roman" w:hAnsi="Arial" w:cs="Arial"/>
-        </w:rPr>
-      </w:pPr>
-      <w:r>
-        <w:rPr>
-          <w:rFonts w:ascii="Arial" w:eastAsia="Times New Roman" w:hAnsi="Arial" w:cs="Arial"/>
-        </w:rPr>
-        <w:t xml:space="preserve">Die Nutzung eines Scooters wird auf Basis einer definierten Preisstruktur berechnet (z. B. Grundpreis und Preis pro Minute). </w:t>
-      </w:r>
-    </w:p>
-    <w:p>
-      <w:pPr>
-        <w:numPr>
-          <w:ilvl w:val="0"/>
-          <w:numId w:val="31"/>
-        </w:numPr>
-        <w:rPr>
-          <w:rFonts w:ascii="Arial" w:eastAsia="Times New Roman" w:hAnsi="Arial" w:cs="Arial"/>
-        </w:rPr>
-      </w:pPr>
-      <w:r>
-        <w:rPr>
-          <w:rFonts w:ascii="Arial" w:eastAsia="Times New Roman" w:hAnsi="Arial" w:cs="Arial"/>
-        </w:rPr>
-        <w:t xml:space="preserve">Nach Beendigung der Fahrt wird der </w:t>
-      </w:r>
-      <w:proofErr w:type="gramStart"/>
-      <w:r>
-        <w:rPr>
-          <w:rFonts w:ascii="Arial" w:eastAsia="Times New Roman" w:hAnsi="Arial" w:cs="Arial"/>
-        </w:rPr>
-        <w:t>zu zahlende Betrag</w:t>
-      </w:r>
-      <w:proofErr w:type="gramEnd"/>
-      <w:r>
-        <w:rPr>
-          <w:rFonts w:ascii="Arial" w:eastAsia="Times New Roman" w:hAnsi="Arial" w:cs="Arial"/>
-        </w:rPr>
-        <w:t xml:space="preserve"> automatisch berechnet. </w:t>
-      </w:r>
-    </w:p>
-    <w:p>
-      <w:pPr>
-        <w:numPr>
-          <w:ilvl w:val="0"/>
-          <w:numId w:val="31"/>
-        </w:numPr>
-        <w:rPr>
-          <w:rFonts w:ascii="Arial" w:eastAsia="Times New Roman" w:hAnsi="Arial" w:cs="Arial"/>
-        </w:rPr>
-      </w:pPr>
-      <w:r>
-        <w:rPr>
-          <w:rFonts w:ascii="Arial" w:eastAsia="Times New Roman" w:hAnsi="Arial" w:cs="Arial"/>
-        </w:rPr>
-        <w:t xml:space="preserve">Die Abrechnung wird im System gespeichert und kann vom Benutzer eingesehen werden. </w:t>
-      </w:r>
-    </w:p>
-    <w:p>
-      <w:pPr>
-        <w:numPr>
-          <w:ilvl w:val="0"/>
-          <w:numId w:val="31"/>
-        </w:numPr>
-        <w:rPr>
-          <w:rFonts w:ascii="Arial" w:eastAsia="Times New Roman" w:hAnsi="Arial" w:cs="Arial"/>
-        </w:rPr>
-      </w:pPr>
-      <w:r>
-        <w:rPr>
-          <w:rFonts w:ascii="Arial" w:eastAsia="Times New Roman" w:hAnsi="Arial" w:cs="Arial"/>
-        </w:rPr>
-        <w:t xml:space="preserve">Optional können Zahlungsmittel hinterlegt und Transaktionen verarbeitet werden. </w:t>
-      </w:r>
-    </w:p>
-    <w:p>
-      <w:pPr>
-        <w:rPr>
-          <w:rFonts w:ascii="Arial" w:eastAsia="Times New Roman" w:hAnsi="Arial" w:cs="Arial"/>
-        </w:rPr>
-      </w:pPr>
-    </w:p>
-    <w:p>
-      <w:pPr>
+      </w:pPr>
+      <w:r>
         <w:rPr>
           <w:rFonts w:ascii="Arial" w:eastAsia="Times New Roman" w:hAnsi="Arial" w:cs="Arial"/>
           <w:b/>
           <w:bCs/>
         </w:rPr>
-      </w:pPr>
-      <w:r>
+        <w:br w:type="page"/>
+      </w:r>
+    </w:p>
+    <w:p>
+      <w:pPr>
+        <w:spacing w:line="240" w:lineRule="auto"/>
         <w:rPr>
           <w:rFonts w:ascii="Arial" w:eastAsia="Times New Roman" w:hAnsi="Arial" w:cs="Arial"/>
           <w:b/>
           <w:bCs/>
         </w:rPr>
-        <w:t>5</w:t>
-      </w:r>
+      </w:pPr>
       <w:r>
         <w:rPr>
           <w:rFonts w:ascii="Arial" w:eastAsia="Times New Roman" w:hAnsi="Arial" w:cs="Arial"/>
           <w:b/>
           <w:bCs/>
         </w:rPr>
-        <w:t>.</w:t>
-      </w:r>
-      <w:r>
+        <w:lastRenderedPageBreak/>
+        <w:t>5. Weboberfläche</w:t>
+      </w:r>
+    </w:p>
+    <w:p>
+      <w:pPr>
+        <w:numPr>
+          <w:ilvl w:val="0"/>
+          <w:numId w:val="34"/>
+        </w:numPr>
+        <w:spacing w:after="120" w:line="240" w:lineRule="auto"/>
+        <w:ind w:left="714" w:hanging="357"/>
+        <w:rPr>
+          <w:rFonts w:ascii="Arial" w:eastAsia="Times New Roman" w:hAnsi="Arial" w:cs="Arial"/>
+        </w:rPr>
+      </w:pPr>
+      <w:r>
+        <w:rPr>
+          <w:rFonts w:ascii="Arial" w:eastAsia="Times New Roman" w:hAnsi="Arial" w:cs="Arial"/>
+        </w:rPr>
+        <w:t xml:space="preserve">Die Anwendung stellt eine benutzerfreundliche Weboberfläche bereit, welche über einen Browser zugänglich ist. </w:t>
+      </w:r>
+    </w:p>
+    <w:p>
+      <w:pPr>
+        <w:numPr>
+          <w:ilvl w:val="0"/>
+          <w:numId w:val="34"/>
+        </w:numPr>
+        <w:spacing w:after="120" w:line="240" w:lineRule="auto"/>
+        <w:ind w:left="714" w:hanging="357"/>
+        <w:rPr>
+          <w:rFonts w:ascii="Arial" w:eastAsia="Times New Roman" w:hAnsi="Arial" w:cs="Arial"/>
+        </w:rPr>
+      </w:pPr>
+      <w:r>
+        <w:rPr>
+          <w:rFonts w:ascii="Arial" w:eastAsia="Times New Roman" w:hAnsi="Arial" w:cs="Arial"/>
+        </w:rPr>
+        <w:t xml:space="preserve">Benutzer können Eingaben tätigen, Aktionen auslösen und Ergebnisse direkt anzeigen lassen. </w:t>
+      </w:r>
+    </w:p>
+    <w:p>
+      <w:pPr>
+        <w:numPr>
+          <w:ilvl w:val="0"/>
+          <w:numId w:val="34"/>
+        </w:numPr>
+        <w:spacing w:after="120" w:line="240" w:lineRule="auto"/>
+        <w:ind w:left="714" w:hanging="357"/>
         <w:rPr>
           <w:rFonts w:ascii="Arial" w:eastAsia="Times New Roman" w:hAnsi="Arial" w:cs="Arial"/>
           <w:b/>
           <w:bCs/>
         </w:rPr>
-        <w:t xml:space="preserve"> Weboberfläche</w:t>
-      </w:r>
-    </w:p>
-    <w:p>
-      <w:pPr>
-        <w:numPr>
-          <w:ilvl w:val="0"/>
-          <w:numId w:val="32"/>
-        </w:numPr>
+      </w:pPr>
+      <w:r>
         <w:rPr>
           <w:rFonts w:ascii="Arial" w:eastAsia="Times New Roman" w:hAnsi="Arial" w:cs="Arial"/>
         </w:rPr>
-      </w:pPr>
+        <w:t xml:space="preserve">Die wichtigsten Funktionen (Login, Scooter-Auswahl, Ausleihe, Rückgabe) sind über </w:t>
+      </w:r>
       <w:r>
         <w:rPr>
           <w:rFonts w:ascii="Arial" w:eastAsia="Times New Roman" w:hAnsi="Arial" w:cs="Arial"/>
         </w:rPr>
-        <w:t xml:space="preserve">Die Anwendung stellt eine benutzerfreundliche Weboberfläche bereit, welche über einen Browser zugänglich ist. </w:t>
-      </w:r>
-    </w:p>
-    <w:p>
-      <w:pPr>
-        <w:numPr>
-          <w:ilvl w:val="0"/>
-          <w:numId w:val="32"/>
-        </w:numPr>
+        <w:br/>
+        <w:t xml:space="preserve">die Oberfläche erreichbar. </w:t>
+      </w:r>
+      <w:r>
         <w:rPr>
           <w:rFonts w:ascii="Arial" w:eastAsia="Times New Roman" w:hAnsi="Arial" w:cs="Arial"/>
         </w:rPr>
-      </w:pPr>
-      <w:r>
-        <w:rPr>
-          <w:rFonts w:ascii="Arial" w:eastAsia="Times New Roman" w:hAnsi="Arial" w:cs="Arial"/>
-        </w:rPr>
-        <w:t xml:space="preserve">Benutzer können Eingaben tätigen, Aktionen auslösen und Ergebnisse direkt anzeigen lassen. </w:t>
-      </w:r>
-    </w:p>
-    <w:p>
-      <w:pPr>
-        <w:numPr>
-          <w:ilvl w:val="0"/>
-          <w:numId w:val="32"/>
-        </w:numPr>
-        <w:rPr>
-          <w:rFonts w:ascii="Arial" w:eastAsia="Times New Roman" w:hAnsi="Arial" w:cs="Arial"/>
-        </w:rPr>
-      </w:pPr>
-      <w:r>
-        <w:rPr>
-          <w:rFonts w:ascii="Arial" w:eastAsia="Times New Roman" w:hAnsi="Arial" w:cs="Arial"/>
-        </w:rPr>
-        <w:t xml:space="preserve">Die wichtigsten Funktionen (Login, Scooter-Auswahl, Ausleihe, Rückgabe) sind über die Oberfläche erreichbar. </w:t>
-      </w:r>
-    </w:p>
-    <w:p>
-      <w:pPr>
-        <w:rPr>
-          <w:rFonts w:ascii="Arial" w:eastAsia="Times New Roman" w:hAnsi="Arial" w:cs="Arial"/>
-        </w:rPr>
-      </w:pPr>
-    </w:p>
-    <w:p>
-      <w:pPr>
+        <w:br/>
+      </w:r>
+    </w:p>
+    <w:p>
+      <w:pPr>
+        <w:spacing w:line="240" w:lineRule="auto"/>
         <w:rPr>
           <w:rFonts w:ascii="Arial" w:eastAsia="Times New Roman" w:hAnsi="Arial" w:cs="Arial"/>
           <w:b/>
@@ -3494,23 +3979,97 @@
           <w:b/>
           <w:bCs/>
         </w:rPr>
-        <w:t>6</w:t>
-      </w:r>
-      <w:r>
+        <w:t>6. REST API</w:t>
+      </w:r>
+    </w:p>
+    <w:p>
+      <w:pPr>
+        <w:numPr>
+          <w:ilvl w:val="0"/>
+          <w:numId w:val="34"/>
+        </w:numPr>
+        <w:spacing w:after="120" w:line="240" w:lineRule="auto"/>
+        <w:ind w:left="714" w:hanging="357"/>
         <w:rPr>
           <w:rFonts w:ascii="Arial" w:eastAsia="Times New Roman" w:hAnsi="Arial" w:cs="Arial"/>
-          <w:b/>
-          <w:bCs/>
-        </w:rPr>
-        <w:t>.</w:t>
-      </w:r>
+        </w:rPr>
+      </w:pPr>
       <w:r>
         <w:rPr>
           <w:rFonts w:ascii="Arial" w:eastAsia="Times New Roman" w:hAnsi="Arial" w:cs="Arial"/>
-          <w:b/>
-          <w:bCs/>
-        </w:rPr>
-        <w:t xml:space="preserve"> REST API</w:t>
+        </w:rPr>
+        <w:t xml:space="preserve">Die Anwendung stellt eine REST-basierte API zur Verfügung. </w:t>
+      </w:r>
+    </w:p>
+    <w:p>
+      <w:pPr>
+        <w:numPr>
+          <w:ilvl w:val="0"/>
+          <w:numId w:val="34"/>
+        </w:numPr>
+        <w:spacing w:after="120" w:line="240" w:lineRule="auto"/>
+        <w:ind w:left="714" w:hanging="357"/>
+        <w:rPr>
+          <w:rFonts w:ascii="Arial" w:eastAsia="Times New Roman" w:hAnsi="Arial" w:cs="Arial"/>
+        </w:rPr>
+      </w:pPr>
+      <w:r>
+        <w:rPr>
+          <w:rFonts w:ascii="Arial" w:eastAsia="Times New Roman" w:hAnsi="Arial" w:cs="Arial"/>
+        </w:rPr>
+        <w:t xml:space="preserve">Über die API können ausgewählte Daten (z. B. Scooter oder Buchungen) abgefragt werden. </w:t>
+      </w:r>
+    </w:p>
+    <w:p>
+      <w:pPr>
+        <w:numPr>
+          <w:ilvl w:val="0"/>
+          <w:numId w:val="34"/>
+        </w:numPr>
+        <w:spacing w:after="120" w:line="240" w:lineRule="auto"/>
+        <w:ind w:left="714" w:hanging="357"/>
+        <w:rPr>
+          <w:rFonts w:ascii="Arial" w:eastAsia="Times New Roman" w:hAnsi="Arial" w:cs="Arial"/>
+        </w:rPr>
+      </w:pPr>
+      <w:r>
+        <w:rPr>
+          <w:rFonts w:ascii="Arial" w:eastAsia="Times New Roman" w:hAnsi="Arial" w:cs="Arial"/>
+        </w:rPr>
+        <w:t xml:space="preserve">Die API liefert strukturierte Daten im JSON-Format zurück. </w:t>
+      </w:r>
+    </w:p>
+    <w:p>
+      <w:pPr>
+        <w:numPr>
+          <w:ilvl w:val="0"/>
+          <w:numId w:val="34"/>
+        </w:numPr>
+        <w:spacing w:after="120" w:line="240" w:lineRule="auto"/>
+        <w:ind w:left="714" w:hanging="357"/>
+        <w:rPr>
+          <w:rFonts w:ascii="Arial" w:eastAsia="Times New Roman" w:hAnsi="Arial" w:cs="Arial"/>
+        </w:rPr>
+      </w:pPr>
+      <w:r>
+        <w:rPr>
+          <w:rFonts w:ascii="Arial" w:eastAsia="Times New Roman" w:hAnsi="Arial" w:cs="Arial"/>
+        </w:rPr>
+        <w:t xml:space="preserve">Der Zugriff auf die API erfolgt ohne Browser über geeignete Clients (z. B. Postman oder </w:t>
+      </w:r>
+      <w:proofErr w:type="spellStart"/>
+      <w:r>
+        <w:rPr>
+          <w:rFonts w:ascii="Arial" w:eastAsia="Times New Roman" w:hAnsi="Arial" w:cs="Arial"/>
+        </w:rPr>
+        <w:t>curl</w:t>
+      </w:r>
+      <w:proofErr w:type="spellEnd"/>
+      <w:r>
+        <w:rPr>
+          <w:rFonts w:ascii="Arial" w:eastAsia="Times New Roman" w:hAnsi="Arial" w:cs="Arial"/>
+        </w:rPr>
+        <w:t xml:space="preserve">). </w:t>
       </w:r>
     </w:p>
     <w:p>
@@ -3527,102 +4086,7 @@
         <w:rPr>
           <w:rFonts w:ascii="Arial" w:eastAsia="Times New Roman" w:hAnsi="Arial" w:cs="Arial"/>
         </w:rPr>
-        <w:t xml:space="preserve">Die Anwendung stellt eine REST-basierte API zur Verfügung. </w:t>
-      </w:r>
-    </w:p>
-    <w:p>
-      <w:pPr>
-        <w:numPr>
-          <w:ilvl w:val="0"/>
-          <w:numId w:val="33"/>
-        </w:numPr>
-        <w:rPr>
-          <w:rFonts w:ascii="Arial" w:eastAsia="Times New Roman" w:hAnsi="Arial" w:cs="Arial"/>
-        </w:rPr>
-      </w:pPr>
-      <w:r>
-        <w:rPr>
-          <w:rFonts w:ascii="Arial" w:eastAsia="Times New Roman" w:hAnsi="Arial" w:cs="Arial"/>
-        </w:rPr>
-        <w:t xml:space="preserve">Über die API können ausgewählte Daten (z. B. Scooter oder Buchungen) abgefragt werden. </w:t>
-      </w:r>
-    </w:p>
-    <w:p>
-      <w:pPr>
-        <w:numPr>
-          <w:ilvl w:val="0"/>
-          <w:numId w:val="33"/>
-        </w:numPr>
-        <w:rPr>
-          <w:rFonts w:ascii="Arial" w:eastAsia="Times New Roman" w:hAnsi="Arial" w:cs="Arial"/>
-        </w:rPr>
-      </w:pPr>
-      <w:r>
-        <w:rPr>
-          <w:rFonts w:ascii="Arial" w:eastAsia="Times New Roman" w:hAnsi="Arial" w:cs="Arial"/>
-        </w:rPr>
-        <w:t xml:space="preserve">Die API liefert strukturierte Daten im JSON-Format zurück. </w:t>
-      </w:r>
-    </w:p>
-    <w:p>
-      <w:pPr>
-        <w:numPr>
-          <w:ilvl w:val="0"/>
-          <w:numId w:val="33"/>
-        </w:numPr>
-        <w:rPr>
-          <w:rFonts w:ascii="Arial" w:eastAsia="Times New Roman" w:hAnsi="Arial" w:cs="Arial"/>
-        </w:rPr>
-      </w:pPr>
-      <w:r>
-        <w:rPr>
-          <w:rFonts w:ascii="Arial" w:eastAsia="Times New Roman" w:hAnsi="Arial" w:cs="Arial"/>
-        </w:rPr>
-        <w:t xml:space="preserve">Der Zugriff auf die API erfolgt ohne Browser über geeignete Clients (z. B. Postman oder </w:t>
-      </w:r>
-      <w:proofErr w:type="spellStart"/>
-      <w:r>
-        <w:rPr>
-          <w:rFonts w:ascii="Arial" w:eastAsia="Times New Roman" w:hAnsi="Arial" w:cs="Arial"/>
-        </w:rPr>
-        <w:t>curl</w:t>
-      </w:r>
-      <w:proofErr w:type="spellEnd"/>
-      <w:r>
-        <w:rPr>
-          <w:rFonts w:ascii="Arial" w:eastAsia="Times New Roman" w:hAnsi="Arial" w:cs="Arial"/>
-        </w:rPr>
-        <w:t xml:space="preserve">). </w:t>
-      </w:r>
-    </w:p>
-    <w:p>
-      <w:pPr>
-        <w:numPr>
-          <w:ilvl w:val="0"/>
-          <w:numId w:val="33"/>
-        </w:numPr>
-        <w:rPr>
-          <w:rFonts w:ascii="Arial" w:eastAsia="Times New Roman" w:hAnsi="Arial" w:cs="Arial"/>
-        </w:rPr>
-      </w:pPr>
-      <w:r>
-        <w:rPr>
-          <w:rFonts w:ascii="Arial" w:eastAsia="Times New Roman" w:hAnsi="Arial" w:cs="Arial"/>
-        </w:rPr>
         <w:t>Eine Authentifizierung für den Zugriff auf geschützte Daten ist vorgesehen.</w:t>
-      </w:r>
-    </w:p>
-    <w:p>
-      <w:pPr>
-        <w:rPr>
-          <w:rFonts w:ascii="Arial" w:eastAsia="Times New Roman" w:hAnsi="Arial" w:cs="Arial"/>
-        </w:rPr>
-      </w:pPr>
-      <w:r>
-        <w:rPr>
-          <w:rFonts w:ascii="Arial" w:eastAsia="Times New Roman" w:hAnsi="Arial" w:cs="Arial"/>
-        </w:rPr>
-        <w:br w:type="page"/>
       </w:r>
     </w:p>
     <w:p>
@@ -3651,7 +4115,7 @@
           <w:szCs w:val="36"/>
         </w:rPr>
       </w:pPr>
-      <w:bookmarkStart w:id="4" w:name="_Toc225105941"/>
+      <w:bookmarkStart w:id="4" w:name="_Toc225109814"/>
       <w:r>
         <w:rPr>
           <w:rFonts w:ascii="Arial" w:hAnsi="Arial" w:cs="Arial"/>
@@ -3672,46 +4136,41 @@
     </w:p>
     <w:p>
       <w:pPr>
+        <w:spacing w:before="240" w:line="240" w:lineRule="auto"/>
         <w:rPr>
           <w:rFonts w:ascii="Arial" w:eastAsia="Times New Roman" w:hAnsi="Arial" w:cs="Arial"/>
         </w:rPr>
       </w:pPr>
-    </w:p>
-    <w:p>
-      <w:pPr>
+      <w:r>
         <w:rPr>
           <w:rFonts w:ascii="Arial" w:eastAsia="Times New Roman" w:hAnsi="Arial" w:cs="Arial"/>
         </w:rPr>
-      </w:pPr>
-      <w:r>
+        <w:t>Neben den funktionalen Anforderungen, welche die konkreten Funktionen der Anwendung beschreiben, definieren die nicht-funktionalen Anforderungen die Qualitätsmerkmale des Systems. Sie legen fest, wie gut und unter welchen Bedingungen die Webapplikation ihre Aufgaben erfüllen soll.</w:t>
+      </w:r>
+    </w:p>
+    <w:p>
+      <w:pPr>
+        <w:spacing w:after="0" w:line="240" w:lineRule="auto"/>
         <w:rPr>
           <w:rFonts w:ascii="Arial" w:eastAsia="Times New Roman" w:hAnsi="Arial" w:cs="Arial"/>
         </w:rPr>
-        <w:t>Neben den funktionalen Anforderungen, welche die konkreten Funktionen der Anwendung beschreiben, definieren die nicht-funktionalen Anforderungen die Qualitätsmerkmale des Systems. Sie legen fest, wie gut und unter welchen Bedingungen die Webapplikation ihre Aufgaben erfüllen soll.</w:t>
-      </w:r>
-    </w:p>
-    <w:p>
-      <w:pPr>
+      </w:pPr>
+      <w:r>
         <w:rPr>
           <w:rFonts w:ascii="Arial" w:eastAsia="Times New Roman" w:hAnsi="Arial" w:cs="Arial"/>
         </w:rPr>
-      </w:pPr>
+        <w:t>Für die vorliegende Webapplikation ergeben sich folgende nicht-funktionale Anforderungen:</w:t>
+      </w:r>
       <w:r>
         <w:rPr>
           <w:rFonts w:ascii="Arial" w:eastAsia="Times New Roman" w:hAnsi="Arial" w:cs="Arial"/>
         </w:rPr>
-        <w:t>Für die vorliegende Webapplikation ergeben sich folgende nicht-funktionale Anforderungen:</w:t>
-      </w:r>
-    </w:p>
-    <w:p>
-      <w:pPr>
-        <w:rPr>
-          <w:rFonts w:ascii="Arial" w:eastAsia="Times New Roman" w:hAnsi="Arial" w:cs="Arial"/>
-        </w:rPr>
-      </w:pPr>
-    </w:p>
-    <w:p>
-      <w:pPr>
+        <w:br/>
+      </w:r>
+    </w:p>
+    <w:p>
+      <w:pPr>
+        <w:spacing w:line="240" w:lineRule="auto"/>
         <w:rPr>
           <w:rFonts w:ascii="Arial" w:eastAsia="Times New Roman" w:hAnsi="Arial" w:cs="Arial"/>
           <w:b/>
@@ -3724,583 +4183,21 @@
           <w:b/>
           <w:bCs/>
         </w:rPr>
-        <w:t>1</w:t>
-      </w:r>
-      <w:r>
+        <w:t>1. Sicherheit</w:t>
+      </w:r>
+    </w:p>
+    <w:p>
+      <w:pPr>
+        <w:spacing w:line="240" w:lineRule="auto"/>
         <w:rPr>
           <w:rFonts w:ascii="Arial" w:eastAsia="Times New Roman" w:hAnsi="Arial" w:cs="Arial"/>
-          <w:b/>
-          <w:bCs/>
-        </w:rPr>
-        <w:t>.</w:t>
-      </w:r>
+        </w:rPr>
+      </w:pPr>
       <w:r>
         <w:rPr>
           <w:rFonts w:ascii="Arial" w:eastAsia="Times New Roman" w:hAnsi="Arial" w:cs="Arial"/>
-          <w:b/>
-          <w:bCs/>
-        </w:rPr>
-        <w:t xml:space="preserve"> Sicherheit</w:t>
-      </w:r>
-    </w:p>
-    <w:p>
-      <w:pPr>
-        <w:rPr>
-          <w:rFonts w:ascii="Arial" w:eastAsia="Times New Roman" w:hAnsi="Arial" w:cs="Arial"/>
-        </w:rPr>
-      </w:pPr>
-      <w:r>
-        <w:rPr>
-          <w:rFonts w:ascii="Arial" w:eastAsia="Times New Roman" w:hAnsi="Arial" w:cs="Arial"/>
         </w:rPr>
         <w:t>Die Sicherheit der Anwendung stellt eine zentrale Anforderung dar, da sensible Benutzerdaten verarbeitet werden.</w:t>
-      </w:r>
-    </w:p>
-    <w:p>
-      <w:pPr>
-        <w:numPr>
-          <w:ilvl w:val="0"/>
-          <w:numId w:val="34"/>
-        </w:numPr>
-        <w:rPr>
-          <w:rFonts w:ascii="Arial" w:eastAsia="Times New Roman" w:hAnsi="Arial" w:cs="Arial"/>
-        </w:rPr>
-      </w:pPr>
-      <w:r>
-        <w:rPr>
-          <w:rFonts w:ascii="Arial" w:eastAsia="Times New Roman" w:hAnsi="Arial" w:cs="Arial"/>
-        </w:rPr>
-        <w:t xml:space="preserve">Benutzerkonten müssen durch Passwörter geschützt sein. </w:t>
-      </w:r>
-    </w:p>
-    <w:p>
-      <w:pPr>
-        <w:numPr>
-          <w:ilvl w:val="0"/>
-          <w:numId w:val="34"/>
-        </w:numPr>
-        <w:rPr>
-          <w:rFonts w:ascii="Arial" w:eastAsia="Times New Roman" w:hAnsi="Arial" w:cs="Arial"/>
-        </w:rPr>
-      </w:pPr>
-      <w:r>
-        <w:rPr>
-          <w:rFonts w:ascii="Arial" w:eastAsia="Times New Roman" w:hAnsi="Arial" w:cs="Arial"/>
-        </w:rPr>
-        <w:t xml:space="preserve">Passwörter dürfen nicht im Klartext gespeichert werden, sondern müssen sicher verarbeitet werden (z. B. durch </w:t>
-      </w:r>
-      <w:proofErr w:type="spellStart"/>
-      <w:r>
-        <w:rPr>
-          <w:rFonts w:ascii="Arial" w:eastAsia="Times New Roman" w:hAnsi="Arial" w:cs="Arial"/>
-        </w:rPr>
-        <w:t>Hashing</w:t>
-      </w:r>
-      <w:proofErr w:type="spellEnd"/>
-      <w:r>
-        <w:rPr>
-          <w:rFonts w:ascii="Arial" w:eastAsia="Times New Roman" w:hAnsi="Arial" w:cs="Arial"/>
-        </w:rPr>
-        <w:t xml:space="preserve">). </w:t>
-      </w:r>
-    </w:p>
-    <w:p>
-      <w:pPr>
-        <w:numPr>
-          <w:ilvl w:val="0"/>
-          <w:numId w:val="34"/>
-        </w:numPr>
-        <w:rPr>
-          <w:rFonts w:ascii="Arial" w:eastAsia="Times New Roman" w:hAnsi="Arial" w:cs="Arial"/>
-        </w:rPr>
-      </w:pPr>
-      <w:r>
-        <w:rPr>
-          <w:rFonts w:ascii="Arial" w:eastAsia="Times New Roman" w:hAnsi="Arial" w:cs="Arial"/>
-        </w:rPr>
-        <w:t xml:space="preserve">Der Zugriff auf geschützte Bereiche der Anwendung darf nur nach erfolgreicher Authentifizierung erfolgen. </w:t>
-      </w:r>
-    </w:p>
-    <w:p>
-      <w:pPr>
-        <w:numPr>
-          <w:ilvl w:val="0"/>
-          <w:numId w:val="34"/>
-        </w:numPr>
-        <w:rPr>
-          <w:rFonts w:ascii="Arial" w:eastAsia="Times New Roman" w:hAnsi="Arial" w:cs="Arial"/>
-        </w:rPr>
-      </w:pPr>
-      <w:r>
-        <w:rPr>
-          <w:rFonts w:ascii="Arial" w:eastAsia="Times New Roman" w:hAnsi="Arial" w:cs="Arial"/>
-        </w:rPr>
-        <w:t xml:space="preserve">Die API muss ebenfalls vor unberechtigtem Zugriff geschützt werden. </w:t>
-      </w:r>
-    </w:p>
-    <w:p>
-      <w:pPr>
-        <w:rPr>
-          <w:rFonts w:ascii="Arial" w:eastAsia="Times New Roman" w:hAnsi="Arial" w:cs="Arial"/>
-        </w:rPr>
-      </w:pPr>
-    </w:p>
-    <w:p>
-      <w:pPr>
-        <w:rPr>
-          <w:rFonts w:ascii="Arial" w:eastAsia="Times New Roman" w:hAnsi="Arial" w:cs="Arial"/>
-          <w:b/>
-          <w:bCs/>
-        </w:rPr>
-      </w:pPr>
-      <w:r>
-        <w:rPr>
-          <w:rFonts w:ascii="Arial" w:eastAsia="Times New Roman" w:hAnsi="Arial" w:cs="Arial"/>
-          <w:b/>
-          <w:bCs/>
-        </w:rPr>
-        <w:t>2</w:t>
-      </w:r>
-      <w:r>
-        <w:rPr>
-          <w:rFonts w:ascii="Arial" w:eastAsia="Times New Roman" w:hAnsi="Arial" w:cs="Arial"/>
-          <w:b/>
-          <w:bCs/>
-        </w:rPr>
-        <w:t>.</w:t>
-      </w:r>
-      <w:r>
-        <w:rPr>
-          <w:rFonts w:ascii="Arial" w:eastAsia="Times New Roman" w:hAnsi="Arial" w:cs="Arial"/>
-          <w:b/>
-          <w:bCs/>
-        </w:rPr>
-        <w:t xml:space="preserve"> Performance</w:t>
-      </w:r>
-    </w:p>
-    <w:p>
-      <w:pPr>
-        <w:rPr>
-          <w:rFonts w:ascii="Arial" w:eastAsia="Times New Roman" w:hAnsi="Arial" w:cs="Arial"/>
-        </w:rPr>
-      </w:pPr>
-      <w:r>
-        <w:rPr>
-          <w:rFonts w:ascii="Arial" w:eastAsia="Times New Roman" w:hAnsi="Arial" w:cs="Arial"/>
-        </w:rPr>
-        <w:t>Die Anwendung soll eine angemessene Reaktionszeit auf Benutzeranfragen gewährleisten.</w:t>
-      </w:r>
-    </w:p>
-    <w:p>
-      <w:pPr>
-        <w:numPr>
-          <w:ilvl w:val="0"/>
-          <w:numId w:val="35"/>
-        </w:numPr>
-        <w:rPr>
-          <w:rFonts w:ascii="Arial" w:eastAsia="Times New Roman" w:hAnsi="Arial" w:cs="Arial"/>
-        </w:rPr>
-      </w:pPr>
-      <w:r>
-        <w:rPr>
-          <w:rFonts w:ascii="Arial" w:eastAsia="Times New Roman" w:hAnsi="Arial" w:cs="Arial"/>
-        </w:rPr>
-        <w:t xml:space="preserve">Seiten und Funktionen sollen ohne merkliche Verzögerung geladen werden. </w:t>
-      </w:r>
-    </w:p>
-    <w:p>
-      <w:pPr>
-        <w:numPr>
-          <w:ilvl w:val="0"/>
-          <w:numId w:val="35"/>
-        </w:numPr>
-        <w:rPr>
-          <w:rFonts w:ascii="Arial" w:eastAsia="Times New Roman" w:hAnsi="Arial" w:cs="Arial"/>
-        </w:rPr>
-      </w:pPr>
-      <w:r>
-        <w:rPr>
-          <w:rFonts w:ascii="Arial" w:eastAsia="Times New Roman" w:hAnsi="Arial" w:cs="Arial"/>
-        </w:rPr>
-        <w:t xml:space="preserve">Die Anwendung soll in der Lage sein, mehrere gleichzeitige Benutzeranfragen zu verarbeiten. </w:t>
-      </w:r>
-    </w:p>
-    <w:p>
-      <w:pPr>
-        <w:numPr>
-          <w:ilvl w:val="0"/>
-          <w:numId w:val="35"/>
-        </w:numPr>
-        <w:rPr>
-          <w:rFonts w:ascii="Arial" w:eastAsia="Times New Roman" w:hAnsi="Arial" w:cs="Arial"/>
-        </w:rPr>
-      </w:pPr>
-      <w:r>
-        <w:rPr>
-          <w:rFonts w:ascii="Arial" w:eastAsia="Times New Roman" w:hAnsi="Arial" w:cs="Arial"/>
-        </w:rPr>
-        <w:t xml:space="preserve">Datenbankabfragen sollen effizient gestaltet werden, um unnötige Verzögerungen zu vermeiden. </w:t>
-      </w:r>
-    </w:p>
-    <w:p>
-      <w:pPr>
-        <w:rPr>
-          <w:rFonts w:ascii="Arial" w:eastAsia="Times New Roman" w:hAnsi="Arial" w:cs="Arial"/>
-        </w:rPr>
-      </w:pPr>
-    </w:p>
-    <w:p>
-      <w:pPr>
-        <w:rPr>
-          <w:rFonts w:ascii="Arial" w:eastAsia="Times New Roman" w:hAnsi="Arial" w:cs="Arial"/>
-          <w:b/>
-          <w:bCs/>
-        </w:rPr>
-      </w:pPr>
-      <w:r>
-        <w:rPr>
-          <w:rFonts w:ascii="Arial" w:eastAsia="Times New Roman" w:hAnsi="Arial" w:cs="Arial"/>
-          <w:b/>
-          <w:bCs/>
-        </w:rPr>
-        <w:t>3</w:t>
-      </w:r>
-      <w:r>
-        <w:rPr>
-          <w:rFonts w:ascii="Arial" w:eastAsia="Times New Roman" w:hAnsi="Arial" w:cs="Arial"/>
-          <w:b/>
-          <w:bCs/>
-        </w:rPr>
-        <w:t>.</w:t>
-      </w:r>
-      <w:r>
-        <w:rPr>
-          <w:rFonts w:ascii="Arial" w:eastAsia="Times New Roman" w:hAnsi="Arial" w:cs="Arial"/>
-          <w:b/>
-          <w:bCs/>
-        </w:rPr>
-        <w:t xml:space="preserve"> Skalierbarkeit</w:t>
-      </w:r>
-    </w:p>
-    <w:p>
-      <w:pPr>
-        <w:rPr>
-          <w:rFonts w:ascii="Arial" w:eastAsia="Times New Roman" w:hAnsi="Arial" w:cs="Arial"/>
-        </w:rPr>
-      </w:pPr>
-      <w:r>
-        <w:rPr>
-          <w:rFonts w:ascii="Arial" w:eastAsia="Times New Roman" w:hAnsi="Arial" w:cs="Arial"/>
-        </w:rPr>
-        <w:t>Die Lösung soll so konzipiert sein, dass sie bei steigender Nutzung erweitert werden kann.</w:t>
-      </w:r>
-    </w:p>
-    <w:p>
-      <w:pPr>
-        <w:numPr>
-          <w:ilvl w:val="0"/>
-          <w:numId w:val="36"/>
-        </w:numPr>
-        <w:rPr>
-          <w:rFonts w:ascii="Arial" w:eastAsia="Times New Roman" w:hAnsi="Arial" w:cs="Arial"/>
-        </w:rPr>
-      </w:pPr>
-      <w:r>
-        <w:rPr>
-          <w:rFonts w:ascii="Arial" w:eastAsia="Times New Roman" w:hAnsi="Arial" w:cs="Arial"/>
-        </w:rPr>
-        <w:t xml:space="preserve">Die Architektur soll es ermöglichen, zusätzliche Benutzer und Datenmengen zu verarbeiten. </w:t>
-      </w:r>
-    </w:p>
-    <w:p>
-      <w:pPr>
-        <w:numPr>
-          <w:ilvl w:val="0"/>
-          <w:numId w:val="36"/>
-        </w:numPr>
-        <w:rPr>
-          <w:rFonts w:ascii="Arial" w:eastAsia="Times New Roman" w:hAnsi="Arial" w:cs="Arial"/>
-        </w:rPr>
-      </w:pPr>
-      <w:r>
-        <w:rPr>
-          <w:rFonts w:ascii="Arial" w:eastAsia="Times New Roman" w:hAnsi="Arial" w:cs="Arial"/>
-        </w:rPr>
-        <w:t xml:space="preserve">Neue Funktionen oder Erweiterungen (z. B. zusätzliche Fahrzeugtypen wie E-Bikes) sollen ohne grundlegende Änderungen integrierbar sein. </w:t>
-      </w:r>
-    </w:p>
-    <w:p>
-      <w:pPr>
-        <w:rPr>
-          <w:rFonts w:ascii="Arial" w:eastAsia="Times New Roman" w:hAnsi="Arial" w:cs="Arial"/>
-        </w:rPr>
-      </w:pPr>
-      <w:r>
-        <w:rPr>
-          <w:rFonts w:ascii="Arial" w:eastAsia="Times New Roman" w:hAnsi="Arial" w:cs="Arial"/>
-        </w:rPr>
-        <w:br w:type="page"/>
-      </w:r>
-    </w:p>
-    <w:p>
-      <w:pPr>
-        <w:rPr>
-          <w:rFonts w:ascii="Arial" w:eastAsia="Times New Roman" w:hAnsi="Arial" w:cs="Arial"/>
-        </w:rPr>
-      </w:pPr>
-    </w:p>
-    <w:p>
-      <w:pPr>
-        <w:rPr>
-          <w:rFonts w:ascii="Arial" w:eastAsia="Times New Roman" w:hAnsi="Arial" w:cs="Arial"/>
-          <w:b/>
-          <w:bCs/>
-        </w:rPr>
-      </w:pPr>
-      <w:r>
-        <w:rPr>
-          <w:rFonts w:ascii="Arial" w:eastAsia="Times New Roman" w:hAnsi="Arial" w:cs="Arial"/>
-          <w:b/>
-          <w:bCs/>
-        </w:rPr>
-        <w:t>4</w:t>
-      </w:r>
-      <w:r>
-        <w:rPr>
-          <w:rFonts w:ascii="Arial" w:eastAsia="Times New Roman" w:hAnsi="Arial" w:cs="Arial"/>
-          <w:b/>
-          <w:bCs/>
-        </w:rPr>
-        <w:t>.</w:t>
-      </w:r>
-      <w:r>
-        <w:rPr>
-          <w:rFonts w:ascii="Arial" w:eastAsia="Times New Roman" w:hAnsi="Arial" w:cs="Arial"/>
-          <w:b/>
-          <w:bCs/>
-        </w:rPr>
-        <w:t xml:space="preserve"> Wartbarkeit</w:t>
-      </w:r>
-    </w:p>
-    <w:p>
-      <w:pPr>
-        <w:rPr>
-          <w:rFonts w:ascii="Arial" w:eastAsia="Times New Roman" w:hAnsi="Arial" w:cs="Arial"/>
-        </w:rPr>
-      </w:pPr>
-      <w:r>
-        <w:rPr>
-          <w:rFonts w:ascii="Arial" w:eastAsia="Times New Roman" w:hAnsi="Arial" w:cs="Arial"/>
-        </w:rPr>
-        <w:t>Die Anwendung soll einfach verständlich und erweiterbar sein.</w:t>
-      </w:r>
-    </w:p>
-    <w:p>
-      <w:pPr>
-        <w:numPr>
-          <w:ilvl w:val="0"/>
-          <w:numId w:val="37"/>
-        </w:numPr>
-        <w:rPr>
-          <w:rFonts w:ascii="Arial" w:eastAsia="Times New Roman" w:hAnsi="Arial" w:cs="Arial"/>
-        </w:rPr>
-      </w:pPr>
-      <w:r>
-        <w:rPr>
-          <w:rFonts w:ascii="Arial" w:eastAsia="Times New Roman" w:hAnsi="Arial" w:cs="Arial"/>
-        </w:rPr>
-        <w:t xml:space="preserve">Der Code soll klar strukturiert und nachvollziehbar aufgebaut sein. </w:t>
-      </w:r>
-    </w:p>
-    <w:p>
-      <w:pPr>
-        <w:numPr>
-          <w:ilvl w:val="0"/>
-          <w:numId w:val="37"/>
-        </w:numPr>
-        <w:rPr>
-          <w:rFonts w:ascii="Arial" w:eastAsia="Times New Roman" w:hAnsi="Arial" w:cs="Arial"/>
-        </w:rPr>
-      </w:pPr>
-      <w:r>
-        <w:rPr>
-          <w:rFonts w:ascii="Arial" w:eastAsia="Times New Roman" w:hAnsi="Arial" w:cs="Arial"/>
-        </w:rPr>
-        <w:t xml:space="preserve">Die Trennung von Verantwortlichkeiten (z. B. durch MVC-Architektur) soll eingehalten werden. </w:t>
-      </w:r>
-    </w:p>
-    <w:p>
-      <w:pPr>
-        <w:numPr>
-          <w:ilvl w:val="0"/>
-          <w:numId w:val="37"/>
-        </w:numPr>
-        <w:rPr>
-          <w:rFonts w:ascii="Arial" w:eastAsia="Times New Roman" w:hAnsi="Arial" w:cs="Arial"/>
-        </w:rPr>
-      </w:pPr>
-      <w:r>
-        <w:rPr>
-          <w:rFonts w:ascii="Arial" w:eastAsia="Times New Roman" w:hAnsi="Arial" w:cs="Arial"/>
-        </w:rPr>
-        <w:t xml:space="preserve">Änderungen oder Erweiterungen sollen ohne grosse Auswirkungen auf das Gesamtsystem möglich sein. </w:t>
-      </w:r>
-    </w:p>
-    <w:p>
-      <w:pPr>
-        <w:rPr>
-          <w:rFonts w:ascii="Arial" w:eastAsia="Times New Roman" w:hAnsi="Arial" w:cs="Arial"/>
-        </w:rPr>
-      </w:pPr>
-    </w:p>
-    <w:p>
-      <w:pPr>
-        <w:rPr>
-          <w:rFonts w:ascii="Arial" w:eastAsia="Times New Roman" w:hAnsi="Arial" w:cs="Arial"/>
-          <w:b/>
-          <w:bCs/>
-        </w:rPr>
-      </w:pPr>
-      <w:r>
-        <w:rPr>
-          <w:rFonts w:ascii="Arial" w:eastAsia="Times New Roman" w:hAnsi="Arial" w:cs="Arial"/>
-          <w:b/>
-          <w:bCs/>
-        </w:rPr>
-        <w:t>5</w:t>
-      </w:r>
-      <w:r>
-        <w:rPr>
-          <w:rFonts w:ascii="Arial" w:eastAsia="Times New Roman" w:hAnsi="Arial" w:cs="Arial"/>
-          <w:b/>
-          <w:bCs/>
-        </w:rPr>
-        <w:t>.</w:t>
-      </w:r>
-      <w:r>
-        <w:rPr>
-          <w:rFonts w:ascii="Arial" w:eastAsia="Times New Roman" w:hAnsi="Arial" w:cs="Arial"/>
-          <w:b/>
-          <w:bCs/>
-        </w:rPr>
-        <w:t xml:space="preserve"> Verfügbarkeit</w:t>
-      </w:r>
-    </w:p>
-    <w:p>
-      <w:pPr>
-        <w:rPr>
-          <w:rFonts w:ascii="Arial" w:eastAsia="Times New Roman" w:hAnsi="Arial" w:cs="Arial"/>
-        </w:rPr>
-      </w:pPr>
-      <w:r>
-        <w:rPr>
-          <w:rFonts w:ascii="Arial" w:eastAsia="Times New Roman" w:hAnsi="Arial" w:cs="Arial"/>
-        </w:rPr>
-        <w:t>Die Webapplikation soll zuverlässig und möglichst jederzeit erreichbar sein.</w:t>
-      </w:r>
-    </w:p>
-    <w:p>
-      <w:pPr>
-        <w:numPr>
-          <w:ilvl w:val="0"/>
-          <w:numId w:val="38"/>
-        </w:numPr>
-        <w:rPr>
-          <w:rFonts w:ascii="Arial" w:eastAsia="Times New Roman" w:hAnsi="Arial" w:cs="Arial"/>
-        </w:rPr>
-      </w:pPr>
-      <w:r>
-        <w:rPr>
-          <w:rFonts w:ascii="Arial" w:eastAsia="Times New Roman" w:hAnsi="Arial" w:cs="Arial"/>
-        </w:rPr>
-        <w:t xml:space="preserve">Die Anwendung muss über das Internet zugänglich sein. </w:t>
-      </w:r>
-    </w:p>
-    <w:p>
-      <w:pPr>
-        <w:numPr>
-          <w:ilvl w:val="0"/>
-          <w:numId w:val="38"/>
-        </w:numPr>
-        <w:rPr>
-          <w:rFonts w:ascii="Arial" w:eastAsia="Times New Roman" w:hAnsi="Arial" w:cs="Arial"/>
-        </w:rPr>
-      </w:pPr>
-      <w:r>
-        <w:rPr>
-          <w:rFonts w:ascii="Arial" w:eastAsia="Times New Roman" w:hAnsi="Arial" w:cs="Arial"/>
-        </w:rPr>
-        <w:t xml:space="preserve">Ausfälle sollen möglichst vermieden oder schnell behoben werden. </w:t>
-      </w:r>
-    </w:p>
-    <w:p>
-      <w:pPr>
-        <w:numPr>
-          <w:ilvl w:val="0"/>
-          <w:numId w:val="38"/>
-        </w:numPr>
-        <w:rPr>
-          <w:rFonts w:ascii="Arial" w:eastAsia="Times New Roman" w:hAnsi="Arial" w:cs="Arial"/>
-        </w:rPr>
-      </w:pPr>
-      <w:r>
-        <w:rPr>
-          <w:rFonts w:ascii="Arial" w:eastAsia="Times New Roman" w:hAnsi="Arial" w:cs="Arial"/>
-        </w:rPr>
-        <w:t xml:space="preserve">Während der Prüfungsphase muss die Anwendung stabil verfügbar bleiben. </w:t>
-      </w:r>
-    </w:p>
-    <w:p>
-      <w:pPr>
-        <w:rPr>
-          <w:rFonts w:ascii="Arial" w:eastAsia="Times New Roman" w:hAnsi="Arial" w:cs="Arial"/>
-        </w:rPr>
-      </w:pPr>
-    </w:p>
-    <w:p>
-      <w:pPr>
-        <w:rPr>
-          <w:rFonts w:ascii="Arial" w:eastAsia="Times New Roman" w:hAnsi="Arial" w:cs="Arial"/>
-          <w:b/>
-          <w:bCs/>
-        </w:rPr>
-      </w:pPr>
-      <w:r>
-        <w:rPr>
-          <w:rFonts w:ascii="Arial" w:eastAsia="Times New Roman" w:hAnsi="Arial" w:cs="Arial"/>
-          <w:b/>
-          <w:bCs/>
-        </w:rPr>
-        <w:t>6</w:t>
-      </w:r>
-      <w:r>
-        <w:rPr>
-          <w:rFonts w:ascii="Arial" w:eastAsia="Times New Roman" w:hAnsi="Arial" w:cs="Arial"/>
-          <w:b/>
-          <w:bCs/>
-        </w:rPr>
-        <w:t>.</w:t>
-      </w:r>
-      <w:r>
-        <w:rPr>
-          <w:rFonts w:ascii="Arial" w:eastAsia="Times New Roman" w:hAnsi="Arial" w:cs="Arial"/>
-          <w:b/>
-          <w:bCs/>
-        </w:rPr>
-        <w:t xml:space="preserve"> Benutzerfreundlichkeit</w:t>
-      </w:r>
-    </w:p>
-    <w:p>
-      <w:pPr>
-        <w:rPr>
-          <w:rFonts w:ascii="Arial" w:eastAsia="Times New Roman" w:hAnsi="Arial" w:cs="Arial"/>
-        </w:rPr>
-      </w:pPr>
-      <w:r>
-        <w:rPr>
-          <w:rFonts w:ascii="Arial" w:eastAsia="Times New Roman" w:hAnsi="Arial" w:cs="Arial"/>
-        </w:rPr>
-        <w:t>Die Anwendung soll einfach und intuitiv bedienbar sein.</w:t>
       </w:r>
     </w:p>
     <w:p>
@@ -4309,6 +4206,7 @@
           <w:ilvl w:val="0"/>
           <w:numId w:val="39"/>
         </w:numPr>
+        <w:spacing w:after="120" w:line="240" w:lineRule="auto"/>
         <w:rPr>
           <w:rFonts w:ascii="Arial" w:eastAsia="Times New Roman" w:hAnsi="Arial" w:cs="Arial"/>
         </w:rPr>
@@ -4317,7 +4215,7 @@
         <w:rPr>
           <w:rFonts w:ascii="Arial" w:eastAsia="Times New Roman" w:hAnsi="Arial" w:cs="Arial"/>
         </w:rPr>
-        <w:t xml:space="preserve">Die Benutzeroberfläche soll klar strukturiert und verständlich sein. </w:t>
+        <w:t xml:space="preserve">Benutzerkonten müssen durch Passwörter geschützt sein. </w:t>
       </w:r>
     </w:p>
     <w:p>
@@ -4326,6 +4224,7 @@
           <w:ilvl w:val="0"/>
           <w:numId w:val="39"/>
         </w:numPr>
+        <w:spacing w:after="120" w:line="240" w:lineRule="auto"/>
         <w:rPr>
           <w:rFonts w:ascii="Arial" w:eastAsia="Times New Roman" w:hAnsi="Arial" w:cs="Arial"/>
         </w:rPr>
@@ -4334,7 +4233,21 @@
         <w:rPr>
           <w:rFonts w:ascii="Arial" w:eastAsia="Times New Roman" w:hAnsi="Arial" w:cs="Arial"/>
         </w:rPr>
-        <w:t xml:space="preserve">Wichtige Funktionen sollen leicht auffindbar sein. </w:t>
+        <w:t xml:space="preserve">Passwörter dürfen nicht im Klartext gespeichert werden, sondern müssen sicher verarbeitet werden (z. B. durch </w:t>
+      </w:r>
+      <w:proofErr w:type="spellStart"/>
+      <w:r>
+        <w:rPr>
+          <w:rFonts w:ascii="Arial" w:eastAsia="Times New Roman" w:hAnsi="Arial" w:cs="Arial"/>
+        </w:rPr>
+        <w:t>Hashing</w:t>
+      </w:r>
+      <w:proofErr w:type="spellEnd"/>
+      <w:r>
+        <w:rPr>
+          <w:rFonts w:ascii="Arial" w:eastAsia="Times New Roman" w:hAnsi="Arial" w:cs="Arial"/>
+        </w:rPr>
+        <w:t xml:space="preserve">). </w:t>
       </w:r>
     </w:p>
     <w:p>
@@ -4343,6 +4256,7 @@
           <w:ilvl w:val="0"/>
           <w:numId w:val="39"/>
         </w:numPr>
+        <w:spacing w:after="120" w:line="240" w:lineRule="auto"/>
         <w:rPr>
           <w:rFonts w:ascii="Arial" w:eastAsia="Times New Roman" w:hAnsi="Arial" w:cs="Arial"/>
         </w:rPr>
@@ -4351,42 +4265,468 @@
         <w:rPr>
           <w:rFonts w:ascii="Arial" w:eastAsia="Times New Roman" w:hAnsi="Arial" w:cs="Arial"/>
         </w:rPr>
+        <w:t xml:space="preserve">Der Zugriff auf geschützte Bereiche der Anwendung darf nur nach erfolgreicher Authentifizierung erfolgen. </w:t>
+      </w:r>
+    </w:p>
+    <w:p>
+      <w:pPr>
+        <w:numPr>
+          <w:ilvl w:val="0"/>
+          <w:numId w:val="39"/>
+        </w:numPr>
+        <w:spacing w:after="120" w:line="240" w:lineRule="auto"/>
+        <w:rPr>
+          <w:rFonts w:ascii="Arial" w:eastAsia="Times New Roman" w:hAnsi="Arial" w:cs="Arial"/>
+        </w:rPr>
+      </w:pPr>
+      <w:r>
+        <w:rPr>
+          <w:rFonts w:ascii="Arial" w:eastAsia="Times New Roman" w:hAnsi="Arial" w:cs="Arial"/>
+        </w:rPr>
+        <w:t xml:space="preserve">Die API muss ebenfalls vor unberechtigtem Zugriff geschützt werden. </w:t>
+      </w:r>
+      <w:r>
+        <w:rPr>
+          <w:rFonts w:ascii="Arial" w:eastAsia="Times New Roman" w:hAnsi="Arial" w:cs="Arial"/>
+        </w:rPr>
+        <w:br/>
+      </w:r>
+    </w:p>
+    <w:p>
+      <w:pPr>
+        <w:spacing w:line="240" w:lineRule="auto"/>
+        <w:rPr>
+          <w:rFonts w:ascii="Arial" w:eastAsia="Times New Roman" w:hAnsi="Arial" w:cs="Arial"/>
+          <w:b/>
+          <w:bCs/>
+        </w:rPr>
+      </w:pPr>
+      <w:r>
+        <w:rPr>
+          <w:rFonts w:ascii="Arial" w:eastAsia="Times New Roman" w:hAnsi="Arial" w:cs="Arial"/>
+          <w:b/>
+          <w:bCs/>
+        </w:rPr>
+        <w:t>2. Performance</w:t>
+      </w:r>
+    </w:p>
+    <w:p>
+      <w:pPr>
+        <w:spacing w:line="240" w:lineRule="auto"/>
+        <w:rPr>
+          <w:rFonts w:ascii="Arial" w:eastAsia="Times New Roman" w:hAnsi="Arial" w:cs="Arial"/>
+        </w:rPr>
+      </w:pPr>
+      <w:r>
+        <w:rPr>
+          <w:rFonts w:ascii="Arial" w:eastAsia="Times New Roman" w:hAnsi="Arial" w:cs="Arial"/>
+        </w:rPr>
+        <w:t>Die Anwendung soll eine angemessene Reaktionszeit auf Benutzeranfragen gewährleisten.</w:t>
+      </w:r>
+    </w:p>
+    <w:p>
+      <w:pPr>
+        <w:numPr>
+          <w:ilvl w:val="0"/>
+          <w:numId w:val="39"/>
+        </w:numPr>
+        <w:spacing w:after="120" w:line="240" w:lineRule="auto"/>
+        <w:rPr>
+          <w:rFonts w:ascii="Arial" w:eastAsia="Times New Roman" w:hAnsi="Arial" w:cs="Arial"/>
+        </w:rPr>
+      </w:pPr>
+      <w:r>
+        <w:rPr>
+          <w:rFonts w:ascii="Arial" w:eastAsia="Times New Roman" w:hAnsi="Arial" w:cs="Arial"/>
+        </w:rPr>
+        <w:t xml:space="preserve">Seiten und Funktionen sollen ohne merkliche Verzögerung geladen werden. </w:t>
+      </w:r>
+    </w:p>
+    <w:p>
+      <w:pPr>
+        <w:numPr>
+          <w:ilvl w:val="0"/>
+          <w:numId w:val="39"/>
+        </w:numPr>
+        <w:spacing w:after="120" w:line="240" w:lineRule="auto"/>
+        <w:rPr>
+          <w:rFonts w:ascii="Arial" w:eastAsia="Times New Roman" w:hAnsi="Arial" w:cs="Arial"/>
+        </w:rPr>
+      </w:pPr>
+      <w:r>
+        <w:rPr>
+          <w:rFonts w:ascii="Arial" w:eastAsia="Times New Roman" w:hAnsi="Arial" w:cs="Arial"/>
+        </w:rPr>
+        <w:t xml:space="preserve">Die Anwendung soll in der Lage sein, mehrere gleichzeitige Benutzeranfragen zu verarbeiten. </w:t>
+      </w:r>
+    </w:p>
+    <w:p>
+      <w:pPr>
+        <w:numPr>
+          <w:ilvl w:val="0"/>
+          <w:numId w:val="39"/>
+        </w:numPr>
+        <w:spacing w:after="120" w:line="240" w:lineRule="auto"/>
+        <w:rPr>
+          <w:rFonts w:ascii="Arial" w:eastAsia="Times New Roman" w:hAnsi="Arial" w:cs="Arial"/>
+        </w:rPr>
+      </w:pPr>
+      <w:r>
+        <w:rPr>
+          <w:rFonts w:ascii="Arial" w:eastAsia="Times New Roman" w:hAnsi="Arial" w:cs="Arial"/>
+        </w:rPr>
+        <w:t xml:space="preserve">Datenbankabfragen sollen effizient gestaltet werden, um unnötige Verzögerungen zu vermeiden. </w:t>
+      </w:r>
+      <w:r>
+        <w:rPr>
+          <w:rFonts w:ascii="Arial" w:eastAsia="Times New Roman" w:hAnsi="Arial" w:cs="Arial"/>
+        </w:rPr>
+        <w:br/>
+      </w:r>
+    </w:p>
+    <w:p>
+      <w:pPr>
+        <w:spacing w:line="240" w:lineRule="auto"/>
+        <w:rPr>
+          <w:rFonts w:ascii="Arial" w:eastAsia="Times New Roman" w:hAnsi="Arial" w:cs="Arial"/>
+          <w:b/>
+          <w:bCs/>
+        </w:rPr>
+      </w:pPr>
+      <w:r>
+        <w:rPr>
+          <w:rFonts w:ascii="Arial" w:eastAsia="Times New Roman" w:hAnsi="Arial" w:cs="Arial"/>
+          <w:b/>
+          <w:bCs/>
+        </w:rPr>
+        <w:lastRenderedPageBreak/>
+        <w:t>3. Skalierbarkeit</w:t>
+      </w:r>
+    </w:p>
+    <w:p>
+      <w:pPr>
+        <w:spacing w:line="240" w:lineRule="auto"/>
+        <w:rPr>
+          <w:rFonts w:ascii="Arial" w:eastAsia="Times New Roman" w:hAnsi="Arial" w:cs="Arial"/>
+        </w:rPr>
+      </w:pPr>
+      <w:r>
+        <w:rPr>
+          <w:rFonts w:ascii="Arial" w:eastAsia="Times New Roman" w:hAnsi="Arial" w:cs="Arial"/>
+        </w:rPr>
+        <w:t>Die Lösung soll so konzipiert sein, dass sie bei steigender Nutzung erweitert werden kann.</w:t>
+      </w:r>
+    </w:p>
+    <w:p>
+      <w:pPr>
+        <w:numPr>
+          <w:ilvl w:val="0"/>
+          <w:numId w:val="39"/>
+        </w:numPr>
+        <w:spacing w:after="120" w:line="240" w:lineRule="auto"/>
+        <w:rPr>
+          <w:rFonts w:ascii="Arial" w:eastAsia="Times New Roman" w:hAnsi="Arial" w:cs="Arial"/>
+        </w:rPr>
+      </w:pPr>
+      <w:r>
+        <w:rPr>
+          <w:rFonts w:ascii="Arial" w:eastAsia="Times New Roman" w:hAnsi="Arial" w:cs="Arial"/>
+        </w:rPr>
+        <w:t xml:space="preserve">Die Architektur soll es ermöglichen, zusätzliche Benutzer und Datenmengen zu verarbeiten. </w:t>
+      </w:r>
+    </w:p>
+    <w:p>
+      <w:pPr>
+        <w:numPr>
+          <w:ilvl w:val="0"/>
+          <w:numId w:val="39"/>
+        </w:numPr>
+        <w:spacing w:after="120" w:line="240" w:lineRule="auto"/>
+        <w:rPr>
+          <w:rFonts w:ascii="Arial" w:eastAsia="Times New Roman" w:hAnsi="Arial" w:cs="Arial"/>
+        </w:rPr>
+      </w:pPr>
+      <w:r>
+        <w:rPr>
+          <w:rFonts w:ascii="Arial" w:eastAsia="Times New Roman" w:hAnsi="Arial" w:cs="Arial"/>
+        </w:rPr>
+        <w:t xml:space="preserve">Neue Funktionen oder Erweiterungen (z. B. zusätzliche Fahrzeugtypen wie E-Bikes) sollen ohne grundlegende Änderungen integrierbar sein. </w:t>
+      </w:r>
+      <w:r>
+        <w:rPr>
+          <w:rFonts w:ascii="Arial" w:eastAsia="Times New Roman" w:hAnsi="Arial" w:cs="Arial"/>
+        </w:rPr>
+        <w:br/>
+      </w:r>
+    </w:p>
+    <w:p>
+      <w:pPr>
+        <w:spacing w:line="240" w:lineRule="auto"/>
+        <w:rPr>
+          <w:rFonts w:ascii="Arial" w:eastAsia="Times New Roman" w:hAnsi="Arial" w:cs="Arial"/>
+          <w:b/>
+          <w:bCs/>
+        </w:rPr>
+      </w:pPr>
+      <w:r>
+        <w:rPr>
+          <w:rFonts w:ascii="Arial" w:eastAsia="Times New Roman" w:hAnsi="Arial" w:cs="Arial"/>
+          <w:b/>
+          <w:bCs/>
+        </w:rPr>
+        <w:t>4. Wartbarkeit</w:t>
+      </w:r>
+    </w:p>
+    <w:p>
+      <w:pPr>
+        <w:spacing w:line="240" w:lineRule="auto"/>
+        <w:rPr>
+          <w:rFonts w:ascii="Arial" w:eastAsia="Times New Roman" w:hAnsi="Arial" w:cs="Arial"/>
+        </w:rPr>
+      </w:pPr>
+      <w:r>
+        <w:rPr>
+          <w:rFonts w:ascii="Arial" w:eastAsia="Times New Roman" w:hAnsi="Arial" w:cs="Arial"/>
+        </w:rPr>
+        <w:t>Die Anwendung soll einfach verständlich und erweiterbar sein.</w:t>
+      </w:r>
+    </w:p>
+    <w:p>
+      <w:pPr>
+        <w:numPr>
+          <w:ilvl w:val="0"/>
+          <w:numId w:val="39"/>
+        </w:numPr>
+        <w:spacing w:after="120" w:line="240" w:lineRule="auto"/>
+        <w:rPr>
+          <w:rFonts w:ascii="Arial" w:eastAsia="Times New Roman" w:hAnsi="Arial" w:cs="Arial"/>
+        </w:rPr>
+      </w:pPr>
+      <w:r>
+        <w:rPr>
+          <w:rFonts w:ascii="Arial" w:eastAsia="Times New Roman" w:hAnsi="Arial" w:cs="Arial"/>
+        </w:rPr>
+        <w:t xml:space="preserve">Der Code soll klar strukturiert und nachvollziehbar aufgebaut sein. </w:t>
+      </w:r>
+    </w:p>
+    <w:p>
+      <w:pPr>
+        <w:numPr>
+          <w:ilvl w:val="0"/>
+          <w:numId w:val="39"/>
+        </w:numPr>
+        <w:spacing w:after="120" w:line="240" w:lineRule="auto"/>
+        <w:rPr>
+          <w:rFonts w:ascii="Arial" w:eastAsia="Times New Roman" w:hAnsi="Arial" w:cs="Arial"/>
+        </w:rPr>
+      </w:pPr>
+      <w:r>
+        <w:rPr>
+          <w:rFonts w:ascii="Arial" w:eastAsia="Times New Roman" w:hAnsi="Arial" w:cs="Arial"/>
+        </w:rPr>
+        <w:t xml:space="preserve">Die Trennung von Verantwortlichkeiten (z. B. durch MVC-Architektur) soll eingehalten werden. </w:t>
+      </w:r>
+    </w:p>
+    <w:p>
+      <w:pPr>
+        <w:numPr>
+          <w:ilvl w:val="0"/>
+          <w:numId w:val="39"/>
+        </w:numPr>
+        <w:spacing w:after="120" w:line="240" w:lineRule="auto"/>
+        <w:rPr>
+          <w:rFonts w:ascii="Arial" w:eastAsia="Times New Roman" w:hAnsi="Arial" w:cs="Arial"/>
+        </w:rPr>
+      </w:pPr>
+      <w:r>
+        <w:rPr>
+          <w:rFonts w:ascii="Arial" w:eastAsia="Times New Roman" w:hAnsi="Arial" w:cs="Arial"/>
+        </w:rPr>
+        <w:t xml:space="preserve">Änderungen oder Erweiterungen sollen ohne grosse Auswirkungen auf das Gesamtsystem möglich sein. </w:t>
+      </w:r>
+      <w:r>
+        <w:rPr>
+          <w:rFonts w:ascii="Arial" w:eastAsia="Times New Roman" w:hAnsi="Arial" w:cs="Arial"/>
+        </w:rPr>
+        <w:br/>
+      </w:r>
+    </w:p>
+    <w:p>
+      <w:pPr>
+        <w:spacing w:line="240" w:lineRule="auto"/>
+        <w:rPr>
+          <w:rFonts w:ascii="Arial" w:eastAsia="Times New Roman" w:hAnsi="Arial" w:cs="Arial"/>
+          <w:b/>
+          <w:bCs/>
+        </w:rPr>
+      </w:pPr>
+      <w:r>
+        <w:rPr>
+          <w:rFonts w:ascii="Arial" w:eastAsia="Times New Roman" w:hAnsi="Arial" w:cs="Arial"/>
+          <w:b/>
+          <w:bCs/>
+        </w:rPr>
+        <w:t>5. Verfügbarkeit</w:t>
+      </w:r>
+    </w:p>
+    <w:p>
+      <w:pPr>
+        <w:spacing w:line="240" w:lineRule="auto"/>
+        <w:rPr>
+          <w:rFonts w:ascii="Arial" w:eastAsia="Times New Roman" w:hAnsi="Arial" w:cs="Arial"/>
+        </w:rPr>
+      </w:pPr>
+      <w:r>
+        <w:rPr>
+          <w:rFonts w:ascii="Arial" w:eastAsia="Times New Roman" w:hAnsi="Arial" w:cs="Arial"/>
+        </w:rPr>
+        <w:t>Die Webapplikation soll zuverlässig und möglichst jederzeit erreichbar sein.</w:t>
+      </w:r>
+    </w:p>
+    <w:p>
+      <w:pPr>
+        <w:numPr>
+          <w:ilvl w:val="0"/>
+          <w:numId w:val="39"/>
+        </w:numPr>
+        <w:spacing w:after="120" w:line="240" w:lineRule="auto"/>
+        <w:rPr>
+          <w:rFonts w:ascii="Arial" w:eastAsia="Times New Roman" w:hAnsi="Arial" w:cs="Arial"/>
+        </w:rPr>
+      </w:pPr>
+      <w:r>
+        <w:rPr>
+          <w:rFonts w:ascii="Arial" w:eastAsia="Times New Roman" w:hAnsi="Arial" w:cs="Arial"/>
+        </w:rPr>
+        <w:t xml:space="preserve">Die Anwendung muss über das Internet zugänglich sein. </w:t>
+      </w:r>
+    </w:p>
+    <w:p>
+      <w:pPr>
+        <w:numPr>
+          <w:ilvl w:val="0"/>
+          <w:numId w:val="39"/>
+        </w:numPr>
+        <w:spacing w:after="120" w:line="240" w:lineRule="auto"/>
+        <w:rPr>
+          <w:rFonts w:ascii="Arial" w:eastAsia="Times New Roman" w:hAnsi="Arial" w:cs="Arial"/>
+        </w:rPr>
+      </w:pPr>
+      <w:r>
+        <w:rPr>
+          <w:rFonts w:ascii="Arial" w:eastAsia="Times New Roman" w:hAnsi="Arial" w:cs="Arial"/>
+        </w:rPr>
+        <w:t xml:space="preserve">Ausfälle sollen möglichst vermieden oder schnell behoben werden. </w:t>
+      </w:r>
+    </w:p>
+    <w:p>
+      <w:pPr>
+        <w:numPr>
+          <w:ilvl w:val="0"/>
+          <w:numId w:val="39"/>
+        </w:numPr>
+        <w:spacing w:after="120" w:line="240" w:lineRule="auto"/>
+        <w:rPr>
+          <w:rFonts w:ascii="Arial" w:eastAsia="Times New Roman" w:hAnsi="Arial" w:cs="Arial"/>
+        </w:rPr>
+      </w:pPr>
+      <w:r>
+        <w:rPr>
+          <w:rFonts w:ascii="Arial" w:eastAsia="Times New Roman" w:hAnsi="Arial" w:cs="Arial"/>
+        </w:rPr>
+        <w:t xml:space="preserve">Während der Prüfungsphase muss die Anwendung stabil verfügbar bleiben. </w:t>
+      </w:r>
+      <w:r>
+        <w:rPr>
+          <w:rFonts w:ascii="Arial" w:eastAsia="Times New Roman" w:hAnsi="Arial" w:cs="Arial"/>
+        </w:rPr>
+        <w:br/>
+      </w:r>
+    </w:p>
+    <w:p>
+      <w:pPr>
+        <w:spacing w:line="240" w:lineRule="auto"/>
+        <w:rPr>
+          <w:rFonts w:ascii="Arial" w:eastAsia="Times New Roman" w:hAnsi="Arial" w:cs="Arial"/>
+          <w:b/>
+          <w:bCs/>
+        </w:rPr>
+      </w:pPr>
+      <w:r>
+        <w:rPr>
+          <w:rFonts w:ascii="Arial" w:eastAsia="Times New Roman" w:hAnsi="Arial" w:cs="Arial"/>
+          <w:b/>
+          <w:bCs/>
+        </w:rPr>
+        <w:t>6. Benutzerfreundlichkeit</w:t>
+      </w:r>
+    </w:p>
+    <w:p>
+      <w:pPr>
+        <w:spacing w:line="240" w:lineRule="auto"/>
+        <w:rPr>
+          <w:rFonts w:ascii="Arial" w:eastAsia="Times New Roman" w:hAnsi="Arial" w:cs="Arial"/>
+        </w:rPr>
+      </w:pPr>
+      <w:r>
+        <w:rPr>
+          <w:rFonts w:ascii="Arial" w:eastAsia="Times New Roman" w:hAnsi="Arial" w:cs="Arial"/>
+        </w:rPr>
+        <w:t>Die Anwendung soll einfach und intuitiv bedienbar sein.</w:t>
+      </w:r>
+    </w:p>
+    <w:p>
+      <w:pPr>
+        <w:numPr>
+          <w:ilvl w:val="0"/>
+          <w:numId w:val="39"/>
+        </w:numPr>
+        <w:spacing w:after="120" w:line="240" w:lineRule="auto"/>
+        <w:rPr>
+          <w:rFonts w:ascii="Arial" w:eastAsia="Times New Roman" w:hAnsi="Arial" w:cs="Arial"/>
+        </w:rPr>
+      </w:pPr>
+      <w:r>
+        <w:rPr>
+          <w:rFonts w:ascii="Arial" w:eastAsia="Times New Roman" w:hAnsi="Arial" w:cs="Arial"/>
+        </w:rPr>
+        <w:t xml:space="preserve">Die Benutzeroberfläche soll klar strukturiert und verständlich sein. </w:t>
+      </w:r>
+    </w:p>
+    <w:p>
+      <w:pPr>
+        <w:numPr>
+          <w:ilvl w:val="0"/>
+          <w:numId w:val="39"/>
+        </w:numPr>
+        <w:spacing w:after="120" w:line="240" w:lineRule="auto"/>
+        <w:rPr>
+          <w:rFonts w:ascii="Arial" w:eastAsia="Times New Roman" w:hAnsi="Arial" w:cs="Arial"/>
+        </w:rPr>
+      </w:pPr>
+      <w:r>
+        <w:rPr>
+          <w:rFonts w:ascii="Arial" w:eastAsia="Times New Roman" w:hAnsi="Arial" w:cs="Arial"/>
+        </w:rPr>
+        <w:t xml:space="preserve">Wichtige Funktionen sollen leicht auffindbar sein. </w:t>
+      </w:r>
+    </w:p>
+    <w:p>
+      <w:pPr>
+        <w:numPr>
+          <w:ilvl w:val="0"/>
+          <w:numId w:val="39"/>
+        </w:numPr>
+        <w:rPr>
+          <w:rFonts w:ascii="Arial" w:eastAsia="Times New Roman" w:hAnsi="Arial" w:cs="Arial"/>
+        </w:rPr>
+      </w:pPr>
+      <w:r>
+        <w:rPr>
+          <w:rFonts w:ascii="Arial" w:eastAsia="Times New Roman" w:hAnsi="Arial" w:cs="Arial"/>
+        </w:rPr>
         <w:t>Eingaben sollen überprüft werden, um Fehler zu vermeiden.</w:t>
       </w:r>
-    </w:p>
-    <w:p>
-      <w:pPr>
-        <w:rPr>
-          <w:rFonts w:ascii="Arial" w:eastAsia="Times New Roman" w:hAnsi="Arial" w:cs="Arial"/>
-        </w:rPr>
-      </w:pPr>
-      <w:r>
-        <w:rPr>
-          <w:rFonts w:ascii="Arial" w:eastAsia="Times New Roman" w:hAnsi="Arial" w:cs="Arial"/>
-        </w:rPr>
-        <w:br w:type="page"/>
-      </w:r>
-    </w:p>
-    <w:p>
-      <w:pPr>
-        <w:spacing w:after="0"/>
-        <w:contextualSpacing/>
-        <w:rPr>
-          <w:rFonts w:ascii="Arial" w:eastAsia="Times New Roman" w:hAnsi="Arial" w:cs="Arial"/>
-        </w:rPr>
-        <w:sectPr>
-          <w:headerReference w:type="default" r:id="rId8"/>
-          <w:footerReference w:type="default" r:id="rId9"/>
-          <w:headerReference w:type="first" r:id="rId10"/>
-          <w:footerReference w:type="first" r:id="rId11"/>
-          <w:pgSz w:w="11906" w:h="16838"/>
-          <w:pgMar w:top="1134" w:right="1418" w:bottom="1418" w:left="1418" w:header="709" w:footer="567" w:gutter="0"/>
-          <w:pgNumType w:start="4"/>
-          <w:cols w:space="708"/>
-          <w:titlePg/>
-          <w:docGrid w:linePitch="360"/>
-        </w:sectPr>
-      </w:pPr>
     </w:p>
     <w:p>
       <w:pPr>
@@ -4398,6 +4738,1049 @@
         <w:tabs>
           <w:tab w:val="left" w:pos="284"/>
         </w:tabs>
+        <w:spacing w:line="240" w:lineRule="auto"/>
+        <w:ind w:left="-284" w:firstLine="142"/>
+        <w:rPr>
+          <w:rFonts w:ascii="Arial" w:hAnsi="Arial" w:cs="Arial"/>
+          <w:sz w:val="36"/>
+          <w:szCs w:val="36"/>
+        </w:rPr>
+      </w:pPr>
+      <w:bookmarkStart w:id="5" w:name="_Toc225104702"/>
+      <w:bookmarkStart w:id="6" w:name="_Toc225109815"/>
+      <w:r>
+        <w:rPr>
+          <w:rFonts w:ascii="Arial" w:hAnsi="Arial" w:cs="Arial"/>
+          <w:sz w:val="36"/>
+          <w:szCs w:val="36"/>
+        </w:rPr>
+        <w:t>Lösungsansatz: Wahl der Versionskontrollplattform</w:t>
+      </w:r>
+      <w:bookmarkEnd w:id="5"/>
+      <w:bookmarkEnd w:id="6"/>
+    </w:p>
+    <w:p>
+      <w:pPr>
+        <w:spacing w:before="240"/>
+        <w:rPr>
+          <w:rFonts w:ascii="Arial" w:hAnsi="Arial" w:cs="Arial"/>
+        </w:rPr>
+      </w:pPr>
+      <w:r>
+        <w:rPr>
+          <w:rFonts w:ascii="Arial" w:hAnsi="Arial" w:cs="Arial"/>
+        </w:rPr>
+        <w:t xml:space="preserve">Für die Verwaltung des Quellcodes der Webapplikation stand zunächst die Entscheidung zwischen GitHub, </w:t>
+      </w:r>
+      <w:proofErr w:type="spellStart"/>
+      <w:r>
+        <w:rPr>
+          <w:rFonts w:ascii="Arial" w:hAnsi="Arial" w:cs="Arial"/>
+        </w:rPr>
+        <w:t>GitLab</w:t>
+      </w:r>
+      <w:proofErr w:type="spellEnd"/>
+      <w:r>
+        <w:rPr>
+          <w:rFonts w:ascii="Arial" w:hAnsi="Arial" w:cs="Arial"/>
+        </w:rPr>
+        <w:t xml:space="preserve"> und </w:t>
+      </w:r>
+      <w:proofErr w:type="spellStart"/>
+      <w:r>
+        <w:rPr>
+          <w:rFonts w:ascii="Arial" w:hAnsi="Arial" w:cs="Arial"/>
+        </w:rPr>
+        <w:t>Bitbucket</w:t>
+      </w:r>
+      <w:proofErr w:type="spellEnd"/>
+      <w:r>
+        <w:rPr>
+          <w:rFonts w:ascii="Arial" w:hAnsi="Arial" w:cs="Arial"/>
+        </w:rPr>
+        <w:t xml:space="preserve"> im Raum. Nach einem sorgfältigen Vergleich der jeweiligen Stärken und Schwächen fiel die Wahl schlie</w:t>
+      </w:r>
+      <w:r>
+        <w:rPr>
+          <w:rFonts w:ascii="Arial" w:hAnsi="Arial" w:cs="Arial"/>
+        </w:rPr>
+        <w:t>ss</w:t>
+      </w:r>
+      <w:r>
+        <w:rPr>
+          <w:rFonts w:ascii="Arial" w:hAnsi="Arial" w:cs="Arial"/>
+        </w:rPr>
+        <w:t>lich auf GitHub als zentrale Plattform für die Versionskontrolle.</w:t>
+      </w:r>
+    </w:p>
+    <w:p>
+      <w:pPr>
+        <w:rPr>
+          <w:rFonts w:ascii="Arial" w:hAnsi="Arial" w:cs="Arial"/>
+          <w:b/>
+          <w:bCs/>
+        </w:rPr>
+      </w:pPr>
+      <w:r>
+        <w:rPr>
+          <w:rFonts w:ascii="Arial" w:hAnsi="Arial" w:cs="Arial"/>
+          <w:b/>
+          <w:bCs/>
+        </w:rPr>
+        <w:t>Begründung der Wahl</w:t>
+      </w:r>
+      <w:r>
+        <w:rPr>
+          <w:rFonts w:ascii="Arial" w:hAnsi="Arial" w:cs="Arial"/>
+          <w:b/>
+          <w:bCs/>
+        </w:rPr>
+        <w:t>:</w:t>
+      </w:r>
+    </w:p>
+    <w:p>
+      <w:pPr>
+        <w:spacing w:line="240" w:lineRule="auto"/>
+        <w:rPr>
+          <w:rFonts w:ascii="Arial" w:hAnsi="Arial" w:cs="Arial"/>
+        </w:rPr>
+      </w:pPr>
+      <w:r>
+        <w:rPr>
+          <w:rFonts w:ascii="Arial" w:hAnsi="Arial" w:cs="Arial"/>
+        </w:rPr>
+        <w:t>Wartbarkeit:</w:t>
+      </w:r>
+    </w:p>
+    <w:p>
+      <w:pPr>
+        <w:pStyle w:val="Listenabsatz"/>
+        <w:numPr>
+          <w:ilvl w:val="0"/>
+          <w:numId w:val="39"/>
+        </w:numPr>
+        <w:tabs>
+          <w:tab w:val="clear" w:pos="720"/>
+          <w:tab w:val="num" w:pos="851"/>
+        </w:tabs>
+        <w:spacing w:line="240" w:lineRule="auto"/>
+        <w:ind w:left="709" w:hanging="283"/>
+        <w:rPr>
+          <w:rFonts w:ascii="Arial" w:hAnsi="Arial" w:cs="Arial"/>
+        </w:rPr>
+      </w:pPr>
+      <w:r>
+        <w:rPr>
+          <w:rFonts w:ascii="Arial" w:hAnsi="Arial" w:cs="Arial"/>
+        </w:rPr>
+        <w:t>GitHub überzeugt durch eine benutzerfreundliche Oberfläche, ein gro</w:t>
+      </w:r>
+      <w:r>
+        <w:rPr>
+          <w:rFonts w:ascii="Arial" w:hAnsi="Arial" w:cs="Arial"/>
+        </w:rPr>
+        <w:t>ss</w:t>
+      </w:r>
+      <w:r>
+        <w:rPr>
+          <w:rFonts w:ascii="Arial" w:hAnsi="Arial" w:cs="Arial"/>
+        </w:rPr>
+        <w:t xml:space="preserve">es Ökosystem und zahlreiche Integrationsmöglichkeiten wie CI/CD-Pipelines, </w:t>
+      </w:r>
+      <w:proofErr w:type="spellStart"/>
+      <w:r>
+        <w:rPr>
+          <w:rFonts w:ascii="Arial" w:hAnsi="Arial" w:cs="Arial"/>
+        </w:rPr>
+        <w:t>Issue</w:t>
+      </w:r>
+      <w:proofErr w:type="spellEnd"/>
+      <w:r>
+        <w:rPr>
+          <w:rFonts w:ascii="Arial" w:hAnsi="Arial" w:cs="Arial"/>
+        </w:rPr>
+        <w:t>-Tracking oder Pull-</w:t>
+      </w:r>
+      <w:proofErr w:type="spellStart"/>
+      <w:r>
+        <w:rPr>
+          <w:rFonts w:ascii="Arial" w:hAnsi="Arial" w:cs="Arial"/>
+        </w:rPr>
+        <w:t>Requests</w:t>
+      </w:r>
+      <w:proofErr w:type="spellEnd"/>
+      <w:r>
+        <w:rPr>
+          <w:rFonts w:ascii="Arial" w:hAnsi="Arial" w:cs="Arial"/>
+        </w:rPr>
+        <w:t>. Dadurch lassen sich Änderungen im Code klar nachvollziehen, Review-Prozesse effizient durchführen und die langfristige Wartbarkeit des Projekts sicherstellen.</w:t>
+      </w:r>
+    </w:p>
+    <w:p>
+      <w:pPr>
+        <w:rPr>
+          <w:rFonts w:ascii="Arial" w:hAnsi="Arial" w:cs="Arial"/>
+        </w:rPr>
+      </w:pPr>
+      <w:r>
+        <w:rPr>
+          <w:rFonts w:ascii="Arial" w:hAnsi="Arial" w:cs="Arial"/>
+        </w:rPr>
+        <w:br w:type="page"/>
+      </w:r>
+    </w:p>
+    <w:p>
+      <w:pPr>
+        <w:spacing w:line="240" w:lineRule="auto"/>
+        <w:rPr>
+          <w:rFonts w:ascii="Arial" w:hAnsi="Arial" w:cs="Arial"/>
+        </w:rPr>
+      </w:pPr>
+      <w:r>
+        <w:rPr>
+          <w:rFonts w:ascii="Arial" w:hAnsi="Arial" w:cs="Arial"/>
+        </w:rPr>
+        <w:lastRenderedPageBreak/>
+        <w:t xml:space="preserve">Skalierbarkeit:  </w:t>
+      </w:r>
+    </w:p>
+    <w:p>
+      <w:pPr>
+        <w:pStyle w:val="Listenabsatz"/>
+        <w:numPr>
+          <w:ilvl w:val="0"/>
+          <w:numId w:val="39"/>
+        </w:numPr>
+        <w:tabs>
+          <w:tab w:val="clear" w:pos="720"/>
+          <w:tab w:val="num" w:pos="851"/>
+        </w:tabs>
+        <w:spacing w:line="240" w:lineRule="auto"/>
+        <w:ind w:left="709" w:hanging="283"/>
+        <w:rPr>
+          <w:rFonts w:ascii="Arial" w:hAnsi="Arial" w:cs="Arial"/>
+        </w:rPr>
+      </w:pPr>
+      <w:r>
+        <w:rPr>
+          <w:rFonts w:ascii="Arial" w:hAnsi="Arial" w:cs="Arial"/>
+        </w:rPr>
+        <w:t>Ob kleines Projekt oder gro</w:t>
+      </w:r>
+      <w:r>
+        <w:rPr>
+          <w:rFonts w:ascii="Arial" w:hAnsi="Arial" w:cs="Arial"/>
+        </w:rPr>
+        <w:t>ss</w:t>
+      </w:r>
+      <w:r>
+        <w:rPr>
+          <w:rFonts w:ascii="Arial" w:hAnsi="Arial" w:cs="Arial"/>
+        </w:rPr>
+        <w:t xml:space="preserve">es Entwicklungsteam – GitHub wächst flexibel mit. Die Nutzung von </w:t>
+      </w:r>
+      <w:proofErr w:type="spellStart"/>
+      <w:r>
+        <w:rPr>
+          <w:rFonts w:ascii="Arial" w:hAnsi="Arial" w:cs="Arial"/>
+        </w:rPr>
+        <w:t>Branches</w:t>
+      </w:r>
+      <w:proofErr w:type="spellEnd"/>
+      <w:r>
+        <w:rPr>
+          <w:rFonts w:ascii="Arial" w:hAnsi="Arial" w:cs="Arial"/>
+        </w:rPr>
+        <w:t>, Forks und Pull-</w:t>
+      </w:r>
+      <w:proofErr w:type="spellStart"/>
+      <w:r>
+        <w:rPr>
+          <w:rFonts w:ascii="Arial" w:hAnsi="Arial" w:cs="Arial"/>
+        </w:rPr>
+        <w:t>Requests</w:t>
+      </w:r>
+      <w:proofErr w:type="spellEnd"/>
+      <w:r>
+        <w:rPr>
+          <w:rFonts w:ascii="Arial" w:hAnsi="Arial" w:cs="Arial"/>
+        </w:rPr>
+        <w:t xml:space="preserve"> ermöglicht eine strukturierte Weiterentwicklung, ohne dass die Stabilität des Hauptcodes gefährdet wird. So bleibt das Projekt auch bei zukünftigen Erweiterungen gut handhabbar.</w:t>
+      </w:r>
+    </w:p>
+    <w:p>
+      <w:pPr>
+        <w:spacing w:line="240" w:lineRule="auto"/>
+        <w:rPr>
+          <w:rFonts w:ascii="Arial" w:hAnsi="Arial" w:cs="Arial"/>
+        </w:rPr>
+      </w:pPr>
+      <w:r>
+        <w:rPr>
+          <w:rFonts w:ascii="Arial" w:hAnsi="Arial" w:cs="Arial"/>
+        </w:rPr>
+        <w:t xml:space="preserve">Verfügbarkeit: </w:t>
+      </w:r>
+    </w:p>
+    <w:p>
+      <w:pPr>
+        <w:pStyle w:val="Listenabsatz"/>
+        <w:numPr>
+          <w:ilvl w:val="0"/>
+          <w:numId w:val="39"/>
+        </w:numPr>
+        <w:tabs>
+          <w:tab w:val="clear" w:pos="720"/>
+          <w:tab w:val="num" w:pos="851"/>
+        </w:tabs>
+        <w:spacing w:line="240" w:lineRule="auto"/>
+        <w:ind w:left="709" w:hanging="283"/>
+        <w:rPr>
+          <w:rFonts w:ascii="Arial" w:hAnsi="Arial" w:cs="Arial"/>
+        </w:rPr>
+      </w:pPr>
+      <w:r>
+        <w:rPr>
+          <w:rFonts w:ascii="Arial" w:hAnsi="Arial" w:cs="Arial"/>
+        </w:rPr>
+        <w:t>Als Cloud-basierte Plattform bietet GitHub eine hohe Ausfallsicherheit und ist weltweit erreichbar. Das erleichtert die Zusammenarbeit im Team erheblich, insbesondere wenn Mitglieder remote arbeiten oder von verschiedenen Standorten aus zugreifen.</w:t>
+      </w:r>
+    </w:p>
+    <w:p>
+      <w:pPr>
+        <w:pStyle w:val="Listenabsatz"/>
+        <w:spacing w:line="240" w:lineRule="auto"/>
+        <w:ind w:left="709"/>
+        <w:rPr>
+          <w:rFonts w:ascii="Arial" w:hAnsi="Arial" w:cs="Arial"/>
+          <w:sz w:val="14"/>
+          <w:szCs w:val="14"/>
+        </w:rPr>
+      </w:pPr>
+    </w:p>
+    <w:p>
+      <w:pPr>
+        <w:spacing w:line="240" w:lineRule="auto"/>
+        <w:rPr>
+          <w:rFonts w:ascii="Arial" w:hAnsi="Arial" w:cs="Arial"/>
+          <w:b/>
+          <w:bCs/>
+        </w:rPr>
+      </w:pPr>
+      <w:r>
+        <w:rPr>
+          <w:rFonts w:ascii="Arial" w:hAnsi="Arial" w:cs="Arial"/>
+          <w:b/>
+          <w:bCs/>
+        </w:rPr>
+        <w:t xml:space="preserve">Vor- und Nachteile im Vergleich zu </w:t>
+      </w:r>
+      <w:proofErr w:type="spellStart"/>
+      <w:r>
+        <w:rPr>
+          <w:rFonts w:ascii="Arial" w:hAnsi="Arial" w:cs="Arial"/>
+          <w:b/>
+          <w:bCs/>
+        </w:rPr>
+        <w:t>GitLab</w:t>
+      </w:r>
+      <w:proofErr w:type="spellEnd"/>
+      <w:r>
+        <w:rPr>
+          <w:rFonts w:ascii="Arial" w:hAnsi="Arial" w:cs="Arial"/>
+          <w:b/>
+          <w:bCs/>
+        </w:rPr>
+        <w:t xml:space="preserve"> und </w:t>
+      </w:r>
+      <w:proofErr w:type="spellStart"/>
+      <w:r>
+        <w:rPr>
+          <w:rFonts w:ascii="Arial" w:hAnsi="Arial" w:cs="Arial"/>
+          <w:b/>
+          <w:bCs/>
+        </w:rPr>
+        <w:t>Bitbucket</w:t>
+      </w:r>
+      <w:proofErr w:type="spellEnd"/>
+    </w:p>
+    <w:tbl>
+      <w:tblPr>
+        <w:tblStyle w:val="Tabellenraster"/>
+        <w:tblW w:w="9351" w:type="dxa"/>
+        <w:tblLook w:val="04A0" w:firstRow="1" w:lastRow="0" w:firstColumn="1" w:lastColumn="0" w:noHBand="0" w:noVBand="1"/>
+      </w:tblPr>
+      <w:tblGrid>
+        <w:gridCol w:w="1838"/>
+        <w:gridCol w:w="2552"/>
+        <w:gridCol w:w="2555"/>
+        <w:gridCol w:w="2406"/>
+      </w:tblGrid>
+      <w:tr>
+        <w:tc>
+          <w:tcPr>
+            <w:tcW w:w="1838" w:type="dxa"/>
+            <w:tcBorders>
+              <w:top w:val="single" w:sz="4" w:space="0" w:color="D9D9D9" w:themeColor="background1" w:themeShade="D9"/>
+              <w:left w:val="single" w:sz="4" w:space="0" w:color="D9D9D9" w:themeColor="background1" w:themeShade="D9"/>
+              <w:bottom w:val="single" w:sz="4" w:space="0" w:color="D9D9D9" w:themeColor="background1" w:themeShade="D9"/>
+              <w:right w:val="single" w:sz="4" w:space="0" w:color="D9D9D9" w:themeColor="background1" w:themeShade="D9"/>
+            </w:tcBorders>
+            <w:shd w:val="clear" w:color="auto" w:fill="EAEDF1" w:themeFill="text2" w:themeFillTint="1A"/>
+          </w:tcPr>
+          <w:p>
+            <w:pPr>
+              <w:rPr>
+                <w:rFonts w:ascii="Arial" w:hAnsi="Arial" w:cs="Arial"/>
+                <w:b/>
+                <w:bCs/>
+              </w:rPr>
+            </w:pPr>
+            <w:r>
+              <w:rPr>
+                <w:rFonts w:ascii="Arial" w:hAnsi="Arial" w:cs="Arial"/>
+                <w:b/>
+                <w:bCs/>
+              </w:rPr>
+              <w:t>Kriterium</w:t>
+            </w:r>
+          </w:p>
+        </w:tc>
+        <w:tc>
+          <w:tcPr>
+            <w:tcW w:w="2552" w:type="dxa"/>
+            <w:tcBorders>
+              <w:top w:val="single" w:sz="4" w:space="0" w:color="D9D9D9" w:themeColor="background1" w:themeShade="D9"/>
+              <w:left w:val="single" w:sz="4" w:space="0" w:color="D9D9D9" w:themeColor="background1" w:themeShade="D9"/>
+              <w:bottom w:val="single" w:sz="4" w:space="0" w:color="D9D9D9" w:themeColor="background1" w:themeShade="D9"/>
+              <w:right w:val="single" w:sz="4" w:space="0" w:color="D9D9D9" w:themeColor="background1" w:themeShade="D9"/>
+            </w:tcBorders>
+            <w:shd w:val="clear" w:color="auto" w:fill="EAEDF1" w:themeFill="text2" w:themeFillTint="1A"/>
+          </w:tcPr>
+          <w:p>
+            <w:pPr>
+              <w:rPr>
+                <w:rFonts w:ascii="Arial" w:hAnsi="Arial" w:cs="Arial"/>
+                <w:b/>
+                <w:bCs/>
+              </w:rPr>
+            </w:pPr>
+            <w:r>
+              <w:rPr>
+                <w:rFonts w:ascii="Arial" w:hAnsi="Arial" w:cs="Arial"/>
+                <w:b/>
+                <w:bCs/>
+              </w:rPr>
+              <w:t>GitHub</w:t>
+            </w:r>
+          </w:p>
+        </w:tc>
+        <w:tc>
+          <w:tcPr>
+            <w:tcW w:w="2555" w:type="dxa"/>
+            <w:tcBorders>
+              <w:top w:val="single" w:sz="4" w:space="0" w:color="D9D9D9" w:themeColor="background1" w:themeShade="D9"/>
+              <w:left w:val="single" w:sz="4" w:space="0" w:color="D9D9D9" w:themeColor="background1" w:themeShade="D9"/>
+              <w:bottom w:val="single" w:sz="4" w:space="0" w:color="D9D9D9" w:themeColor="background1" w:themeShade="D9"/>
+              <w:right w:val="single" w:sz="4" w:space="0" w:color="D9D9D9" w:themeColor="background1" w:themeShade="D9"/>
+            </w:tcBorders>
+            <w:shd w:val="clear" w:color="auto" w:fill="EAEDF1" w:themeFill="text2" w:themeFillTint="1A"/>
+          </w:tcPr>
+          <w:p>
+            <w:pPr>
+              <w:rPr>
+                <w:rFonts w:ascii="Arial" w:hAnsi="Arial" w:cs="Arial"/>
+                <w:b/>
+                <w:bCs/>
+              </w:rPr>
+            </w:pPr>
+            <w:proofErr w:type="spellStart"/>
+            <w:r>
+              <w:rPr>
+                <w:rFonts w:ascii="Arial" w:hAnsi="Arial" w:cs="Arial"/>
+                <w:b/>
+                <w:bCs/>
+              </w:rPr>
+              <w:t>GitLab</w:t>
+            </w:r>
+            <w:proofErr w:type="spellEnd"/>
+          </w:p>
+        </w:tc>
+        <w:tc>
+          <w:tcPr>
+            <w:tcW w:w="2406" w:type="dxa"/>
+            <w:tcBorders>
+              <w:top w:val="single" w:sz="4" w:space="0" w:color="D9D9D9" w:themeColor="background1" w:themeShade="D9"/>
+              <w:left w:val="single" w:sz="4" w:space="0" w:color="D9D9D9" w:themeColor="background1" w:themeShade="D9"/>
+              <w:bottom w:val="single" w:sz="4" w:space="0" w:color="D9D9D9" w:themeColor="background1" w:themeShade="D9"/>
+              <w:right w:val="single" w:sz="4" w:space="0" w:color="D9D9D9" w:themeColor="background1" w:themeShade="D9"/>
+            </w:tcBorders>
+            <w:shd w:val="clear" w:color="auto" w:fill="EAEDF1" w:themeFill="text2" w:themeFillTint="1A"/>
+          </w:tcPr>
+          <w:p>
+            <w:pPr>
+              <w:rPr>
+                <w:rFonts w:ascii="Arial" w:hAnsi="Arial" w:cs="Arial"/>
+                <w:b/>
+                <w:bCs/>
+              </w:rPr>
+            </w:pPr>
+            <w:proofErr w:type="spellStart"/>
+            <w:r>
+              <w:rPr>
+                <w:rFonts w:ascii="Arial" w:hAnsi="Arial" w:cs="Arial"/>
+                <w:b/>
+                <w:bCs/>
+              </w:rPr>
+              <w:t>Bitbucket</w:t>
+            </w:r>
+            <w:proofErr w:type="spellEnd"/>
+            <w:r>
+              <w:rPr>
+                <w:rFonts w:ascii="Arial" w:hAnsi="Arial" w:cs="Arial"/>
+                <w:b/>
+                <w:bCs/>
+              </w:rPr>
+              <w:t xml:space="preserve">  </w:t>
+            </w:r>
+          </w:p>
+        </w:tc>
+      </w:tr>
+      <w:tr>
+        <w:tc>
+          <w:tcPr>
+            <w:tcW w:w="1838" w:type="dxa"/>
+            <w:tcBorders>
+              <w:top w:val="single" w:sz="4" w:space="0" w:color="D9D9D9" w:themeColor="background1" w:themeShade="D9"/>
+            </w:tcBorders>
+          </w:tcPr>
+          <w:p>
+            <w:pPr>
+              <w:rPr>
+                <w:rFonts w:ascii="Arial" w:hAnsi="Arial" w:cs="Arial"/>
+              </w:rPr>
+            </w:pPr>
+            <w:r>
+              <w:rPr>
+                <w:rFonts w:ascii="Arial" w:hAnsi="Arial" w:cs="Arial"/>
+              </w:rPr>
+              <w:t>Wartbarkeit</w:t>
+            </w:r>
+          </w:p>
+        </w:tc>
+        <w:tc>
+          <w:tcPr>
+            <w:tcW w:w="2552" w:type="dxa"/>
+            <w:tcBorders>
+              <w:top w:val="single" w:sz="4" w:space="0" w:color="D9D9D9" w:themeColor="background1" w:themeShade="D9"/>
+            </w:tcBorders>
+          </w:tcPr>
+          <w:p>
+            <w:pPr>
+              <w:rPr>
+                <w:rFonts w:ascii="Arial" w:hAnsi="Arial" w:cs="Arial"/>
+              </w:rPr>
+            </w:pPr>
+            <w:r>
+              <w:rPr>
+                <w:rFonts w:ascii="Arial" w:hAnsi="Arial" w:cs="Arial"/>
+              </w:rPr>
+              <w:t>Sehr gute Integrationen, gro</w:t>
+            </w:r>
+            <w:r>
+              <w:rPr>
+                <w:rFonts w:ascii="Arial" w:hAnsi="Arial" w:cs="Arial"/>
+              </w:rPr>
+              <w:t>ss</w:t>
+            </w:r>
+            <w:r>
+              <w:rPr>
+                <w:rFonts w:ascii="Arial" w:hAnsi="Arial" w:cs="Arial"/>
+              </w:rPr>
+              <w:t>e Community</w:t>
+            </w:r>
+          </w:p>
+        </w:tc>
+        <w:tc>
+          <w:tcPr>
+            <w:tcW w:w="2555" w:type="dxa"/>
+            <w:tcBorders>
+              <w:top w:val="single" w:sz="4" w:space="0" w:color="D9D9D9" w:themeColor="background1" w:themeShade="D9"/>
+            </w:tcBorders>
+          </w:tcPr>
+          <w:p>
+            <w:pPr>
+              <w:rPr>
+                <w:rFonts w:ascii="Arial" w:hAnsi="Arial" w:cs="Arial"/>
+              </w:rPr>
+            </w:pPr>
+            <w:r>
+              <w:rPr>
+                <w:rFonts w:ascii="Arial" w:hAnsi="Arial" w:cs="Arial"/>
+              </w:rPr>
+              <w:t xml:space="preserve">Gute Integrationen, optional selbst </w:t>
+            </w:r>
+            <w:proofErr w:type="spellStart"/>
+            <w:r>
+              <w:rPr>
+                <w:rFonts w:ascii="Arial" w:hAnsi="Arial" w:cs="Arial"/>
+              </w:rPr>
+              <w:t>hostbar</w:t>
+            </w:r>
+            <w:proofErr w:type="spellEnd"/>
+          </w:p>
+        </w:tc>
+        <w:tc>
+          <w:tcPr>
+            <w:tcW w:w="2406" w:type="dxa"/>
+            <w:tcBorders>
+              <w:top w:val="single" w:sz="4" w:space="0" w:color="D9D9D9" w:themeColor="background1" w:themeShade="D9"/>
+            </w:tcBorders>
+          </w:tcPr>
+          <w:p>
+            <w:pPr>
+              <w:rPr>
+                <w:rFonts w:ascii="Arial" w:hAnsi="Arial" w:cs="Arial"/>
+              </w:rPr>
+            </w:pPr>
+            <w:r>
+              <w:rPr>
+                <w:rFonts w:ascii="Arial" w:hAnsi="Arial" w:cs="Arial"/>
+              </w:rPr>
+              <w:t xml:space="preserve">Einfach, aber weniger verbreitet  </w:t>
+            </w:r>
+          </w:p>
+        </w:tc>
+      </w:tr>
+      <w:tr>
+        <w:tc>
+          <w:tcPr>
+            <w:tcW w:w="1838" w:type="dxa"/>
+          </w:tcPr>
+          <w:p>
+            <w:pPr>
+              <w:rPr>
+                <w:rFonts w:ascii="Arial" w:hAnsi="Arial" w:cs="Arial"/>
+              </w:rPr>
+            </w:pPr>
+            <w:r>
+              <w:rPr>
+                <w:rFonts w:ascii="Arial" w:hAnsi="Arial" w:cs="Arial"/>
+              </w:rPr>
+              <w:t>Skalierbarkeit</w:t>
+            </w:r>
+          </w:p>
+        </w:tc>
+        <w:tc>
+          <w:tcPr>
+            <w:tcW w:w="2552" w:type="dxa"/>
+          </w:tcPr>
+          <w:p>
+            <w:pPr>
+              <w:rPr>
+                <w:rFonts w:ascii="Arial" w:hAnsi="Arial" w:cs="Arial"/>
+              </w:rPr>
+            </w:pPr>
+            <w:r>
+              <w:rPr>
+                <w:rFonts w:ascii="Arial" w:hAnsi="Arial" w:cs="Arial"/>
+              </w:rPr>
+              <w:t>Hoch, ideal für gro</w:t>
+            </w:r>
+            <w:r>
+              <w:rPr>
+                <w:rFonts w:ascii="Arial" w:hAnsi="Arial" w:cs="Arial"/>
+              </w:rPr>
+              <w:t>ss</w:t>
+            </w:r>
+            <w:r>
+              <w:rPr>
+                <w:rFonts w:ascii="Arial" w:hAnsi="Arial" w:cs="Arial"/>
+              </w:rPr>
+              <w:t>e Teams und Projekte</w:t>
+            </w:r>
+          </w:p>
+        </w:tc>
+        <w:tc>
+          <w:tcPr>
+            <w:tcW w:w="2555" w:type="dxa"/>
+          </w:tcPr>
+          <w:p>
+            <w:pPr>
+              <w:rPr>
+                <w:rFonts w:ascii="Arial" w:hAnsi="Arial" w:cs="Arial"/>
+              </w:rPr>
+            </w:pPr>
+            <w:r>
+              <w:rPr>
+                <w:rFonts w:ascii="Arial" w:hAnsi="Arial" w:cs="Arial"/>
+              </w:rPr>
+              <w:t>Ebenfalls hoch, starke CI/CD-Funktionen</w:t>
+            </w:r>
+          </w:p>
+        </w:tc>
+        <w:tc>
+          <w:tcPr>
+            <w:tcW w:w="2406" w:type="dxa"/>
+          </w:tcPr>
+          <w:p>
+            <w:pPr>
+              <w:rPr>
+                <w:rFonts w:ascii="Arial" w:hAnsi="Arial" w:cs="Arial"/>
+              </w:rPr>
+            </w:pPr>
+            <w:r>
+              <w:rPr>
+                <w:rFonts w:ascii="Arial" w:hAnsi="Arial" w:cs="Arial"/>
+              </w:rPr>
+              <w:t xml:space="preserve">Mittel, eher für kleinere Teams geeignet  </w:t>
+            </w:r>
+          </w:p>
+        </w:tc>
+      </w:tr>
+      <w:tr>
+        <w:tc>
+          <w:tcPr>
+            <w:tcW w:w="1838" w:type="dxa"/>
+          </w:tcPr>
+          <w:p>
+            <w:pPr>
+              <w:rPr>
+                <w:rFonts w:ascii="Arial" w:hAnsi="Arial" w:cs="Arial"/>
+              </w:rPr>
+            </w:pPr>
+            <w:r>
+              <w:rPr>
+                <w:rFonts w:ascii="Arial" w:hAnsi="Arial" w:cs="Arial"/>
+              </w:rPr>
+              <w:t>Verfügbarkeit</w:t>
+            </w:r>
+          </w:p>
+        </w:tc>
+        <w:tc>
+          <w:tcPr>
+            <w:tcW w:w="2552" w:type="dxa"/>
+          </w:tcPr>
+          <w:p>
+            <w:pPr>
+              <w:rPr>
+                <w:rFonts w:ascii="Arial" w:hAnsi="Arial" w:cs="Arial"/>
+              </w:rPr>
+            </w:pPr>
+            <w:r>
+              <w:rPr>
+                <w:rFonts w:ascii="Arial" w:hAnsi="Arial" w:cs="Arial"/>
+              </w:rPr>
+              <w:t xml:space="preserve">Global erreichbar, </w:t>
+            </w:r>
+            <w:proofErr w:type="spellStart"/>
+            <w:r>
+              <w:rPr>
+                <w:rFonts w:ascii="Arial" w:hAnsi="Arial" w:cs="Arial"/>
+              </w:rPr>
+              <w:t>cloud</w:t>
+            </w:r>
+            <w:proofErr w:type="spellEnd"/>
+            <w:r>
+              <w:rPr>
+                <w:rFonts w:ascii="Arial" w:hAnsi="Arial" w:cs="Arial"/>
+              </w:rPr>
+              <w:t>-basiert</w:t>
+            </w:r>
+          </w:p>
+        </w:tc>
+        <w:tc>
+          <w:tcPr>
+            <w:tcW w:w="2555" w:type="dxa"/>
+          </w:tcPr>
+          <w:p>
+            <w:pPr>
+              <w:rPr>
+                <w:rFonts w:ascii="Arial" w:hAnsi="Arial" w:cs="Arial"/>
+              </w:rPr>
+            </w:pPr>
+            <w:r>
+              <w:rPr>
+                <w:rFonts w:ascii="Arial" w:hAnsi="Arial" w:cs="Arial"/>
+              </w:rPr>
+              <w:t xml:space="preserve">Cloud oder </w:t>
+            </w:r>
+            <w:proofErr w:type="spellStart"/>
+            <w:r>
+              <w:rPr>
+                <w:rFonts w:ascii="Arial" w:hAnsi="Arial" w:cs="Arial"/>
+              </w:rPr>
+              <w:t>self-hosted</w:t>
+            </w:r>
+            <w:proofErr w:type="spellEnd"/>
+          </w:p>
+        </w:tc>
+        <w:tc>
+          <w:tcPr>
+            <w:tcW w:w="2406" w:type="dxa"/>
+          </w:tcPr>
+          <w:p>
+            <w:pPr>
+              <w:rPr>
+                <w:rFonts w:ascii="Arial" w:hAnsi="Arial" w:cs="Arial"/>
+              </w:rPr>
+            </w:pPr>
+            <w:r>
+              <w:rPr>
+                <w:rFonts w:ascii="Arial" w:hAnsi="Arial" w:cs="Arial"/>
+              </w:rPr>
+              <w:t xml:space="preserve">Cloud-basiert, Funktionsumfang eingeschränkt  </w:t>
+            </w:r>
+          </w:p>
+        </w:tc>
+      </w:tr>
+      <w:tr>
+        <w:tc>
+          <w:tcPr>
+            <w:tcW w:w="1838" w:type="dxa"/>
+          </w:tcPr>
+          <w:p>
+            <w:pPr>
+              <w:rPr>
+                <w:rFonts w:ascii="Arial" w:hAnsi="Arial" w:cs="Arial"/>
+              </w:rPr>
+            </w:pPr>
+            <w:r>
+              <w:rPr>
+                <w:rFonts w:ascii="Arial" w:hAnsi="Arial" w:cs="Arial"/>
+              </w:rPr>
+              <w:t>Besonderheiten</w:t>
+            </w:r>
+          </w:p>
+        </w:tc>
+        <w:tc>
+          <w:tcPr>
+            <w:tcW w:w="2552" w:type="dxa"/>
+          </w:tcPr>
+          <w:p>
+            <w:pPr>
+              <w:rPr>
+                <w:rFonts w:ascii="Arial" w:hAnsi="Arial" w:cs="Arial"/>
+              </w:rPr>
+            </w:pPr>
+            <w:r>
+              <w:rPr>
+                <w:rFonts w:ascii="Arial" w:hAnsi="Arial" w:cs="Arial"/>
+              </w:rPr>
+              <w:t>Sehr weit verbreitet, viele Tutorials</w:t>
+            </w:r>
+          </w:p>
+        </w:tc>
+        <w:tc>
+          <w:tcPr>
+            <w:tcW w:w="2555" w:type="dxa"/>
+          </w:tcPr>
+          <w:p>
+            <w:pPr>
+              <w:rPr>
+                <w:rFonts w:ascii="Arial" w:hAnsi="Arial" w:cs="Arial"/>
+              </w:rPr>
+            </w:pPr>
+            <w:r>
+              <w:rPr>
+                <w:rFonts w:ascii="Arial" w:hAnsi="Arial" w:cs="Arial"/>
+              </w:rPr>
+              <w:t>Mehr Features in der kostenpflichtigen Version</w:t>
+            </w:r>
+          </w:p>
+        </w:tc>
+        <w:tc>
+          <w:tcPr>
+            <w:tcW w:w="2406" w:type="dxa"/>
+          </w:tcPr>
+          <w:p>
+            <w:pPr>
+              <w:rPr>
+                <w:rFonts w:ascii="Arial" w:hAnsi="Arial" w:cs="Arial"/>
+              </w:rPr>
+            </w:pPr>
+            <w:r>
+              <w:rPr>
+                <w:rFonts w:ascii="Arial" w:hAnsi="Arial" w:cs="Arial"/>
+              </w:rPr>
+              <w:t>Starke Anbindung an</w:t>
+            </w:r>
+            <w:r>
+              <w:rPr>
+                <w:rFonts w:ascii="Arial" w:hAnsi="Arial" w:cs="Arial"/>
+              </w:rPr>
+              <w:t>s</w:t>
+            </w:r>
+            <w:r>
+              <w:rPr>
+                <w:rFonts w:ascii="Arial" w:hAnsi="Arial" w:cs="Arial"/>
+              </w:rPr>
+              <w:t xml:space="preserve"> Atlassian-Ökosystem  </w:t>
+            </w:r>
+          </w:p>
+        </w:tc>
+      </w:tr>
+    </w:tbl>
+    <w:p>
+      <w:pPr>
+        <w:spacing w:after="0"/>
+        <w:rPr>
+          <w:sz w:val="12"/>
+          <w:szCs w:val="12"/>
+        </w:rPr>
+      </w:pPr>
+      <w:r>
+        <w:rPr>
+          <w:rFonts w:ascii="Arial" w:hAnsi="Arial" w:cs="Arial"/>
+          <w:b/>
+          <w:bCs/>
+          <w:sz w:val="20"/>
+          <w:szCs w:val="20"/>
+        </w:rPr>
+        <w:fldChar w:fldCharType="begin"/>
+      </w:r>
+      <w:r>
+        <w:rPr>
+          <w:rFonts w:ascii="Arial" w:hAnsi="Arial" w:cs="Arial"/>
+          <w:b/>
+          <w:bCs/>
+          <w:sz w:val="20"/>
+          <w:szCs w:val="20"/>
+        </w:rPr>
+        <w:instrText xml:space="preserve"> TOC \h \z \c "Tabelle" </w:instrText>
+      </w:r>
+      <w:r>
+        <w:rPr>
+          <w:rFonts w:ascii="Arial" w:hAnsi="Arial" w:cs="Arial"/>
+          <w:b/>
+          <w:bCs/>
+          <w:sz w:val="20"/>
+          <w:szCs w:val="20"/>
+        </w:rPr>
+        <w:fldChar w:fldCharType="separate"/>
+      </w:r>
+      <w:r>
+        <w:rPr>
+          <w:rFonts w:ascii="Arial" w:hAnsi="Arial" w:cs="Arial"/>
+          <w:b/>
+          <w:bCs/>
+          <w:sz w:val="20"/>
+          <w:szCs w:val="20"/>
+        </w:rPr>
+        <w:fldChar w:fldCharType="end"/>
+      </w:r>
+    </w:p>
+    <w:p>
+      <w:pPr>
+        <w:spacing w:line="240" w:lineRule="auto"/>
+        <w:rPr>
+          <w:rFonts w:ascii="Arial" w:hAnsi="Arial" w:cs="Arial"/>
+        </w:rPr>
+      </w:pPr>
+      <w:r>
+        <w:rPr>
+          <w:rFonts w:ascii="Arial" w:hAnsi="Arial" w:cs="Arial"/>
+        </w:rPr>
+        <w:t>Die Entscheidung für GitHub unterstützt eine gut strukturierte und transparente Entwicklung, erleichtert die Wartung des Codes und bietet eine skalierbare, jederzeit verfügbare Plattform. Damit ist GitHub die sinnvollste und zukunftssichere Wahl für dieses Projekt</w:t>
+      </w:r>
+      <w:r>
+        <w:rPr>
+          <w:rFonts w:ascii="Arial" w:hAnsi="Arial" w:cs="Arial"/>
+        </w:rPr>
+        <w:t>.</w:t>
+      </w:r>
+    </w:p>
+    <w:p>
+      <w:pPr>
+        <w:pStyle w:val="berschrift1"/>
+        <w:numPr>
+          <w:ilvl w:val="0"/>
+          <w:numId w:val="3"/>
+        </w:numPr>
+        <w:tabs>
+          <w:tab w:val="left" w:pos="284"/>
+        </w:tabs>
+        <w:ind w:left="-284" w:firstLine="142"/>
+        <w:rPr>
+          <w:rFonts w:ascii="Arial" w:hAnsi="Arial" w:cs="Arial"/>
+          <w:sz w:val="36"/>
+          <w:szCs w:val="36"/>
+        </w:rPr>
+      </w:pPr>
+      <w:bookmarkStart w:id="7" w:name="_Toc225109816"/>
+      <w:r>
+        <w:rPr>
+          <w:rFonts w:ascii="Arial" w:hAnsi="Arial" w:cs="Arial"/>
+          <w:sz w:val="36"/>
+          <w:szCs w:val="36"/>
+        </w:rPr>
+        <w:t>Abgrenzungen</w:t>
+      </w:r>
+      <w:bookmarkEnd w:id="7"/>
+    </w:p>
+    <w:p>
+      <w:pPr>
+        <w:spacing w:before="240"/>
+        <w:rPr>
+          <w:rFonts w:ascii="Arial" w:hAnsi="Arial" w:cs="Arial"/>
+        </w:rPr>
+      </w:pPr>
+      <w:r>
+        <w:rPr>
+          <w:rFonts w:ascii="Arial" w:hAnsi="Arial" w:cs="Arial"/>
+        </w:rPr>
+        <w:t>Bezogen auf die Durchführung des Projekts wurde bewusst darauf verzichtet, gewisse Funktionen vollständig umzusetzen, um die Komplexität der Anwendung auf ein sinnvolles und realisierbares Mass zu beschränken. Es wurde angestrebt, eine funktionierende und klar strukturierte Webapplikation zu entwickeln, welche die zentralen Anforderungen erfüllt, ohne unnötig komplex zu werden.</w:t>
+      </w:r>
+    </w:p>
+    <w:p>
+      <w:pPr>
+        <w:rPr>
+          <w:rFonts w:ascii="Arial" w:hAnsi="Arial" w:cs="Arial"/>
+        </w:rPr>
+      </w:pPr>
+      <w:r>
+        <w:rPr>
+          <w:rFonts w:ascii="Arial" w:hAnsi="Arial" w:cs="Arial"/>
+        </w:rPr>
+        <w:t>Insbesondere wurde auf die Implementierung einer eigenständigen Zahlungsabwicklung verzichtet. Eine separate Payment-Entität wurde nicht umgesetzt, da die Abrechnung direkt in der Buchung abgebildet wird. Dies reduziert die Komplexität und erhöht die Wartbarkeit, da weniger Abhängigkeiten zwischen den Tabellen bestehen.</w:t>
+      </w:r>
+    </w:p>
+    <w:p>
+      <w:pPr>
+        <w:rPr>
+          <w:rFonts w:ascii="Arial" w:hAnsi="Arial" w:cs="Arial"/>
+        </w:rPr>
+      </w:pPr>
+      <w:r>
+        <w:rPr>
+          <w:rFonts w:ascii="Arial" w:hAnsi="Arial" w:cs="Arial"/>
+        </w:rPr>
+        <w:t>Darüber hinaus wurde auf die Integration externer Zahlungsdienstleister sowie auf erweiterte Sicherheitsmechanismen im Zahlungsbereich verzichtet, da diese den geplanten Projektrahmen überschreiten würden. Ebenso wurden keine erweiterten Funktionen wie detaillierte GPS-Tracking-Systeme oder Echtzeit-Kommunikation implementiert.</w:t>
+      </w:r>
+    </w:p>
+    <w:p>
+      <w:pPr>
+        <w:rPr>
+          <w:rFonts w:ascii="Arial" w:hAnsi="Arial" w:cs="Arial"/>
+        </w:rPr>
+      </w:pPr>
+      <w:r>
+        <w:rPr>
+          <w:rFonts w:ascii="Arial" w:hAnsi="Arial" w:cs="Arial"/>
+        </w:rPr>
+        <w:t>Die oben genannten Abgrenzungen ermöglichen es, den Fokus auf die Kernfunktionalitäten der Anwendung zu legen, insbesondere auf die Benutzerverwaltung, die Scooter-Verwaltung sowie den Ausleih- und Abrechnungsprozess. Gleichzeitig bleibt die Architektur so gestaltet, dass eine Erweiterung der Anwendung in Zukunft grundsätzlich möglich ist.</w:t>
+      </w:r>
+    </w:p>
+    <w:p>
+      <w:pPr>
+        <w:pStyle w:val="berschrift1"/>
+        <w:numPr>
+          <w:ilvl w:val="0"/>
+          <w:numId w:val="3"/>
+        </w:numPr>
+        <w:tabs>
+          <w:tab w:val="left" w:pos="284"/>
+        </w:tabs>
         <w:spacing w:before="0"/>
         <w:ind w:left="-284" w:firstLine="142"/>
         <w:rPr>
@@ -4406,7 +5789,7 @@
           <w:szCs w:val="36"/>
         </w:rPr>
       </w:pPr>
-      <w:bookmarkStart w:id="5" w:name="_Toc225105942"/>
+      <w:bookmarkStart w:id="8" w:name="_Toc225109817"/>
       <w:r>
         <w:rPr>
           <w:rFonts w:ascii="Arial" w:hAnsi="Arial" w:cs="Arial"/>
@@ -4416,7 +5799,7 @@
         <w:lastRenderedPageBreak/>
         <w:t>Datenbankmodell (ERD)</w:t>
       </w:r>
-      <w:bookmarkEnd w:id="5"/>
+      <w:bookmarkEnd w:id="8"/>
     </w:p>
     <w:p>
       <w:pPr>
@@ -4454,7 +5837,7 @@
                     <pic:cNvPicPr/>
                   </pic:nvPicPr>
                   <pic:blipFill>
-                    <a:blip r:embed="rId12">
+                    <a:blip r:embed="rId8">
                       <a:extLst>
                         <a:ext uri="{28A0092B-C50C-407E-A947-70E740481C1C}">
                           <a14:useLocalDpi xmlns:a14="http://schemas.microsoft.com/office/drawing/2010/main" val="0"/>
@@ -4483,15 +5866,6 @@
     </w:p>
     <w:p>
       <w:pPr>
-        <w:rPr>
-          <w:rFonts w:ascii="Arial" w:hAnsi="Arial" w:cs="Arial"/>
-          <w:sz w:val="24"/>
-          <w:szCs w:val="24"/>
-        </w:rPr>
-      </w:pPr>
-    </w:p>
-    <w:p>
-      <w:pPr>
         <w:spacing w:after="0"/>
         <w:rPr>
           <w:rFonts w:ascii="Arial" w:hAnsi="Arial" w:cs="Arial"/>
@@ -4559,7 +5933,8 @@
           <w:szCs w:val="36"/>
         </w:rPr>
       </w:pPr>
-      <w:bookmarkStart w:id="6" w:name="_Toc225105943"/>
+      <w:bookmarkStart w:id="9" w:name="_Toc193544456"/>
+      <w:bookmarkStart w:id="10" w:name="_Toc225109818"/>
       <w:r>
         <w:rPr>
           <w:rFonts w:ascii="Arial" w:hAnsi="Arial" w:cs="Arial"/>
@@ -4567,78 +5942,34 @@
           <w:szCs w:val="36"/>
         </w:rPr>
         <w:lastRenderedPageBreak/>
-        <w:t>Abgrenzungen</w:t>
-      </w:r>
-      <w:bookmarkEnd w:id="6"/>
-      <w:r>
-        <w:rPr>
-          <w:rFonts w:ascii="Arial" w:hAnsi="Arial" w:cs="Arial"/>
-          <w:sz w:val="36"/>
-          <w:szCs w:val="36"/>
-        </w:rPr>
-        <w:br/>
-      </w:r>
-    </w:p>
-    <w:p>
-      <w:pPr>
-        <w:rPr>
-          <w:rFonts w:ascii="Arial" w:hAnsi="Arial" w:cs="Arial"/>
-        </w:rPr>
-      </w:pPr>
-      <w:r>
-        <w:rPr>
-          <w:rFonts w:ascii="Arial" w:hAnsi="Arial" w:cs="Arial"/>
-        </w:rPr>
-        <w:t>Im Rahmen dieser Praxisarbeit wurde bewusst darauf verzichtet, gewisse Funktionen vollständig umzusetzen, um die Komplexität der Anwendung auf ein sinnvolles und realisierbares Mass zu beschränken. Ziel war es, eine funktionierende und klar strukturierte Webapplikation zu entwickeln, welche die zentralen Anforderungen erfüllt, ohne unnötig komplex zu werden.</w:t>
-      </w:r>
-    </w:p>
-    <w:p>
-      <w:pPr>
-        <w:rPr>
-          <w:rFonts w:ascii="Arial" w:hAnsi="Arial" w:cs="Arial"/>
-        </w:rPr>
-      </w:pPr>
-      <w:r>
-        <w:rPr>
-          <w:rFonts w:ascii="Arial" w:hAnsi="Arial" w:cs="Arial"/>
-        </w:rPr>
-        <w:t>Insbesondere wurde auf die Implementierung einer eigenständigen Zahlungsabwicklung verzichtet. Eine separate Payment-Entität wurde bewusst nicht umgesetzt, da die Abrechnung im Rahmen dieser Arbeit direkt in der Buchung abgebildet wird. Dies reduziert die Komplexität und erhöht die Wartbarkeit, da weniger Abhängigkeiten zwischen den Tabellen bestehen.</w:t>
-      </w:r>
-    </w:p>
-    <w:p>
-      <w:pPr>
-        <w:rPr>
-          <w:rFonts w:ascii="Arial" w:hAnsi="Arial" w:cs="Arial"/>
-        </w:rPr>
-      </w:pPr>
-      <w:r>
-        <w:rPr>
-          <w:rFonts w:ascii="Arial" w:hAnsi="Arial" w:cs="Arial"/>
-        </w:rPr>
-        <w:t>Darüber hinaus wurde auf die Integration externer Zahlungsdienstleister sowie auf erweiterte Sicherheitsmechanismen im Zahlungsbereich verzichtet, da diese den Rahmen der vorliegenden Arbeit überschreiten würden. Ebenso wurden keine erweiterten Funktionen wie detaillierte GPS-Tracking-Systeme oder Echtzeit-Kommunikation implementiert.</w:t>
-      </w:r>
-    </w:p>
-    <w:p>
-      <w:pPr>
-        <w:rPr>
-          <w:rFonts w:ascii="Arial" w:hAnsi="Arial" w:cs="Arial"/>
-        </w:rPr>
-      </w:pPr>
-      <w:r>
-        <w:rPr>
-          <w:rFonts w:ascii="Arial" w:hAnsi="Arial" w:cs="Arial"/>
-        </w:rPr>
-        <w:t>Diese bewussten Abgrenzungen ermöglichen es, den Fokus auf die Kernfunktionalitäten der Anwendung zu legen, insbesondere auf die Benutzerverwaltung, die Scooter-Verwaltung sowie den Ausleih- und Abrechnungsprozess. Gleichzeitig bleibt die Architektur so gestaltet, dass eine Erweiterung der Anwendung in Zukunft grundsätzlich möglich ist.</w:t>
-      </w:r>
-    </w:p>
-    <w:p>
-      <w:pPr>
+        <w:t>Architektur (Model-View-Controller)</w:t>
+      </w:r>
+      <w:bookmarkStart w:id="11" w:name="_Toc193544457"/>
+      <w:bookmarkEnd w:id="9"/>
+      <w:bookmarkEnd w:id="10"/>
+    </w:p>
+    <w:p>
+      <w:pPr>
+        <w:spacing w:before="240" w:after="0"/>
         <w:rPr>
           <w:rFonts w:ascii="Arial" w:hAnsi="Arial" w:cs="Arial"/>
           <w:b/>
           <w:bCs/>
         </w:rPr>
       </w:pPr>
+      <w:r>
+        <w:rPr>
+          <w:rFonts w:ascii="Arial" w:hAnsi="Arial" w:cs="Arial"/>
+        </w:rPr>
+        <w:t>Die vorliegende Webapplikation basiert auf dem Model-View-Controller (MVC) Architekturprinzip. Dieses Konzept ermöglicht eine klare Trennung der verschiedenen Verantwortungsbereiche innerhalb der Anwendung und trägt wesentlich zur Wartbarkeit, Erweiterbarkeit und Übersichtlichkeit der Software bei.</w:t>
+      </w:r>
+    </w:p>
+    <w:p>
+      <w:pPr>
+        <w:rPr>
+          <w:rFonts w:ascii="Arial" w:hAnsi="Arial" w:cs="Arial"/>
+        </w:rPr>
+      </w:pPr>
     </w:p>
     <w:p>
       <w:pPr>
@@ -4646,6 +5977,8 @@
           <w:rFonts w:ascii="Arial" w:hAnsi="Arial" w:cs="Arial"/>
           <w:b/>
           <w:bCs/>
+          <w:sz w:val="24"/>
+          <w:szCs w:val="24"/>
         </w:rPr>
       </w:pPr>
       <w:r>
@@ -4653,6 +5986,449 @@
           <w:rFonts w:ascii="Arial" w:hAnsi="Arial" w:cs="Arial"/>
           <w:b/>
           <w:bCs/>
+          <w:sz w:val="24"/>
+          <w:szCs w:val="24"/>
+        </w:rPr>
+        <w:t>8.1 Model</w:t>
+      </w:r>
+    </w:p>
+    <w:p>
+      <w:pPr>
+        <w:rPr>
+          <w:rFonts w:ascii="Arial" w:hAnsi="Arial" w:cs="Arial"/>
+        </w:rPr>
+      </w:pPr>
+      <w:r>
+        <w:rPr>
+          <w:rFonts w:ascii="Arial" w:hAnsi="Arial" w:cs="Arial"/>
+        </w:rPr>
+        <w:t>Das Model repräsentiert die Datenstruktur sowie die Geschäftslogik der Anwendung. In der vorliegenden Lösung wird das Model durch die relationale Datenbank sowie die entsprechenden Datenbanktabellen (User, Scooter, Booking) abgebildet.</w:t>
+      </w:r>
+    </w:p>
+    <w:p>
+      <w:pPr>
+        <w:rPr>
+          <w:rFonts w:ascii="Arial" w:hAnsi="Arial" w:cs="Arial"/>
+        </w:rPr>
+      </w:pPr>
+      <w:r>
+        <w:rPr>
+          <w:rFonts w:ascii="Arial" w:hAnsi="Arial" w:cs="Arial"/>
+        </w:rPr>
+        <w:t>Das Model ist verantwortlich für:</w:t>
+      </w:r>
+    </w:p>
+    <w:p>
+      <w:pPr>
+        <w:pStyle w:val="Listenabsatz"/>
+        <w:numPr>
+          <w:ilvl w:val="0"/>
+          <w:numId w:val="39"/>
+        </w:numPr>
+        <w:rPr>
+          <w:rFonts w:ascii="Arial" w:hAnsi="Arial" w:cs="Arial"/>
+        </w:rPr>
+      </w:pPr>
+      <w:r>
+        <w:rPr>
+          <w:rFonts w:ascii="Arial" w:hAnsi="Arial" w:cs="Arial"/>
+        </w:rPr>
+        <w:t>die Speicherung und Verwaltung der Daten</w:t>
+      </w:r>
+    </w:p>
+    <w:p>
+      <w:pPr>
+        <w:pStyle w:val="Listenabsatz"/>
+        <w:numPr>
+          <w:ilvl w:val="0"/>
+          <w:numId w:val="39"/>
+        </w:numPr>
+        <w:rPr>
+          <w:rFonts w:ascii="Arial" w:hAnsi="Arial" w:cs="Arial"/>
+        </w:rPr>
+      </w:pPr>
+      <w:r>
+        <w:rPr>
+          <w:rFonts w:ascii="Arial" w:hAnsi="Arial" w:cs="Arial"/>
+        </w:rPr>
+        <w:t>die Definition von Beziehungen zwischen den Entitäten</w:t>
+      </w:r>
+    </w:p>
+    <w:p>
+      <w:pPr>
+        <w:pStyle w:val="Listenabsatz"/>
+        <w:numPr>
+          <w:ilvl w:val="0"/>
+          <w:numId w:val="39"/>
+        </w:numPr>
+        <w:rPr>
+          <w:rFonts w:ascii="Arial" w:hAnsi="Arial" w:cs="Arial"/>
+        </w:rPr>
+      </w:pPr>
+      <w:r>
+        <w:rPr>
+          <w:rFonts w:ascii="Arial" w:hAnsi="Arial" w:cs="Arial"/>
+        </w:rPr>
+        <w:t>die Berechnung von Werten, wie beispielsweise der Preis einer Buchung</w:t>
+      </w:r>
+    </w:p>
+    <w:p>
+      <w:pPr>
+        <w:rPr>
+          <w:rFonts w:ascii="Arial" w:hAnsi="Arial" w:cs="Arial"/>
+        </w:rPr>
+      </w:pPr>
+      <w:r>
+        <w:rPr>
+          <w:rFonts w:ascii="Arial" w:hAnsi="Arial" w:cs="Arial"/>
+        </w:rPr>
+        <w:t>Durch die Verwendung eines strukturierten Datenmodells wird sichergestellt, dass Daten konsistent und effizient verarbeitet werden können.</w:t>
+      </w:r>
+    </w:p>
+    <w:p>
+      <w:pPr>
+        <w:spacing w:after="0"/>
+        <w:rPr>
+          <w:rFonts w:ascii="Arial" w:hAnsi="Arial" w:cs="Arial"/>
+        </w:rPr>
+      </w:pPr>
+    </w:p>
+    <w:p>
+      <w:pPr>
+        <w:rPr>
+          <w:rFonts w:ascii="Arial" w:hAnsi="Arial" w:cs="Arial"/>
+          <w:b/>
+          <w:bCs/>
+          <w:sz w:val="24"/>
+          <w:szCs w:val="24"/>
+        </w:rPr>
+      </w:pPr>
+      <w:r>
+        <w:rPr>
+          <w:rFonts w:ascii="Arial" w:hAnsi="Arial" w:cs="Arial"/>
+          <w:b/>
+          <w:bCs/>
+          <w:sz w:val="24"/>
+          <w:szCs w:val="24"/>
+        </w:rPr>
+        <w:t>8.</w:t>
+      </w:r>
+      <w:r>
+        <w:rPr>
+          <w:rFonts w:ascii="Arial" w:hAnsi="Arial" w:cs="Arial"/>
+          <w:b/>
+          <w:bCs/>
+          <w:sz w:val="24"/>
+          <w:szCs w:val="24"/>
+        </w:rPr>
+        <w:t>2</w:t>
+      </w:r>
+      <w:r>
+        <w:rPr>
+          <w:rFonts w:ascii="Arial" w:hAnsi="Arial" w:cs="Arial"/>
+          <w:b/>
+          <w:bCs/>
+          <w:sz w:val="24"/>
+          <w:szCs w:val="24"/>
+        </w:rPr>
+        <w:t xml:space="preserve"> </w:t>
+      </w:r>
+      <w:r>
+        <w:rPr>
+          <w:rFonts w:ascii="Arial" w:hAnsi="Arial" w:cs="Arial"/>
+          <w:b/>
+          <w:bCs/>
+          <w:sz w:val="24"/>
+          <w:szCs w:val="24"/>
+        </w:rPr>
+        <w:t>View</w:t>
+      </w:r>
+    </w:p>
+    <w:p>
+      <w:pPr>
+        <w:rPr>
+          <w:rFonts w:ascii="Arial" w:hAnsi="Arial" w:cs="Arial"/>
+        </w:rPr>
+      </w:pPr>
+      <w:r>
+        <w:rPr>
+          <w:rFonts w:ascii="Arial" w:hAnsi="Arial" w:cs="Arial"/>
+        </w:rPr>
+        <w:t>Die View stellt die Benutzeroberfläche der Anwendung dar und ist für die Darstellung der Inhalte im Webbrowser zuständig. Sie umfasst die HTML-Seiten sowie die Darstellung der Daten für den Benutzer.</w:t>
+      </w:r>
+    </w:p>
+    <w:p>
+      <w:pPr>
+        <w:rPr>
+          <w:rFonts w:ascii="Arial" w:hAnsi="Arial" w:cs="Arial"/>
+        </w:rPr>
+      </w:pPr>
+      <w:r>
+        <w:rPr>
+          <w:rFonts w:ascii="Arial" w:hAnsi="Arial" w:cs="Arial"/>
+        </w:rPr>
+        <w:t>D</w:t>
+      </w:r>
+      <w:r>
+        <w:rPr>
+          <w:rFonts w:ascii="Arial" w:hAnsi="Arial" w:cs="Arial"/>
+        </w:rPr>
+        <w:t>ie View ist verantwortlich für:</w:t>
+      </w:r>
+    </w:p>
+    <w:p>
+      <w:pPr>
+        <w:pStyle w:val="Listenabsatz"/>
+        <w:numPr>
+          <w:ilvl w:val="0"/>
+          <w:numId w:val="39"/>
+        </w:numPr>
+        <w:rPr>
+          <w:rFonts w:ascii="Arial" w:hAnsi="Arial" w:cs="Arial"/>
+        </w:rPr>
+      </w:pPr>
+      <w:r>
+        <w:rPr>
+          <w:rFonts w:ascii="Arial" w:hAnsi="Arial" w:cs="Arial"/>
+        </w:rPr>
+        <w:t>die Anzeige von Informationen (z. B. verfügbare Scooter)</w:t>
+      </w:r>
+    </w:p>
+    <w:p>
+      <w:pPr>
+        <w:pStyle w:val="Listenabsatz"/>
+        <w:numPr>
+          <w:ilvl w:val="0"/>
+          <w:numId w:val="39"/>
+        </w:numPr>
+        <w:rPr>
+          <w:rFonts w:ascii="Arial" w:hAnsi="Arial" w:cs="Arial"/>
+        </w:rPr>
+      </w:pPr>
+      <w:r>
+        <w:rPr>
+          <w:rFonts w:ascii="Arial" w:hAnsi="Arial" w:cs="Arial"/>
+        </w:rPr>
+        <w:t>die Darstellung von Formularen (z. B. Login, Registrierung)</w:t>
+      </w:r>
+    </w:p>
+    <w:p>
+      <w:pPr>
+        <w:pStyle w:val="Listenabsatz"/>
+        <w:numPr>
+          <w:ilvl w:val="0"/>
+          <w:numId w:val="39"/>
+        </w:numPr>
+        <w:rPr>
+          <w:rFonts w:ascii="Arial" w:hAnsi="Arial" w:cs="Arial"/>
+        </w:rPr>
+      </w:pPr>
+      <w:r>
+        <w:rPr>
+          <w:rFonts w:ascii="Arial" w:hAnsi="Arial" w:cs="Arial"/>
+        </w:rPr>
+        <w:t>die Ausgabe von Ergebnissen und Rückmeldungen</w:t>
+      </w:r>
+    </w:p>
+    <w:p>
+      <w:pPr>
+        <w:rPr>
+          <w:rFonts w:ascii="Arial" w:hAnsi="Arial" w:cs="Arial"/>
+        </w:rPr>
+      </w:pPr>
+      <w:r>
+        <w:rPr>
+          <w:rFonts w:ascii="Arial" w:hAnsi="Arial" w:cs="Arial"/>
+        </w:rPr>
+        <w:t>Die View enthält keine Geschäftslogik, sondern dient ausschliesslich der Präsentation der Daten.</w:t>
+      </w:r>
+    </w:p>
+    <w:p>
+      <w:pPr>
+        <w:spacing w:after="0"/>
+        <w:rPr>
+          <w:rFonts w:ascii="Arial" w:hAnsi="Arial" w:cs="Arial"/>
+        </w:rPr>
+      </w:pPr>
+    </w:p>
+    <w:p>
+      <w:pPr>
+        <w:rPr>
+          <w:rFonts w:ascii="Arial" w:hAnsi="Arial" w:cs="Arial"/>
+          <w:b/>
+          <w:bCs/>
+          <w:sz w:val="24"/>
+          <w:szCs w:val="24"/>
+        </w:rPr>
+      </w:pPr>
+      <w:r>
+        <w:rPr>
+          <w:rFonts w:ascii="Arial" w:hAnsi="Arial" w:cs="Arial"/>
+          <w:b/>
+          <w:bCs/>
+          <w:sz w:val="24"/>
+          <w:szCs w:val="24"/>
+        </w:rPr>
+        <w:t>8.</w:t>
+      </w:r>
+      <w:r>
+        <w:rPr>
+          <w:rFonts w:ascii="Arial" w:hAnsi="Arial" w:cs="Arial"/>
+          <w:b/>
+          <w:bCs/>
+          <w:sz w:val="24"/>
+          <w:szCs w:val="24"/>
+        </w:rPr>
+        <w:t>3</w:t>
+      </w:r>
+      <w:r>
+        <w:rPr>
+          <w:rFonts w:ascii="Arial" w:hAnsi="Arial" w:cs="Arial"/>
+          <w:b/>
+          <w:bCs/>
+          <w:sz w:val="24"/>
+          <w:szCs w:val="24"/>
+        </w:rPr>
+        <w:t xml:space="preserve"> </w:t>
+      </w:r>
+      <w:r>
+        <w:rPr>
+          <w:rFonts w:ascii="Arial" w:hAnsi="Arial" w:cs="Arial"/>
+          <w:b/>
+          <w:bCs/>
+          <w:sz w:val="24"/>
+          <w:szCs w:val="24"/>
+        </w:rPr>
+        <w:t>Controller</w:t>
+      </w:r>
+    </w:p>
+    <w:p>
+      <w:pPr>
+        <w:rPr>
+          <w:rFonts w:ascii="Arial" w:hAnsi="Arial" w:cs="Arial"/>
+        </w:rPr>
+      </w:pPr>
+      <w:r>
+        <w:rPr>
+          <w:rFonts w:ascii="Arial" w:hAnsi="Arial" w:cs="Arial"/>
+        </w:rPr>
+        <w:t>Der Controller übernimmt die Steuerung der Anwendung und bildet die Schnittstelle zwischen Model und View. In dieser Webapplikation wird der Controller durch die Flask-Routen implementiert.</w:t>
+      </w:r>
+    </w:p>
+    <w:p>
+      <w:pPr>
+        <w:rPr>
+          <w:rFonts w:ascii="Arial" w:hAnsi="Arial" w:cs="Arial"/>
+        </w:rPr>
+      </w:pPr>
+      <w:r>
+        <w:rPr>
+          <w:rFonts w:ascii="Arial" w:hAnsi="Arial" w:cs="Arial"/>
+        </w:rPr>
+        <w:t>Der Controller ist verantwortlich für:</w:t>
+      </w:r>
+    </w:p>
+    <w:p>
+      <w:pPr>
+        <w:pStyle w:val="Listenabsatz"/>
+        <w:numPr>
+          <w:ilvl w:val="0"/>
+          <w:numId w:val="39"/>
+        </w:numPr>
+        <w:rPr>
+          <w:rFonts w:ascii="Arial" w:hAnsi="Arial" w:cs="Arial"/>
+        </w:rPr>
+      </w:pPr>
+      <w:r>
+        <w:rPr>
+          <w:rFonts w:ascii="Arial" w:hAnsi="Arial" w:cs="Arial"/>
+        </w:rPr>
+        <w:t>die Verarbeitung von Benutzeranfragen (HTTP-</w:t>
+      </w:r>
+      <w:proofErr w:type="spellStart"/>
+      <w:r>
+        <w:rPr>
+          <w:rFonts w:ascii="Arial" w:hAnsi="Arial" w:cs="Arial"/>
+        </w:rPr>
+        <w:t>Requests</w:t>
+      </w:r>
+      <w:proofErr w:type="spellEnd"/>
+      <w:r>
+        <w:rPr>
+          <w:rFonts w:ascii="Arial" w:hAnsi="Arial" w:cs="Arial"/>
+        </w:rPr>
+        <w:t xml:space="preserve">) </w:t>
+      </w:r>
+    </w:p>
+    <w:p>
+      <w:pPr>
+        <w:pStyle w:val="Listenabsatz"/>
+        <w:numPr>
+          <w:ilvl w:val="0"/>
+          <w:numId w:val="39"/>
+        </w:numPr>
+        <w:rPr>
+          <w:rFonts w:ascii="Arial" w:hAnsi="Arial" w:cs="Arial"/>
+        </w:rPr>
+      </w:pPr>
+      <w:r>
+        <w:rPr>
+          <w:rFonts w:ascii="Arial" w:hAnsi="Arial" w:cs="Arial"/>
+        </w:rPr>
+        <w:t xml:space="preserve">die Steuerung der Abläufe innerhalb der Anwendung </w:t>
+      </w:r>
+    </w:p>
+    <w:p>
+      <w:pPr>
+        <w:pStyle w:val="Listenabsatz"/>
+        <w:numPr>
+          <w:ilvl w:val="0"/>
+          <w:numId w:val="39"/>
+        </w:numPr>
+        <w:rPr>
+          <w:rFonts w:ascii="Arial" w:hAnsi="Arial" w:cs="Arial"/>
+        </w:rPr>
+      </w:pPr>
+      <w:r>
+        <w:rPr>
+          <w:rFonts w:ascii="Arial" w:hAnsi="Arial" w:cs="Arial"/>
+        </w:rPr>
+        <w:t xml:space="preserve">die Kommunikation mit dem Model (Daten lesen und schreiben) </w:t>
+      </w:r>
+    </w:p>
+    <w:p>
+      <w:pPr>
+        <w:pStyle w:val="Listenabsatz"/>
+        <w:numPr>
+          <w:ilvl w:val="0"/>
+          <w:numId w:val="39"/>
+        </w:numPr>
+        <w:rPr>
+          <w:rFonts w:ascii="Arial" w:hAnsi="Arial" w:cs="Arial"/>
+        </w:rPr>
+      </w:pPr>
+      <w:r>
+        <w:rPr>
+          <w:rFonts w:ascii="Arial" w:hAnsi="Arial" w:cs="Arial"/>
+        </w:rPr>
+        <w:t>die Auswahl und Übergabe von Daten an die View</w:t>
+      </w:r>
+    </w:p>
+    <w:p>
+      <w:pPr>
+        <w:rPr>
+          <w:rFonts w:ascii="Arial" w:hAnsi="Arial" w:cs="Arial"/>
+        </w:rPr>
+      </w:pPr>
+      <w:r>
+        <w:rPr>
+          <w:rFonts w:ascii="Arial" w:hAnsi="Arial" w:cs="Arial"/>
+        </w:rPr>
+        <w:t>Der Controller sorgt dafür, dass Eingaben korrekt verarbeitet und die entsprechenden Ergebnisse an den Benutzer zurückgegeben werden.</w:t>
+      </w:r>
+      <w:r>
+        <w:rPr>
+          <w:rFonts w:ascii="Arial" w:hAnsi="Arial" w:cs="Arial"/>
         </w:rPr>
         <w:br w:type="page"/>
       </w:r>
@@ -4674,8 +6450,7 @@
           <w:szCs w:val="36"/>
         </w:rPr>
       </w:pPr>
-      <w:bookmarkStart w:id="7" w:name="_Toc193544456"/>
-      <w:bookmarkStart w:id="8" w:name="_Toc225105944"/>
+      <w:bookmarkStart w:id="12" w:name="_Toc225109819"/>
       <w:r>
         <w:rPr>
           <w:rFonts w:ascii="Arial" w:hAnsi="Arial" w:cs="Arial"/>
@@ -4683,531 +6458,13 @@
           <w:szCs w:val="36"/>
         </w:rPr>
         <w:lastRenderedPageBreak/>
-        <w:t>Architektur (Model-View-Controller)</w:t>
-      </w:r>
-      <w:bookmarkEnd w:id="7"/>
-      <w:bookmarkEnd w:id="8"/>
-    </w:p>
-    <w:p>
-      <w:bookmarkStart w:id="9" w:name="_Toc193544457"/>
-    </w:p>
-    <w:p>
-      <w:pPr>
-        <w:spacing w:after="0"/>
-        <w:rPr>
-          <w:rFonts w:ascii="Arial" w:hAnsi="Arial" w:cs="Arial"/>
-          <w:b/>
-          <w:bCs/>
-        </w:rPr>
-      </w:pPr>
-      <w:r>
-        <w:rPr>
-          <w:rFonts w:ascii="Arial" w:hAnsi="Arial" w:cs="Arial"/>
-        </w:rPr>
-        <w:t>Die vorliegende Webapplikation basiert auf dem Model-View-Controller (MVC) Architekturprinzip. Dieses Konzept ermöglicht eine klare Trennung der verschiedenen Verantwortungsbereiche innerhalb der Anwendung und trägt wesentlich zur Wartbarkeit, Erweiterbarkeit und Übersichtlichkeit der Software bei.</w:t>
-      </w:r>
-    </w:p>
-    <w:p>
-      <w:pPr>
-        <w:rPr>
-          <w:rFonts w:ascii="Arial" w:hAnsi="Arial" w:cs="Arial"/>
-        </w:rPr>
-      </w:pPr>
-    </w:p>
-    <w:p>
-      <w:pPr>
-        <w:rPr>
-          <w:rFonts w:ascii="Arial" w:hAnsi="Arial" w:cs="Arial"/>
-          <w:b/>
-          <w:bCs/>
-          <w:sz w:val="24"/>
-          <w:szCs w:val="24"/>
-        </w:rPr>
-      </w:pPr>
-      <w:r>
-        <w:rPr>
-          <w:rFonts w:ascii="Arial" w:hAnsi="Arial" w:cs="Arial"/>
-          <w:b/>
-          <w:bCs/>
-          <w:sz w:val="24"/>
-          <w:szCs w:val="24"/>
-        </w:rPr>
-        <w:t>8.1 Model</w:t>
-      </w:r>
-    </w:p>
-    <w:p>
-      <w:pPr>
-        <w:rPr>
-          <w:rFonts w:ascii="Arial" w:hAnsi="Arial" w:cs="Arial"/>
-        </w:rPr>
-      </w:pPr>
-      <w:r>
-        <w:rPr>
-          <w:rFonts w:ascii="Arial" w:hAnsi="Arial" w:cs="Arial"/>
-        </w:rPr>
-        <w:t>Das Model repräsentiert die Datenstruktur sowie die Geschäftslogik der Anwendung. In der vorliegenden Lösung wird das Model durch die relationale Datenbank sowie die entsprechenden Datenbanktabellen (User, Scooter, Booking) abgebildet.</w:t>
-      </w:r>
-    </w:p>
-    <w:p>
-      <w:pPr>
-        <w:rPr>
-          <w:rFonts w:ascii="Arial" w:hAnsi="Arial" w:cs="Arial"/>
-        </w:rPr>
-      </w:pPr>
-      <w:r>
-        <w:rPr>
-          <w:rFonts w:ascii="Arial" w:hAnsi="Arial" w:cs="Arial"/>
-        </w:rPr>
-        <w:t>Das Model ist verantwortlich für:</w:t>
-      </w:r>
-    </w:p>
-    <w:p>
-      <w:pPr>
-        <w:pStyle w:val="Listenabsatz"/>
-        <w:numPr>
-          <w:ilvl w:val="0"/>
-          <w:numId w:val="39"/>
-        </w:numPr>
-        <w:rPr>
-          <w:rFonts w:ascii="Arial" w:hAnsi="Arial" w:cs="Arial"/>
-        </w:rPr>
-      </w:pPr>
-      <w:r>
-        <w:rPr>
-          <w:rFonts w:ascii="Arial" w:hAnsi="Arial" w:cs="Arial"/>
-        </w:rPr>
-        <w:t>die Speicherung und Verwaltung der Daten</w:t>
-      </w:r>
-    </w:p>
-    <w:p>
-      <w:pPr>
-        <w:pStyle w:val="Listenabsatz"/>
-        <w:numPr>
-          <w:ilvl w:val="0"/>
-          <w:numId w:val="39"/>
-        </w:numPr>
-        <w:rPr>
-          <w:rFonts w:ascii="Arial" w:hAnsi="Arial" w:cs="Arial"/>
-        </w:rPr>
-      </w:pPr>
-      <w:r>
-        <w:rPr>
-          <w:rFonts w:ascii="Arial" w:hAnsi="Arial" w:cs="Arial"/>
-        </w:rPr>
-        <w:t>die Definition von Beziehungen zwischen den Entitäten</w:t>
-      </w:r>
-    </w:p>
-    <w:p>
-      <w:pPr>
-        <w:pStyle w:val="Listenabsatz"/>
-        <w:numPr>
-          <w:ilvl w:val="0"/>
-          <w:numId w:val="39"/>
-        </w:numPr>
-        <w:rPr>
-          <w:rFonts w:ascii="Arial" w:hAnsi="Arial" w:cs="Arial"/>
-        </w:rPr>
-      </w:pPr>
-      <w:r>
-        <w:rPr>
-          <w:rFonts w:ascii="Arial" w:hAnsi="Arial" w:cs="Arial"/>
-        </w:rPr>
-        <w:t>die Berechnung von Werten, wie beispielsweise der Preis einer Buchung</w:t>
-      </w:r>
-    </w:p>
-    <w:p>
-      <w:pPr>
-        <w:rPr>
-          <w:rFonts w:ascii="Arial" w:hAnsi="Arial" w:cs="Arial"/>
-        </w:rPr>
-      </w:pPr>
-      <w:r>
-        <w:rPr>
-          <w:rFonts w:ascii="Arial" w:hAnsi="Arial" w:cs="Arial"/>
-        </w:rPr>
-        <w:t>Durch die Verwendung eines strukturierten Datenmodells wird sichergestellt, dass Daten konsistent und effizient verarbeitet werden können.</w:t>
-      </w:r>
-    </w:p>
-    <w:p>
-      <w:pPr>
-        <w:spacing w:after="0"/>
-        <w:rPr>
-          <w:rFonts w:ascii="Arial" w:hAnsi="Arial" w:cs="Arial"/>
-        </w:rPr>
-      </w:pPr>
-    </w:p>
-    <w:p>
-      <w:pPr>
-        <w:rPr>
-          <w:rFonts w:ascii="Arial" w:hAnsi="Arial" w:cs="Arial"/>
-          <w:b/>
-          <w:bCs/>
-          <w:sz w:val="24"/>
-          <w:szCs w:val="24"/>
-        </w:rPr>
-      </w:pPr>
-      <w:r>
-        <w:rPr>
-          <w:rFonts w:ascii="Arial" w:hAnsi="Arial" w:cs="Arial"/>
-          <w:b/>
-          <w:bCs/>
-          <w:sz w:val="24"/>
-          <w:szCs w:val="24"/>
-        </w:rPr>
-        <w:t>8.</w:t>
-      </w:r>
-      <w:r>
-        <w:rPr>
-          <w:rFonts w:ascii="Arial" w:hAnsi="Arial" w:cs="Arial"/>
-          <w:b/>
-          <w:bCs/>
-          <w:sz w:val="24"/>
-          <w:szCs w:val="24"/>
-        </w:rPr>
-        <w:t>2</w:t>
-      </w:r>
-      <w:r>
-        <w:rPr>
-          <w:rFonts w:ascii="Arial" w:hAnsi="Arial" w:cs="Arial"/>
-          <w:b/>
-          <w:bCs/>
-          <w:sz w:val="24"/>
-          <w:szCs w:val="24"/>
-        </w:rPr>
-        <w:t xml:space="preserve"> </w:t>
-      </w:r>
-      <w:r>
-        <w:rPr>
-          <w:rFonts w:ascii="Arial" w:hAnsi="Arial" w:cs="Arial"/>
-          <w:b/>
-          <w:bCs/>
-          <w:sz w:val="24"/>
-          <w:szCs w:val="24"/>
-        </w:rPr>
-        <w:t>View</w:t>
-      </w:r>
-    </w:p>
-    <w:p>
-      <w:pPr>
-        <w:rPr>
-          <w:rFonts w:ascii="Arial" w:hAnsi="Arial" w:cs="Arial"/>
-        </w:rPr>
-      </w:pPr>
-      <w:r>
-        <w:rPr>
-          <w:rFonts w:ascii="Arial" w:hAnsi="Arial" w:cs="Arial"/>
-        </w:rPr>
-        <w:t>Die View stellt die Benutzeroberfläche der Anwendung dar und ist für die Darstellung der Inhalte im Webbrowser zuständig. Sie umfasst die HTML-Seiten sowie die Darstellung der Daten für den Benutzer.</w:t>
-      </w:r>
-    </w:p>
-    <w:p>
-      <w:pPr>
-        <w:rPr>
-          <w:rFonts w:ascii="Arial" w:hAnsi="Arial" w:cs="Arial"/>
-        </w:rPr>
-      </w:pPr>
-      <w:r>
-        <w:rPr>
-          <w:rFonts w:ascii="Arial" w:hAnsi="Arial" w:cs="Arial"/>
-        </w:rPr>
-        <w:t>D</w:t>
-      </w:r>
-      <w:r>
-        <w:rPr>
-          <w:rFonts w:ascii="Arial" w:hAnsi="Arial" w:cs="Arial"/>
-        </w:rPr>
-        <w:t>ie View ist verantwortlich für:</w:t>
-      </w:r>
-    </w:p>
-    <w:p>
-      <w:pPr>
-        <w:pStyle w:val="Listenabsatz"/>
-        <w:numPr>
-          <w:ilvl w:val="0"/>
-          <w:numId w:val="39"/>
-        </w:numPr>
-        <w:rPr>
-          <w:rFonts w:ascii="Arial" w:hAnsi="Arial" w:cs="Arial"/>
-        </w:rPr>
-      </w:pPr>
-      <w:r>
-        <w:rPr>
-          <w:rFonts w:ascii="Arial" w:hAnsi="Arial" w:cs="Arial"/>
-        </w:rPr>
-        <w:t>die Anzeige von Informationen (z. B. verfügbare Scooter)</w:t>
-      </w:r>
-    </w:p>
-    <w:p>
-      <w:pPr>
-        <w:pStyle w:val="Listenabsatz"/>
-        <w:numPr>
-          <w:ilvl w:val="0"/>
-          <w:numId w:val="39"/>
-        </w:numPr>
-        <w:rPr>
-          <w:rFonts w:ascii="Arial" w:hAnsi="Arial" w:cs="Arial"/>
-        </w:rPr>
-      </w:pPr>
-      <w:r>
-        <w:rPr>
-          <w:rFonts w:ascii="Arial" w:hAnsi="Arial" w:cs="Arial"/>
-        </w:rPr>
-        <w:t>die Darstellung von Formularen (z. B. Login, Registrierung)</w:t>
-      </w:r>
-    </w:p>
-    <w:p>
-      <w:pPr>
-        <w:pStyle w:val="Listenabsatz"/>
-        <w:numPr>
-          <w:ilvl w:val="0"/>
-          <w:numId w:val="39"/>
-        </w:numPr>
-        <w:rPr>
-          <w:rFonts w:ascii="Arial" w:hAnsi="Arial" w:cs="Arial"/>
-        </w:rPr>
-      </w:pPr>
-      <w:r>
-        <w:rPr>
-          <w:rFonts w:ascii="Arial" w:hAnsi="Arial" w:cs="Arial"/>
-        </w:rPr>
-        <w:t>die Ausgabe von Ergebnissen und Rückmeldungen</w:t>
-      </w:r>
-    </w:p>
-    <w:p>
-      <w:pPr>
-        <w:rPr>
-          <w:rFonts w:ascii="Arial" w:hAnsi="Arial" w:cs="Arial"/>
-        </w:rPr>
-      </w:pPr>
-      <w:r>
-        <w:rPr>
-          <w:rFonts w:ascii="Arial" w:hAnsi="Arial" w:cs="Arial"/>
-        </w:rPr>
-        <w:t>Die View enthält keine Geschäftslogik, sondern dient ausschliesslich der Präsentation der Daten.</w:t>
-      </w:r>
-    </w:p>
-    <w:p>
-      <w:pPr>
-        <w:spacing w:after="0"/>
-        <w:rPr>
-          <w:rFonts w:ascii="Arial" w:hAnsi="Arial" w:cs="Arial"/>
-        </w:rPr>
-      </w:pPr>
-    </w:p>
-    <w:p>
-      <w:pPr>
-        <w:rPr>
-          <w:rFonts w:ascii="Arial" w:hAnsi="Arial" w:cs="Arial"/>
-          <w:b/>
-          <w:bCs/>
-          <w:sz w:val="24"/>
-          <w:szCs w:val="24"/>
-        </w:rPr>
-      </w:pPr>
-      <w:r>
-        <w:rPr>
-          <w:rFonts w:ascii="Arial" w:hAnsi="Arial" w:cs="Arial"/>
-          <w:b/>
-          <w:bCs/>
-          <w:sz w:val="24"/>
-          <w:szCs w:val="24"/>
-        </w:rPr>
-        <w:t>8.</w:t>
-      </w:r>
-      <w:r>
-        <w:rPr>
-          <w:rFonts w:ascii="Arial" w:hAnsi="Arial" w:cs="Arial"/>
-          <w:b/>
-          <w:bCs/>
-          <w:sz w:val="24"/>
-          <w:szCs w:val="24"/>
-        </w:rPr>
-        <w:t>3</w:t>
-      </w:r>
-      <w:r>
-        <w:rPr>
-          <w:rFonts w:ascii="Arial" w:hAnsi="Arial" w:cs="Arial"/>
-          <w:b/>
-          <w:bCs/>
-          <w:sz w:val="24"/>
-          <w:szCs w:val="24"/>
-        </w:rPr>
-        <w:t xml:space="preserve"> </w:t>
-      </w:r>
-      <w:r>
-        <w:rPr>
-          <w:rFonts w:ascii="Arial" w:hAnsi="Arial" w:cs="Arial"/>
-          <w:b/>
-          <w:bCs/>
-          <w:sz w:val="24"/>
-          <w:szCs w:val="24"/>
-        </w:rPr>
-        <w:t>Controller</w:t>
-      </w:r>
-    </w:p>
-    <w:p>
-      <w:pPr>
-        <w:rPr>
-          <w:rFonts w:ascii="Arial" w:hAnsi="Arial" w:cs="Arial"/>
-        </w:rPr>
-      </w:pPr>
-      <w:r>
-        <w:rPr>
-          <w:rFonts w:ascii="Arial" w:hAnsi="Arial" w:cs="Arial"/>
-        </w:rPr>
-        <w:t>Der Controller übernimmt die Steuerung der Anwendung und bildet die Schnittstelle zwischen Model und View. In dieser Webapplikation wird der Controller durch die Flask-Routen implementiert.</w:t>
-      </w:r>
-    </w:p>
-    <w:p>
-      <w:pPr>
-        <w:rPr>
-          <w:rFonts w:ascii="Arial" w:hAnsi="Arial" w:cs="Arial"/>
-        </w:rPr>
-      </w:pPr>
-      <w:r>
-        <w:rPr>
-          <w:rFonts w:ascii="Arial" w:hAnsi="Arial" w:cs="Arial"/>
-        </w:rPr>
-        <w:t>Der Controller ist verantwortlich für:</w:t>
-      </w:r>
-    </w:p>
-    <w:p>
-      <w:pPr>
-        <w:pStyle w:val="Listenabsatz"/>
-        <w:numPr>
-          <w:ilvl w:val="0"/>
-          <w:numId w:val="39"/>
-        </w:numPr>
-        <w:rPr>
-          <w:rFonts w:ascii="Arial" w:hAnsi="Arial" w:cs="Arial"/>
-        </w:rPr>
-      </w:pPr>
-      <w:r>
-        <w:rPr>
-          <w:rFonts w:ascii="Arial" w:hAnsi="Arial" w:cs="Arial"/>
-        </w:rPr>
-        <w:t>die Verarbeitung von Benutzeranfragen (HTTP-</w:t>
-      </w:r>
-      <w:proofErr w:type="spellStart"/>
-      <w:r>
-        <w:rPr>
-          <w:rFonts w:ascii="Arial" w:hAnsi="Arial" w:cs="Arial"/>
-        </w:rPr>
-        <w:t>Requests</w:t>
-      </w:r>
-      <w:proofErr w:type="spellEnd"/>
-      <w:r>
-        <w:rPr>
-          <w:rFonts w:ascii="Arial" w:hAnsi="Arial" w:cs="Arial"/>
-        </w:rPr>
-        <w:t xml:space="preserve">) </w:t>
-      </w:r>
-    </w:p>
-    <w:p>
-      <w:pPr>
-        <w:pStyle w:val="Listenabsatz"/>
-        <w:numPr>
-          <w:ilvl w:val="0"/>
-          <w:numId w:val="39"/>
-        </w:numPr>
-        <w:rPr>
-          <w:rFonts w:ascii="Arial" w:hAnsi="Arial" w:cs="Arial"/>
-        </w:rPr>
-      </w:pPr>
-      <w:r>
-        <w:rPr>
-          <w:rFonts w:ascii="Arial" w:hAnsi="Arial" w:cs="Arial"/>
-        </w:rPr>
-        <w:t xml:space="preserve">die Steuerung der Abläufe innerhalb der Anwendung </w:t>
-      </w:r>
-    </w:p>
-    <w:p>
-      <w:pPr>
-        <w:pStyle w:val="Listenabsatz"/>
-        <w:numPr>
-          <w:ilvl w:val="0"/>
-          <w:numId w:val="39"/>
-        </w:numPr>
-        <w:rPr>
-          <w:rFonts w:ascii="Arial" w:hAnsi="Arial" w:cs="Arial"/>
-        </w:rPr>
-      </w:pPr>
-      <w:r>
-        <w:rPr>
-          <w:rFonts w:ascii="Arial" w:hAnsi="Arial" w:cs="Arial"/>
-        </w:rPr>
-        <w:t xml:space="preserve">die Kommunikation mit dem Model (Daten lesen und schreiben) </w:t>
-      </w:r>
-    </w:p>
-    <w:p>
-      <w:pPr>
-        <w:pStyle w:val="Listenabsatz"/>
-        <w:numPr>
-          <w:ilvl w:val="0"/>
-          <w:numId w:val="39"/>
-        </w:numPr>
-        <w:rPr>
-          <w:rFonts w:ascii="Arial" w:hAnsi="Arial" w:cs="Arial"/>
-        </w:rPr>
-      </w:pPr>
-      <w:r>
-        <w:rPr>
-          <w:rFonts w:ascii="Arial" w:hAnsi="Arial" w:cs="Arial"/>
-        </w:rPr>
-        <w:t>die Auswahl und Übergabe von Daten an die View</w:t>
-      </w:r>
-    </w:p>
-    <w:p>
-      <w:pPr>
-        <w:rPr>
-          <w:rFonts w:ascii="Arial" w:hAnsi="Arial" w:cs="Arial"/>
-        </w:rPr>
-      </w:pPr>
-      <w:r>
-        <w:rPr>
-          <w:rFonts w:ascii="Arial" w:hAnsi="Arial" w:cs="Arial"/>
-        </w:rPr>
-        <w:t>Der Controller sorgt dafür, dass Eingaben korrekt verarbeitet und die entsprechenden Ergebnisse an den Benutzer zurückgegeben werden.</w:t>
-      </w:r>
-      <w:r>
-        <w:rPr>
-          <w:rFonts w:ascii="Arial" w:hAnsi="Arial" w:cs="Arial"/>
-        </w:rPr>
-        <w:br w:type="page"/>
-      </w:r>
-    </w:p>
-    <w:p>
-      <w:pPr>
-        <w:pStyle w:val="berschrift1"/>
-        <w:numPr>
-          <w:ilvl w:val="0"/>
-          <w:numId w:val="3"/>
-        </w:numPr>
-        <w:tabs>
-          <w:tab w:val="left" w:pos="284"/>
-        </w:tabs>
-        <w:ind w:left="-284" w:firstLine="142"/>
-        <w:rPr>
-          <w:rFonts w:ascii="Arial" w:hAnsi="Arial" w:cs="Arial"/>
-          <w:sz w:val="36"/>
-          <w:szCs w:val="36"/>
-        </w:rPr>
-      </w:pPr>
-      <w:bookmarkStart w:id="10" w:name="_Toc225105945"/>
-      <w:r>
-        <w:rPr>
-          <w:rFonts w:ascii="Arial" w:hAnsi="Arial" w:cs="Arial"/>
-          <w:sz w:val="36"/>
-          <w:szCs w:val="36"/>
-        </w:rPr>
-        <w:lastRenderedPageBreak/>
         <w:t>Prozess / Workflow</w:t>
       </w:r>
-      <w:bookmarkEnd w:id="10"/>
-    </w:p>
-    <w:p/>
-    <w:p>
-      <w:pPr>
+      <w:bookmarkEnd w:id="12"/>
+    </w:p>
+    <w:p>
+      <w:pPr>
+        <w:spacing w:before="240"/>
         <w:rPr>
           <w:rFonts w:ascii="Arial" w:hAnsi="Arial" w:cs="Arial"/>
         </w:rPr>
@@ -5424,7 +6681,7 @@
                     <pic:cNvPicPr/>
                   </pic:nvPicPr>
                   <pic:blipFill>
-                    <a:blip r:embed="rId13">
+                    <a:blip r:embed="rId9">
                       <a:extLst>
                         <a:ext uri="{28A0092B-C50C-407E-A947-70E740481C1C}">
                           <a14:useLocalDpi xmlns:a14="http://schemas.microsoft.com/office/drawing/2010/main" val="0"/>
@@ -5473,7 +6730,7 @@
           <w:szCs w:val="36"/>
         </w:rPr>
       </w:pPr>
-      <w:bookmarkStart w:id="11" w:name="_Toc225105946"/>
+      <w:bookmarkStart w:id="13" w:name="_Toc225109820"/>
       <w:r>
         <w:rPr>
           <w:rFonts w:ascii="Arial" w:hAnsi="Arial" w:cs="Arial"/>
@@ -5483,11 +6740,11 @@
         <w:lastRenderedPageBreak/>
         <w:t>API-Konzept</w:t>
       </w:r>
-      <w:bookmarkEnd w:id="11"/>
-    </w:p>
-    <w:p/>
-    <w:p>
-      <w:pPr>
+      <w:bookmarkEnd w:id="13"/>
+    </w:p>
+    <w:p>
+      <w:pPr>
+        <w:spacing w:before="240"/>
         <w:rPr>
           <w:rFonts w:ascii="Arial" w:hAnsi="Arial" w:cs="Arial"/>
         </w:rPr>
@@ -6660,25 +7917,6 @@
     </w:p>
     <w:p>
       <w:pPr>
-        <w:rPr>
-          <w:rFonts w:ascii="Arial" w:hAnsi="Arial" w:cs="Arial"/>
-          <w:b/>
-          <w:bCs/>
-          <w:u w:val="single"/>
-        </w:rPr>
-      </w:pPr>
-      <w:r>
-        <w:rPr>
-          <w:rFonts w:ascii="Arial" w:hAnsi="Arial" w:cs="Arial"/>
-          <w:b/>
-          <w:bCs/>
-          <w:u w:val="single"/>
-        </w:rPr>
-        <w:br w:type="page"/>
-      </w:r>
-    </w:p>
-    <w:p>
-      <w:pPr>
         <w:pStyle w:val="berschrift1"/>
         <w:numPr>
           <w:ilvl w:val="0"/>
@@ -6694,14 +7932,13 @@
           <w:szCs w:val="36"/>
         </w:rPr>
       </w:pPr>
-      <w:bookmarkStart w:id="12" w:name="_Toc225105947"/>
+      <w:bookmarkStart w:id="14" w:name="_Toc225109821"/>
       <w:r>
         <w:rPr>
           <w:rFonts w:ascii="Arial" w:hAnsi="Arial" w:cs="Arial"/>
           <w:sz w:val="36"/>
           <w:szCs w:val="36"/>
         </w:rPr>
-        <w:lastRenderedPageBreak/>
         <w:t>Bereitstellung der Anwendung (</w:t>
       </w:r>
       <w:proofErr w:type="spellStart"/>
@@ -6722,22 +7959,11 @@
         </w:rPr>
         <w:t>)</w:t>
       </w:r>
-      <w:bookmarkEnd w:id="12"/>
-    </w:p>
-    <w:p>
-      <w:pPr>
-        <w:spacing w:before="80"/>
-        <w:rPr>
-          <w:rFonts w:ascii="Arial" w:hAnsi="Arial" w:cs="Arial"/>
-          <w:b/>
-          <w:bCs/>
-          <w:u w:val="single"/>
-        </w:rPr>
-      </w:pPr>
-    </w:p>
-    <w:p>
-      <w:pPr>
-        <w:spacing w:before="80" w:after="240"/>
+      <w:bookmarkEnd w:id="14"/>
+    </w:p>
+    <w:p>
+      <w:pPr>
+        <w:spacing w:before="240" w:after="240"/>
         <w:rPr>
           <w:rFonts w:ascii="Arial" w:hAnsi="Arial" w:cs="Arial"/>
         </w:rPr>
@@ -7259,12 +8485,6 @@
           <w:rFonts w:ascii="Arial" w:eastAsiaTheme="majorEastAsia" w:hAnsi="Arial" w:cs="Arial"/>
         </w:rPr>
       </w:pPr>
-      <w:r>
-        <w:rPr>
-          <w:rFonts w:ascii="Arial" w:eastAsiaTheme="majorEastAsia" w:hAnsi="Arial" w:cs="Arial"/>
-        </w:rPr>
-        <w:br w:type="page"/>
-      </w:r>
     </w:p>
     <w:p>
       <w:pPr>
@@ -7283,7 +8503,6 @@
           <w:bCs/>
           <w:u w:val="single"/>
         </w:rPr>
-        <w:lastRenderedPageBreak/>
         <w:t>Verfügbarkeit und Zugriff</w:t>
       </w:r>
       <w:r>
@@ -7402,7 +8621,7 @@
         <w:tabs>
           <w:tab w:val="left" w:pos="284"/>
         </w:tabs>
-        <w:spacing w:after="0"/>
+        <w:spacing w:before="0" w:after="0"/>
         <w:ind w:left="-284" w:firstLine="142"/>
         <w:rPr>
           <w:rFonts w:ascii="Arial" w:hAnsi="Arial" w:cs="Arial"/>
@@ -7410,8 +8629,8 @@
           <w:szCs w:val="36"/>
         </w:rPr>
       </w:pPr>
-      <w:bookmarkStart w:id="13" w:name="_Toc225105948"/>
-      <w:bookmarkEnd w:id="9"/>
+      <w:bookmarkStart w:id="15" w:name="_Toc225109822"/>
+      <w:bookmarkEnd w:id="11"/>
       <w:r>
         <w:rPr>
           <w:rFonts w:ascii="Arial" w:hAnsi="Arial" w:cs="Arial"/>
@@ -7421,7 +8640,7 @@
         <w:lastRenderedPageBreak/>
         <w:t>Realisierung</w:t>
       </w:r>
-      <w:bookmarkEnd w:id="13"/>
+      <w:bookmarkEnd w:id="15"/>
     </w:p>
     <w:p>
       <w:pPr>
@@ -7436,7 +8655,7 @@
           <w:rFonts w:ascii="Arial" w:hAnsi="Arial" w:cs="Arial"/>
         </w:rPr>
       </w:pPr>
-      <w:bookmarkStart w:id="14" w:name="_Toc225105949"/>
+      <w:bookmarkStart w:id="16" w:name="_Toc225109823"/>
       <w:r>
         <w:rPr>
           <w:rFonts w:ascii="Arial" w:hAnsi="Arial" w:cs="Arial"/>
@@ -7449,18 +8668,11 @@
         </w:rPr>
         <w:t>Technischer Aufbau und Grundlagen</w:t>
       </w:r>
-      <w:bookmarkEnd w:id="14"/>
-    </w:p>
-    <w:p>
-      <w:pPr>
-        <w:spacing w:after="0"/>
-        <w:rPr>
-          <w:rFonts w:ascii="Arial" w:hAnsi="Arial" w:cs="Arial"/>
-        </w:rPr>
-      </w:pPr>
-    </w:p>
-    <w:p>
-      <w:pPr>
+      <w:bookmarkEnd w:id="16"/>
+    </w:p>
+    <w:p>
+      <w:pPr>
+        <w:spacing w:before="240"/>
         <w:rPr>
           <w:rFonts w:ascii="Arial" w:hAnsi="Arial" w:cs="Arial"/>
         </w:rPr>
@@ -7556,7 +8768,7 @@
                     <pic:cNvPicPr/>
                   </pic:nvPicPr>
                   <pic:blipFill>
-                    <a:blip r:embed="rId14"/>
+                    <a:blip r:embed="rId10"/>
                     <a:stretch>
                       <a:fillRect/>
                     </a:stretch>
@@ -7771,7 +8983,7 @@
                     <pic:cNvPicPr/>
                   </pic:nvPicPr>
                   <pic:blipFill>
-                    <a:blip r:embed="rId15"/>
+                    <a:blip r:embed="rId11"/>
                     <a:stretch>
                       <a:fillRect/>
                     </a:stretch>
@@ -7874,7 +9086,7 @@
                     <pic:cNvPicPr/>
                   </pic:nvPicPr>
                   <pic:blipFill>
-                    <a:blip r:embed="rId16"/>
+                    <a:blip r:embed="rId12"/>
                     <a:stretch>
                       <a:fillRect/>
                     </a:stretch>
@@ -8045,7 +9257,7 @@
                     <pic:cNvPicPr/>
                   </pic:nvPicPr>
                   <pic:blipFill>
-                    <a:blip r:embed="rId17"/>
+                    <a:blip r:embed="rId13"/>
                     <a:stretch>
                       <a:fillRect/>
                     </a:stretch>
@@ -8155,7 +9367,7 @@
                     <pic:cNvPicPr/>
                   </pic:nvPicPr>
                   <pic:blipFill>
-                    <a:blip r:embed="rId18"/>
+                    <a:blip r:embed="rId14"/>
                     <a:stretch>
                       <a:fillRect/>
                     </a:stretch>
@@ -8248,7 +9460,7 @@
                     <pic:cNvPicPr/>
                   </pic:nvPicPr>
                   <pic:blipFill>
-                    <a:blip r:embed="rId19"/>
+                    <a:blip r:embed="rId15"/>
                     <a:stretch>
                       <a:fillRect/>
                     </a:stretch>
@@ -8337,7 +9549,7 @@
                     <pic:cNvPicPr/>
                   </pic:nvPicPr>
                   <pic:blipFill>
-                    <a:blip r:embed="rId20"/>
+                    <a:blip r:embed="rId16"/>
                     <a:stretch>
                       <a:fillRect/>
                     </a:stretch>
@@ -8378,7 +9590,7 @@
           <w:rFonts w:ascii="Arial" w:hAnsi="Arial" w:cs="Arial"/>
         </w:rPr>
       </w:pPr>
-      <w:bookmarkStart w:id="15" w:name="_Toc225105950"/>
+      <w:bookmarkStart w:id="17" w:name="_Toc225109824"/>
       <w:r>
         <w:rPr>
           <w:rFonts w:ascii="Arial" w:hAnsi="Arial" w:cs="Arial"/>
@@ -8398,17 +9610,11 @@
         </w:rPr>
         <w:t xml:space="preserve"> Implementierung der Funktionalitäten</w:t>
       </w:r>
-      <w:bookmarkEnd w:id="15"/>
-    </w:p>
-    <w:p>
-      <w:pPr>
-        <w:rPr>
-          <w:rFonts w:ascii="Arial" w:hAnsi="Arial" w:cs="Arial"/>
-        </w:rPr>
-      </w:pPr>
-    </w:p>
-    <w:p>
-      <w:pPr>
+      <w:bookmarkEnd w:id="17"/>
+    </w:p>
+    <w:p>
+      <w:pPr>
+        <w:spacing w:before="240"/>
         <w:rPr>
           <w:rFonts w:ascii="Arial" w:hAnsi="Arial" w:cs="Arial"/>
           <w:b/>
@@ -9242,7 +10448,7 @@
                     <pic:cNvPicPr/>
                   </pic:nvPicPr>
                   <pic:blipFill>
-                    <a:blip r:embed="rId21"/>
+                    <a:blip r:embed="rId17"/>
                     <a:stretch>
                       <a:fillRect/>
                     </a:stretch>
@@ -9293,7 +10499,7 @@
                     <pic:cNvPicPr/>
                   </pic:nvPicPr>
                   <pic:blipFill>
-                    <a:blip r:embed="rId22"/>
+                    <a:blip r:embed="rId18"/>
                     <a:stretch>
                       <a:fillRect/>
                     </a:stretch>
@@ -9428,7 +10634,7 @@
                     <pic:cNvPicPr/>
                   </pic:nvPicPr>
                   <pic:blipFill>
-                    <a:blip r:embed="rId23"/>
+                    <a:blip r:embed="rId19"/>
                     <a:stretch>
                       <a:fillRect/>
                     </a:stretch>
@@ -9617,7 +10823,7 @@
                     <pic:cNvPicPr/>
                   </pic:nvPicPr>
                   <pic:blipFill>
-                    <a:blip r:embed="rId24"/>
+                    <a:blip r:embed="rId20"/>
                     <a:stretch>
                       <a:fillRect/>
                     </a:stretch>
@@ -9721,7 +10927,7 @@
                     <pic:cNvPicPr/>
                   </pic:nvPicPr>
                   <pic:blipFill>
-                    <a:blip r:embed="rId25"/>
+                    <a:blip r:embed="rId21"/>
                     <a:stretch>
                       <a:fillRect/>
                     </a:stretch>
@@ -9824,7 +11030,7 @@
                     <pic:cNvPicPr/>
                   </pic:nvPicPr>
                   <pic:blipFill>
-                    <a:blip r:embed="rId26"/>
+                    <a:blip r:embed="rId22"/>
                     <a:stretch>
                       <a:fillRect/>
                     </a:stretch>
@@ -9928,7 +11134,7 @@
                     <pic:cNvPicPr/>
                   </pic:nvPicPr>
                   <pic:blipFill>
-                    <a:blip r:embed="rId27"/>
+                    <a:blip r:embed="rId23"/>
                     <a:stretch>
                       <a:fillRect/>
                     </a:stretch>
@@ -10027,7 +11233,7 @@
                     <pic:cNvPicPr/>
                   </pic:nvPicPr>
                   <pic:blipFill>
-                    <a:blip r:embed="rId28"/>
+                    <a:blip r:embed="rId24"/>
                     <a:stretch>
                       <a:fillRect/>
                     </a:stretch>
@@ -10116,7 +11322,7 @@
                     <pic:cNvPicPr/>
                   </pic:nvPicPr>
                   <pic:blipFill>
-                    <a:blip r:embed="rId29"/>
+                    <a:blip r:embed="rId25"/>
                     <a:stretch>
                       <a:fillRect/>
                     </a:stretch>
@@ -10201,7 +11407,7 @@
                     <pic:cNvPicPr/>
                   </pic:nvPicPr>
                   <pic:blipFill>
-                    <a:blip r:embed="rId30"/>
+                    <a:blip r:embed="rId26"/>
                     <a:stretch>
                       <a:fillRect/>
                     </a:stretch>
@@ -10261,6 +11467,10 @@
           <w:rFonts w:ascii="Arial" w:hAnsi="Arial" w:cs="Arial"/>
         </w:rPr>
         <w:sectPr>
+          <w:headerReference w:type="default" r:id="rId27"/>
+          <w:footerReference w:type="default" r:id="rId28"/>
+          <w:headerReference w:type="first" r:id="rId29"/>
+          <w:footerReference w:type="first" r:id="rId30"/>
           <w:pgSz w:w="11906" w:h="16838"/>
           <w:pgMar w:top="1417" w:right="1417" w:bottom="1134" w:left="1417" w:header="709" w:footer="567" w:gutter="0"/>
           <w:cols w:space="708"/>
@@ -10286,7 +11496,7 @@
           <w:szCs w:val="36"/>
         </w:rPr>
       </w:pPr>
-      <w:bookmarkStart w:id="16" w:name="_Toc225105951"/>
+      <w:bookmarkStart w:id="18" w:name="_Toc225109825"/>
       <w:r>
         <w:rPr>
           <w:rFonts w:ascii="Arial" w:hAnsi="Arial" w:cs="Arial"/>
@@ -10296,25 +11506,12 @@
         <w:lastRenderedPageBreak/>
         <w:t>Testprotokoll</w:t>
       </w:r>
-      <w:bookmarkEnd w:id="16"/>
+      <w:bookmarkEnd w:id="18"/>
     </w:p>
     <w:p>
       <w:pPr>
         <w:pStyle w:val="Listenabsatz"/>
-        <w:ind w:left="360" w:hanging="218"/>
-        <w:rPr>
-          <w:rFonts w:ascii="Arial" w:eastAsiaTheme="majorEastAsia" w:hAnsi="Arial" w:cs="Arial"/>
-          <w:b/>
-          <w:bCs/>
-          <w:color w:val="000000" w:themeColor="text1"/>
-          <w:sz w:val="24"/>
-          <w:szCs w:val="24"/>
-        </w:rPr>
-      </w:pPr>
-    </w:p>
-    <w:p>
-      <w:pPr>
-        <w:pStyle w:val="Listenabsatz"/>
+        <w:spacing w:before="240"/>
         <w:ind w:left="142"/>
         <w:rPr>
           <w:rFonts w:ascii="Arial" w:eastAsiaTheme="majorEastAsia" w:hAnsi="Arial" w:cs="Arial"/>
@@ -11898,8 +13095,10 @@
           <w:rFonts w:ascii="Arial" w:hAnsi="Arial" w:cs="Arial"/>
         </w:rPr>
         <w:sectPr>
+          <w:footerReference w:type="first" r:id="rId31"/>
           <w:pgSz w:w="16838" w:h="11906" w:orient="landscape"/>
           <w:pgMar w:top="1418" w:right="1418" w:bottom="1418" w:left="1134" w:header="709" w:footer="567" w:gutter="0"/>
+          <w:pgNumType w:start="22"/>
           <w:cols w:space="708"/>
           <w:titlePg/>
           <w:docGrid w:linePitch="360"/>
@@ -11908,25 +13107,1903 @@
     </w:p>
     <w:p>
       <w:pPr>
-        <w:rPr>
-          <w:rFonts w:ascii="Arial" w:hAnsi="Arial" w:cs="Arial"/>
-        </w:rPr>
-      </w:pPr>
-    </w:p>
-    <w:p>
-      <w:pPr>
-        <w:rPr>
-          <w:rFonts w:ascii="Arial" w:hAnsi="Arial" w:cs="Arial"/>
-        </w:rPr>
-      </w:pPr>
+        <w:pStyle w:val="berschrift1"/>
+        <w:numPr>
+          <w:ilvl w:val="0"/>
+          <w:numId w:val="3"/>
+        </w:numPr>
+        <w:tabs>
+          <w:tab w:val="left" w:pos="284"/>
+        </w:tabs>
+        <w:spacing w:before="0"/>
+        <w:ind w:left="-284" w:firstLine="142"/>
+        <w:rPr>
+          <w:rFonts w:ascii="Arial" w:hAnsi="Arial" w:cs="Arial"/>
+          <w:sz w:val="36"/>
+          <w:szCs w:val="36"/>
+        </w:rPr>
+      </w:pPr>
+      <w:bookmarkStart w:id="19" w:name="_Toc225109826"/>
+      <w:r>
+        <w:rPr>
+          <w:rFonts w:ascii="Arial" w:hAnsi="Arial" w:cs="Arial"/>
+          <w:sz w:val="36"/>
+          <w:szCs w:val="36"/>
+        </w:rPr>
+        <w:lastRenderedPageBreak/>
+        <w:t>User Manual</w:t>
+      </w:r>
+    </w:p>
+    <w:p>
+      <w:pPr>
+        <w:spacing w:before="240" w:line="240" w:lineRule="auto"/>
+        <w:rPr>
+          <w:rFonts w:ascii="Arial" w:hAnsi="Arial" w:cs="Arial"/>
+        </w:rPr>
+      </w:pPr>
+      <w:r>
+        <w:rPr>
+          <w:rFonts w:ascii="Arial" w:hAnsi="Arial" w:cs="Arial"/>
+        </w:rPr>
+        <w:t>Die Webanwendung wird über einen Browser aufgerufen und ermöglicht die Verwaltung und Nutzung von Scootern.</w:t>
+      </w:r>
+    </w:p>
+    <w:p>
+      <w:pPr>
+        <w:spacing w:before="240" w:line="240" w:lineRule="auto"/>
+        <w:rPr>
+          <w:rFonts w:ascii="Arial" w:hAnsi="Arial" w:cs="Arial"/>
+          <w:b/>
+          <w:bCs/>
+          <w:sz w:val="24"/>
+          <w:szCs w:val="24"/>
+        </w:rPr>
+      </w:pPr>
+      <w:r>
+        <w:rPr>
+          <w:rFonts w:ascii="Arial" w:hAnsi="Arial" w:cs="Arial"/>
+        </w:rPr>
+        <w:drawing>
+          <wp:anchor distT="0" distB="0" distL="114300" distR="114300" simplePos="0" relativeHeight="251660800" behindDoc="1" locked="0" layoutInCell="1" allowOverlap="1" wp14:anchorId="0F3AEFB0" wp14:editId="61A7F139">
+            <wp:simplePos x="0" y="0"/>
+            <wp:positionH relativeFrom="margin">
+              <wp:align>right</wp:align>
+            </wp:positionH>
+            <wp:positionV relativeFrom="paragraph">
+              <wp:posOffset>76200</wp:posOffset>
+            </wp:positionV>
+            <wp:extent cx="1809750" cy="1243965"/>
+            <wp:effectExtent l="19050" t="19050" r="19050" b="13335"/>
+            <wp:wrapSquare wrapText="bothSides"/>
+            <wp:docPr id="67034029" name="Grafik 1"/>
+            <wp:cNvGraphicFramePr>
+              <a:graphicFrameLocks xmlns:a="http://schemas.openxmlformats.org/drawingml/2006/main" noChangeAspect="1"/>
+            </wp:cNvGraphicFramePr>
+            <a:graphic xmlns:a="http://schemas.openxmlformats.org/drawingml/2006/main">
+              <a:graphicData uri="http://schemas.openxmlformats.org/drawingml/2006/picture">
+                <pic:pic xmlns:pic="http://schemas.openxmlformats.org/drawingml/2006/picture">
+                  <pic:nvPicPr>
+                    <pic:cNvPr id="67034029" name=""/>
+                    <pic:cNvPicPr/>
+                  </pic:nvPicPr>
+                  <pic:blipFill>
+                    <a:blip r:embed="rId32" cstate="print">
+                      <a:extLst>
+                        <a:ext uri="{28A0092B-C50C-407E-A947-70E740481C1C}">
+                          <a14:useLocalDpi xmlns:a14="http://schemas.microsoft.com/office/drawing/2010/main" val="0"/>
+                        </a:ext>
+                      </a:extLst>
+                    </a:blip>
+                    <a:stretch>
+                      <a:fillRect/>
+                    </a:stretch>
+                  </pic:blipFill>
+                  <pic:spPr>
+                    <a:xfrm>
+                      <a:off x="0" y="0"/>
+                      <a:ext cx="1809750" cy="1243965"/>
+                    </a:xfrm>
+                    <a:prstGeom prst="rect">
+                      <a:avLst/>
+                    </a:prstGeom>
+                    <a:ln>
+                      <a:solidFill>
+                        <a:schemeClr val="bg2">
+                          <a:lumMod val="50000"/>
+                        </a:schemeClr>
+                      </a:solidFill>
+                    </a:ln>
+                  </pic:spPr>
+                </pic:pic>
+              </a:graphicData>
+            </a:graphic>
+            <wp14:sizeRelH relativeFrom="page">
+              <wp14:pctWidth>0</wp14:pctWidth>
+            </wp14:sizeRelH>
+            <wp14:sizeRelV relativeFrom="page">
+              <wp14:pctHeight>0</wp14:pctHeight>
+            </wp14:sizeRelV>
+          </wp:anchor>
+        </w:drawing>
+      </w:r>
+      <w:r>
+        <w:rPr>
+          <w:rFonts w:ascii="Arial" w:hAnsi="Arial" w:cs="Arial"/>
+          <w:b/>
+          <w:bCs/>
+          <w:sz w:val="24"/>
+          <w:szCs w:val="24"/>
+        </w:rPr>
+        <w:t>Login</w:t>
+      </w:r>
+    </w:p>
+    <w:p>
+      <w:pPr>
+        <w:spacing w:before="240" w:after="80" w:line="240" w:lineRule="auto"/>
+        <w:rPr>
+          <w:rFonts w:ascii="Arial" w:hAnsi="Arial" w:cs="Arial"/>
+        </w:rPr>
+      </w:pPr>
+      <w:r>
+        <w:rPr>
+          <w:rFonts w:ascii="Arial" w:hAnsi="Arial" w:cs="Arial"/>
+        </w:rPr>
+        <w:t>Nach dem Aufruf der Anwendung erscheint eine Login-Seite. Der Benutzer gibt seinen Benutzernamen und sein Passwort ein, um sich anzumelden.</w:t>
+      </w:r>
+    </w:p>
+    <w:p>
+      <w:pPr>
+        <w:spacing w:before="160" w:after="0" w:line="240" w:lineRule="auto"/>
+        <w:rPr>
+          <w:rFonts w:ascii="Arial" w:hAnsi="Arial" w:cs="Arial"/>
+        </w:rPr>
+      </w:pPr>
+    </w:p>
+    <w:p>
+      <w:pPr>
+        <w:spacing w:line="240" w:lineRule="auto"/>
+        <w:rPr>
+          <w:rFonts w:ascii="Arial" w:hAnsi="Arial" w:cs="Arial"/>
+          <w:b/>
+          <w:bCs/>
+          <w:sz w:val="24"/>
+          <w:szCs w:val="24"/>
+        </w:rPr>
+      </w:pPr>
+      <w:r>
+        <w:rPr>
+          <w:rFonts w:ascii="Arial" w:hAnsi="Arial" w:cs="Arial"/>
+          <w:b/>
+          <w:bCs/>
+          <w:sz w:val="24"/>
+          <w:szCs w:val="24"/>
+        </w:rPr>
+        <w:t>Anzeige der Scooter</w:t>
+      </w:r>
+    </w:p>
+    <w:p>
+      <w:pPr>
+        <w:spacing w:before="240" w:after="80" w:line="240" w:lineRule="auto"/>
+        <w:rPr>
+          <w:rFonts w:ascii="Arial" w:hAnsi="Arial" w:cs="Arial"/>
+        </w:rPr>
+      </w:pPr>
+      <w:r>
+        <w:rPr>
+          <w:rFonts w:ascii="Arial" w:hAnsi="Arial" w:cs="Arial"/>
+        </w:rPr>
+        <w:t xml:space="preserve">Nach erfolgreichem Login wird eine Übersicht aller verfügbaren Scooter angezeigt. </w:t>
+      </w:r>
+      <w:r>
+        <w:rPr>
+          <w:rFonts w:ascii="Arial" w:hAnsi="Arial" w:cs="Arial"/>
+        </w:rPr>
+        <w:br/>
+      </w:r>
+      <w:r>
+        <w:rPr>
+          <w:rFonts w:ascii="Arial" w:hAnsi="Arial" w:cs="Arial"/>
+        </w:rPr>
+        <w:t>Für jeden Scooter werden der Batteriestand sowie der Standort dargestellt.</w:t>
+      </w:r>
+    </w:p>
+    <w:p>
+      <w:pPr>
+        <w:spacing w:after="0" w:line="240" w:lineRule="auto"/>
+        <w:rPr>
+          <w:rFonts w:ascii="Arial" w:hAnsi="Arial" w:cs="Arial"/>
+        </w:rPr>
+      </w:pPr>
+    </w:p>
+    <w:p>
+      <w:pPr>
+        <w:spacing w:line="240" w:lineRule="auto"/>
+        <w:rPr>
+          <w:rFonts w:ascii="Arial" w:hAnsi="Arial" w:cs="Arial"/>
+          <w:b/>
+          <w:bCs/>
+          <w:sz w:val="24"/>
+          <w:szCs w:val="24"/>
+        </w:rPr>
+      </w:pPr>
+      <w:r>
+        <w:rPr>
+          <w:rFonts w:ascii="Arial" w:hAnsi="Arial" w:cs="Arial"/>
+          <w:b/>
+          <w:bCs/>
+          <w:sz w:val="24"/>
+          <w:szCs w:val="24"/>
+        </w:rPr>
+        <w:t>Fahrt starten</w:t>
+      </w:r>
+      <w:r>
+        <w:rPr>
+          <w:rFonts w:ascii="Arial" w:hAnsi="Arial" w:cs="Arial"/>
+          <w:b/>
+          <w:bCs/>
+          <w:sz w:val="24"/>
+          <w:szCs w:val="24"/>
+        </w:rPr>
+        <w:t xml:space="preserve"> und beenden</w:t>
+      </w:r>
+    </w:p>
+    <w:p>
+      <w:pPr>
+        <w:spacing w:before="240" w:line="240" w:lineRule="auto"/>
+        <w:rPr>
+          <w:noProof/>
+        </w:rPr>
+      </w:pPr>
+      <w:r>
+        <w:rPr>
+          <w:rFonts w:ascii="Arial" w:hAnsi="Arial" w:cs="Arial"/>
+        </w:rPr>
+        <w:t>Durch Klick auf den „Start“-Button wird eine Fahrt begonnen. Dabei wird automatisch eine Buchung erstellt und der Startzeitpunkt gespeichert.</w:t>
+      </w:r>
+      <w:r>
+        <w:rPr>
+          <w:noProof/>
+        </w:rPr>
+        <w:t xml:space="preserve"> </w:t>
+      </w:r>
+    </w:p>
+    <w:p>
+      <w:pPr>
+        <w:spacing w:before="240" w:line="240" w:lineRule="auto"/>
+        <w:rPr>
+          <w:rFonts w:ascii="Arial" w:hAnsi="Arial" w:cs="Arial"/>
+        </w:rPr>
+      </w:pPr>
+      <w:r>
+        <w:rPr>
+          <w:rFonts w:ascii="Arial" w:hAnsi="Arial" w:cs="Arial"/>
+        </w:rPr>
+        <w:t>Mit dem „Stop“-Button kann die laufende Fahrt beendet werden. Dabei wird die Dauer berechnet und ein Preis ermittelt.</w:t>
+      </w:r>
+    </w:p>
+    <w:p>
+      <w:pPr>
+        <w:spacing w:before="240" w:after="0" w:line="240" w:lineRule="auto"/>
+        <w:rPr>
+          <w:rFonts w:ascii="Arial" w:hAnsi="Arial" w:cs="Arial"/>
+        </w:rPr>
+      </w:pPr>
+    </w:p>
+    <w:p>
+      <w:pPr>
+        <w:rPr>
+          <w:rFonts w:ascii="Arial" w:eastAsiaTheme="majorEastAsia" w:hAnsi="Arial" w:cs="Arial"/>
+          <w:color w:val="2F5496" w:themeColor="accent1" w:themeShade="BF"/>
+          <w:sz w:val="36"/>
+          <w:szCs w:val="36"/>
+        </w:rPr>
+      </w:pPr>
+      <w:r>
+        <w:rPr>
+          <w:rFonts w:ascii="Arial" w:hAnsi="Arial" w:cs="Arial"/>
+        </w:rPr>
+        <w:drawing>
+          <wp:anchor distT="0" distB="0" distL="114300" distR="114300" simplePos="0" relativeHeight="251661824" behindDoc="0" locked="0" layoutInCell="1" allowOverlap="1" wp14:anchorId="31F520A7" wp14:editId="458C491C">
+            <wp:simplePos x="0" y="0"/>
+            <wp:positionH relativeFrom="margin">
+              <wp:align>left</wp:align>
+            </wp:positionH>
+            <wp:positionV relativeFrom="paragraph">
+              <wp:posOffset>27940</wp:posOffset>
+            </wp:positionV>
+            <wp:extent cx="2795905" cy="2336800"/>
+            <wp:effectExtent l="0" t="0" r="4445" b="6350"/>
+            <wp:wrapSquare wrapText="bothSides"/>
+            <wp:docPr id="507504641" name="Grafik 1"/>
+            <wp:cNvGraphicFramePr>
+              <a:graphicFrameLocks xmlns:a="http://schemas.openxmlformats.org/drawingml/2006/main" noChangeAspect="1"/>
+            </wp:cNvGraphicFramePr>
+            <a:graphic xmlns:a="http://schemas.openxmlformats.org/drawingml/2006/main">
+              <a:graphicData uri="http://schemas.openxmlformats.org/drawingml/2006/picture">
+                <pic:pic xmlns:pic="http://schemas.openxmlformats.org/drawingml/2006/picture">
+                  <pic:nvPicPr>
+                    <pic:cNvPr id="507504641" name=""/>
+                    <pic:cNvPicPr/>
+                  </pic:nvPicPr>
+                  <pic:blipFill>
+                    <a:blip r:embed="rId33">
+                      <a:extLst>
+                        <a:ext uri="{28A0092B-C50C-407E-A947-70E740481C1C}">
+                          <a14:useLocalDpi xmlns:a14="http://schemas.microsoft.com/office/drawing/2010/main" val="0"/>
+                        </a:ext>
+                      </a:extLst>
+                    </a:blip>
+                    <a:stretch>
+                      <a:fillRect/>
+                    </a:stretch>
+                  </pic:blipFill>
+                  <pic:spPr>
+                    <a:xfrm>
+                      <a:off x="0" y="0"/>
+                      <a:ext cx="2804744" cy="2343760"/>
+                    </a:xfrm>
+                    <a:prstGeom prst="rect">
+                      <a:avLst/>
+                    </a:prstGeom>
+                  </pic:spPr>
+                </pic:pic>
+              </a:graphicData>
+            </a:graphic>
+            <wp14:sizeRelH relativeFrom="margin">
+              <wp14:pctWidth>0</wp14:pctWidth>
+            </wp14:sizeRelH>
+            <wp14:sizeRelV relativeFrom="margin">
+              <wp14:pctHeight>0</wp14:pctHeight>
+            </wp14:sizeRelV>
+          </wp:anchor>
+        </w:drawing>
+      </w:r>
+      <w:r>
+        <w:rPr>
+          <w:rFonts w:ascii="Arial" w:hAnsi="Arial" w:cs="Arial"/>
+          <w:sz w:val="36"/>
+          <w:szCs w:val="36"/>
+        </w:rPr>
+        <w:drawing>
+          <wp:inline distT="0" distB="0" distL="0" distR="0" wp14:anchorId="2F4DB7AD" wp14:editId="548FBED9">
+            <wp:extent cx="2692400" cy="2394844"/>
+            <wp:effectExtent l="0" t="0" r="0" b="5715"/>
+            <wp:docPr id="1379410908" name="Grafik 1"/>
+            <wp:cNvGraphicFramePr>
+              <a:graphicFrameLocks xmlns:a="http://schemas.openxmlformats.org/drawingml/2006/main" noChangeAspect="1"/>
+            </wp:cNvGraphicFramePr>
+            <a:graphic xmlns:a="http://schemas.openxmlformats.org/drawingml/2006/main">
+              <a:graphicData uri="http://schemas.openxmlformats.org/drawingml/2006/picture">
+                <pic:pic xmlns:pic="http://schemas.openxmlformats.org/drawingml/2006/picture">
+                  <pic:nvPicPr>
+                    <pic:cNvPr id="1379410908" name=""/>
+                    <pic:cNvPicPr/>
+                  </pic:nvPicPr>
+                  <pic:blipFill>
+                    <a:blip r:embed="rId34"/>
+                    <a:stretch>
+                      <a:fillRect/>
+                    </a:stretch>
+                  </pic:blipFill>
+                  <pic:spPr>
+                    <a:xfrm>
+                      <a:off x="0" y="0"/>
+                      <a:ext cx="2696002" cy="2398048"/>
+                    </a:xfrm>
+                    <a:prstGeom prst="rect">
+                      <a:avLst/>
+                    </a:prstGeom>
+                  </pic:spPr>
+                </pic:pic>
+              </a:graphicData>
+            </a:graphic>
+          </wp:inline>
+        </w:drawing>
+      </w:r>
+      <w:r>
+        <w:rPr>
+          <w:rFonts w:ascii="Arial" w:hAnsi="Arial" w:cs="Arial"/>
+          <w:sz w:val="36"/>
+          <w:szCs w:val="36"/>
+        </w:rPr>
+        <w:br w:type="page"/>
+      </w:r>
+    </w:p>
+    <w:p>
+      <w:pPr>
+        <w:pStyle w:val="berschrift1"/>
+        <w:numPr>
+          <w:ilvl w:val="0"/>
+          <w:numId w:val="3"/>
+        </w:numPr>
+        <w:tabs>
+          <w:tab w:val="left" w:pos="284"/>
+        </w:tabs>
+        <w:spacing w:before="0"/>
+        <w:ind w:left="-284" w:firstLine="142"/>
+        <w:rPr>
+          <w:rFonts w:ascii="Arial" w:hAnsi="Arial" w:cs="Arial"/>
+          <w:sz w:val="36"/>
+          <w:szCs w:val="36"/>
+        </w:rPr>
+      </w:pPr>
+      <w:r>
+        <w:rPr>
+          <w:rFonts w:ascii="Arial" w:hAnsi="Arial" w:cs="Arial"/>
+          <w:sz w:val="36"/>
+          <w:szCs w:val="36"/>
+        </w:rPr>
+        <w:lastRenderedPageBreak/>
+        <w:t>Fazit</w:t>
+      </w:r>
+      <w:bookmarkEnd w:id="19"/>
+    </w:p>
+    <w:p>
+      <w:pPr>
+        <w:spacing w:before="240" w:line="240" w:lineRule="auto"/>
+        <w:rPr>
+          <w:rFonts w:ascii="Arial" w:hAnsi="Arial" w:cs="Arial"/>
+        </w:rPr>
+      </w:pPr>
+      <w:r>
+        <w:rPr>
+          <w:rFonts w:ascii="Arial" w:hAnsi="Arial" w:cs="Arial"/>
+        </w:rPr>
+        <w:t>Insgesamt verdeutlicht die Entwicklung dieser Webapplikation, wie sinnvoll digitalisierte Prozesse die Verwaltung und Nutzung von E</w:t>
+      </w:r>
+      <w:r>
+        <w:rPr>
+          <w:rFonts w:ascii="Cambria Math" w:hAnsi="Cambria Math" w:cs="Cambria Math"/>
+        </w:rPr>
+        <w:t>‑</w:t>
+      </w:r>
+      <w:r>
+        <w:rPr>
+          <w:rFonts w:ascii="Arial" w:hAnsi="Arial" w:cs="Arial"/>
+        </w:rPr>
+        <w:t>Scootern vereinfachen können. Durch die zentrale Erfassung aller Abläufe reduziert sich der Verwaltungsaufwand spürbar, während gleichzeitig präzise Echtzeitdaten für eine gezielte Mobilitätsplanung zur Verfügung stehen. Auch für die Nutzer: innen entsteht ein spürbarer Mehrwert durch eine einfache Ausleihe und automatische Abrechnung, während lokale Verleihfirmen ihre Flotten komfortabel und effizient überwachen können.</w:t>
+      </w:r>
+    </w:p>
+    <w:p>
+      <w:pPr>
+        <w:spacing w:line="240" w:lineRule="auto"/>
+        <w:rPr>
+          <w:rFonts w:ascii="Arial" w:hAnsi="Arial" w:cs="Arial"/>
+        </w:rPr>
+      </w:pPr>
+      <w:r>
+        <w:rPr>
+          <w:rFonts w:ascii="Arial" w:hAnsi="Arial" w:cs="Arial"/>
+        </w:rPr>
+        <w:t>Die skalierbare und erweiterbare Architektur sorgt dafür, dass die Lösung nicht nur den aktuellen Anforderungen entspricht, sondern auch problemlos um zukünftige Mobilitätsangebote erweitert werden kann. Technische Grundlagen wie eine klar strukturierte Datenbank, das Model</w:t>
+      </w:r>
+      <w:r>
+        <w:rPr>
+          <w:rFonts w:ascii="Cambria Math" w:hAnsi="Cambria Math" w:cs="Cambria Math"/>
+        </w:rPr>
+        <w:t>‑</w:t>
+      </w:r>
+      <w:r>
+        <w:rPr>
+          <w:rFonts w:ascii="Arial" w:hAnsi="Arial" w:cs="Arial"/>
+        </w:rPr>
+        <w:t>View</w:t>
+      </w:r>
+      <w:r>
+        <w:rPr>
+          <w:rFonts w:ascii="Cambria Math" w:hAnsi="Cambria Math" w:cs="Cambria Math"/>
+        </w:rPr>
+        <w:t>‑</w:t>
+      </w:r>
+      <w:r>
+        <w:rPr>
+          <w:rFonts w:ascii="Arial" w:hAnsi="Arial" w:cs="Arial"/>
+        </w:rPr>
+        <w:t>Controller</w:t>
+      </w:r>
+      <w:r>
+        <w:rPr>
+          <w:rFonts w:ascii="Cambria Math" w:hAnsi="Cambria Math" w:cs="Cambria Math"/>
+        </w:rPr>
+        <w:t>‑</w:t>
+      </w:r>
+      <w:r>
+        <w:rPr>
+          <w:rFonts w:ascii="Arial" w:hAnsi="Arial" w:cs="Arial"/>
+        </w:rPr>
+        <w:t>Prinzip und durchdachte Sicherheitsmassnahmen tragen zu einem stabilen, wartbaren und verlässlichen Betrieb bei.</w:t>
+      </w:r>
+    </w:p>
+    <w:p>
+      <w:pPr>
+        <w:spacing w:line="240" w:lineRule="auto"/>
+        <w:rPr>
+          <w:rFonts w:ascii="Arial" w:hAnsi="Arial" w:cs="Arial"/>
+        </w:rPr>
+      </w:pPr>
+      <w:r>
+        <w:rPr>
+          <w:rFonts w:ascii="Arial" w:hAnsi="Arial" w:cs="Arial"/>
+        </w:rPr>
+        <w:t>Ganz bewusst wurde auf besonders komplexe Funktionen wie externe Bezahlsysteme oder ein detailliertes GPS</w:t>
+      </w:r>
+      <w:r>
+        <w:rPr>
+          <w:rFonts w:ascii="Cambria Math" w:hAnsi="Cambria Math" w:cs="Cambria Math"/>
+        </w:rPr>
+        <w:t>‑</w:t>
+      </w:r>
+      <w:r>
+        <w:rPr>
+          <w:rFonts w:ascii="Arial" w:hAnsi="Arial" w:cs="Arial"/>
+        </w:rPr>
+        <w:t>Tracking verzichtet, um den Fokus auf die wesentlichen Kernfunktionen zu legen und die Anwendung übersichtlich zu halten. Diese klare Abgrenzung schafft Transparenz und lässt gleichzeitig genügend Raum für spätere Erweiterungen.</w:t>
+      </w:r>
+    </w:p>
+    <w:p>
+      <w:r>
+        <w:rPr>
+          <w:rFonts w:ascii="Arial" w:hAnsi="Arial" w:cs="Arial"/>
+        </w:rPr>
+        <w:t>So entsteht eine robuste und zukunftsfähige Basis für eine moderne, datengetriebene und effizient organisierte urbane Mobilität, die Stadtverwaltung, Ausleihunternehmen und Nutzer gleichermassen unterstützt.</w:t>
+      </w:r>
+    </w:p>
+    <w:p>
+      <w:pPr>
+        <w:pStyle w:val="berschrift1"/>
+        <w:numPr>
+          <w:ilvl w:val="0"/>
+          <w:numId w:val="3"/>
+        </w:numPr>
+        <w:tabs>
+          <w:tab w:val="left" w:pos="284"/>
+        </w:tabs>
+        <w:ind w:left="-284" w:firstLine="142"/>
+        <w:rPr>
+          <w:rFonts w:ascii="Arial" w:hAnsi="Arial" w:cs="Arial"/>
+          <w:sz w:val="36"/>
+          <w:szCs w:val="36"/>
+        </w:rPr>
+      </w:pPr>
+      <w:bookmarkStart w:id="20" w:name="_Toc225109827"/>
+      <w:r>
+        <w:rPr>
+          <w:rFonts w:ascii="Arial" w:hAnsi="Arial" w:cs="Arial"/>
+          <w:sz w:val="36"/>
+          <w:szCs w:val="36"/>
+        </w:rPr>
+        <w:t>Reflexion</w:t>
+      </w:r>
+      <w:bookmarkEnd w:id="20"/>
+    </w:p>
+    <w:p>
+      <w:pPr>
+        <w:spacing w:before="240"/>
+        <w:rPr>
+          <w:rFonts w:ascii="Arial" w:hAnsi="Arial" w:cs="Arial"/>
+        </w:rPr>
+      </w:pPr>
+      <w:r>
+        <w:rPr>
+          <w:rFonts w:ascii="Arial" w:hAnsi="Arial" w:cs="Arial"/>
+        </w:rPr>
+        <w:t>Das Projekt zur Entwicklung einer Webapplikation für ein E</w:t>
+      </w:r>
+      <w:r>
+        <w:rPr>
+          <w:rFonts w:ascii="Cambria Math" w:hAnsi="Cambria Math" w:cs="Cambria Math"/>
+        </w:rPr>
+        <w:t>‑</w:t>
+      </w:r>
+      <w:r>
+        <w:rPr>
+          <w:rFonts w:ascii="Arial" w:hAnsi="Arial" w:cs="Arial"/>
+        </w:rPr>
+        <w:t>Scooter-Verleihsystem verlief sehr gut und ohne grössere Schwierigkeiten. Von der ersten Anforderungsanalyse bis hin zur fertigen Anwendung konnten alle geplanten Arbeitsschritte erfolgreich umgesetzt werden.</w:t>
+      </w:r>
+    </w:p>
+    <w:p>
+      <w:pPr>
+        <w:rPr>
+          <w:rFonts w:ascii="Arial" w:hAnsi="Arial" w:cs="Arial"/>
+        </w:rPr>
+      </w:pPr>
+      <w:r>
+        <w:rPr>
+          <w:rFonts w:ascii="Arial" w:hAnsi="Arial" w:cs="Arial"/>
+        </w:rPr>
+        <w:t>Besonders positiv ist mir die klare Struktur des Projekts aufgefallen. Die Unterteilung in die Phasen Analyse, Design, Implementierung und Test hat für einen übersichtlichen und zielgerichteten Ablauf gesorgt. Auch die Entscheidung für moderne Technologien wie Python, Flask und eine relationale Datenbank hat sich als absolut sinnvoll erwiesen, da sie eine flexible und effiziente Umsetzung ermöglichten.</w:t>
+      </w:r>
+    </w:p>
+    <w:p>
+      <w:pPr>
+        <w:rPr>
+          <w:rFonts w:ascii="Arial" w:hAnsi="Arial" w:cs="Arial"/>
+        </w:rPr>
+      </w:pPr>
+      <w:r>
+        <w:rPr>
+          <w:rFonts w:ascii="Arial" w:hAnsi="Arial" w:cs="Arial"/>
+        </w:rPr>
+        <w:t>Ein wichtiger Lerngewinn war ausserdem die konsequente Anwendung des</w:t>
+      </w:r>
+      <w:r>
+        <w:rPr>
+          <w:rFonts w:ascii="Arial" w:hAnsi="Arial" w:cs="Arial"/>
+        </w:rPr>
+        <w:t xml:space="preserve"> </w:t>
+      </w:r>
+      <w:r>
+        <w:rPr>
+          <w:rFonts w:ascii="Arial" w:hAnsi="Arial" w:cs="Arial"/>
+        </w:rPr>
+        <w:t>Model</w:t>
+      </w:r>
+      <w:r>
+        <w:rPr>
+          <w:rFonts w:ascii="Cambria Math" w:hAnsi="Cambria Math" w:cs="Cambria Math"/>
+        </w:rPr>
+        <w:t>‑</w:t>
+      </w:r>
+      <w:r>
+        <w:rPr>
+          <w:rFonts w:ascii="Arial" w:hAnsi="Arial" w:cs="Arial"/>
+        </w:rPr>
+        <w:t>View</w:t>
+      </w:r>
+      <w:r>
+        <w:rPr>
+          <w:rFonts w:ascii="Cambria Math" w:hAnsi="Cambria Math" w:cs="Cambria Math"/>
+        </w:rPr>
+        <w:t>‑</w:t>
+      </w:r>
+      <w:r>
+        <w:rPr>
+          <w:rFonts w:ascii="Arial" w:hAnsi="Arial" w:cs="Arial"/>
+        </w:rPr>
+        <w:t>Controller-Prinzips. Die klare Trennung zwischen Datenmodell, Benutzer</w:t>
+      </w:r>
+      <w:r>
+        <w:rPr>
+          <w:rFonts w:ascii="Arial" w:hAnsi="Arial" w:cs="Arial"/>
+        </w:rPr>
+        <w:t>-</w:t>
+      </w:r>
+      <w:r>
+        <w:rPr>
+          <w:rFonts w:ascii="Arial" w:hAnsi="Arial" w:cs="Arial"/>
+        </w:rPr>
+        <w:t xml:space="preserve">oberfläche und Steuerung hat es erleichtert, einzelne Bestandteile unabhängig voneinander zu entwickeln und zu testen. </w:t>
+      </w:r>
+    </w:p>
+    <w:p>
+      <w:pPr>
+        <w:rPr>
+          <w:rFonts w:ascii="Arial" w:hAnsi="Arial" w:cs="Arial"/>
+        </w:rPr>
+      </w:pPr>
+      <w:r>
+        <w:rPr>
+          <w:rFonts w:ascii="Arial" w:hAnsi="Arial" w:cs="Arial"/>
+        </w:rPr>
+        <w:t>Sowohl die funktionalen als auch die nicht-funktionalen Anforderungen konnten vollständig erfüllt werden. Dazu gehören etwa die Benutzer- und Scooter-Verwaltung, Ausleihe und Rückgabe, die Abrechnung sowie die Entwicklung einer REST</w:t>
+      </w:r>
+      <w:r>
+        <w:rPr>
+          <w:rFonts w:ascii="Cambria Math" w:hAnsi="Cambria Math" w:cs="Cambria Math"/>
+        </w:rPr>
+        <w:t>‑</w:t>
+      </w:r>
+      <w:r>
+        <w:rPr>
+          <w:rFonts w:ascii="Arial" w:hAnsi="Arial" w:cs="Arial"/>
+        </w:rPr>
+        <w:t>API. Selbst bei simulierten Mehrfachzugriffen lief die Anwendung stabil und performant, sodass alle angestrebten Qualitätsziele erreicht wurden.</w:t>
+      </w:r>
+    </w:p>
+    <w:p>
+      <w:pPr>
+        <w:rPr>
+          <w:rFonts w:ascii="Arial" w:hAnsi="Arial" w:cs="Arial"/>
+        </w:rPr>
+      </w:pPr>
+      <w:r>
+        <w:rPr>
+          <w:rFonts w:ascii="Arial" w:hAnsi="Arial" w:cs="Arial"/>
+        </w:rPr>
+        <w:t>Abschliessend lässt sich sagen, dass das Projekt nicht nur eine funktionierende Web</w:t>
+      </w:r>
+      <w:r>
+        <w:rPr>
+          <w:rFonts w:ascii="Arial" w:hAnsi="Arial" w:cs="Arial"/>
+        </w:rPr>
+        <w:t>-</w:t>
+      </w:r>
+      <w:r>
+        <w:rPr>
+          <w:rFonts w:ascii="Arial" w:hAnsi="Arial" w:cs="Arial"/>
+        </w:rPr>
+        <w:t>applikation hervorgebracht hat, sondern auch wesentlich zur Weiterentwicklung meiner Fähigkeiten in den Bereichen Softwareentwicklung, Datenmodellierung und Projekt</w:t>
+      </w:r>
+      <w:r>
+        <w:rPr>
+          <w:rFonts w:ascii="Arial" w:hAnsi="Arial" w:cs="Arial"/>
+        </w:rPr>
+        <w:t>-</w:t>
+      </w:r>
+      <w:r>
+        <w:rPr>
+          <w:rFonts w:ascii="Arial" w:hAnsi="Arial" w:cs="Arial"/>
+        </w:rPr>
+        <w:t>organisation beigetragen hat. Die Arbeit bietet eine solide Basis für zukünftige Erweiterungen, wie etwa die Einbindung weiterer Fahrzeugtypen oder die Integration externer Bezahlsysteme, und kann damit problemlos weiter ausgebaut werden.</w:t>
+      </w:r>
+    </w:p>
+    <w:p>
+      <w:pPr>
+        <w:pStyle w:val="berschrift1"/>
+        <w:numPr>
+          <w:ilvl w:val="0"/>
+          <w:numId w:val="3"/>
+        </w:numPr>
+        <w:tabs>
+          <w:tab w:val="left" w:pos="284"/>
+        </w:tabs>
+        <w:spacing w:before="0"/>
+        <w:ind w:left="-284" w:firstLine="142"/>
+        <w:rPr>
+          <w:rFonts w:ascii="Arial" w:hAnsi="Arial" w:cs="Arial"/>
+          <w:sz w:val="36"/>
+          <w:szCs w:val="36"/>
+        </w:rPr>
+      </w:pPr>
+      <w:r>
+        <w:rPr>
+          <w:rFonts w:ascii="Arial" w:hAnsi="Arial" w:cs="Arial"/>
+        </w:rPr>
+        <w:br w:type="page"/>
+      </w:r>
+      <w:bookmarkStart w:id="21" w:name="_Toc225109828"/>
+      <w:r>
+        <w:rPr>
+          <w:rFonts w:ascii="Arial" w:hAnsi="Arial" w:cs="Arial"/>
+          <w:sz w:val="36"/>
+          <w:szCs w:val="36"/>
+        </w:rPr>
+        <w:lastRenderedPageBreak/>
+        <w:t>Quellenverzeichni</w:t>
+      </w:r>
+      <w:r>
+        <w:rPr>
+          <w:rFonts w:ascii="Arial" w:hAnsi="Arial" w:cs="Arial"/>
+          <w:sz w:val="36"/>
+          <w:szCs w:val="36"/>
+        </w:rPr>
+        <w:t>s</w:t>
+      </w:r>
+      <w:bookmarkEnd w:id="21"/>
+    </w:p>
+    <w:sdt>
+      <w:sdtPr>
+        <w:rPr>
+          <w:rFonts w:ascii="Arial" w:eastAsiaTheme="majorEastAsia" w:hAnsi="Arial" w:cs="Arial"/>
+          <w:color w:val="2F5496" w:themeColor="accent1" w:themeShade="BF"/>
+          <w:sz w:val="40"/>
+          <w:szCs w:val="40"/>
+        </w:rPr>
+        <w:id w:val="111145805"/>
+        <w:bibliography/>
+      </w:sdtPr>
+      <w:sdtEndPr>
+        <w:rPr>
+          <w:rFonts w:eastAsiaTheme="minorHAnsi"/>
+          <w:color w:val="auto"/>
+          <w:sz w:val="22"/>
+          <w:szCs w:val="22"/>
+        </w:rPr>
+      </w:sdtEndPr>
+      <w:sdtContent>
+        <w:p>
+          <w:pPr>
+            <w:pStyle w:val="Literaturverzeichnis"/>
+            <w:spacing w:before="240"/>
+            <w:ind w:left="720" w:hanging="720"/>
+            <w:rPr>
+              <w:rFonts w:ascii="Arial" w:hAnsi="Arial" w:cs="Arial"/>
+              <w:noProof/>
+              <w:kern w:val="0"/>
+              <w:sz w:val="24"/>
+              <w:szCs w:val="24"/>
+            </w:rPr>
+          </w:pPr>
+          <w:r>
+            <w:rPr>
+              <w:rFonts w:ascii="Arial" w:hAnsi="Arial" w:cs="Arial"/>
+              <w:b/>
+              <w:bCs/>
+              <w:noProof/>
+              <w:lang w:val="de-DE"/>
+            </w:rPr>
+            <w:fldChar w:fldCharType="begin"/>
+          </w:r>
+          <w:r>
+            <w:rPr>
+              <w:rFonts w:ascii="Arial" w:hAnsi="Arial" w:cs="Arial"/>
+              <w:b/>
+              <w:bCs/>
+              <w:noProof/>
+              <w:lang w:val="de-DE"/>
+            </w:rPr>
+            <w:instrText>BIBLIOGRAPHY</w:instrText>
+          </w:r>
+          <w:r>
+            <w:rPr>
+              <w:rFonts w:ascii="Arial" w:hAnsi="Arial" w:cs="Arial"/>
+              <w:b/>
+              <w:bCs/>
+              <w:noProof/>
+              <w:lang w:val="de-DE"/>
+            </w:rPr>
+            <w:fldChar w:fldCharType="separate"/>
+          </w:r>
+          <w:r>
+            <w:rPr>
+              <w:rFonts w:ascii="Arial" w:hAnsi="Arial" w:cs="Arial"/>
+              <w:noProof/>
+            </w:rPr>
+            <w:t xml:space="preserve">Atlassian Dokumentation. (2026). https://support.atlassian.com. </w:t>
+          </w:r>
+          <w:r>
+            <w:rPr>
+              <w:rFonts w:ascii="Arial" w:hAnsi="Arial" w:cs="Arial"/>
+              <w:i/>
+              <w:iCs/>
+              <w:noProof/>
+            </w:rPr>
+            <w:t>Internetrecherche</w:t>
+          </w:r>
+          <w:r>
+            <w:rPr>
+              <w:rFonts w:ascii="Arial" w:hAnsi="Arial" w:cs="Arial"/>
+              <w:noProof/>
+            </w:rPr>
+            <w:t>.</w:t>
+          </w:r>
+        </w:p>
+        <w:p>
+          <w:pPr>
+            <w:pStyle w:val="Literaturverzeichnis"/>
+            <w:ind w:left="720" w:hanging="720"/>
+            <w:rPr>
+              <w:rFonts w:ascii="Arial" w:hAnsi="Arial" w:cs="Arial"/>
+              <w:noProof/>
+            </w:rPr>
+          </w:pPr>
+          <w:r>
+            <w:rPr>
+              <w:rFonts w:ascii="Arial" w:hAnsi="Arial" w:cs="Arial"/>
+              <w:noProof/>
+            </w:rPr>
+            <w:t xml:space="preserve">Bitbucket. (2026). https://bitbucket.org. </w:t>
+          </w:r>
+          <w:r>
+            <w:rPr>
+              <w:rFonts w:ascii="Arial" w:hAnsi="Arial" w:cs="Arial"/>
+              <w:i/>
+              <w:iCs/>
+              <w:noProof/>
+            </w:rPr>
+            <w:t>Internetrecherche</w:t>
+          </w:r>
+          <w:r>
+            <w:rPr>
+              <w:rFonts w:ascii="Arial" w:hAnsi="Arial" w:cs="Arial"/>
+              <w:noProof/>
+            </w:rPr>
+            <w:t>.</w:t>
+          </w:r>
+        </w:p>
+        <w:p>
+          <w:pPr>
+            <w:pStyle w:val="Literaturverzeichnis"/>
+            <w:ind w:left="720" w:hanging="720"/>
+            <w:rPr>
+              <w:rFonts w:ascii="Arial" w:hAnsi="Arial" w:cs="Arial"/>
+              <w:noProof/>
+            </w:rPr>
+          </w:pPr>
+          <w:r>
+            <w:rPr>
+              <w:rFonts w:ascii="Arial" w:hAnsi="Arial" w:cs="Arial"/>
+              <w:noProof/>
+            </w:rPr>
+            <w:t xml:space="preserve">Github. (2026). https://github.com. </w:t>
+          </w:r>
+          <w:r>
+            <w:rPr>
+              <w:rFonts w:ascii="Arial" w:hAnsi="Arial" w:cs="Arial"/>
+              <w:i/>
+              <w:iCs/>
+              <w:noProof/>
+            </w:rPr>
+            <w:t>Internetrecherche</w:t>
+          </w:r>
+          <w:r>
+            <w:rPr>
+              <w:rFonts w:ascii="Arial" w:hAnsi="Arial" w:cs="Arial"/>
+              <w:noProof/>
+            </w:rPr>
+            <w:t>.</w:t>
+          </w:r>
+        </w:p>
+        <w:p>
+          <w:pPr>
+            <w:pStyle w:val="Literaturverzeichnis"/>
+            <w:ind w:left="720" w:hanging="720"/>
+            <w:rPr>
+              <w:rFonts w:ascii="Arial" w:hAnsi="Arial" w:cs="Arial"/>
+              <w:noProof/>
+            </w:rPr>
+          </w:pPr>
+          <w:r>
+            <w:rPr>
+              <w:rFonts w:ascii="Arial" w:hAnsi="Arial" w:cs="Arial"/>
+              <w:noProof/>
+            </w:rPr>
+            <w:t xml:space="preserve">GitLab. (2026). https://docs.gitlab.com. </w:t>
+          </w:r>
+          <w:r>
+            <w:rPr>
+              <w:rFonts w:ascii="Arial" w:hAnsi="Arial" w:cs="Arial"/>
+              <w:i/>
+              <w:iCs/>
+              <w:noProof/>
+            </w:rPr>
+            <w:t>Internetrecherche</w:t>
+          </w:r>
+          <w:r>
+            <w:rPr>
+              <w:rFonts w:ascii="Arial" w:hAnsi="Arial" w:cs="Arial"/>
+              <w:noProof/>
+            </w:rPr>
+            <w:t>.</w:t>
+          </w:r>
+        </w:p>
+        <w:p>
+          <w:pPr>
+            <w:pStyle w:val="Literaturverzeichnis"/>
+            <w:ind w:left="720" w:hanging="720"/>
+            <w:rPr>
+              <w:rFonts w:ascii="Arial" w:hAnsi="Arial" w:cs="Arial"/>
+            </w:rPr>
+          </w:pPr>
+          <w:r>
+            <w:rPr>
+              <w:rFonts w:ascii="Arial" w:hAnsi="Arial" w:cs="Arial"/>
+              <w:noProof/>
+              <w:lang w:val="en-GB"/>
+            </w:rPr>
+            <w:t xml:space="preserve">GitLab Feature Comparison. (2026). https://about.gitlab.com/features/. </w:t>
+          </w:r>
+          <w:r>
+            <w:rPr>
+              <w:rFonts w:ascii="Arial" w:hAnsi="Arial" w:cs="Arial"/>
+              <w:i/>
+              <w:iCs/>
+              <w:noProof/>
+            </w:rPr>
+            <w:t>Internetrecherche</w:t>
+          </w:r>
+          <w:r>
+            <w:rPr>
+              <w:rFonts w:ascii="Arial" w:hAnsi="Arial" w:cs="Arial"/>
+              <w:noProof/>
+            </w:rPr>
+            <w:t>.</w:t>
+          </w:r>
+          <w:r>
+            <w:rPr>
+              <w:rFonts w:ascii="Arial" w:hAnsi="Arial" w:cs="Arial"/>
+              <w:b/>
+              <w:bCs/>
+              <w:noProof/>
+              <w:lang w:val="de-DE"/>
+            </w:rPr>
+            <w:fldChar w:fldCharType="end"/>
+          </w:r>
+        </w:p>
+      </w:sdtContent>
+    </w:sdt>
+    <w:p>
+      <w:pPr>
+        <w:pStyle w:val="berschrift1"/>
+        <w:numPr>
+          <w:ilvl w:val="0"/>
+          <w:numId w:val="3"/>
+        </w:numPr>
+        <w:tabs>
+          <w:tab w:val="left" w:pos="284"/>
+          <w:tab w:val="left" w:pos="567"/>
+        </w:tabs>
+        <w:spacing w:line="240" w:lineRule="auto"/>
+        <w:ind w:left="-284" w:firstLine="142"/>
+        <w:rPr>
+          <w:rFonts w:ascii="Arial" w:hAnsi="Arial" w:cs="Arial"/>
+          <w:sz w:val="36"/>
+          <w:szCs w:val="36"/>
+        </w:rPr>
+      </w:pPr>
+      <w:bookmarkStart w:id="22" w:name="_Toc225104709"/>
+      <w:bookmarkStart w:id="23" w:name="_Toc225109829"/>
+      <w:r>
+        <w:rPr>
+          <w:rFonts w:ascii="Arial" w:hAnsi="Arial" w:cs="Arial"/>
+          <w:sz w:val="36"/>
+          <w:szCs w:val="36"/>
+        </w:rPr>
+        <w:t>Abkürzungsverzeichnis</w:t>
+      </w:r>
+      <w:bookmarkEnd w:id="22"/>
+      <w:bookmarkEnd w:id="23"/>
+    </w:p>
+    <w:p>
+      <w:pPr>
+        <w:spacing w:before="240" w:line="240" w:lineRule="auto"/>
+        <w:rPr>
+          <w:rFonts w:ascii="Arial" w:hAnsi="Arial" w:cs="Arial"/>
+          <w:b/>
+          <w:bCs/>
+        </w:rPr>
+      </w:pPr>
+      <w:r>
+        <w:rPr>
+          <w:rFonts w:ascii="Arial" w:hAnsi="Arial" w:cs="Arial"/>
+          <w:b/>
+          <w:bCs/>
+        </w:rPr>
+        <w:t>Abkürzung</w:t>
+      </w:r>
+      <w:r>
+        <w:rPr>
+          <w:rFonts w:ascii="Arial" w:hAnsi="Arial" w:cs="Arial"/>
+          <w:b/>
+          <w:bCs/>
+        </w:rPr>
+        <w:tab/>
+        <w:t>Bedeutung</w:t>
+      </w:r>
+    </w:p>
+    <w:p>
+      <w:pPr>
+        <w:spacing w:line="240" w:lineRule="auto"/>
+        <w:rPr>
+          <w:rFonts w:ascii="Arial" w:hAnsi="Arial" w:cs="Arial"/>
+        </w:rPr>
+      </w:pPr>
+      <w:r>
+        <w:rPr>
+          <w:rFonts w:ascii="Arial" w:hAnsi="Arial" w:cs="Arial"/>
+        </w:rPr>
+        <w:t>E-Scooter</w:t>
+      </w:r>
+      <w:r>
+        <w:rPr>
+          <w:rFonts w:ascii="Arial" w:hAnsi="Arial" w:cs="Arial"/>
+        </w:rPr>
+        <w:tab/>
+        <w:t>Elektroroller (Elektro-Scooter)</w:t>
+      </w:r>
+    </w:p>
+    <w:p>
+      <w:pPr>
+        <w:spacing w:line="240" w:lineRule="auto"/>
+        <w:rPr>
+          <w:rFonts w:ascii="Arial" w:hAnsi="Arial" w:cs="Arial"/>
+          <w:lang w:val="en-GB"/>
+        </w:rPr>
+      </w:pPr>
+      <w:r>
+        <w:rPr>
+          <w:rFonts w:ascii="Arial" w:hAnsi="Arial" w:cs="Arial"/>
+          <w:lang w:val="en-GB"/>
+        </w:rPr>
+        <w:t>MVC</w:t>
+      </w:r>
+      <w:r>
+        <w:rPr>
+          <w:rFonts w:ascii="Arial" w:hAnsi="Arial" w:cs="Arial"/>
+          <w:lang w:val="en-GB"/>
+        </w:rPr>
+        <w:tab/>
+      </w:r>
+      <w:r>
+        <w:rPr>
+          <w:rFonts w:ascii="Arial" w:hAnsi="Arial" w:cs="Arial"/>
+          <w:lang w:val="en-GB"/>
+        </w:rPr>
+        <w:tab/>
+        <w:t>Model-View-Controller (</w:t>
+      </w:r>
       <w:proofErr w:type="spellStart"/>
       <w:r>
         <w:rPr>
           <w:rFonts w:ascii="Arial" w:hAnsi="Arial" w:cs="Arial"/>
-        </w:rPr>
-        <w:t>dfsf</w:t>
+          <w:lang w:val="en-GB"/>
+        </w:rPr>
+        <w:t>Softwarearchitektur</w:t>
       </w:r>
       <w:proofErr w:type="spellEnd"/>
+      <w:r>
+        <w:rPr>
+          <w:rFonts w:ascii="Arial" w:hAnsi="Arial" w:cs="Arial"/>
+          <w:lang w:val="en-GB"/>
+        </w:rPr>
+        <w:t>)</w:t>
+      </w:r>
+    </w:p>
+    <w:p>
+      <w:pPr>
+        <w:spacing w:line="240" w:lineRule="auto"/>
+        <w:rPr>
+          <w:rFonts w:ascii="Arial" w:hAnsi="Arial" w:cs="Arial"/>
+          <w:lang w:val="fr-CH"/>
+        </w:rPr>
+      </w:pPr>
+      <w:r>
+        <w:rPr>
+          <w:rFonts w:ascii="Arial" w:hAnsi="Arial" w:cs="Arial"/>
+          <w:lang w:val="fr-CH"/>
+        </w:rPr>
+        <w:t>API</w:t>
+      </w:r>
+      <w:r>
+        <w:rPr>
+          <w:rFonts w:ascii="Arial" w:hAnsi="Arial" w:cs="Arial"/>
+          <w:lang w:val="fr-CH"/>
+        </w:rPr>
+        <w:tab/>
+      </w:r>
+      <w:r>
+        <w:rPr>
+          <w:rFonts w:ascii="Arial" w:hAnsi="Arial" w:cs="Arial"/>
+          <w:lang w:val="fr-CH"/>
+        </w:rPr>
+        <w:tab/>
+        <w:t xml:space="preserve">Application </w:t>
+      </w:r>
+      <w:proofErr w:type="spellStart"/>
+      <w:r>
+        <w:rPr>
+          <w:rFonts w:ascii="Arial" w:hAnsi="Arial" w:cs="Arial"/>
+          <w:lang w:val="fr-CH"/>
+        </w:rPr>
+        <w:t>Programming</w:t>
+      </w:r>
+      <w:proofErr w:type="spellEnd"/>
+      <w:r>
+        <w:rPr>
+          <w:rFonts w:ascii="Arial" w:hAnsi="Arial" w:cs="Arial"/>
+          <w:lang w:val="fr-CH"/>
+        </w:rPr>
+        <w:t xml:space="preserve"> Interface (</w:t>
+      </w:r>
+      <w:proofErr w:type="spellStart"/>
+      <w:r>
+        <w:rPr>
+          <w:rFonts w:ascii="Arial" w:hAnsi="Arial" w:cs="Arial"/>
+          <w:lang w:val="fr-CH"/>
+        </w:rPr>
+        <w:t>Programmierschnittstelle</w:t>
+      </w:r>
+      <w:proofErr w:type="spellEnd"/>
+      <w:r>
+        <w:rPr>
+          <w:rFonts w:ascii="Arial" w:hAnsi="Arial" w:cs="Arial"/>
+          <w:lang w:val="fr-CH"/>
+        </w:rPr>
+        <w:t>)</w:t>
+      </w:r>
+    </w:p>
+    <w:p>
+      <w:pPr>
+        <w:spacing w:line="240" w:lineRule="auto"/>
+        <w:rPr>
+          <w:rFonts w:ascii="Arial" w:hAnsi="Arial" w:cs="Arial"/>
+          <w:lang w:val="fr-CH"/>
+        </w:rPr>
+      </w:pPr>
+      <w:r>
+        <w:rPr>
+          <w:rFonts w:ascii="Arial" w:hAnsi="Arial" w:cs="Arial"/>
+          <w:lang w:val="fr-CH"/>
+        </w:rPr>
+        <w:t>JSON</w:t>
+      </w:r>
+      <w:r>
+        <w:rPr>
+          <w:rFonts w:ascii="Arial" w:hAnsi="Arial" w:cs="Arial"/>
+          <w:lang w:val="fr-CH"/>
+        </w:rPr>
+        <w:tab/>
+      </w:r>
+      <w:r>
+        <w:rPr>
+          <w:rFonts w:ascii="Arial" w:hAnsi="Arial" w:cs="Arial"/>
+          <w:lang w:val="fr-CH"/>
+        </w:rPr>
+        <w:tab/>
+        <w:t>JavaScript Object Notation (</w:t>
+      </w:r>
+      <w:proofErr w:type="spellStart"/>
+      <w:r>
+        <w:rPr>
+          <w:rFonts w:ascii="Arial" w:hAnsi="Arial" w:cs="Arial"/>
+          <w:lang w:val="fr-CH"/>
+        </w:rPr>
+        <w:t>Datenformat</w:t>
+      </w:r>
+      <w:proofErr w:type="spellEnd"/>
+      <w:r>
+        <w:rPr>
+          <w:rFonts w:ascii="Arial" w:hAnsi="Arial" w:cs="Arial"/>
+          <w:lang w:val="fr-CH"/>
+        </w:rPr>
+        <w:t>)</w:t>
+      </w:r>
+    </w:p>
+    <w:p>
+      <w:pPr>
+        <w:spacing w:line="240" w:lineRule="auto"/>
+        <w:rPr>
+          <w:rFonts w:ascii="Arial" w:hAnsi="Arial" w:cs="Arial"/>
+        </w:rPr>
+      </w:pPr>
+      <w:r>
+        <w:rPr>
+          <w:rFonts w:ascii="Arial" w:hAnsi="Arial" w:cs="Arial"/>
+        </w:rPr>
+        <w:t>HTTP</w:t>
+      </w:r>
+      <w:r>
+        <w:rPr>
+          <w:rFonts w:ascii="Arial" w:hAnsi="Arial" w:cs="Arial"/>
+        </w:rPr>
+        <w:tab/>
+      </w:r>
+      <w:r>
+        <w:rPr>
+          <w:rFonts w:ascii="Arial" w:hAnsi="Arial" w:cs="Arial"/>
+        </w:rPr>
+        <w:tab/>
+        <w:t>Hypertext Transfer Protocol (Kommunikationsprotokoll)</w:t>
+      </w:r>
+    </w:p>
+    <w:p>
+      <w:pPr>
+        <w:spacing w:line="240" w:lineRule="auto"/>
+        <w:rPr>
+          <w:rFonts w:ascii="Arial" w:hAnsi="Arial" w:cs="Arial"/>
+        </w:rPr>
+      </w:pPr>
+      <w:r>
+        <w:rPr>
+          <w:rFonts w:ascii="Arial" w:hAnsi="Arial" w:cs="Arial"/>
+        </w:rPr>
+        <w:t>REST</w:t>
+      </w:r>
+      <w:r>
+        <w:rPr>
+          <w:rFonts w:ascii="Arial" w:hAnsi="Arial" w:cs="Arial"/>
+        </w:rPr>
+        <w:tab/>
+      </w:r>
+      <w:r>
+        <w:rPr>
+          <w:rFonts w:ascii="Arial" w:hAnsi="Arial" w:cs="Arial"/>
+        </w:rPr>
+        <w:tab/>
+      </w:r>
+      <w:proofErr w:type="spellStart"/>
+      <w:r>
+        <w:rPr>
+          <w:rFonts w:ascii="Arial" w:hAnsi="Arial" w:cs="Arial"/>
+        </w:rPr>
+        <w:t>Representational</w:t>
+      </w:r>
+      <w:proofErr w:type="spellEnd"/>
+      <w:r>
+        <w:rPr>
+          <w:rFonts w:ascii="Arial" w:hAnsi="Arial" w:cs="Arial"/>
+        </w:rPr>
+        <w:t xml:space="preserve"> State Transfer (Architekturstil für Webservices)</w:t>
+      </w:r>
+    </w:p>
+    <w:p>
+      <w:pPr>
+        <w:spacing w:line="240" w:lineRule="auto"/>
+        <w:rPr>
+          <w:rFonts w:ascii="Arial" w:hAnsi="Arial" w:cs="Arial"/>
+        </w:rPr>
+      </w:pPr>
+      <w:r>
+        <w:rPr>
+          <w:rFonts w:ascii="Arial" w:hAnsi="Arial" w:cs="Arial"/>
+          <w:lang w:val="fr-CH"/>
+        </w:rPr>
+        <w:t>ERD</w:t>
+      </w:r>
+      <w:r>
+        <w:rPr>
+          <w:rFonts w:ascii="Arial" w:hAnsi="Arial" w:cs="Arial"/>
+          <w:lang w:val="fr-CH"/>
+        </w:rPr>
+        <w:tab/>
+      </w:r>
+      <w:r>
+        <w:rPr>
+          <w:rFonts w:ascii="Arial" w:hAnsi="Arial" w:cs="Arial"/>
+          <w:lang w:val="fr-CH"/>
+        </w:rPr>
+        <w:tab/>
+      </w:r>
+      <w:r>
+        <w:rPr>
+          <w:rFonts w:ascii="Arial" w:hAnsi="Arial" w:cs="Arial"/>
+        </w:rPr>
+        <w:t>Entity-Relationship-Diagramm</w:t>
+      </w:r>
+    </w:p>
+    <w:p>
+      <w:pPr>
+        <w:pStyle w:val="berschrift1"/>
+        <w:numPr>
+          <w:ilvl w:val="0"/>
+          <w:numId w:val="3"/>
+        </w:numPr>
+        <w:tabs>
+          <w:tab w:val="left" w:pos="284"/>
+          <w:tab w:val="left" w:pos="567"/>
+        </w:tabs>
+        <w:spacing w:line="240" w:lineRule="auto"/>
+        <w:ind w:left="-284" w:firstLine="142"/>
+        <w:rPr>
+          <w:rFonts w:ascii="Arial" w:hAnsi="Arial" w:cs="Arial"/>
+          <w:sz w:val="36"/>
+          <w:szCs w:val="36"/>
+        </w:rPr>
+      </w:pPr>
+      <w:bookmarkStart w:id="24" w:name="_Toc225109830"/>
+      <w:r>
+        <w:rPr>
+          <w:rFonts w:ascii="Arial" w:hAnsi="Arial" w:cs="Arial"/>
+          <w:sz w:val="36"/>
+          <w:szCs w:val="36"/>
+        </w:rPr>
+        <w:t>Glossar</w:t>
+      </w:r>
+      <w:bookmarkEnd w:id="24"/>
+    </w:p>
+    <w:p>
+      <w:pPr>
+        <w:spacing w:after="0"/>
+      </w:pPr>
+    </w:p>
+    <w:tbl>
+      <w:tblPr>
+        <w:tblStyle w:val="Tabellenraster"/>
+        <w:tblW w:w="9209" w:type="dxa"/>
+        <w:tblLook w:val="04A0" w:firstRow="1" w:lastRow="0" w:firstColumn="1" w:lastColumn="0" w:noHBand="0" w:noVBand="1"/>
+      </w:tblPr>
+      <w:tblGrid>
+        <w:gridCol w:w="2689"/>
+        <w:gridCol w:w="6520"/>
+      </w:tblGrid>
+      <w:tr>
+        <w:tc>
+          <w:tcPr>
+            <w:tcW w:w="2689" w:type="dxa"/>
+            <w:shd w:val="clear" w:color="auto" w:fill="D9E2F3" w:themeFill="accent1" w:themeFillTint="33"/>
+          </w:tcPr>
+          <w:p>
+            <w:pPr>
+              <w:rPr>
+                <w:rFonts w:ascii="Arial" w:hAnsi="Arial" w:cs="Arial"/>
+                <w:highlight w:val="yellow"/>
+              </w:rPr>
+            </w:pPr>
+            <w:r>
+              <w:tab/>
+            </w:r>
+            <w:r>
+              <w:rPr>
+                <w:rFonts w:ascii="Arial" w:hAnsi="Arial" w:cs="Arial"/>
+              </w:rPr>
+              <w:t>Begriff</w:t>
+            </w:r>
+          </w:p>
+        </w:tc>
+        <w:tc>
+          <w:tcPr>
+            <w:tcW w:w="6520" w:type="dxa"/>
+            <w:shd w:val="clear" w:color="auto" w:fill="D9E2F3" w:themeFill="accent1" w:themeFillTint="33"/>
+          </w:tcPr>
+          <w:p>
+            <w:pPr>
+              <w:rPr>
+                <w:rFonts w:ascii="Arial" w:hAnsi="Arial" w:cs="Arial"/>
+                <w:highlight w:val="yellow"/>
+              </w:rPr>
+            </w:pPr>
+            <w:r>
+              <w:rPr>
+                <w:rFonts w:ascii="Arial" w:hAnsi="Arial" w:cs="Arial"/>
+              </w:rPr>
+              <w:t>Erklärung</w:t>
+            </w:r>
+          </w:p>
+        </w:tc>
+      </w:tr>
+      <w:tr>
+        <w:tc>
+          <w:tcPr>
+            <w:tcW w:w="2689" w:type="dxa"/>
+          </w:tcPr>
+          <w:p>
+            <w:pPr>
+              <w:rPr>
+                <w:rFonts w:ascii="Arial" w:hAnsi="Arial" w:cs="Arial"/>
+                <w:highlight w:val="yellow"/>
+              </w:rPr>
+            </w:pPr>
+            <w:r>
+              <w:rPr>
+                <w:rFonts w:ascii="Arial" w:hAnsi="Arial" w:cs="Arial"/>
+              </w:rPr>
+              <w:t>Webapplikation</w:t>
+            </w:r>
+          </w:p>
+        </w:tc>
+        <w:tc>
+          <w:tcPr>
+            <w:tcW w:w="6520" w:type="dxa"/>
+          </w:tcPr>
+          <w:p>
+            <w:pPr>
+              <w:rPr>
+                <w:rFonts w:ascii="Arial" w:hAnsi="Arial" w:cs="Arial"/>
+                <w:highlight w:val="yellow"/>
+              </w:rPr>
+            </w:pPr>
+            <w:r>
+              <w:rPr>
+                <w:rFonts w:ascii="Arial" w:hAnsi="Arial" w:cs="Arial"/>
+              </w:rPr>
+              <w:t>Software, die über einen Webbrowser zugänglich ist</w:t>
+            </w:r>
+          </w:p>
+        </w:tc>
+      </w:tr>
+      <w:tr>
+        <w:tc>
+          <w:tcPr>
+            <w:tcW w:w="2689" w:type="dxa"/>
+          </w:tcPr>
+          <w:p>
+            <w:pPr>
+              <w:rPr>
+                <w:rFonts w:ascii="Arial" w:hAnsi="Arial" w:cs="Arial"/>
+                <w:highlight w:val="yellow"/>
+              </w:rPr>
+            </w:pPr>
+            <w:r>
+              <w:rPr>
+                <w:rFonts w:ascii="Arial" w:hAnsi="Arial" w:cs="Arial"/>
+              </w:rPr>
+              <w:t>Benutzerrollen</w:t>
+            </w:r>
+          </w:p>
+        </w:tc>
+        <w:tc>
+          <w:tcPr>
+            <w:tcW w:w="6520" w:type="dxa"/>
+          </w:tcPr>
+          <w:p>
+            <w:pPr>
+              <w:rPr>
+                <w:rFonts w:ascii="Arial" w:hAnsi="Arial" w:cs="Arial"/>
+                <w:highlight w:val="yellow"/>
+              </w:rPr>
+            </w:pPr>
+            <w:r>
+              <w:rPr>
+                <w:rFonts w:ascii="Arial" w:hAnsi="Arial" w:cs="Arial"/>
+              </w:rPr>
+              <w:t>Unterschiedliche Rechte und Funktionen für Nutzer, Anbieter und Administrator</w:t>
+            </w:r>
+          </w:p>
+        </w:tc>
+      </w:tr>
+      <w:tr>
+        <w:tc>
+          <w:tcPr>
+            <w:tcW w:w="2689" w:type="dxa"/>
+          </w:tcPr>
+          <w:p>
+            <w:pPr>
+              <w:rPr>
+                <w:rFonts w:ascii="Arial" w:hAnsi="Arial" w:cs="Arial"/>
+                <w:highlight w:val="yellow"/>
+              </w:rPr>
+            </w:pPr>
+            <w:r>
+              <w:rPr>
+                <w:rFonts w:ascii="Arial" w:hAnsi="Arial" w:cs="Arial"/>
+              </w:rPr>
+              <w:t>Datenbank</w:t>
+            </w:r>
+          </w:p>
+        </w:tc>
+        <w:tc>
+          <w:tcPr>
+            <w:tcW w:w="6520" w:type="dxa"/>
+          </w:tcPr>
+          <w:p>
+            <w:pPr>
+              <w:rPr>
+                <w:rFonts w:ascii="Arial" w:hAnsi="Arial" w:cs="Arial"/>
+                <w:highlight w:val="yellow"/>
+              </w:rPr>
+            </w:pPr>
+            <w:r>
+              <w:rPr>
+                <w:rFonts w:ascii="Arial" w:hAnsi="Arial" w:cs="Arial"/>
+              </w:rPr>
+              <w:t>Strukturierte Sammlung von Daten, hier relationale Datenbank</w:t>
+            </w:r>
+          </w:p>
+        </w:tc>
+      </w:tr>
+      <w:tr>
+        <w:tc>
+          <w:tcPr>
+            <w:tcW w:w="2689" w:type="dxa"/>
+          </w:tcPr>
+          <w:p>
+            <w:pPr>
+              <w:rPr>
+                <w:rFonts w:ascii="Arial" w:hAnsi="Arial" w:cs="Arial"/>
+                <w:highlight w:val="yellow"/>
+              </w:rPr>
+            </w:pPr>
+            <w:r>
+              <w:rPr>
+                <w:rFonts w:ascii="Arial" w:hAnsi="Arial" w:cs="Arial"/>
+              </w:rPr>
+              <w:t>REST API</w:t>
+            </w:r>
+          </w:p>
+        </w:tc>
+        <w:tc>
+          <w:tcPr>
+            <w:tcW w:w="6520" w:type="dxa"/>
+          </w:tcPr>
+          <w:p>
+            <w:pPr>
+              <w:rPr>
+                <w:rFonts w:ascii="Arial" w:hAnsi="Arial" w:cs="Arial"/>
+                <w:highlight w:val="yellow"/>
+              </w:rPr>
+            </w:pPr>
+            <w:r>
+              <w:rPr>
+                <w:rFonts w:ascii="Arial" w:hAnsi="Arial" w:cs="Arial"/>
+              </w:rPr>
+              <w:t>Schnittstelle</w:t>
+            </w:r>
+            <w:r>
+              <w:rPr>
+                <w:rFonts w:ascii="Arial" w:hAnsi="Arial" w:cs="Arial"/>
+              </w:rPr>
+              <w:t xml:space="preserve"> für den Datenzugriff durch </w:t>
+            </w:r>
+            <w:r>
+              <w:rPr>
+                <w:rFonts w:ascii="Arial" w:hAnsi="Arial" w:cs="Arial"/>
+              </w:rPr>
+              <w:t xml:space="preserve">andere Programme </w:t>
+            </w:r>
+          </w:p>
+        </w:tc>
+      </w:tr>
+      <w:tr>
+        <w:tc>
+          <w:tcPr>
+            <w:tcW w:w="2689" w:type="dxa"/>
+          </w:tcPr>
+          <w:p>
+            <w:pPr>
+              <w:rPr>
+                <w:rFonts w:ascii="Arial" w:hAnsi="Arial" w:cs="Arial"/>
+                <w:highlight w:val="yellow"/>
+              </w:rPr>
+            </w:pPr>
+            <w:r>
+              <w:rPr>
+                <w:rFonts w:ascii="Arial" w:hAnsi="Arial" w:cs="Arial"/>
+              </w:rPr>
+              <w:t>Sicherheitsma</w:t>
+            </w:r>
+            <w:r>
+              <w:rPr>
+                <w:rFonts w:ascii="Arial" w:hAnsi="Arial" w:cs="Arial"/>
+              </w:rPr>
+              <w:t>ss</w:t>
+            </w:r>
+            <w:r>
+              <w:rPr>
+                <w:rFonts w:ascii="Arial" w:hAnsi="Arial" w:cs="Arial"/>
+              </w:rPr>
+              <w:t>nahmen</w:t>
+            </w:r>
+          </w:p>
+        </w:tc>
+        <w:tc>
+          <w:tcPr>
+            <w:tcW w:w="6520" w:type="dxa"/>
+          </w:tcPr>
+          <w:p>
+            <w:pPr>
+              <w:rPr>
+                <w:rFonts w:ascii="Arial" w:hAnsi="Arial" w:cs="Arial"/>
+                <w:highlight w:val="yellow"/>
+              </w:rPr>
+            </w:pPr>
+            <w:r>
+              <w:rPr>
+                <w:rFonts w:ascii="Arial" w:hAnsi="Arial" w:cs="Arial"/>
+              </w:rPr>
+              <w:t>Massnahmen zum Schutz von Benutzerdaten (z. B. Passwort-</w:t>
+            </w:r>
+            <w:proofErr w:type="spellStart"/>
+            <w:r>
+              <w:rPr>
+                <w:rFonts w:ascii="Arial" w:hAnsi="Arial" w:cs="Arial"/>
+              </w:rPr>
+              <w:t>Hashing</w:t>
+            </w:r>
+            <w:proofErr w:type="spellEnd"/>
+            <w:r>
+              <w:rPr>
+                <w:rFonts w:ascii="Arial" w:hAnsi="Arial" w:cs="Arial"/>
+              </w:rPr>
+              <w:t>)</w:t>
+            </w:r>
+          </w:p>
+        </w:tc>
+      </w:tr>
+      <w:tr>
+        <w:tc>
+          <w:tcPr>
+            <w:tcW w:w="2689" w:type="dxa"/>
+          </w:tcPr>
+          <w:p>
+            <w:pPr>
+              <w:rPr>
+                <w:rFonts w:ascii="Arial" w:hAnsi="Arial" w:cs="Arial"/>
+                <w:highlight w:val="yellow"/>
+              </w:rPr>
+            </w:pPr>
+            <w:r>
+              <w:rPr>
+                <w:rFonts w:ascii="Arial" w:hAnsi="Arial" w:cs="Arial"/>
+              </w:rPr>
+              <w:t>Skalierbarkeit</w:t>
+            </w:r>
+          </w:p>
+        </w:tc>
+        <w:tc>
+          <w:tcPr>
+            <w:tcW w:w="6520" w:type="dxa"/>
+          </w:tcPr>
+          <w:p>
+            <w:pPr>
+              <w:rPr>
+                <w:rFonts w:ascii="Arial" w:hAnsi="Arial" w:cs="Arial"/>
+                <w:highlight w:val="yellow"/>
+              </w:rPr>
+            </w:pPr>
+            <w:r>
+              <w:rPr>
+                <w:rFonts w:ascii="Arial" w:hAnsi="Arial" w:cs="Arial"/>
+              </w:rPr>
+              <w:t>Erweiterbarkeit</w:t>
+            </w:r>
+            <w:r>
+              <w:rPr>
+                <w:rFonts w:ascii="Arial" w:hAnsi="Arial" w:cs="Arial"/>
+              </w:rPr>
+              <w:t xml:space="preserve"> des Systems, bei steigender Nutzung </w:t>
+            </w:r>
+          </w:p>
+        </w:tc>
+      </w:tr>
+      <w:tr>
+        <w:tc>
+          <w:tcPr>
+            <w:tcW w:w="2689" w:type="dxa"/>
+          </w:tcPr>
+          <w:p>
+            <w:pPr>
+              <w:rPr>
+                <w:rFonts w:ascii="Arial" w:hAnsi="Arial" w:cs="Arial"/>
+                <w:highlight w:val="yellow"/>
+              </w:rPr>
+            </w:pPr>
+            <w:r>
+              <w:rPr>
+                <w:rFonts w:ascii="Arial" w:hAnsi="Arial" w:cs="Arial"/>
+              </w:rPr>
+              <w:t>Performance</w:t>
+            </w:r>
+          </w:p>
+        </w:tc>
+        <w:tc>
+          <w:tcPr>
+            <w:tcW w:w="6520" w:type="dxa"/>
+          </w:tcPr>
+          <w:p>
+            <w:pPr>
+              <w:rPr>
+                <w:rFonts w:ascii="Arial" w:hAnsi="Arial" w:cs="Arial"/>
+                <w:highlight w:val="yellow"/>
+              </w:rPr>
+            </w:pPr>
+            <w:r>
+              <w:rPr>
+                <w:rFonts w:ascii="Arial" w:hAnsi="Arial" w:cs="Arial"/>
+              </w:rPr>
+              <w:t>Geschwindigkeit und Reaktionsfähigkeit der Anwendung</w:t>
+            </w:r>
+          </w:p>
+        </w:tc>
+      </w:tr>
+      <w:tr>
+        <w:tc>
+          <w:tcPr>
+            <w:tcW w:w="2689" w:type="dxa"/>
+          </w:tcPr>
+          <w:p>
+            <w:pPr>
+              <w:rPr>
+                <w:rFonts w:ascii="Arial" w:hAnsi="Arial" w:cs="Arial"/>
+                <w:highlight w:val="yellow"/>
+              </w:rPr>
+            </w:pPr>
+            <w:r>
+              <w:rPr>
+                <w:rFonts w:ascii="Arial" w:hAnsi="Arial" w:cs="Arial"/>
+              </w:rPr>
+              <w:t>Model-View-Controller (MVC)</w:t>
+            </w:r>
+          </w:p>
+        </w:tc>
+        <w:tc>
+          <w:tcPr>
+            <w:tcW w:w="6520" w:type="dxa"/>
+          </w:tcPr>
+          <w:p>
+            <w:pPr>
+              <w:rPr>
+                <w:rFonts w:ascii="Arial" w:hAnsi="Arial" w:cs="Arial"/>
+                <w:highlight w:val="yellow"/>
+              </w:rPr>
+            </w:pPr>
+            <w:r>
+              <w:rPr>
+                <w:rFonts w:ascii="Arial" w:hAnsi="Arial" w:cs="Arial"/>
+              </w:rPr>
+              <w:t>Softwarearchitektur, die Daten, Darstellung und Steuerung trennt</w:t>
+            </w:r>
+          </w:p>
+        </w:tc>
+      </w:tr>
+      <w:tr>
+        <w:tc>
+          <w:tcPr>
+            <w:tcW w:w="2689" w:type="dxa"/>
+          </w:tcPr>
+          <w:p>
+            <w:pPr>
+              <w:rPr>
+                <w:rFonts w:ascii="Arial" w:hAnsi="Arial" w:cs="Arial"/>
+                <w:highlight w:val="yellow"/>
+              </w:rPr>
+            </w:pPr>
+            <w:r>
+              <w:rPr>
+                <w:rFonts w:ascii="Arial" w:hAnsi="Arial" w:cs="Arial"/>
+              </w:rPr>
+              <w:t>Echtzeitdaten</w:t>
+            </w:r>
+          </w:p>
+        </w:tc>
+        <w:tc>
+          <w:tcPr>
+            <w:tcW w:w="6520" w:type="dxa"/>
+          </w:tcPr>
+          <w:p>
+            <w:pPr>
+              <w:rPr>
+                <w:rFonts w:ascii="Arial" w:hAnsi="Arial" w:cs="Arial"/>
+                <w:highlight w:val="yellow"/>
+              </w:rPr>
+            </w:pPr>
+            <w:r>
+              <w:rPr>
+                <w:rFonts w:ascii="Arial" w:hAnsi="Arial" w:cs="Arial"/>
+              </w:rPr>
+              <w:t>Daten, die sofort verarbeitet und angezeigt werden</w:t>
+            </w:r>
+          </w:p>
+        </w:tc>
+      </w:tr>
+      <w:tr>
+        <w:tc>
+          <w:tcPr>
+            <w:tcW w:w="2689" w:type="dxa"/>
+          </w:tcPr>
+          <w:p>
+            <w:pPr>
+              <w:rPr>
+                <w:rFonts w:ascii="Arial" w:hAnsi="Arial" w:cs="Arial"/>
+              </w:rPr>
+            </w:pPr>
+            <w:r>
+              <w:rPr>
+                <w:rFonts w:ascii="Arial" w:hAnsi="Arial" w:cs="Arial"/>
+              </w:rPr>
+              <w:t>Entity-Relationship-Diagramm</w:t>
+            </w:r>
+            <w:r>
+              <w:rPr>
+                <w:rFonts w:ascii="Arial" w:hAnsi="Arial" w:cs="Arial"/>
+              </w:rPr>
+              <w:t xml:space="preserve"> </w:t>
+            </w:r>
+            <w:r>
+              <w:rPr>
+                <w:rFonts w:ascii="Arial" w:hAnsi="Arial" w:cs="Arial"/>
+              </w:rPr>
+              <w:t>(ERD)</w:t>
+            </w:r>
+          </w:p>
+        </w:tc>
+        <w:tc>
+          <w:tcPr>
+            <w:tcW w:w="6520" w:type="dxa"/>
+          </w:tcPr>
+          <w:p>
+            <w:pPr>
+              <w:rPr>
+                <w:rFonts w:ascii="Arial" w:hAnsi="Arial" w:cs="Arial"/>
+              </w:rPr>
+            </w:pPr>
+            <w:r>
+              <w:rPr>
+                <w:rFonts w:ascii="Arial" w:hAnsi="Arial" w:cs="Arial"/>
+              </w:rPr>
+              <w:t>Diagramm, das die Datenstruktur einer Datenbank visuell darstellt</w:t>
+            </w:r>
+          </w:p>
+        </w:tc>
+      </w:tr>
+    </w:tbl>
+    <w:p>
+      <w:pPr>
+        <w:spacing w:before="240"/>
+        <w:rPr>
+          <w:rFonts w:ascii="Arial" w:hAnsi="Arial" w:cs="Arial"/>
+        </w:rPr>
+      </w:pPr>
     </w:p>
     <w:sectPr>
       <w:pgSz w:w="11906" w:h="16838"/>
@@ -12023,6 +15100,51 @@
       <w:t>1</w:t>
     </w:r>
   </w:p>
+  <w:p>
+    <w:pPr>
+      <w:pStyle w:val="Fuzeile"/>
+    </w:pPr>
+  </w:p>
+</w:ftr>
+</file>
+
+<file path=word/footer3.xml><?xml version="1.0" encoding="utf-8"?>
+<w:ftr xmlns:wpc="http://schemas.microsoft.com/office/word/2010/wordprocessingCanvas" xmlns:cx="http://schemas.microsoft.com/office/drawing/2014/chartex" xmlns:cx1="http://schemas.microsoft.com/office/drawing/2015/9/8/chartex" xmlns:cx2="http://schemas.microsoft.com/office/drawing/2015/10/21/chartex" xmlns:cx3="http://schemas.microsoft.com/office/drawing/2016/5/9/chartex" xmlns:cx4="http://schemas.microsoft.com/office/drawing/2016/5/10/chartex" xmlns:cx5="http://schemas.microsoft.com/office/drawing/2016/5/11/chartex" xmlns:cx6="http://schemas.microsoft.com/office/drawing/2016/5/12/chartex" xmlns:cx7="http://schemas.microsoft.com/office/drawing/2016/5/13/chartex" xmlns:cx8="http://schemas.microsoft.com/office/drawing/2016/5/14/chartex" xmlns:mc="http://schemas.openxmlformats.org/markup-compatibility/2006" xmlns:aink="http://schemas.microsoft.com/office/drawing/2016/ink" xmlns:am3d="http://schemas.microsoft.com/office/drawing/2017/model3d" xmlns:o="urn:schemas-microsoft-com:office:office" xmlns:oel="http://schemas.microsoft.com/office/2019/extlst" xmlns:r="http://schemas.openxmlformats.org/officeDocument/2006/relationships" xmlns:m="http://schemas.openxmlformats.org/officeDocument/2006/math" xmlns:v="urn:schemas-microsoft-com:vml" xmlns:wp14="http://schemas.microsoft.com/office/word/2010/wordprocessingDrawing" xmlns:wp="http://schemas.openxmlformats.org/drawingml/2006/wordprocessingDrawing" xmlns:w10="urn:schemas-microsoft-com:office:word" xmlns:w="http://schemas.openxmlformats.org/wordprocessingml/2006/main" xmlns:w14="http://schemas.microsoft.com/office/word/2010/wordml" xmlns:w15="http://schemas.microsoft.com/office/word/2012/wordml" xmlns:w16cex="http://schemas.microsoft.com/office/word/2018/wordml/cex" xmlns:w16cid="http://schemas.microsoft.com/office/word/2016/wordml/cid" xmlns:w16="http://schemas.microsoft.com/office/word/2018/wordml" xmlns:w16du="http://schemas.microsoft.com/office/word/2023/wordml/word16du" xmlns:w16sdtdh="http://schemas.microsoft.com/office/word/2020/wordml/sdtdatahash" xmlns:w16sdtfl="http://schemas.microsoft.com/office/word/2024/wordml/sdtformatlock" xmlns:w16se="http://schemas.microsoft.com/office/word/2015/wordml/symex" xmlns:wpg="http://schemas.microsoft.com/office/word/2010/wordprocessingGroup" xmlns:wpi="http://schemas.microsoft.com/office/word/2010/wordprocessingInk" xmlns:wne="http://schemas.microsoft.com/office/word/2006/wordml" xmlns:wps="http://schemas.microsoft.com/office/word/2010/wordprocessingShape" mc:Ignorable="w14 w15 w16se w16cid w16 w16cex w16sdtdh w16sdtfl w16du wp14">
+  <w:sdt>
+    <w:sdtPr>
+      <w:id w:val="-2138711169"/>
+      <w:docPartObj>
+        <w:docPartGallery w:val="Page Numbers (Bottom of Page)"/>
+        <w:docPartUnique/>
+      </w:docPartObj>
+    </w:sdtPr>
+    <w:sdtContent>
+      <w:p>
+        <w:pPr>
+          <w:pStyle w:val="Fuzeile"/>
+          <w:jc w:val="right"/>
+        </w:pPr>
+        <w:r>
+          <w:fldChar w:fldCharType="begin"/>
+        </w:r>
+        <w:r>
+          <w:instrText>PAGE   \* MERGEFORMAT</w:instrText>
+        </w:r>
+        <w:r>
+          <w:fldChar w:fldCharType="separate"/>
+        </w:r>
+        <w:r>
+          <w:rPr>
+            <w:lang w:val="de-DE"/>
+          </w:rPr>
+          <w:t>2</w:t>
+        </w:r>
+        <w:r>
+          <w:fldChar w:fldCharType="end"/>
+        </w:r>
+      </w:p>
+    </w:sdtContent>
+  </w:sdt>
   <w:p>
     <w:pPr>
       <w:pStyle w:val="Fuzeile"/>
@@ -18518,7 +21640,6 @@
     <w:next w:val="Standard"/>
     <w:link w:val="berschrift2Zchn"/>
     <w:uiPriority w:val="9"/>
-    <w:semiHidden/>
     <w:unhideWhenUsed/>
     <w:qFormat/>
     <w:rsid w:val="003F04EE"/>
@@ -18734,7 +21855,6 @@
     <w:basedOn w:val="Absatz-Standardschriftart"/>
     <w:link w:val="berschrift2"/>
     <w:uiPriority w:val="9"/>
-    <w:semiHidden/>
     <w:rsid w:val="003F04EE"/>
     <w:rPr>
       <w:rFonts w:asciiTheme="majorHAnsi" w:eastAsiaTheme="majorEastAsia" w:hAnsiTheme="majorHAnsi" w:cstheme="majorBidi"/>
@@ -19350,6 +22470,14 @@
       </w:tcPr>
     </w:tblStylePr>
   </w:style>
+  <w:style w:type="paragraph" w:styleId="Literaturverzeichnis">
+    <w:name w:val="Bibliography"/>
+    <w:basedOn w:val="Standard"/>
+    <w:next w:val="Standard"/>
+    <w:uiPriority w:val="37"/>
+    <w:unhideWhenUsed/>
+    <w:rsid w:val="00E06FE5"/>
+  </w:style>
 </w:styles>
 </file>
 
@@ -19649,11 +22777,79 @@
 </file>
 
 <file path=customXml/item1.xml><?xml version="1.0" encoding="utf-8"?>
-<b:Sources xmlns:b="http://schemas.openxmlformats.org/officeDocument/2006/bibliography" xmlns="http://schemas.openxmlformats.org/officeDocument/2006/bibliography" SelectedStyle="\APASixthEditionOfficeOnline.xsl" StyleName="APA" Version="6"/>
+<b:Sources xmlns:b="http://schemas.openxmlformats.org/officeDocument/2006/bibliography" xmlns="http://schemas.openxmlformats.org/officeDocument/2006/bibliography" SelectedStyle="\APASixthEditionOfficeOnline.xsl" StyleName="APA" Version="6">
+  <b:Source>
+    <b:Tag>Bit26</b:Tag>
+    <b:SourceType>JournalArticle</b:SourceType>
+    <b:Guid>{CCB0A8FF-CC33-4AE9-87BD-9DDC734E24CB}</b:Guid>
+    <b:Author>
+      <b:Author>
+        <b:Corporate>Bitbucket</b:Corporate>
+      </b:Author>
+    </b:Author>
+    <b:Title>https://bitbucket.org</b:Title>
+    <b:JournalName>Internetrecherche</b:JournalName>
+    <b:Year>2026</b:Year>
+    <b:RefOrder>1</b:RefOrder>
+  </b:Source>
+  <b:Source>
+    <b:Tag>Atl26</b:Tag>
+    <b:SourceType>JournalArticle</b:SourceType>
+    <b:Guid>{DDDFD75C-550E-41E5-BD39-86325E6EB503}</b:Guid>
+    <b:Author>
+      <b:Author>
+        <b:Corporate>Atlassian Dokumentation</b:Corporate>
+      </b:Author>
+    </b:Author>
+    <b:Title>https://support.atlassian.com</b:Title>
+    <b:JournalName>Internetrecherche</b:JournalName>
+    <b:Year>2026</b:Year>
+    <b:RefOrder>5</b:RefOrder>
+  </b:Source>
+  <b:Source xmlns:b="http://schemas.openxmlformats.org/officeDocument/2006/bibliography">
+    <b:Tag>Git</b:Tag>
+    <b:SourceType>JournalArticle</b:SourceType>
+    <b:Guid>{232CF15E-0F56-452A-9C80-C04CF4835058}</b:Guid>
+    <b:Author>
+      <b:Author>
+        <b:Corporate>Github</b:Corporate>
+      </b:Author>
+    </b:Author>
+    <b:Title>https://github.com</b:Title>
+    <b:Year>2026</b:Year>
+    <b:JournalName>Internetrecherche</b:JournalName>
+  </b:Source>
+  <b:Source xmlns:b="http://schemas.openxmlformats.org/officeDocument/2006/bibliography">
+    <b:Tag>Git1</b:Tag>
+    <b:SourceType>JournalArticle</b:SourceType>
+    <b:Guid>{170DC1B7-8738-4828-9542-FFF79C46616B}</b:Guid>
+    <b:Author>
+      <b:Author>
+        <b:Corporate>GitLab</b:Corporate>
+      </b:Author>
+    </b:Author>
+    <b:Title>https://docs.gitlab.com</b:Title>
+    <b:JournalName>Internetrecherche</b:JournalName>
+    <b:Year>2026</b:Year>
+  </b:Source>
+  <b:Source xmlns:b="http://schemas.openxmlformats.org/officeDocument/2006/bibliography">
+    <b:Tag>Git26</b:Tag>
+    <b:SourceType>JournalArticle</b:SourceType>
+    <b:Guid>{157A83DB-55BF-4C43-97D1-161058F31203}</b:Guid>
+    <b:Author>
+      <b:Author>
+        <b:Corporate>GitLab Feature Comparison</b:Corporate>
+      </b:Author>
+    </b:Author>
+    <b:Title>https://about.gitlab.com/features/</b:Title>
+    <b:JournalName>Internetrecherche</b:JournalName>
+    <b:Year>2026</b:Year>
+  </b:Source>
+</b:Sources>
 </file>
 
 <file path=customXml/itemProps1.xml><?xml version="1.0" encoding="utf-8"?>
-<ds:datastoreItem xmlns:ds="http://schemas.openxmlformats.org/officeDocument/2006/customXml" ds:itemID="{6A95BD2E-5BB5-4DFF-9168-8E909E17355E}">
+<ds:datastoreItem xmlns:ds="http://schemas.openxmlformats.org/officeDocument/2006/customXml" ds:itemID="{0A24C30D-4925-43E1-B350-7138690EA185}">
   <ds:schemaRefs>
     <ds:schemaRef ds:uri="http://schemas.openxmlformats.org/officeDocument/2006/bibliography"/>
   </ds:schemaRefs>

--- a/Projektarbeit_DBWE_Scooter_Andreas_20260321.docx
+++ b/Projektarbeit_DBWE_Scooter_Andreas_20260321.docx
@@ -7974,6 +7974,12 @@
         </w:rPr>
         <w:t>Für den Betrieb der Webapplikation wird eine klassische Client-Server-Architektur verwendet. Die Anwendung wird über das Internet bereitgestellt, sodass Benutzer über einen Webbrowser darauf zugreifen können.</w:t>
       </w:r>
+      <w:r>
+        <w:rPr>
+          <w:rFonts w:ascii="Arial" w:hAnsi="Arial" w:cs="Arial"/>
+        </w:rPr>
+        <w:t xml:space="preserve"> Der Webservice Render wird hier genutzt.</w:t>
+      </w:r>
     </w:p>
     <w:p>
       <w:pPr>
@@ -8422,7 +8428,7 @@
         <w:rPr>
           <w:rFonts w:ascii="Arial" w:eastAsiaTheme="majorEastAsia" w:hAnsi="Arial" w:cs="Arial"/>
         </w:rPr>
-        <w:t xml:space="preserve"> </w:t>
+        <w:t>, Render</w:t>
       </w:r>
     </w:p>
     <w:p>
@@ -8448,7 +8454,19 @@
         <w:rPr>
           <w:rFonts w:ascii="Arial" w:eastAsiaTheme="majorEastAsia" w:hAnsi="Arial" w:cs="Arial"/>
         </w:rPr>
-        <w:t xml:space="preserve"> Relationales Datenbanksystem (z. B. MySQL oder PostgreSQL) </w:t>
+        <w:t xml:space="preserve"> Relationales Datenbanksystem (z.B. </w:t>
+      </w:r>
+      <w:r>
+        <w:rPr>
+          <w:rFonts w:ascii="Arial" w:eastAsiaTheme="majorEastAsia" w:hAnsi="Arial" w:cs="Arial"/>
+        </w:rPr>
+        <w:t>SQLite</w:t>
+      </w:r>
+      <w:r>
+        <w:rPr>
+          <w:rFonts w:ascii="Arial" w:eastAsiaTheme="majorEastAsia" w:hAnsi="Arial" w:cs="Arial"/>
+        </w:rPr>
+        <w:t xml:space="preserve">) </w:t>
       </w:r>
     </w:p>
     <w:p>
@@ -8481,6 +8499,7 @@
     </w:p>
     <w:p>
       <w:pPr>
+        <w:spacing w:after="0"/>
         <w:rPr>
           <w:rFonts w:ascii="Arial" w:eastAsiaTheme="majorEastAsia" w:hAnsi="Arial" w:cs="Arial"/>
         </w:rPr>

--- a/Projektarbeit_DBWE_Scooter_Andreas_20260321.docx
+++ b/Projektarbeit_DBWE_Scooter_Andreas_20260321.docx
@@ -324,23 +324,7 @@
                                     <w:rFonts w:ascii="Arial" w:hAnsi="Arial" w:cs="Arial"/>
                                     <w:color w:val="808080" w:themeColor="background1" w:themeShade="80"/>
                                   </w:rPr>
-                                  <w:t xml:space="preserve">Dipl. Informatiker/-in HF, Applikationsentwicklung/ </w:t>
-                                </w:r>
-                                <w:proofErr w:type="spellStart"/>
-                                <w:r>
-                                  <w:rPr>
-                                    <w:rFonts w:ascii="Arial" w:hAnsi="Arial" w:cs="Arial"/>
-                                    <w:color w:val="808080" w:themeColor="background1" w:themeShade="80"/>
-                                  </w:rPr>
-                                  <w:t>Application</w:t>
-                                </w:r>
-                                <w:proofErr w:type="spellEnd"/>
-                                <w:r>
-                                  <w:rPr>
-                                    <w:rFonts w:ascii="Arial" w:hAnsi="Arial" w:cs="Arial"/>
-                                    <w:color w:val="808080" w:themeColor="background1" w:themeShade="80"/>
-                                  </w:rPr>
-                                  <w:t>-Security</w:t>
+                                  <w:t>Dipl. Informatiker/-in HF, Applikationsentwicklung/ Application-Security</w:t>
                                 </w:r>
                               </w:p>
                               <w:p>
@@ -573,23 +557,7 @@
                               <w:rFonts w:ascii="Arial" w:hAnsi="Arial" w:cs="Arial"/>
                               <w:color w:val="808080" w:themeColor="background1" w:themeShade="80"/>
                             </w:rPr>
-                            <w:t xml:space="preserve">Dipl. Informatiker/-in HF, Applikationsentwicklung/ </w:t>
-                          </w:r>
-                          <w:proofErr w:type="spellStart"/>
-                          <w:r>
-                            <w:rPr>
-                              <w:rFonts w:ascii="Arial" w:hAnsi="Arial" w:cs="Arial"/>
-                              <w:color w:val="808080" w:themeColor="background1" w:themeShade="80"/>
-                            </w:rPr>
-                            <w:t>Application</w:t>
-                          </w:r>
-                          <w:proofErr w:type="spellEnd"/>
-                          <w:r>
-                            <w:rPr>
-                              <w:rFonts w:ascii="Arial" w:hAnsi="Arial" w:cs="Arial"/>
-                              <w:color w:val="808080" w:themeColor="background1" w:themeShade="80"/>
-                            </w:rPr>
-                            <w:t>-Security</w:t>
+                            <w:t>Dipl. Informatiker/-in HF, Applikationsentwicklung/ Application-Security</w:t>
                           </w:r>
                         </w:p>
                         <w:p>
@@ -3793,21 +3761,7 @@
         <w:rPr>
           <w:rFonts w:ascii="Arial" w:eastAsia="Times New Roman" w:hAnsi="Arial" w:cs="Arial"/>
         </w:rPr>
-        <w:t xml:space="preserve">Nach Beendigung der Fahrt wird der </w:t>
-      </w:r>
-      <w:proofErr w:type="gramStart"/>
-      <w:r>
-        <w:rPr>
-          <w:rFonts w:ascii="Arial" w:eastAsia="Times New Roman" w:hAnsi="Arial" w:cs="Arial"/>
-        </w:rPr>
-        <w:t>zu zahlende Betrag</w:t>
-      </w:r>
-      <w:proofErr w:type="gramEnd"/>
-      <w:r>
-        <w:rPr>
-          <w:rFonts w:ascii="Arial" w:eastAsia="Times New Roman" w:hAnsi="Arial" w:cs="Arial"/>
-        </w:rPr>
-        <w:t xml:space="preserve"> automatisch berechnet. </w:t>
+        <w:t xml:space="preserve">Nach Beendigung der Fahrt wird der zu zahlende Betrag automatisch berechnet. </w:t>
       </w:r>
     </w:p>
     <w:p>
@@ -4055,21 +4009,7 @@
         <w:rPr>
           <w:rFonts w:ascii="Arial" w:eastAsia="Times New Roman" w:hAnsi="Arial" w:cs="Arial"/>
         </w:rPr>
-        <w:t xml:space="preserve">Der Zugriff auf die API erfolgt ohne Browser über geeignete Clients (z. B. Postman oder </w:t>
-      </w:r>
-      <w:proofErr w:type="spellStart"/>
-      <w:r>
-        <w:rPr>
-          <w:rFonts w:ascii="Arial" w:eastAsia="Times New Roman" w:hAnsi="Arial" w:cs="Arial"/>
-        </w:rPr>
-        <w:t>curl</w:t>
-      </w:r>
-      <w:proofErr w:type="spellEnd"/>
-      <w:r>
-        <w:rPr>
-          <w:rFonts w:ascii="Arial" w:eastAsia="Times New Roman" w:hAnsi="Arial" w:cs="Arial"/>
-        </w:rPr>
-        <w:t xml:space="preserve">). </w:t>
+        <w:t xml:space="preserve">Der Zugriff auf die API erfolgt ohne Browser über geeignete Clients (z. B. Postman oder curl). </w:t>
       </w:r>
     </w:p>
     <w:p>
@@ -4233,21 +4173,7 @@
         <w:rPr>
           <w:rFonts w:ascii="Arial" w:eastAsia="Times New Roman" w:hAnsi="Arial" w:cs="Arial"/>
         </w:rPr>
-        <w:t xml:space="preserve">Passwörter dürfen nicht im Klartext gespeichert werden, sondern müssen sicher verarbeitet werden (z. B. durch </w:t>
-      </w:r>
-      <w:proofErr w:type="spellStart"/>
-      <w:r>
-        <w:rPr>
-          <w:rFonts w:ascii="Arial" w:eastAsia="Times New Roman" w:hAnsi="Arial" w:cs="Arial"/>
-        </w:rPr>
-        <w:t>Hashing</w:t>
-      </w:r>
-      <w:proofErr w:type="spellEnd"/>
-      <w:r>
-        <w:rPr>
-          <w:rFonts w:ascii="Arial" w:eastAsia="Times New Roman" w:hAnsi="Arial" w:cs="Arial"/>
-        </w:rPr>
-        <w:t xml:space="preserve">). </w:t>
+        <w:t xml:space="preserve">Passwörter dürfen nicht im Klartext gespeichert werden, sondern müssen sicher verarbeitet werden (z. B. durch Hashing). </w:t>
       </w:r>
     </w:p>
     <w:p>
@@ -4770,35 +4696,7 @@
         <w:rPr>
           <w:rFonts w:ascii="Arial" w:hAnsi="Arial" w:cs="Arial"/>
         </w:rPr>
-        <w:t xml:space="preserve">Für die Verwaltung des Quellcodes der Webapplikation stand zunächst die Entscheidung zwischen GitHub, </w:t>
-      </w:r>
-      <w:proofErr w:type="spellStart"/>
-      <w:r>
-        <w:rPr>
-          <w:rFonts w:ascii="Arial" w:hAnsi="Arial" w:cs="Arial"/>
-        </w:rPr>
-        <w:t>GitLab</w:t>
-      </w:r>
-      <w:proofErr w:type="spellEnd"/>
-      <w:r>
-        <w:rPr>
-          <w:rFonts w:ascii="Arial" w:hAnsi="Arial" w:cs="Arial"/>
-        </w:rPr>
-        <w:t xml:space="preserve"> und </w:t>
-      </w:r>
-      <w:proofErr w:type="spellStart"/>
-      <w:r>
-        <w:rPr>
-          <w:rFonts w:ascii="Arial" w:hAnsi="Arial" w:cs="Arial"/>
-        </w:rPr>
-        <w:t>Bitbucket</w:t>
-      </w:r>
-      <w:proofErr w:type="spellEnd"/>
-      <w:r>
-        <w:rPr>
-          <w:rFonts w:ascii="Arial" w:hAnsi="Arial" w:cs="Arial"/>
-        </w:rPr>
-        <w:t xml:space="preserve"> im Raum. Nach einem sorgfältigen Vergleich der jeweiligen Stärken und Schwächen fiel die Wahl schlie</w:t>
+        <w:t>Für die Verwaltung des Quellcodes der Webapplikation stand zunächst die Entscheidung zwischen GitHub, GitLab und Bitbucket im Raum. Nach einem sorgfältigen Vergleich der jeweiligen Stärken und Schwächen fiel die Wahl schlie</w:t>
       </w:r>
       <w:r>
         <w:rPr>
@@ -4885,35 +4783,7 @@
         <w:rPr>
           <w:rFonts w:ascii="Arial" w:hAnsi="Arial" w:cs="Arial"/>
         </w:rPr>
-        <w:t xml:space="preserve">es Ökosystem und zahlreiche Integrationsmöglichkeiten wie CI/CD-Pipelines, </w:t>
-      </w:r>
-      <w:proofErr w:type="spellStart"/>
-      <w:r>
-        <w:rPr>
-          <w:rFonts w:ascii="Arial" w:hAnsi="Arial" w:cs="Arial"/>
-        </w:rPr>
-        <w:t>Issue</w:t>
-      </w:r>
-      <w:proofErr w:type="spellEnd"/>
-      <w:r>
-        <w:rPr>
-          <w:rFonts w:ascii="Arial" w:hAnsi="Arial" w:cs="Arial"/>
-        </w:rPr>
-        <w:t>-Tracking oder Pull-</w:t>
-      </w:r>
-      <w:proofErr w:type="spellStart"/>
-      <w:r>
-        <w:rPr>
-          <w:rFonts w:ascii="Arial" w:hAnsi="Arial" w:cs="Arial"/>
-        </w:rPr>
-        <w:t>Requests</w:t>
-      </w:r>
-      <w:proofErr w:type="spellEnd"/>
-      <w:r>
-        <w:rPr>
-          <w:rFonts w:ascii="Arial" w:hAnsi="Arial" w:cs="Arial"/>
-        </w:rPr>
-        <w:t>. Dadurch lassen sich Änderungen im Code klar nachvollziehen, Review-Prozesse effizient durchführen und die langfristige Wartbarkeit des Projekts sicherstellen.</w:t>
+        <w:t>es Ökosystem und zahlreiche Integrationsmöglichkeiten wie CI/CD-Pipelines, Issue-Tracking oder Pull-Requests. Dadurch lassen sich Änderungen im Code klar nachvollziehen, Review-Prozesse effizient durchführen und die langfristige Wartbarkeit des Projekts sicherstellen.</w:t>
       </w:r>
     </w:p>
     <w:p>
@@ -4977,35 +4847,7 @@
         <w:rPr>
           <w:rFonts w:ascii="Arial" w:hAnsi="Arial" w:cs="Arial"/>
         </w:rPr>
-        <w:t xml:space="preserve">es Entwicklungsteam – GitHub wächst flexibel mit. Die Nutzung von </w:t>
-      </w:r>
-      <w:proofErr w:type="spellStart"/>
-      <w:r>
-        <w:rPr>
-          <w:rFonts w:ascii="Arial" w:hAnsi="Arial" w:cs="Arial"/>
-        </w:rPr>
-        <w:t>Branches</w:t>
-      </w:r>
-      <w:proofErr w:type="spellEnd"/>
-      <w:r>
-        <w:rPr>
-          <w:rFonts w:ascii="Arial" w:hAnsi="Arial" w:cs="Arial"/>
-        </w:rPr>
-        <w:t>, Forks und Pull-</w:t>
-      </w:r>
-      <w:proofErr w:type="spellStart"/>
-      <w:r>
-        <w:rPr>
-          <w:rFonts w:ascii="Arial" w:hAnsi="Arial" w:cs="Arial"/>
-        </w:rPr>
-        <w:t>Requests</w:t>
-      </w:r>
-      <w:proofErr w:type="spellEnd"/>
-      <w:r>
-        <w:rPr>
-          <w:rFonts w:ascii="Arial" w:hAnsi="Arial" w:cs="Arial"/>
-        </w:rPr>
-        <w:t xml:space="preserve"> ermöglicht eine strukturierte Weiterentwicklung, ohne dass die Stabilität des Hauptcodes gefährdet wird. So bleibt das Projekt auch bei zukünftigen Erweiterungen gut handhabbar.</w:t>
+        <w:t>es Entwicklungsteam – GitHub wächst flexibel mit. Die Nutzung von Branches, Forks und Pull-Requests ermöglicht eine strukturierte Weiterentwicklung, ohne dass die Stabilität des Hauptcodes gefährdet wird. So bleibt das Projekt auch bei zukünftigen Erweiterungen gut handhabbar.</w:t>
       </w:r>
     </w:p>
     <w:p>
@@ -5073,36 +4915,8 @@
           <w:b/>
           <w:bCs/>
         </w:rPr>
-        <w:t xml:space="preserve">Vor- und Nachteile im Vergleich zu </w:t>
-      </w:r>
-      <w:proofErr w:type="spellStart"/>
-      <w:r>
-        <w:rPr>
-          <w:rFonts w:ascii="Arial" w:hAnsi="Arial" w:cs="Arial"/>
-          <w:b/>
-          <w:bCs/>
-        </w:rPr>
-        <w:t>GitLab</w:t>
-      </w:r>
-      <w:proofErr w:type="spellEnd"/>
-      <w:r>
-        <w:rPr>
-          <w:rFonts w:ascii="Arial" w:hAnsi="Arial" w:cs="Arial"/>
-          <w:b/>
-          <w:bCs/>
-        </w:rPr>
-        <w:t xml:space="preserve"> und </w:t>
-      </w:r>
-      <w:proofErr w:type="spellStart"/>
-      <w:r>
-        <w:rPr>
-          <w:rFonts w:ascii="Arial" w:hAnsi="Arial" w:cs="Arial"/>
-          <w:b/>
-          <w:bCs/>
-        </w:rPr>
-        <w:t>Bitbucket</w:t>
-      </w:r>
-      <w:proofErr w:type="spellEnd"/>
+        <w:t>Vor- und Nachteile im Vergleich zu GitLab und Bitbucket</w:t>
+      </w:r>
     </w:p>
     <w:tbl>
       <w:tblPr>
@@ -5194,7 +5008,6 @@
                 <w:bCs/>
               </w:rPr>
             </w:pPr>
-            <w:proofErr w:type="spellStart"/>
             <w:r>
               <w:rPr>
                 <w:rFonts w:ascii="Arial" w:hAnsi="Arial" w:cs="Arial"/>
@@ -5203,7 +5016,6 @@
               </w:rPr>
               <w:t>GitLab</w:t>
             </w:r>
-            <w:proofErr w:type="spellEnd"/>
           </w:p>
         </w:tc>
         <w:tc>
@@ -5225,23 +5037,13 @@
                 <w:bCs/>
               </w:rPr>
             </w:pPr>
-            <w:proofErr w:type="spellStart"/>
             <w:r>
               <w:rPr>
                 <w:rFonts w:ascii="Arial" w:hAnsi="Arial" w:cs="Arial"/>
                 <w:b/>
                 <w:bCs/>
               </w:rPr>
-              <w:t>Bitbucket</w:t>
-            </w:r>
-            <w:proofErr w:type="spellEnd"/>
-            <w:r>
-              <w:rPr>
-                <w:rFonts w:ascii="Arial" w:hAnsi="Arial" w:cs="Arial"/>
-                <w:b/>
-                <w:bCs/>
-              </w:rPr>
-              <w:t xml:space="preserve">  </w:t>
+              <w:t xml:space="preserve">Bitbucket  </w:t>
             </w:r>
           </w:p>
         </w:tc>
@@ -5318,16 +5120,8 @@
               <w:rPr>
                 <w:rFonts w:ascii="Arial" w:hAnsi="Arial" w:cs="Arial"/>
               </w:rPr>
-              <w:t xml:space="preserve">Gute Integrationen, optional selbst </w:t>
+              <w:t>Gute Integrationen, optional selbst hostbar</w:t>
             </w:r>
-            <w:proofErr w:type="spellStart"/>
-            <w:r>
-              <w:rPr>
-                <w:rFonts w:ascii="Arial" w:hAnsi="Arial" w:cs="Arial"/>
-              </w:rPr>
-              <w:t>hostbar</w:t>
-            </w:r>
-            <w:proofErr w:type="spellEnd"/>
           </w:p>
         </w:tc>
         <w:tc>
@@ -5471,21 +5265,7 @@
               <w:rPr>
                 <w:rFonts w:ascii="Arial" w:hAnsi="Arial" w:cs="Arial"/>
               </w:rPr>
-              <w:t xml:space="preserve">Global erreichbar, </w:t>
-            </w:r>
-            <w:proofErr w:type="spellStart"/>
-            <w:r>
-              <w:rPr>
-                <w:rFonts w:ascii="Arial" w:hAnsi="Arial" w:cs="Arial"/>
-              </w:rPr>
-              <w:t>cloud</w:t>
-            </w:r>
-            <w:proofErr w:type="spellEnd"/>
-            <w:r>
-              <w:rPr>
-                <w:rFonts w:ascii="Arial" w:hAnsi="Arial" w:cs="Arial"/>
-              </w:rPr>
-              <w:t>-basiert</w:t>
+              <w:t>Global erreichbar, cloud-basiert</w:t>
             </w:r>
           </w:p>
         </w:tc>
@@ -5503,16 +5283,8 @@
               <w:rPr>
                 <w:rFonts w:ascii="Arial" w:hAnsi="Arial" w:cs="Arial"/>
               </w:rPr>
-              <w:t xml:space="preserve">Cloud oder </w:t>
+              <w:t>Cloud oder self-hosted</w:t>
             </w:r>
-            <w:proofErr w:type="spellStart"/>
-            <w:r>
-              <w:rPr>
-                <w:rFonts w:ascii="Arial" w:hAnsi="Arial" w:cs="Arial"/>
-              </w:rPr>
-              <w:t>self-hosted</w:t>
-            </w:r>
-            <w:proofErr w:type="spellEnd"/>
           </w:p>
         </w:tc>
         <w:tc>
@@ -6343,21 +6115,7 @@
         <w:rPr>
           <w:rFonts w:ascii="Arial" w:hAnsi="Arial" w:cs="Arial"/>
         </w:rPr>
-        <w:t>die Verarbeitung von Benutzeranfragen (HTTP-</w:t>
-      </w:r>
-      <w:proofErr w:type="spellStart"/>
-      <w:r>
-        <w:rPr>
-          <w:rFonts w:ascii="Arial" w:hAnsi="Arial" w:cs="Arial"/>
-        </w:rPr>
-        <w:t>Requests</w:t>
-      </w:r>
-      <w:proofErr w:type="spellEnd"/>
-      <w:r>
-        <w:rPr>
-          <w:rFonts w:ascii="Arial" w:hAnsi="Arial" w:cs="Arial"/>
-        </w:rPr>
-        <w:t xml:space="preserve">) </w:t>
+        <w:t xml:space="preserve">die Verarbeitung von Benutzeranfragen (HTTP-Requests) </w:t>
       </w:r>
     </w:p>
     <w:p>
@@ -6753,21 +6511,7 @@
         <w:rPr>
           <w:rFonts w:ascii="Arial" w:hAnsi="Arial" w:cs="Arial"/>
         </w:rPr>
-        <w:t xml:space="preserve">Neben der Weboberfläche stellt die Anwendung eine REST-basierte API zur Verfügung, über welche ausgewählte Daten programmgesteuert abgerufen werden können. Die API ermöglicht den Zugriff auf zentrale Inhalte der Anwendung ohne Verwendung eines Webbrowsers und kann mit gängigen Tools wie Postman oder </w:t>
-      </w:r>
-      <w:proofErr w:type="spellStart"/>
-      <w:r>
-        <w:rPr>
-          <w:rFonts w:ascii="Arial" w:hAnsi="Arial" w:cs="Arial"/>
-        </w:rPr>
-        <w:t>curl</w:t>
-      </w:r>
-      <w:proofErr w:type="spellEnd"/>
-      <w:r>
-        <w:rPr>
-          <w:rFonts w:ascii="Arial" w:hAnsi="Arial" w:cs="Arial"/>
-        </w:rPr>
-        <w:t xml:space="preserve"> genutzt werden.</w:t>
+        <w:t>Neben der Weboberfläche stellt die Anwendung eine REST-basierte API zur Verfügung, über welche ausgewählte Daten programmgesteuert abgerufen werden können. Die API ermöglicht den Zugriff auf zentrale Inhalte der Anwendung ohne Verwendung eines Webbrowsers und kann mit gängigen Tools wie Postman oder curl genutzt werden.</w:t>
       </w:r>
     </w:p>
     <w:p>
@@ -7287,23 +7031,7 @@
                 <w:rFonts w:ascii="Cascadia Code" w:eastAsiaTheme="majorEastAsia" w:hAnsi="Cascadia Code" w:cs="Arial"/>
                 <w:color w:val="2F5496" w:themeColor="accent1" w:themeShade="BF"/>
               </w:rPr>
-              <w:t>GET /api/scooters/&lt;</w:t>
-            </w:r>
-            <w:proofErr w:type="spellStart"/>
-            <w:r>
-              <w:rPr>
-                <w:rFonts w:ascii="Cascadia Code" w:eastAsiaTheme="majorEastAsia" w:hAnsi="Cascadia Code" w:cs="Arial"/>
-                <w:color w:val="2F5496" w:themeColor="accent1" w:themeShade="BF"/>
-              </w:rPr>
-              <w:t>id</w:t>
-            </w:r>
-            <w:proofErr w:type="spellEnd"/>
-            <w:r>
-              <w:rPr>
-                <w:rFonts w:ascii="Cascadia Code" w:eastAsiaTheme="majorEastAsia" w:hAnsi="Cascadia Code" w:cs="Arial"/>
-                <w:color w:val="2F5496" w:themeColor="accent1" w:themeShade="BF"/>
-              </w:rPr>
-              <w:t>&gt;</w:t>
+              <w:t>GET /api/scooters/&lt;id&gt;</w:t>
             </w:r>
           </w:p>
         </w:tc>
@@ -7403,17 +7131,8 @@
                 <w:rFonts w:ascii="Cascadia Code" w:eastAsiaTheme="majorEastAsia" w:hAnsi="Cascadia Code" w:cs="Arial"/>
                 <w:color w:val="2F5496" w:themeColor="accent1" w:themeShade="BF"/>
               </w:rPr>
-              <w:t>GET /api/</w:t>
+              <w:t>GET /api/bookings</w:t>
             </w:r>
-            <w:proofErr w:type="spellStart"/>
-            <w:r>
-              <w:rPr>
-                <w:rFonts w:ascii="Cascadia Code" w:eastAsiaTheme="majorEastAsia" w:hAnsi="Cascadia Code" w:cs="Arial"/>
-                <w:color w:val="2F5496" w:themeColor="accent1" w:themeShade="BF"/>
-              </w:rPr>
-              <w:t>bookings</w:t>
-            </w:r>
-            <w:proofErr w:type="spellEnd"/>
           </w:p>
         </w:tc>
       </w:tr>
@@ -7472,17 +7191,8 @@
                 <w:rFonts w:ascii="Cascadia Code" w:eastAsiaTheme="majorEastAsia" w:hAnsi="Cascadia Code" w:cs="Arial"/>
                 <w:color w:val="2F5496" w:themeColor="accent1" w:themeShade="BF"/>
               </w:rPr>
-              <w:t>POST /api/</w:t>
+              <w:t>POST /api/bookings</w:t>
             </w:r>
-            <w:proofErr w:type="spellStart"/>
-            <w:r>
-              <w:rPr>
-                <w:rFonts w:ascii="Cascadia Code" w:eastAsiaTheme="majorEastAsia" w:hAnsi="Cascadia Code" w:cs="Arial"/>
-                <w:color w:val="2F5496" w:themeColor="accent1" w:themeShade="BF"/>
-              </w:rPr>
-              <w:t>bookings</w:t>
-            </w:r>
-            <w:proofErr w:type="spellEnd"/>
           </w:p>
         </w:tc>
       </w:tr>
@@ -7541,39 +7251,7 @@
                 <w:rFonts w:ascii="Cascadia Code" w:eastAsiaTheme="majorEastAsia" w:hAnsi="Cascadia Code" w:cs="Arial"/>
                 <w:color w:val="2F5496" w:themeColor="accent1" w:themeShade="BF"/>
               </w:rPr>
-              <w:t>PUT /api/</w:t>
-            </w:r>
-            <w:proofErr w:type="spellStart"/>
-            <w:r>
-              <w:rPr>
-                <w:rFonts w:ascii="Cascadia Code" w:eastAsiaTheme="majorEastAsia" w:hAnsi="Cascadia Code" w:cs="Arial"/>
-                <w:color w:val="2F5496" w:themeColor="accent1" w:themeShade="BF"/>
-              </w:rPr>
-              <w:t>bookings</w:t>
-            </w:r>
-            <w:proofErr w:type="spellEnd"/>
-            <w:r>
-              <w:rPr>
-                <w:rFonts w:ascii="Cascadia Code" w:eastAsiaTheme="majorEastAsia" w:hAnsi="Cascadia Code" w:cs="Arial"/>
-                <w:color w:val="2F5496" w:themeColor="accent1" w:themeShade="BF"/>
-              </w:rPr>
-              <w:t>/&lt;</w:t>
-            </w:r>
-            <w:proofErr w:type="spellStart"/>
-            <w:r>
-              <w:rPr>
-                <w:rFonts w:ascii="Cascadia Code" w:eastAsiaTheme="majorEastAsia" w:hAnsi="Cascadia Code" w:cs="Arial"/>
-                <w:color w:val="2F5496" w:themeColor="accent1" w:themeShade="BF"/>
-              </w:rPr>
-              <w:t>id</w:t>
-            </w:r>
-            <w:proofErr w:type="spellEnd"/>
-            <w:r>
-              <w:rPr>
-                <w:rFonts w:ascii="Cascadia Code" w:eastAsiaTheme="majorEastAsia" w:hAnsi="Cascadia Code" w:cs="Arial"/>
-                <w:color w:val="2F5496" w:themeColor="accent1" w:themeShade="BF"/>
-              </w:rPr>
-              <w:t>&gt;</w:t>
+              <w:t>PUT /api/bookings/&lt;id&gt;</w:t>
             </w:r>
           </w:p>
         </w:tc>
@@ -7764,23 +7442,7 @@
                 <w:rFonts w:ascii="Cascadia Code" w:eastAsiaTheme="majorEastAsia" w:hAnsi="Cascadia Code" w:cs="Arial"/>
                 <w:color w:val="2F5496" w:themeColor="accent1" w:themeShade="BF"/>
               </w:rPr>
-              <w:t xml:space="preserve">    "</w:t>
-            </w:r>
-            <w:proofErr w:type="spellStart"/>
-            <w:r>
-              <w:rPr>
-                <w:rFonts w:ascii="Cascadia Code" w:eastAsiaTheme="majorEastAsia" w:hAnsi="Cascadia Code" w:cs="Arial"/>
-                <w:color w:val="2F5496" w:themeColor="accent1" w:themeShade="BF"/>
-              </w:rPr>
-              <w:t>id</w:t>
-            </w:r>
-            <w:proofErr w:type="spellEnd"/>
-            <w:r>
-              <w:rPr>
-                <w:rFonts w:ascii="Cascadia Code" w:eastAsiaTheme="majorEastAsia" w:hAnsi="Cascadia Code" w:cs="Arial"/>
-                <w:color w:val="2F5496" w:themeColor="accent1" w:themeShade="BF"/>
-              </w:rPr>
-              <w:t>": 1,</w:t>
+              <w:t xml:space="preserve">    "id": 1,</w:t>
             </w:r>
           </w:p>
           <w:p>
@@ -7939,25 +7601,7 @@
           <w:sz w:val="36"/>
           <w:szCs w:val="36"/>
         </w:rPr>
-        <w:t>Bereitstellung der Anwendung (</w:t>
-      </w:r>
-      <w:proofErr w:type="spellStart"/>
-      <w:r>
-        <w:rPr>
-          <w:rFonts w:ascii="Arial" w:hAnsi="Arial" w:cs="Arial"/>
-          <w:sz w:val="36"/>
-          <w:szCs w:val="36"/>
-        </w:rPr>
-        <w:t>Deployment</w:t>
-      </w:r>
-      <w:proofErr w:type="spellEnd"/>
-      <w:r>
-        <w:rPr>
-          <w:rFonts w:ascii="Arial" w:hAnsi="Arial" w:cs="Arial"/>
-          <w:sz w:val="36"/>
-          <w:szCs w:val="36"/>
-        </w:rPr>
-        <w:t>)</w:t>
+        <w:t>Bereitstellung der Anwendung (Deployment)</w:t>
       </w:r>
       <w:bookmarkEnd w:id="14"/>
     </w:p>
@@ -8082,25 +7726,7 @@
           <w:b/>
           <w:bCs/>
         </w:rPr>
-        <w:t xml:space="preserve">Webserver (Flask / </w:t>
-      </w:r>
-      <w:proofErr w:type="spellStart"/>
-      <w:r>
-        <w:rPr>
-          <w:rFonts w:ascii="Arial" w:eastAsiaTheme="majorEastAsia" w:hAnsi="Arial" w:cs="Arial"/>
-          <w:b/>
-          <w:bCs/>
-        </w:rPr>
-        <w:t>Gunicorn</w:t>
-      </w:r>
-      <w:proofErr w:type="spellEnd"/>
-      <w:r>
-        <w:rPr>
-          <w:rFonts w:ascii="Arial" w:eastAsiaTheme="majorEastAsia" w:hAnsi="Arial" w:cs="Arial"/>
-          <w:b/>
-          <w:bCs/>
-        </w:rPr>
-        <w:t>):</w:t>
+        <w:t>Webserver (Flask / Gunicorn):</w:t>
       </w:r>
       <w:r>
         <w:rPr>
@@ -8414,16 +8040,8 @@
         <w:rPr>
           <w:rFonts w:ascii="Arial" w:eastAsiaTheme="majorEastAsia" w:hAnsi="Arial" w:cs="Arial"/>
         </w:rPr>
-        <w:t xml:space="preserve"> </w:t>
-      </w:r>
-      <w:proofErr w:type="spellStart"/>
-      <w:r>
-        <w:rPr>
-          <w:rFonts w:ascii="Arial" w:eastAsiaTheme="majorEastAsia" w:hAnsi="Arial" w:cs="Arial"/>
-        </w:rPr>
-        <w:t>Gunicorn</w:t>
-      </w:r>
-      <w:proofErr w:type="spellEnd"/>
+        <w:t xml:space="preserve"> Gunicorn</w:t>
+      </w:r>
       <w:r>
         <w:rPr>
           <w:rFonts w:ascii="Arial" w:eastAsiaTheme="majorEastAsia" w:hAnsi="Arial" w:cs="Arial"/>
@@ -8480,21 +8098,7 @@
         <w:rPr>
           <w:rFonts w:ascii="Arial" w:eastAsiaTheme="majorEastAsia" w:hAnsi="Arial" w:cs="Arial"/>
         </w:rPr>
-        <w:t xml:space="preserve">Optional kann zusätzlich ein Reverse Proxy (z. B. </w:t>
-      </w:r>
-      <w:proofErr w:type="spellStart"/>
-      <w:r>
-        <w:rPr>
-          <w:rFonts w:ascii="Arial" w:eastAsiaTheme="majorEastAsia" w:hAnsi="Arial" w:cs="Arial"/>
-        </w:rPr>
-        <w:t>Nginx</w:t>
-      </w:r>
-      <w:proofErr w:type="spellEnd"/>
-      <w:r>
-        <w:rPr>
-          <w:rFonts w:ascii="Arial" w:eastAsiaTheme="majorEastAsia" w:hAnsi="Arial" w:cs="Arial"/>
-        </w:rPr>
-        <w:t>) verwendet werden, um die Anwendung effizient bereitzustellen.</w:t>
+        <w:t>Optional kann zusätzlich ein Reverse Proxy (z. B. Nginx) verwendet werden, um die Anwendung effizient bereitzustellen.</w:t>
       </w:r>
     </w:p>
     <w:p>
@@ -8865,19 +8469,11 @@
           <w:rFonts w:ascii="Arial" w:hAnsi="Arial" w:cs="Arial"/>
         </w:rPr>
       </w:pPr>
-      <w:proofErr w:type="spellStart"/>
-      <w:r>
-        <w:rPr>
-          <w:rFonts w:ascii="Arial" w:hAnsi="Arial" w:cs="Arial"/>
-        </w:rPr>
-        <w:t>Flask_SQLAlchemy</w:t>
-      </w:r>
-      <w:proofErr w:type="spellEnd"/>
-      <w:r>
-        <w:rPr>
-          <w:rFonts w:ascii="Arial" w:hAnsi="Arial" w:cs="Arial"/>
-        </w:rPr>
-        <w:t xml:space="preserve">: Verbindung zur Datenbank </w:t>
+      <w:r>
+        <w:rPr>
+          <w:rFonts w:ascii="Arial" w:hAnsi="Arial" w:cs="Arial"/>
+        </w:rPr>
+        <w:t xml:space="preserve">Flask_SQLAlchemy: Verbindung zur Datenbank </w:t>
       </w:r>
     </w:p>
     <w:p>
@@ -8891,19 +8487,11 @@
           <w:rFonts w:ascii="Arial" w:hAnsi="Arial" w:cs="Arial"/>
         </w:rPr>
       </w:pPr>
-      <w:proofErr w:type="spellStart"/>
-      <w:r>
-        <w:rPr>
-          <w:rFonts w:ascii="Arial" w:hAnsi="Arial" w:cs="Arial"/>
-        </w:rPr>
-        <w:t>Flask_Login</w:t>
-      </w:r>
-      <w:proofErr w:type="spellEnd"/>
-      <w:r>
-        <w:rPr>
-          <w:rFonts w:ascii="Arial" w:hAnsi="Arial" w:cs="Arial"/>
-        </w:rPr>
-        <w:t xml:space="preserve">: Verwaltung von Benutzer-Authentifizierung </w:t>
+      <w:r>
+        <w:rPr>
+          <w:rFonts w:ascii="Arial" w:hAnsi="Arial" w:cs="Arial"/>
+        </w:rPr>
+        <w:t xml:space="preserve">Flask_Login: Verwaltung von Benutzer-Authentifizierung </w:t>
       </w:r>
     </w:p>
     <w:p>
@@ -8917,19 +8505,11 @@
           <w:rFonts w:ascii="Arial" w:hAnsi="Arial" w:cs="Arial"/>
         </w:rPr>
       </w:pPr>
-      <w:proofErr w:type="spellStart"/>
-      <w:r>
-        <w:rPr>
-          <w:rFonts w:ascii="Arial" w:hAnsi="Arial" w:cs="Arial"/>
-        </w:rPr>
-        <w:t>Flask_Migrate</w:t>
-      </w:r>
-      <w:proofErr w:type="spellEnd"/>
-      <w:r>
-        <w:rPr>
-          <w:rFonts w:ascii="Arial" w:hAnsi="Arial" w:cs="Arial"/>
-        </w:rPr>
-        <w:t xml:space="preserve">: Datenbank-Migrationen </w:t>
+      <w:r>
+        <w:rPr>
+          <w:rFonts w:ascii="Arial" w:hAnsi="Arial" w:cs="Arial"/>
+        </w:rPr>
+        <w:t xml:space="preserve">Flask_Migrate: Datenbank-Migrationen </w:t>
       </w:r>
     </w:p>
     <w:p>
@@ -9144,23 +8724,13 @@
         </w:rPr>
         <w:t xml:space="preserve"> </w:t>
       </w:r>
-      <w:proofErr w:type="spellStart"/>
       <w:r>
         <w:rPr>
           <w:rFonts w:ascii="Arial" w:hAnsi="Arial" w:cs="Arial"/>
           <w:i/>
           <w:iCs/>
         </w:rPr>
-        <w:t>python</w:t>
-      </w:r>
-      <w:proofErr w:type="spellEnd"/>
-      <w:r>
-        <w:rPr>
-          <w:rFonts w:ascii="Arial" w:hAnsi="Arial" w:cs="Arial"/>
-          <w:i/>
-          <w:iCs/>
-        </w:rPr>
-        <w:t xml:space="preserve"> </w:t>
+        <w:t xml:space="preserve">python </w:t>
       </w:r>
       <w:r>
         <w:rPr>
@@ -9233,21 +8803,7 @@
         <w:rPr>
           <w:rFonts w:ascii="Arial" w:hAnsi="Arial" w:cs="Arial"/>
         </w:rPr>
-        <w:t xml:space="preserve">Die Verbindung zur Datenbank wird mit </w:t>
-      </w:r>
-      <w:proofErr w:type="spellStart"/>
-      <w:r>
-        <w:rPr>
-          <w:rFonts w:ascii="Arial" w:hAnsi="Arial" w:cs="Arial"/>
-        </w:rPr>
-        <w:t>SQLAlchemy</w:t>
-      </w:r>
-      <w:proofErr w:type="spellEnd"/>
-      <w:r>
-        <w:rPr>
-          <w:rFonts w:ascii="Arial" w:hAnsi="Arial" w:cs="Arial"/>
-        </w:rPr>
-        <w:t xml:space="preserve"> umgesetzt.</w:t>
+        <w:t>Die Verbindung zur Datenbank wird mit SQLAlchemy umgesetzt.</w:t>
       </w:r>
     </w:p>
     <w:p>
@@ -9665,48 +9221,20 @@
         <w:rPr>
           <w:rFonts w:ascii="Arial" w:hAnsi="Arial" w:cs="Arial"/>
         </w:rPr>
-        <w:t xml:space="preserve">Im Rahmen der Implementierung wird die Möglichkeit geschaffen, neue Scooter in der Datenbank zu speichern. Dieser Schritt dient dazu, </w:t>
-      </w:r>
-      <w:proofErr w:type="gramStart"/>
-      <w:r>
-        <w:rPr>
-          <w:rFonts w:ascii="Arial" w:hAnsi="Arial" w:cs="Arial"/>
-        </w:rPr>
-        <w:t>das</w:t>
-      </w:r>
-      <w:proofErr w:type="gramEnd"/>
-      <w:r>
-        <w:rPr>
-          <w:rFonts w:ascii="Arial" w:hAnsi="Arial" w:cs="Arial"/>
-        </w:rPr>
-        <w:t xml:space="preserve"> zuvor definierte Datenmodell mit konkreten Daten zu befüllen und die Funktionalität der Anwendung zu überprüfen.</w:t>
-      </w:r>
-    </w:p>
-    <w:p>
-      <w:pPr>
-        <w:rPr>
-          <w:rFonts w:ascii="Arial" w:hAnsi="Arial" w:cs="Arial"/>
-        </w:rPr>
-      </w:pPr>
-      <w:r>
-        <w:rPr>
-          <w:rFonts w:ascii="Arial" w:hAnsi="Arial" w:cs="Arial"/>
-        </w:rPr>
-        <w:t xml:space="preserve">Die Umsetzung erfolgt über das ORM-Framework </w:t>
-      </w:r>
-      <w:proofErr w:type="spellStart"/>
-      <w:r>
-        <w:rPr>
-          <w:rFonts w:ascii="Arial" w:hAnsi="Arial" w:cs="Arial"/>
-        </w:rPr>
-        <w:t>SQLAlchemy</w:t>
-      </w:r>
-      <w:proofErr w:type="spellEnd"/>
-      <w:r>
-        <w:rPr>
-          <w:rFonts w:ascii="Arial" w:hAnsi="Arial" w:cs="Arial"/>
-        </w:rPr>
-        <w:t>, welches eine objektorientierte Interaktion mit der relationalen Datenbank ermöglicht. Dabei werden Instanzen der Klasse Scooter erzeugt und anschliessend in der Datenbank persistiert.</w:t>
+        <w:t>Im Rahmen der Implementierung wird die Möglichkeit geschaffen, neue Scooter in der Datenbank zu speichern. Dieser Schritt dient dazu, das zuvor definierte Datenmodell mit konkreten Daten zu befüllen und die Funktionalität der Anwendung zu überprüfen.</w:t>
+      </w:r>
+    </w:p>
+    <w:p>
+      <w:pPr>
+        <w:rPr>
+          <w:rFonts w:ascii="Arial" w:hAnsi="Arial" w:cs="Arial"/>
+        </w:rPr>
+      </w:pPr>
+      <w:r>
+        <w:rPr>
+          <w:rFonts w:ascii="Arial" w:hAnsi="Arial" w:cs="Arial"/>
+        </w:rPr>
+        <w:t>Die Umsetzung erfolgt über das ORM-Framework SQLAlchemy, welches eine objektorientierte Interaktion mit der relationalen Datenbank ermöglicht. Dabei werden Instanzen der Klasse Scooter erzeugt und anschliessend in der Datenbank persistiert.</w:t>
       </w:r>
     </w:p>
     <w:p>
@@ -9773,17 +9301,8 @@
                 <w:rFonts w:ascii="Cascadia Code" w:eastAsiaTheme="majorEastAsia" w:hAnsi="Cascadia Code" w:cs="Arial"/>
                 <w:color w:val="FFFFFF" w:themeColor="background1"/>
               </w:rPr>
-              <w:t xml:space="preserve">scooter1 = </w:t>
+              <w:t>scooter1 = Scooter(</w:t>
             </w:r>
-            <w:proofErr w:type="gramStart"/>
-            <w:r>
-              <w:rPr>
-                <w:rFonts w:ascii="Cascadia Code" w:eastAsiaTheme="majorEastAsia" w:hAnsi="Cascadia Code" w:cs="Arial"/>
-                <w:color w:val="FFFFFF" w:themeColor="background1"/>
-              </w:rPr>
-              <w:t>Scooter(</w:t>
-            </w:r>
-            <w:proofErr w:type="gramEnd"/>
           </w:p>
           <w:p>
             <w:pPr>
@@ -9923,18 +9442,8 @@
                 <w:color w:val="FFFFFF" w:themeColor="background1"/>
                 <w:lang w:val="en-GB"/>
               </w:rPr>
-              <w:t xml:space="preserve">scooter2 = </w:t>
+              <w:t>scooter2 = Scooter(</w:t>
             </w:r>
-            <w:proofErr w:type="gramStart"/>
-            <w:r>
-              <w:rPr>
-                <w:rFonts w:ascii="Cascadia Code" w:eastAsiaTheme="majorEastAsia" w:hAnsi="Cascadia Code" w:cs="Arial"/>
-                <w:color w:val="FFFFFF" w:themeColor="background1"/>
-                <w:lang w:val="en-GB"/>
-              </w:rPr>
-              <w:t>Scooter(</w:t>
-            </w:r>
-            <w:proofErr w:type="gramEnd"/>
           </w:p>
           <w:p>
             <w:pPr>
@@ -10152,23 +9661,13 @@
                 <w:lang w:val="en-GB"/>
               </w:rPr>
             </w:pPr>
-            <w:proofErr w:type="spellStart"/>
             <w:r>
               <w:rPr>
                 <w:rFonts w:ascii="Cascadia Code" w:eastAsiaTheme="majorEastAsia" w:hAnsi="Cascadia Code" w:cs="Arial"/>
                 <w:color w:val="FFFFFF" w:themeColor="background1"/>
                 <w:lang w:val="en-GB"/>
               </w:rPr>
-              <w:t>db.session.add</w:t>
-            </w:r>
-            <w:proofErr w:type="spellEnd"/>
-            <w:r>
-              <w:rPr>
-                <w:rFonts w:ascii="Cascadia Code" w:eastAsiaTheme="majorEastAsia" w:hAnsi="Cascadia Code" w:cs="Arial"/>
-                <w:color w:val="FFFFFF" w:themeColor="background1"/>
-                <w:lang w:val="en-GB"/>
-              </w:rPr>
-              <w:t>(scooter1)</w:t>
+              <w:t>db.session.add(scooter1)</w:t>
             </w:r>
           </w:p>
           <w:p>
@@ -10179,23 +9678,13 @@
                 <w:lang w:val="en-GB"/>
               </w:rPr>
             </w:pPr>
-            <w:proofErr w:type="spellStart"/>
             <w:r>
               <w:rPr>
                 <w:rFonts w:ascii="Cascadia Code" w:eastAsiaTheme="majorEastAsia" w:hAnsi="Cascadia Code" w:cs="Arial"/>
                 <w:color w:val="FFFFFF" w:themeColor="background1"/>
                 <w:lang w:val="en-GB"/>
               </w:rPr>
-              <w:t>db.session.add</w:t>
-            </w:r>
-            <w:proofErr w:type="spellEnd"/>
-            <w:r>
-              <w:rPr>
-                <w:rFonts w:ascii="Cascadia Code" w:eastAsiaTheme="majorEastAsia" w:hAnsi="Cascadia Code" w:cs="Arial"/>
-                <w:color w:val="FFFFFF" w:themeColor="background1"/>
-                <w:lang w:val="en-GB"/>
-              </w:rPr>
-              <w:t>(scooter2)</w:t>
+              <w:t>db.session.add(scooter2)</w:t>
             </w:r>
           </w:p>
           <w:p>
@@ -10206,51 +9695,13 @@
                 <w:lang w:val="en-GB"/>
               </w:rPr>
             </w:pPr>
-            <w:proofErr w:type="spellStart"/>
-            <w:proofErr w:type="gramStart"/>
             <w:r>
               <w:rPr>
                 <w:rFonts w:ascii="Cascadia Code" w:eastAsiaTheme="majorEastAsia" w:hAnsi="Cascadia Code" w:cs="Arial"/>
                 <w:color w:val="FFFFFF" w:themeColor="background1"/>
                 <w:lang w:val="en-GB"/>
               </w:rPr>
-              <w:t>db.session</w:t>
-            </w:r>
-            <w:proofErr w:type="gramEnd"/>
-            <w:r>
-              <w:rPr>
-                <w:rFonts w:ascii="Cascadia Code" w:eastAsiaTheme="majorEastAsia" w:hAnsi="Cascadia Code" w:cs="Arial"/>
-                <w:color w:val="FFFFFF" w:themeColor="background1"/>
-                <w:lang w:val="en-GB"/>
-              </w:rPr>
-              <w:t>.</w:t>
-            </w:r>
-            <w:proofErr w:type="gramStart"/>
-            <w:r>
-              <w:rPr>
-                <w:rFonts w:ascii="Cascadia Code" w:eastAsiaTheme="majorEastAsia" w:hAnsi="Cascadia Code" w:cs="Arial"/>
-                <w:color w:val="FFFFFF" w:themeColor="background1"/>
-                <w:lang w:val="en-GB"/>
-              </w:rPr>
-              <w:t>commit</w:t>
-            </w:r>
-            <w:proofErr w:type="spellEnd"/>
-            <w:r>
-              <w:rPr>
-                <w:rFonts w:ascii="Cascadia Code" w:eastAsiaTheme="majorEastAsia" w:hAnsi="Cascadia Code" w:cs="Arial"/>
-                <w:color w:val="FFFFFF" w:themeColor="background1"/>
-                <w:lang w:val="en-GB"/>
-              </w:rPr>
-              <w:t>(</w:t>
-            </w:r>
-            <w:proofErr w:type="gramEnd"/>
-            <w:r>
-              <w:rPr>
-                <w:rFonts w:ascii="Cascadia Code" w:eastAsiaTheme="majorEastAsia" w:hAnsi="Cascadia Code" w:cs="Arial"/>
-                <w:color w:val="FFFFFF" w:themeColor="background1"/>
-                <w:lang w:val="en-GB"/>
-              </w:rPr>
-              <w:t>)</w:t>
+              <w:t>db.session.commit()</w:t>
             </w:r>
           </w:p>
         </w:tc>
@@ -10276,33 +9727,13 @@
         </w:rPr>
         <w:t xml:space="preserve">Die erstellten Objekte werden zunächst zur aktuellen Datenbanksession hinzugefügt. Durch den anschliessenden Aufruf von </w:t>
       </w:r>
-      <w:proofErr w:type="spellStart"/>
-      <w:proofErr w:type="gramStart"/>
       <w:r>
         <w:rPr>
           <w:rFonts w:ascii="Arial" w:hAnsi="Arial" w:cs="Arial"/>
           <w:i/>
           <w:iCs/>
         </w:rPr>
-        <w:t>commit</w:t>
-      </w:r>
-      <w:proofErr w:type="spellEnd"/>
-      <w:r>
-        <w:rPr>
-          <w:rFonts w:ascii="Arial" w:hAnsi="Arial" w:cs="Arial"/>
-          <w:i/>
-          <w:iCs/>
-        </w:rPr>
-        <w:t>(</w:t>
-      </w:r>
-      <w:proofErr w:type="gramEnd"/>
-      <w:r>
-        <w:rPr>
-          <w:rFonts w:ascii="Arial" w:hAnsi="Arial" w:cs="Arial"/>
-          <w:i/>
-          <w:iCs/>
-        </w:rPr>
-        <w:t>)</w:t>
+        <w:t>commit()</w:t>
       </w:r>
       <w:r>
         <w:rPr>
@@ -10551,33 +9982,13 @@
         </w:rPr>
         <w:t xml:space="preserve">Mit der Methode </w:t>
       </w:r>
-      <w:proofErr w:type="spellStart"/>
-      <w:proofErr w:type="gramStart"/>
       <w:r>
         <w:rPr>
           <w:rFonts w:ascii="Arial" w:hAnsi="Arial" w:cs="Arial"/>
           <w:i/>
           <w:iCs/>
         </w:rPr>
-        <w:t>query.all</w:t>
-      </w:r>
-      <w:proofErr w:type="spellEnd"/>
-      <w:r>
-        <w:rPr>
-          <w:rFonts w:ascii="Arial" w:hAnsi="Arial" w:cs="Arial"/>
-          <w:i/>
-          <w:iCs/>
-        </w:rPr>
-        <w:t>(</w:t>
-      </w:r>
-      <w:proofErr w:type="gramEnd"/>
-      <w:r>
-        <w:rPr>
-          <w:rFonts w:ascii="Arial" w:hAnsi="Arial" w:cs="Arial"/>
-          <w:i/>
-          <w:iCs/>
-        </w:rPr>
-        <w:t>)</w:t>
+        <w:t>query.all()</w:t>
       </w:r>
       <w:r>
         <w:rPr>
@@ -10741,21 +10152,7 @@
         <w:rPr>
           <w:rFonts w:ascii="Arial" w:hAnsi="Arial" w:cs="Arial"/>
         </w:rPr>
-        <w:t>Die Authentifizierung erfolgt durch serverseitige Validierung der eingegebenen Benutzerdaten im Rahmen eines HTTP-POST-</w:t>
-      </w:r>
-      <w:proofErr w:type="spellStart"/>
-      <w:r>
-        <w:rPr>
-          <w:rFonts w:ascii="Arial" w:hAnsi="Arial" w:cs="Arial"/>
-        </w:rPr>
-        <w:t>Requests</w:t>
-      </w:r>
-      <w:proofErr w:type="spellEnd"/>
-      <w:r>
-        <w:rPr>
-          <w:rFonts w:ascii="Arial" w:hAnsi="Arial" w:cs="Arial"/>
-        </w:rPr>
-        <w:t>.</w:t>
+        <w:t>Die Authentifizierung erfolgt durch serverseitige Validierung der eingegebenen Benutzerdaten im Rahmen eines HTTP-POST-Requests.</w:t>
       </w:r>
       <w:r>
         <w:rPr>
@@ -14240,23 +13637,7 @@
           <w:lang w:val="en-GB"/>
         </w:rPr>
         <w:tab/>
-        <w:t>Model-View-Controller (</w:t>
-      </w:r>
-      <w:proofErr w:type="spellStart"/>
-      <w:r>
-        <w:rPr>
-          <w:rFonts w:ascii="Arial" w:hAnsi="Arial" w:cs="Arial"/>
-          <w:lang w:val="en-GB"/>
-        </w:rPr>
-        <w:t>Softwarearchitektur</w:t>
-      </w:r>
-      <w:proofErr w:type="spellEnd"/>
-      <w:r>
-        <w:rPr>
-          <w:rFonts w:ascii="Arial" w:hAnsi="Arial" w:cs="Arial"/>
-          <w:lang w:val="en-GB"/>
-        </w:rPr>
-        <w:t>)</w:t>
+        <w:t>Model-View-Controller (Softwarearchitektur)</w:t>
       </w:r>
     </w:p>
     <w:p>
@@ -14287,86 +13668,38 @@
           <w:lang w:val="fr-CH"/>
         </w:rPr>
         <w:tab/>
-        <w:t xml:space="preserve">Application </w:t>
-      </w:r>
-      <w:proofErr w:type="spellStart"/>
-      <w:r>
+        <w:t>Application Programming Interface (Programmierschnittstelle)</w:t>
+      </w:r>
+    </w:p>
+    <w:p>
+      <w:pPr>
+        <w:spacing w:line="240" w:lineRule="auto"/>
         <w:rPr>
           <w:rFonts w:ascii="Arial" w:hAnsi="Arial" w:cs="Arial"/>
           <w:lang w:val="fr-CH"/>
         </w:rPr>
-        <w:t>Programming</w:t>
-      </w:r>
-      <w:proofErr w:type="spellEnd"/>
+      </w:pPr>
       <w:r>
         <w:rPr>
           <w:rFonts w:ascii="Arial" w:hAnsi="Arial" w:cs="Arial"/>
           <w:lang w:val="fr-CH"/>
         </w:rPr>
-        <w:t xml:space="preserve"> Interface (</w:t>
-      </w:r>
-      <w:proofErr w:type="spellStart"/>
+        <w:t>JSON</w:t>
+      </w:r>
       <w:r>
         <w:rPr>
           <w:rFonts w:ascii="Arial" w:hAnsi="Arial" w:cs="Arial"/>
           <w:lang w:val="fr-CH"/>
         </w:rPr>
-        <w:t>Programmierschnittstelle</w:t>
-      </w:r>
-      <w:proofErr w:type="spellEnd"/>
+        <w:tab/>
+      </w:r>
       <w:r>
         <w:rPr>
           <w:rFonts w:ascii="Arial" w:hAnsi="Arial" w:cs="Arial"/>
           <w:lang w:val="fr-CH"/>
         </w:rPr>
-        <w:t>)</w:t>
-      </w:r>
-    </w:p>
-    <w:p>
-      <w:pPr>
-        <w:spacing w:line="240" w:lineRule="auto"/>
-        <w:rPr>
-          <w:rFonts w:ascii="Arial" w:hAnsi="Arial" w:cs="Arial"/>
-          <w:lang w:val="fr-CH"/>
-        </w:rPr>
-      </w:pPr>
-      <w:r>
-        <w:rPr>
-          <w:rFonts w:ascii="Arial" w:hAnsi="Arial" w:cs="Arial"/>
-          <w:lang w:val="fr-CH"/>
-        </w:rPr>
-        <w:t>JSON</w:t>
-      </w:r>
-      <w:r>
-        <w:rPr>
-          <w:rFonts w:ascii="Arial" w:hAnsi="Arial" w:cs="Arial"/>
-          <w:lang w:val="fr-CH"/>
-        </w:rPr>
         <w:tab/>
-      </w:r>
-      <w:r>
-        <w:rPr>
-          <w:rFonts w:ascii="Arial" w:hAnsi="Arial" w:cs="Arial"/>
-          <w:lang w:val="fr-CH"/>
-        </w:rPr>
-        <w:tab/>
-        <w:t>JavaScript Object Notation (</w:t>
-      </w:r>
-      <w:proofErr w:type="spellStart"/>
-      <w:r>
-        <w:rPr>
-          <w:rFonts w:ascii="Arial" w:hAnsi="Arial" w:cs="Arial"/>
-          <w:lang w:val="fr-CH"/>
-        </w:rPr>
-        <w:t>Datenformat</w:t>
-      </w:r>
-      <w:proofErr w:type="spellEnd"/>
-      <w:r>
-        <w:rPr>
-          <w:rFonts w:ascii="Arial" w:hAnsi="Arial" w:cs="Arial"/>
-          <w:lang w:val="fr-CH"/>
-        </w:rPr>
-        <w:t>)</w:t>
+        <w:t>JavaScript Object Notation (Datenformat)</w:t>
       </w:r>
     </w:p>
     <w:p>
@@ -14420,20 +13753,7 @@
           <w:rFonts w:ascii="Arial" w:hAnsi="Arial" w:cs="Arial"/>
         </w:rPr>
         <w:tab/>
-      </w:r>
-      <w:proofErr w:type="spellStart"/>
-      <w:r>
-        <w:rPr>
-          <w:rFonts w:ascii="Arial" w:hAnsi="Arial" w:cs="Arial"/>
-        </w:rPr>
-        <w:t>Representational</w:t>
-      </w:r>
-      <w:proofErr w:type="spellEnd"/>
-      <w:r>
-        <w:rPr>
-          <w:rFonts w:ascii="Arial" w:hAnsi="Arial" w:cs="Arial"/>
-        </w:rPr>
-        <w:t xml:space="preserve"> State Transfer (Architekturstil für Webservices)</w:t>
+        <w:t>Representational State Transfer (Architekturstil für Webservices)</w:t>
       </w:r>
     </w:p>
     <w:p>
@@ -14780,21 +14100,7 @@
               <w:rPr>
                 <w:rFonts w:ascii="Arial" w:hAnsi="Arial" w:cs="Arial"/>
               </w:rPr>
-              <w:t>Massnahmen zum Schutz von Benutzerdaten (z. B. Passwort-</w:t>
-            </w:r>
-            <w:proofErr w:type="spellStart"/>
-            <w:r>
-              <w:rPr>
-                <w:rFonts w:ascii="Arial" w:hAnsi="Arial" w:cs="Arial"/>
-              </w:rPr>
-              <w:t>Hashing</w:t>
-            </w:r>
-            <w:proofErr w:type="spellEnd"/>
-            <w:r>
-              <w:rPr>
-                <w:rFonts w:ascii="Arial" w:hAnsi="Arial" w:cs="Arial"/>
-              </w:rPr>
-              <w:t>)</w:t>
+              <w:t>Massnahmen zum Schutz von Benutzerdaten (z. B. Passwort-Hashing)</w:t>
             </w:r>
           </w:p>
         </w:tc>
@@ -15243,19 +14549,8 @@
         <w:sz w:val="20"/>
         <w:szCs w:val="20"/>
       </w:rPr>
-      <w:t xml:space="preserve"> </w:t>
+      <w:t xml:space="preserve"> IFA Bern</w:t>
     </w:r>
-    <w:proofErr w:type="gramStart"/>
-    <w:r>
-      <w:rPr>
-        <w:rFonts w:ascii="Arial" w:hAnsi="Arial" w:cs="Arial"/>
-        <w:color w:val="BFBFBF" w:themeColor="background1" w:themeShade="BF"/>
-        <w:sz w:val="20"/>
-        <w:szCs w:val="20"/>
-      </w:rPr>
-      <w:t>IFA Bern</w:t>
-    </w:r>
-    <w:proofErr w:type="gramEnd"/>
   </w:p>
 </w:hdr>
 </file>
@@ -15297,19 +14592,8 @@
         <w:sz w:val="20"/>
         <w:szCs w:val="20"/>
       </w:rPr>
-      <w:t xml:space="preserve"> </w:t>
+      <w:t xml:space="preserve"> IFA Bern</w:t>
     </w:r>
-    <w:proofErr w:type="gramStart"/>
-    <w:r>
-      <w:rPr>
-        <w:rFonts w:ascii="Arial" w:hAnsi="Arial" w:cs="Arial"/>
-        <w:color w:val="BFBFBF" w:themeColor="background1" w:themeShade="BF"/>
-        <w:sz w:val="20"/>
-        <w:szCs w:val="20"/>
-      </w:rPr>
-      <w:t>IFA Bern</w:t>
-    </w:r>
-    <w:proofErr w:type="gramEnd"/>
   </w:p>
 </w:hdr>
 </file>
